--- a/Guia Técnica de Script de Automatización de Patching.docx
+++ b/Guia Técnica de Script de Automatización de Patching.docx
@@ -6,6 +6,7 @@
       <w:pPr>
         <w:pStyle w:val="TtuloPortada"/>
         <w:rPr>
+          <w:rFonts w:asciiTheme="minorHAnsi" w:hAnsiTheme="minorHAnsi"/>
           <w:sz w:val="80"/>
           <w:szCs w:val="80"/>
           <w:lang w:val="es-419"/>
@@ -13,6 +14,7 @@
       </w:pPr>
       <w:r>
         <w:rPr>
+          <w:rFonts w:asciiTheme="minorHAnsi" w:hAnsiTheme="minorHAnsi"/>
           <w:sz w:val="80"/>
           <w:szCs w:val="80"/>
           <w:lang w:val="es-419"/>
@@ -33,6 +35,7 @@
       <w:pPr>
         <w:rPr>
           <w:rStyle w:val="nfasisintenso"/>
+          <w:rFonts w:asciiTheme="minorHAnsi" w:hAnsiTheme="minorHAnsi"/>
           <w:sz w:val="24"/>
           <w:szCs w:val="24"/>
           <w:lang w:val="es-AR"/>
@@ -111,20 +114,128 @@
     </w:p>
     <w:p>
       <w:pPr>
-        <w:pStyle w:val="citadestacada0"/>
+        <w:rPr>
+          <w:lang w:val="es-419"/>
+        </w:rPr>
+      </w:pPr>
+    </w:p>
+    <w:p>
+      <w:pPr>
+        <w:rPr>
+          <w:lang w:val="es-419"/>
+        </w:rPr>
+      </w:pPr>
+    </w:p>
+    <w:p>
+      <w:pPr>
+        <w:rPr>
+          <w:lang w:val="es-419"/>
+        </w:rPr>
+      </w:pPr>
+    </w:p>
+    <w:p>
+      <w:pPr>
+        <w:rPr>
+          <w:lang w:val="es-419"/>
+        </w:rPr>
+      </w:pPr>
+    </w:p>
+    <w:p>
+      <w:pPr>
+        <w:rPr>
+          <w:lang w:val="es-419"/>
+        </w:rPr>
+      </w:pPr>
+    </w:p>
+    <w:p>
+      <w:pPr>
+        <w:rPr>
+          <w:lang w:val="es-419"/>
+        </w:rPr>
+      </w:pPr>
+    </w:p>
+    <w:p>
+      <w:pPr>
+        <w:rPr>
+          <w:lang w:val="es-419"/>
+        </w:rPr>
+      </w:pPr>
+    </w:p>
+    <w:p>
+      <w:pPr>
+        <w:rPr>
+          <w:lang w:val="es-419"/>
+        </w:rPr>
+      </w:pPr>
+    </w:p>
+    <w:p>
+      <w:pPr>
+        <w:rPr>
+          <w:lang w:val="es-419"/>
+        </w:rPr>
+      </w:pPr>
+    </w:p>
+    <w:p>
+      <w:pPr>
+        <w:rPr>
+          <w:lang w:val="es-419"/>
+        </w:rPr>
+      </w:pPr>
+    </w:p>
+    <w:p>
+      <w:pPr>
+        <w:rPr>
+          <w:lang w:val="es-419"/>
+        </w:rPr>
+      </w:pPr>
+    </w:p>
+    <w:p>
+      <w:pPr>
+        <w:rPr>
+          <w:lang w:val="es-419"/>
+        </w:rPr>
+      </w:pPr>
+    </w:p>
+    <w:p>
+      <w:pPr>
+        <w:rPr>
+          <w:lang w:val="es-419"/>
+        </w:rPr>
+      </w:pPr>
+    </w:p>
+    <w:p>
+      <w:pPr>
+        <w:rPr>
+          <w:lang w:val="es-419"/>
+        </w:rPr>
+      </w:pPr>
+    </w:p>
+    <w:p>
+      <w:pPr>
+        <w:rPr>
+          <w:lang w:val="es-419"/>
+        </w:rPr>
+      </w:pPr>
+    </w:p>
+    <w:p>
+      <w:pPr>
+        <w:pStyle w:val="citadestacada"/>
         <w:jc w:val="center"/>
         <w:rPr>
-          <w:lang w:val="es-AR"/>
-        </w:rPr>
-      </w:pPr>
-      <w:r>
-        <w:rPr>
+          <w:rFonts w:asciiTheme="minorHAnsi" w:hAnsiTheme="minorHAnsi"/>
+          <w:lang w:val="es-AR"/>
+        </w:rPr>
+      </w:pPr>
+      <w:r>
+        <w:rPr>
+          <w:rFonts w:asciiTheme="minorHAnsi" w:hAnsiTheme="minorHAnsi"/>
           <w:lang w:val="es-419"/>
         </w:rPr>
         <w:t xml:space="preserve">El material contenido en este documento tiene información confidencial que pertenece a Algeiba, no podrá ser utilizada, fotocopiada, duplicada o revelada para cualquier propósito diferente a los indicados por Algeiba; esta restricción no limita a otros el derecho a utilizar información contenida en este documento que ha sido obtenida de otras fuentes sin </w:t>
       </w:r>
       <w:r>
         <w:rPr>
+          <w:rFonts w:asciiTheme="minorHAnsi" w:hAnsiTheme="minorHAnsi"/>
           <w:lang w:val="es-AR"/>
         </w:rPr>
         <w:t>restricción</w:t>
@@ -134,11 +245,13 @@
       <w:pPr>
         <w:pStyle w:val="Ttulo1"/>
         <w:rPr>
-          <w:lang w:val="es-AR"/>
-        </w:rPr>
-      </w:pPr>
-      <w:r>
-        <w:rPr>
+          <w:rFonts w:asciiTheme="minorHAnsi" w:hAnsiTheme="minorHAnsi"/>
+          <w:lang w:val="es-AR"/>
+        </w:rPr>
+      </w:pPr>
+      <w:r>
+        <w:rPr>
+          <w:rFonts w:asciiTheme="minorHAnsi" w:hAnsiTheme="minorHAnsi"/>
           <w:lang w:val="es-AR"/>
         </w:rPr>
         <w:lastRenderedPageBreak/>
@@ -194,17 +307,7 @@
           <w:szCs w:val="32"/>
           <w:lang w:val="es-AR"/>
         </w:rPr>
-        <w:t>Características</w:t>
-      </w:r>
-      <w:r>
-        <w:rPr>
-          <w:b/>
-          <w:bCs/>
-          <w:sz w:val="32"/>
-          <w:szCs w:val="32"/>
-          <w:lang w:val="es-AR"/>
-        </w:rPr>
-        <w:t xml:space="preserve"> principales</w:t>
+        <w:t>Características principales</w:t>
       </w:r>
     </w:p>
     <w:p>
@@ -230,7 +333,27 @@
           <w:szCs w:val="32"/>
           <w:lang w:val="es-AR"/>
         </w:rPr>
-        <w:t>Funcionamiento del Sistema de Reporte</w:t>
+        <w:t>Funcionamiento de</w:t>
+      </w:r>
+      <w:r>
+        <w:rPr>
+          <w:b/>
+          <w:bCs/>
+          <w:sz w:val="32"/>
+          <w:szCs w:val="32"/>
+          <w:lang w:val="es-AR"/>
+        </w:rPr>
+        <w:t xml:space="preserve"> cada</w:t>
+      </w:r>
+      <w:r>
+        <w:rPr>
+          <w:b/>
+          <w:bCs/>
+          <w:sz w:val="32"/>
+          <w:szCs w:val="32"/>
+          <w:lang w:val="es-AR"/>
+        </w:rPr>
+        <w:t xml:space="preserve"> Script</w:t>
       </w:r>
     </w:p>
     <w:p>
@@ -256,7 +379,7 @@
           <w:szCs w:val="32"/>
           <w:lang w:val="es-AR"/>
         </w:rPr>
-        <w:t>Funcionamiento del Troubleshooting (Reparación)</w:t>
+        <w:t>Funcionamiento del Sistema de Reporte</w:t>
       </w:r>
     </w:p>
     <w:p>
@@ -282,7 +405,7 @@
           <w:szCs w:val="32"/>
           <w:lang w:val="es-AR"/>
         </w:rPr>
-        <w:t xml:space="preserve">Estructura de Datos del Reporte Final </w:t>
+        <w:t>Funcionamiento del Troubleshooting (Reparación)</w:t>
       </w:r>
     </w:p>
     <w:p>
@@ -308,7 +431,7 @@
           <w:szCs w:val="32"/>
           <w:lang w:val="es-AR"/>
         </w:rPr>
-        <w:t>Resumen técnico</w:t>
+        <w:t xml:space="preserve">Estructura de Datos del Reporte Final </w:t>
       </w:r>
     </w:p>
     <w:p>
@@ -334,9 +457,16 @@
           <w:szCs w:val="32"/>
           <w:lang w:val="es-AR"/>
         </w:rPr>
-        <w:t>Conclusi</w:t>
-      </w:r>
-      <w:r>
+        <w:t>Resumen técnico</w:t>
+      </w:r>
+    </w:p>
+    <w:p>
+      <w:pPr>
+        <w:pStyle w:val="Prrafodelista"/>
+        <w:numPr>
+          <w:ilvl w:val="0"/>
+          <w:numId w:val="5"/>
+        </w:numPr>
         <w:rPr>
           <w:b/>
           <w:bCs/>
@@ -344,8 +474,116 @@
           <w:szCs w:val="32"/>
           <w:lang w:val="es-AR"/>
         </w:rPr>
-        <w:t>ón</w:t>
-      </w:r>
+      </w:pPr>
+      <w:r>
+        <w:rPr>
+          <w:b/>
+          <w:bCs/>
+          <w:sz w:val="32"/>
+          <w:szCs w:val="32"/>
+          <w:lang w:val="es-AR"/>
+        </w:rPr>
+        <w:t>Conclusión</w:t>
+      </w:r>
+    </w:p>
+    <w:p>
+      <w:pPr>
+        <w:rPr>
+          <w:sz w:val="24"/>
+          <w:szCs w:val="24"/>
+          <w:lang w:val="es-AR"/>
+        </w:rPr>
+      </w:pPr>
+    </w:p>
+    <w:p>
+      <w:pPr>
+        <w:rPr>
+          <w:sz w:val="24"/>
+          <w:szCs w:val="24"/>
+          <w:lang w:val="es-AR"/>
+        </w:rPr>
+      </w:pPr>
+    </w:p>
+    <w:p>
+      <w:pPr>
+        <w:rPr>
+          <w:sz w:val="24"/>
+          <w:szCs w:val="24"/>
+          <w:lang w:val="es-AR"/>
+        </w:rPr>
+      </w:pPr>
+    </w:p>
+    <w:p>
+      <w:pPr>
+        <w:rPr>
+          <w:sz w:val="24"/>
+          <w:szCs w:val="24"/>
+          <w:lang w:val="es-AR"/>
+        </w:rPr>
+      </w:pPr>
+    </w:p>
+    <w:p>
+      <w:pPr>
+        <w:rPr>
+          <w:sz w:val="24"/>
+          <w:szCs w:val="24"/>
+          <w:lang w:val="es-AR"/>
+        </w:rPr>
+      </w:pPr>
+    </w:p>
+    <w:p>
+      <w:pPr>
+        <w:rPr>
+          <w:sz w:val="24"/>
+          <w:szCs w:val="24"/>
+          <w:lang w:val="es-AR"/>
+        </w:rPr>
+      </w:pPr>
+    </w:p>
+    <w:p>
+      <w:pPr>
+        <w:rPr>
+          <w:sz w:val="24"/>
+          <w:szCs w:val="24"/>
+          <w:lang w:val="es-AR"/>
+        </w:rPr>
+      </w:pPr>
+    </w:p>
+    <w:p>
+      <w:pPr>
+        <w:rPr>
+          <w:sz w:val="24"/>
+          <w:szCs w:val="24"/>
+          <w:lang w:val="es-AR"/>
+        </w:rPr>
+      </w:pPr>
+    </w:p>
+    <w:p>
+      <w:pPr>
+        <w:rPr>
+          <w:sz w:val="24"/>
+          <w:szCs w:val="24"/>
+          <w:lang w:val="es-AR"/>
+        </w:rPr>
+      </w:pPr>
+    </w:p>
+    <w:p>
+      <w:pPr>
+        <w:rPr>
+          <w:sz w:val="24"/>
+          <w:szCs w:val="24"/>
+          <w:lang w:val="es-AR"/>
+        </w:rPr>
+      </w:pPr>
+    </w:p>
+    <w:p>
+      <w:pPr>
+        <w:rPr>
+          <w:sz w:val="24"/>
+          <w:szCs w:val="24"/>
+          <w:lang w:val="es-AR"/>
+        </w:rPr>
+      </w:pPr>
     </w:p>
     <w:p>
       <w:pPr>
@@ -468,6 +706,7 @@
       <w:pPr>
         <w:pStyle w:val="Ttulo1"/>
         <w:rPr>
+          <w:rFonts w:asciiTheme="minorHAnsi" w:hAnsiTheme="minorHAnsi"/>
           <w:lang w:val="es-AR"/>
         </w:rPr>
       </w:pPr>
@@ -476,11 +715,13 @@
       <w:pPr>
         <w:pStyle w:val="Ttulo1"/>
         <w:rPr>
-          <w:lang w:val="es-AR"/>
-        </w:rPr>
-      </w:pPr>
-      <w:r>
-        <w:rPr>
+          <w:rFonts w:asciiTheme="minorHAnsi" w:hAnsiTheme="minorHAnsi"/>
+          <w:lang w:val="es-AR"/>
+        </w:rPr>
+      </w:pPr>
+      <w:r>
+        <w:rPr>
+          <w:rFonts w:asciiTheme="minorHAnsi" w:hAnsiTheme="minorHAnsi"/>
           <w:lang w:val="es-AR"/>
         </w:rPr>
         <w:lastRenderedPageBreak/>
@@ -491,21 +732,15 @@
       <w:pPr>
         <w:jc w:val="both"/>
         <w:rPr>
-          <w:sz w:val="24"/>
-          <w:szCs w:val="24"/>
-          <w:lang w:val="es-AR"/>
-        </w:rPr>
-      </w:pPr>
-      <w:r>
-        <w:rPr>
-          <w:sz w:val="24"/>
-          <w:szCs w:val="24"/>
-          <w:lang w:val="es-AR"/>
-        </w:rPr>
-        <w:t xml:space="preserve">El script </w:t>
-      </w:r>
-      <w:r>
-        <w:rPr>
+          <w:rFonts w:cs="Poppins"/>
+          <w:sz w:val="24"/>
+          <w:szCs w:val="24"/>
+          <w:lang w:val="es-AR"/>
+        </w:rPr>
+      </w:pPr>
+      <w:r>
+        <w:rPr>
+          <w:rFonts w:cs="Poppins"/>
           <w:b/>
           <w:bCs/>
           <w:sz w:val="24"/>
@@ -516,24 +751,246 @@
       </w:r>
       <w:r>
         <w:rPr>
-          <w:sz w:val="24"/>
-          <w:szCs w:val="24"/>
-          <w:lang w:val="es-AR"/>
-        </w:rPr>
-        <w:t xml:space="preserve"> es una solución avanzada de automatización diseñada para centralizar y simplificar la gestión de parches en entornos empresariales distribuidos. Mediante una interfaz gráfica desarrollada en WPF y la potencia de PowerShell, esta herramienta permite a los administradores de sistemas supervisar el ciclo de vida de las actualizaciones en múltiples servidores de forma simultánea. Su arquitectura destaca por superar las restricciones nativas de Microsoft para la gestión remota, integrando herramientas como PsExec para garantizar la ejecución local de procesos críticos. </w:t>
+          <w:rFonts w:cs="Poppins"/>
+          <w:sz w:val="24"/>
+          <w:szCs w:val="24"/>
+          <w:lang w:val="es-AR"/>
+        </w:rPr>
+        <w:t xml:space="preserve"> es una solución avanzada de automatización diseñada para centralizar y simplificar la gestión de parches en entornos empresariales distribuidos. </w:t>
       </w:r>
     </w:p>
     <w:p>
       <w:pPr>
         <w:jc w:val="both"/>
         <w:rPr>
-          <w:sz w:val="24"/>
-          <w:szCs w:val="24"/>
-          <w:lang w:val="es-AR"/>
-        </w:rPr>
-      </w:pPr>
-      <w:r>
-        <w:rPr>
+          <w:rFonts w:cs="Poppins"/>
+          <w:sz w:val="24"/>
+          <w:szCs w:val="24"/>
+          <w:lang w:val="es-AR"/>
+        </w:rPr>
+      </w:pPr>
+    </w:p>
+    <w:p>
+      <w:pPr>
+        <w:jc w:val="both"/>
+        <w:rPr>
+          <w:rFonts w:cs="Poppins"/>
+          <w:sz w:val="24"/>
+          <w:szCs w:val="24"/>
+          <w:lang w:val="es-AR"/>
+        </w:rPr>
+      </w:pPr>
+      <w:r>
+        <w:rPr>
+          <w:rFonts w:cs="Poppins"/>
+          <w:sz w:val="24"/>
+          <w:szCs w:val="24"/>
+          <w:lang w:val="es-AR"/>
+        </w:rPr>
+        <w:t xml:space="preserve">Mediante una interfaz gráfica desarrollada en WPF y la potencia de PowerShell, esta herramienta permite a los administradores de sistemas supervisar el ciclo de vida de las actualizaciones en múltiples servidores de forma simultánea. Su arquitectura destaca por superar las restricciones nativas de Microsoft para la gestión remota, integrando herramientas como </w:t>
+      </w:r>
+      <w:r>
+        <w:rPr>
+          <w:rFonts w:cs="Poppins"/>
+          <w:b/>
+          <w:bCs/>
+          <w:sz w:val="24"/>
+          <w:szCs w:val="24"/>
+          <w:lang w:val="es-AR"/>
+        </w:rPr>
+        <w:t>PsExec</w:t>
+      </w:r>
+      <w:r>
+        <w:rPr>
+          <w:rFonts w:cs="Poppins"/>
+          <w:sz w:val="24"/>
+          <w:szCs w:val="24"/>
+          <w:lang w:val="es-AR"/>
+        </w:rPr>
+        <w:t xml:space="preserve"> para garantizar la ejecución local de procesos críticos. </w:t>
+      </w:r>
+    </w:p>
+    <w:p>
+      <w:pPr>
+        <w:jc w:val="both"/>
+        <w:rPr>
+          <w:rFonts w:cs="Poppins"/>
+          <w:sz w:val="24"/>
+          <w:szCs w:val="24"/>
+          <w:lang w:val="es-AR"/>
+        </w:rPr>
+      </w:pPr>
+    </w:p>
+    <w:p>
+      <w:pPr>
+        <w:jc w:val="both"/>
+        <w:rPr>
+          <w:rFonts w:cs="Poppins"/>
+          <w:sz w:val="24"/>
+          <w:szCs w:val="24"/>
+          <w:lang w:val="es-AR"/>
+        </w:rPr>
+      </w:pPr>
+      <w:r>
+        <w:rPr>
+          <w:rFonts w:cs="Poppins"/>
+          <w:sz w:val="24"/>
+          <w:szCs w:val="24"/>
+          <w:lang w:val="es-AR"/>
+        </w:rPr>
+        <w:t xml:space="preserve">Su objetivo es orquestar, desde un </w:t>
+      </w:r>
+      <w:r>
+        <w:rPr>
+          <w:rFonts w:cs="Poppins"/>
+          <w:sz w:val="24"/>
+          <w:szCs w:val="24"/>
+          <w:lang w:val="es-AR"/>
+        </w:rPr>
+        <w:t>único</w:t>
+      </w:r>
+      <w:r>
+        <w:rPr>
+          <w:rFonts w:cs="Poppins"/>
+          <w:sz w:val="24"/>
+          <w:szCs w:val="24"/>
+          <w:lang w:val="es-AR"/>
+        </w:rPr>
+        <w:t xml:space="preserve"> punto de control, el ciclo </w:t>
+      </w:r>
+      <w:r>
+        <w:rPr>
+          <w:rFonts w:cs="Poppins"/>
+          <w:sz w:val="24"/>
+          <w:szCs w:val="24"/>
+          <w:lang w:val="es-AR"/>
+        </w:rPr>
+        <w:t>técnico</w:t>
+      </w:r>
+      <w:r>
+        <w:rPr>
+          <w:rFonts w:cs="Poppins"/>
+          <w:sz w:val="24"/>
+          <w:szCs w:val="24"/>
+          <w:lang w:val="es-AR"/>
+        </w:rPr>
+        <w:t xml:space="preserve"> completo de </w:t>
+      </w:r>
+      <w:r>
+        <w:rPr>
+          <w:rFonts w:cs="Poppins"/>
+          <w:sz w:val="24"/>
+          <w:szCs w:val="24"/>
+          <w:lang w:val="es-AR"/>
+        </w:rPr>
+        <w:t>actualización</w:t>
+      </w:r>
+      <w:r>
+        <w:rPr>
+          <w:rFonts w:cs="Poppins"/>
+          <w:sz w:val="24"/>
+          <w:szCs w:val="24"/>
+          <w:lang w:val="es-AR"/>
+        </w:rPr>
+        <w:t xml:space="preserve"> en servidores remotos: descubrimiento de updates, descarga, </w:t>
+      </w:r>
+      <w:r>
+        <w:rPr>
+          <w:rFonts w:cs="Poppins"/>
+          <w:sz w:val="24"/>
+          <w:szCs w:val="24"/>
+          <w:lang w:val="es-AR"/>
+        </w:rPr>
+        <w:t>instalación</w:t>
+      </w:r>
+      <w:r>
+        <w:rPr>
+          <w:rFonts w:cs="Poppins"/>
+          <w:sz w:val="24"/>
+          <w:szCs w:val="24"/>
+          <w:lang w:val="es-AR"/>
+        </w:rPr>
+        <w:t xml:space="preserve">, </w:t>
+      </w:r>
+      <w:r>
+        <w:rPr>
+          <w:rFonts w:cs="Poppins"/>
+          <w:sz w:val="24"/>
+          <w:szCs w:val="24"/>
+          <w:lang w:val="es-AR"/>
+        </w:rPr>
+        <w:t>validación</w:t>
+      </w:r>
+      <w:r>
+        <w:rPr>
+          <w:rFonts w:cs="Poppins"/>
+          <w:sz w:val="24"/>
+          <w:szCs w:val="24"/>
+          <w:lang w:val="es-AR"/>
+        </w:rPr>
+        <w:t xml:space="preserve"> de reinicio, </w:t>
+      </w:r>
+      <w:r>
+        <w:rPr>
+          <w:rFonts w:cs="Poppins"/>
+          <w:sz w:val="24"/>
+          <w:szCs w:val="24"/>
+          <w:lang w:val="es-AR"/>
+        </w:rPr>
+        <w:t>remediación</w:t>
+      </w:r>
+      <w:r>
+        <w:rPr>
+          <w:rFonts w:cs="Poppins"/>
+          <w:sz w:val="24"/>
+          <w:szCs w:val="24"/>
+          <w:lang w:val="es-AR"/>
+        </w:rPr>
+        <w:t xml:space="preserve"> del agente WU/WSUS y </w:t>
+      </w:r>
+      <w:r>
+        <w:rPr>
+          <w:rFonts w:cs="Poppins"/>
+          <w:sz w:val="24"/>
+          <w:szCs w:val="24"/>
+          <w:lang w:val="es-AR"/>
+        </w:rPr>
+        <w:t>generación</w:t>
+      </w:r>
+      <w:r>
+        <w:rPr>
+          <w:rFonts w:cs="Poppins"/>
+          <w:sz w:val="24"/>
+          <w:szCs w:val="24"/>
+          <w:lang w:val="es-AR"/>
+        </w:rPr>
+        <w:t xml:space="preserve"> de evidencia operativa.</w:t>
+      </w:r>
+    </w:p>
+    <w:p>
+      <w:pPr>
+        <w:jc w:val="both"/>
+        <w:rPr>
+          <w:rFonts w:cs="Poppins"/>
+          <w:sz w:val="24"/>
+          <w:szCs w:val="24"/>
+          <w:lang w:val="es-AR"/>
+        </w:rPr>
+      </w:pPr>
+    </w:p>
+    <w:p>
+      <w:pPr>
+        <w:jc w:val="both"/>
+        <w:rPr>
+          <w:rFonts w:cs="Poppins"/>
+          <w:sz w:val="24"/>
+          <w:szCs w:val="24"/>
+          <w:lang w:val="es-AR"/>
+        </w:rPr>
+      </w:pPr>
+      <w:r>
+        <w:rPr>
+          <w:rFonts w:cs="Poppins"/>
           <w:sz w:val="24"/>
           <w:szCs w:val="24"/>
           <w:lang w:val="es-AR"/>
@@ -542,6 +999,7 @@
       </w:r>
       <w:r>
         <w:rPr>
+          <w:rFonts w:cs="Poppins"/>
           <w:sz w:val="24"/>
           <w:szCs w:val="24"/>
           <w:lang w:val="es-AR"/>
@@ -550,100 +1008,239 @@
       </w:r>
       <w:r>
         <w:rPr>
-          <w:sz w:val="24"/>
-          <w:szCs w:val="24"/>
-          <w:lang w:val="es-AR"/>
-        </w:rPr>
-        <w:t xml:space="preserve"> ofrece visibilidad en tiempo real sobre el estado de cumplimiento de cada nodo en la red. Gracias a su capacidad de importación masiva desde archivos de texto, el script optimiza los tiempos de mantenimiento y reduce el error humano. En definitiva, WUU se posiciona como un panel de control robusto que transforma una tarea compleja y repetitiva en un proceso ágil, transparente y altamente eficiente.</w:t>
-      </w:r>
-    </w:p>
-    <w:p>
-      <w:pPr>
-        <w:rPr>
-          <w:lang w:val="es-AR"/>
-        </w:rPr>
-      </w:pPr>
-    </w:p>
-    <w:p>
-      <w:pPr>
-        <w:rPr>
-          <w:lang w:val="es-AR"/>
-        </w:rPr>
-      </w:pPr>
-    </w:p>
-    <w:p>
-      <w:pPr>
-        <w:rPr>
-          <w:lang w:val="es-AR"/>
-        </w:rPr>
-      </w:pPr>
-    </w:p>
-    <w:p>
-      <w:pPr>
-        <w:rPr>
-          <w:lang w:val="es-AR"/>
-        </w:rPr>
-      </w:pPr>
-    </w:p>
-    <w:p>
-      <w:pPr>
-        <w:rPr>
-          <w:lang w:val="es-AR"/>
-        </w:rPr>
-      </w:pPr>
-    </w:p>
-    <w:p>
-      <w:pPr>
-        <w:rPr>
-          <w:lang w:val="es-AR"/>
-        </w:rPr>
-      </w:pPr>
-    </w:p>
-    <w:p>
-      <w:pPr>
-        <w:rPr>
-          <w:lang w:val="es-AR"/>
-        </w:rPr>
-      </w:pPr>
-    </w:p>
-    <w:p>
-      <w:pPr>
-        <w:rPr>
-          <w:lang w:val="es-AR"/>
-        </w:rPr>
-      </w:pPr>
-    </w:p>
-    <w:p>
-      <w:pPr>
-        <w:rPr>
-          <w:lang w:val="es-AR"/>
-        </w:rPr>
-      </w:pPr>
-    </w:p>
-    <w:p>
-      <w:pPr>
-        <w:rPr>
-          <w:lang w:val="es-AR"/>
-        </w:rPr>
-      </w:pPr>
-    </w:p>
-    <w:p>
-      <w:pPr>
-        <w:rPr>
-          <w:lang w:val="es-AR"/>
-        </w:rPr>
-      </w:pPr>
-    </w:p>
-    <w:p>
-      <w:pPr>
-        <w:rPr>
-          <w:lang w:val="es-AR"/>
-        </w:rPr>
-      </w:pPr>
-    </w:p>
-    <w:p>
-      <w:pPr>
-        <w:rPr>
+          <w:rFonts w:cs="Poppins"/>
+          <w:sz w:val="24"/>
+          <w:szCs w:val="24"/>
+          <w:lang w:val="es-AR"/>
+        </w:rPr>
+        <w:t xml:space="preserve"> ofrece visibilidad en tiempo real sobre el estado de cumplimiento de cada nodo en la red. Gracias a su capacidad de importación masiva desde archivos de texto, el script optimiza los tiempos de mantenimiento y reduce el error humano. </w:t>
+      </w:r>
+    </w:p>
+    <w:p>
+      <w:pPr>
+        <w:jc w:val="both"/>
+        <w:rPr>
+          <w:rFonts w:cs="Poppins"/>
+          <w:sz w:val="24"/>
+          <w:szCs w:val="24"/>
+          <w:lang w:val="es-AR"/>
+        </w:rPr>
+      </w:pPr>
+    </w:p>
+    <w:p>
+      <w:pPr>
+        <w:jc w:val="both"/>
+        <w:rPr>
+          <w:rFonts w:cs="Poppins"/>
+          <w:sz w:val="24"/>
+          <w:szCs w:val="24"/>
+          <w:lang w:val="es-AR"/>
+        </w:rPr>
+      </w:pPr>
+      <w:r>
+        <w:rPr>
+          <w:rFonts w:cs="Poppins"/>
+          <w:sz w:val="24"/>
+          <w:szCs w:val="24"/>
+          <w:lang w:val="es-AR"/>
+        </w:rPr>
+        <w:t>En definitiva, WUU se posiciona como un panel de control robusto que transforma una tarea compleja y repetitiva en un proceso ágil, transparente y altamente eficiente.</w:t>
+      </w:r>
+    </w:p>
+    <w:p>
+      <w:pPr>
+        <w:jc w:val="both"/>
+        <w:rPr>
+          <w:rFonts w:cs="Poppins"/>
+          <w:sz w:val="24"/>
+          <w:szCs w:val="24"/>
+          <w:lang w:val="es-AR"/>
+        </w:rPr>
+      </w:pPr>
+    </w:p>
+    <w:p>
+      <w:pPr>
+        <w:jc w:val="both"/>
+        <w:rPr>
+          <w:rFonts w:cs="Poppins"/>
+          <w:sz w:val="24"/>
+          <w:szCs w:val="24"/>
+          <w:lang w:val="es-AR"/>
+        </w:rPr>
+      </w:pPr>
+    </w:p>
+    <w:p>
+      <w:pPr>
+        <w:jc w:val="both"/>
+        <w:rPr>
+          <w:rFonts w:cs="Poppins"/>
+          <w:sz w:val="24"/>
+          <w:szCs w:val="24"/>
+          <w:lang w:val="es-AR"/>
+        </w:rPr>
+      </w:pPr>
+    </w:p>
+    <w:p>
+      <w:pPr>
+        <w:jc w:val="both"/>
+        <w:rPr>
+          <w:rFonts w:cs="Poppins"/>
+          <w:sz w:val="24"/>
+          <w:szCs w:val="24"/>
+          <w:lang w:val="es-AR"/>
+        </w:rPr>
+      </w:pPr>
+    </w:p>
+    <w:p>
+      <w:pPr>
+        <w:jc w:val="both"/>
+        <w:rPr>
+          <w:rFonts w:cs="Poppins"/>
+          <w:sz w:val="24"/>
+          <w:szCs w:val="24"/>
+          <w:lang w:val="es-AR"/>
+        </w:rPr>
+      </w:pPr>
+    </w:p>
+    <w:p>
+      <w:pPr>
+        <w:jc w:val="both"/>
+        <w:rPr>
+          <w:rFonts w:cs="Poppins"/>
+          <w:sz w:val="24"/>
+          <w:szCs w:val="24"/>
+          <w:lang w:val="es-AR"/>
+        </w:rPr>
+      </w:pPr>
+    </w:p>
+    <w:p>
+      <w:pPr>
+        <w:jc w:val="both"/>
+        <w:rPr>
+          <w:rFonts w:cs="Poppins"/>
+          <w:sz w:val="24"/>
+          <w:szCs w:val="24"/>
+          <w:lang w:val="es-AR"/>
+        </w:rPr>
+      </w:pPr>
+    </w:p>
+    <w:p>
+      <w:pPr>
+        <w:jc w:val="both"/>
+        <w:rPr>
+          <w:rFonts w:cs="Poppins"/>
+          <w:sz w:val="24"/>
+          <w:szCs w:val="24"/>
+          <w:lang w:val="es-AR"/>
+        </w:rPr>
+      </w:pPr>
+    </w:p>
+    <w:p>
+      <w:pPr>
+        <w:jc w:val="both"/>
+        <w:rPr>
+          <w:rFonts w:cs="Poppins"/>
+          <w:sz w:val="24"/>
+          <w:szCs w:val="24"/>
+          <w:lang w:val="es-AR"/>
+        </w:rPr>
+      </w:pPr>
+    </w:p>
+    <w:p>
+      <w:pPr>
+        <w:jc w:val="both"/>
+        <w:rPr>
+          <w:rFonts w:cs="Poppins"/>
+          <w:sz w:val="24"/>
+          <w:szCs w:val="24"/>
+          <w:lang w:val="es-AR"/>
+        </w:rPr>
+      </w:pPr>
+    </w:p>
+    <w:p>
+      <w:pPr>
+        <w:jc w:val="both"/>
+        <w:rPr>
+          <w:rFonts w:cs="Poppins"/>
+          <w:sz w:val="24"/>
+          <w:szCs w:val="24"/>
+          <w:lang w:val="es-AR"/>
+        </w:rPr>
+      </w:pPr>
+    </w:p>
+    <w:p>
+      <w:pPr>
+        <w:jc w:val="both"/>
+        <w:rPr>
+          <w:rFonts w:cs="Poppins"/>
+          <w:sz w:val="24"/>
+          <w:szCs w:val="24"/>
+          <w:lang w:val="es-AR"/>
+        </w:rPr>
+      </w:pPr>
+    </w:p>
+    <w:p>
+      <w:pPr>
+        <w:jc w:val="both"/>
+        <w:rPr>
+          <w:rFonts w:cs="Poppins"/>
+          <w:sz w:val="24"/>
+          <w:szCs w:val="24"/>
+          <w:lang w:val="es-AR"/>
+        </w:rPr>
+      </w:pPr>
+    </w:p>
+    <w:p>
+      <w:pPr>
+        <w:jc w:val="both"/>
+        <w:rPr>
+          <w:rFonts w:cs="Poppins"/>
+          <w:sz w:val="24"/>
+          <w:szCs w:val="24"/>
+          <w:lang w:val="es-AR"/>
+        </w:rPr>
+      </w:pPr>
+    </w:p>
+    <w:p>
+      <w:pPr>
+        <w:jc w:val="both"/>
+        <w:rPr>
+          <w:rFonts w:cs="Poppins"/>
+          <w:sz w:val="24"/>
+          <w:szCs w:val="24"/>
+          <w:lang w:val="es-AR"/>
+        </w:rPr>
+      </w:pPr>
+    </w:p>
+    <w:p>
+      <w:pPr>
+        <w:jc w:val="both"/>
+        <w:rPr>
+          <w:rFonts w:cs="Poppins"/>
+          <w:sz w:val="24"/>
+          <w:szCs w:val="24"/>
+          <w:lang w:val="es-AR"/>
+        </w:rPr>
+      </w:pPr>
+    </w:p>
+    <w:p>
+      <w:pPr>
+        <w:jc w:val="both"/>
+        <w:rPr>
+          <w:rFonts w:cs="Poppins"/>
+          <w:sz w:val="24"/>
+          <w:szCs w:val="24"/>
+          <w:lang w:val="es-AR"/>
+        </w:rPr>
+      </w:pPr>
+    </w:p>
+    <w:p>
+      <w:pPr>
+        <w:jc w:val="both"/>
+        <w:rPr>
+          <w:rFonts w:cs="Poppins"/>
+          <w:sz w:val="24"/>
+          <w:szCs w:val="24"/>
           <w:lang w:val="es-AR"/>
         </w:rPr>
       </w:pPr>
@@ -652,11 +1249,13 @@
       <w:pPr>
         <w:pStyle w:val="Ttulo1"/>
         <w:rPr>
-          <w:lang w:val="es-AR"/>
-        </w:rPr>
-      </w:pPr>
-      <w:r>
-        <w:rPr>
+          <w:rFonts w:asciiTheme="minorHAnsi" w:hAnsiTheme="minorHAnsi"/>
+          <w:lang w:val="es-AR"/>
+        </w:rPr>
+      </w:pPr>
+      <w:r>
+        <w:rPr>
+          <w:rFonts w:asciiTheme="minorHAnsi" w:hAnsiTheme="minorHAnsi"/>
           <w:lang w:val="es-AR"/>
         </w:rPr>
         <w:lastRenderedPageBreak/>
@@ -664,12 +1263,14 @@
       </w:r>
       <w:r>
         <w:rPr>
+          <w:rFonts w:asciiTheme="minorHAnsi" w:hAnsiTheme="minorHAnsi"/>
           <w:lang w:val="es-AR"/>
         </w:rPr>
         <w:t>Características</w:t>
       </w:r>
       <w:r>
         <w:rPr>
+          <w:rFonts w:asciiTheme="minorHAnsi" w:hAnsiTheme="minorHAnsi"/>
           <w:lang w:val="es-AR"/>
         </w:rPr>
         <w:t xml:space="preserve"> principales</w:t>
@@ -679,20 +1280,18 @@
       <w:pPr>
         <w:spacing w:after="160" w:line="278" w:lineRule="auto"/>
         <w:rPr>
-          <w:lang w:val="es-AR"/>
-        </w:rPr>
-      </w:pPr>
-      <w:r>
-        <w:rPr>
-          <w:lang w:val="es-AR"/>
-        </w:rPr>
-        <w:t>El</w:t>
-      </w:r>
-      <w:r>
-        <w:rPr>
-          <w:lang w:val="es-AR"/>
-        </w:rPr>
-        <w:t xml:space="preserve"> script es una herramienta de administración centralizada que combina una interfaz gráfica moderna con la potencia de PowerShell para gestionar parches en red.</w:t>
+          <w:sz w:val="24"/>
+          <w:szCs w:val="24"/>
+          <w:lang w:val="es-AR"/>
+        </w:rPr>
+      </w:pPr>
+      <w:r>
+        <w:rPr>
+          <w:sz w:val="24"/>
+          <w:szCs w:val="24"/>
+          <w:lang w:val="es-AR"/>
+        </w:rPr>
+        <w:t>El script es una herramienta de administración centralizada que combina una interfaz gráfica moderna con la potencia de PowerShell para gestionar parches en red.</w:t>
       </w:r>
     </w:p>
     <w:p>
@@ -701,12 +1300,16 @@
         <w:rPr>
           <w:b/>
           <w:bCs/>
+          <w:sz w:val="28"/>
+          <w:szCs w:val="28"/>
         </w:rPr>
       </w:pPr>
       <w:r>
         <w:rPr>
           <w:b/>
           <w:bCs/>
+          <w:sz w:val="28"/>
+          <w:szCs w:val="28"/>
         </w:rPr>
         <w:t>Interfaz y Gestión Visual</w:t>
       </w:r>
@@ -715,10 +1318,12 @@
       <w:pPr>
         <w:numPr>
           <w:ilvl w:val="0"/>
-          <w:numId w:val="7"/>
+          <w:numId w:val="2"/>
         </w:numPr>
         <w:spacing w:after="160" w:line="278" w:lineRule="auto"/>
         <w:rPr>
+          <w:sz w:val="24"/>
+          <w:szCs w:val="24"/>
           <w:lang w:val="es-AR"/>
         </w:rPr>
       </w:pPr>
@@ -726,12 +1331,16 @@
         <w:rPr>
           <w:b/>
           <w:bCs/>
+          <w:sz w:val="24"/>
+          <w:szCs w:val="24"/>
           <w:lang w:val="es-AR"/>
         </w:rPr>
         <w:t>Consola WPF (Windows Presentation Foundation):</w:t>
       </w:r>
       <w:r>
         <w:rPr>
+          <w:sz w:val="24"/>
+          <w:szCs w:val="24"/>
           <w:lang w:val="es-AR"/>
         </w:rPr>
         <w:t xml:space="preserve"> Utiliza un archivo XAML para separar el diseño de la lógica, lo que permite una tabla de servidores clara y profesional.</w:t>
@@ -741,10 +1350,12 @@
       <w:pPr>
         <w:numPr>
           <w:ilvl w:val="0"/>
-          <w:numId w:val="7"/>
+          <w:numId w:val="2"/>
         </w:numPr>
         <w:spacing w:after="160" w:line="278" w:lineRule="auto"/>
         <w:rPr>
+          <w:sz w:val="24"/>
+          <w:szCs w:val="24"/>
           <w:lang w:val="es-AR"/>
         </w:rPr>
       </w:pPr>
@@ -752,12 +1363,16 @@
         <w:rPr>
           <w:b/>
           <w:bCs/>
+          <w:sz w:val="24"/>
+          <w:szCs w:val="24"/>
           <w:lang w:val="es-AR"/>
         </w:rPr>
         <w:t>Multitarea Sincronizada:</w:t>
       </w:r>
       <w:r>
         <w:rPr>
+          <w:sz w:val="24"/>
+          <w:szCs w:val="24"/>
           <w:lang w:val="es-AR"/>
         </w:rPr>
         <w:t xml:space="preserve"> Usa hashtables sincronizadas ($uiHash) para que la interfaz no se congele mientras el script trabaja en segundo plano.</w:t>
@@ -767,10 +1382,12 @@
       <w:pPr>
         <w:numPr>
           <w:ilvl w:val="0"/>
-          <w:numId w:val="7"/>
+          <w:numId w:val="2"/>
         </w:numPr>
         <w:spacing w:after="160" w:line="278" w:lineRule="auto"/>
         <w:rPr>
+          <w:sz w:val="24"/>
+          <w:szCs w:val="24"/>
           <w:lang w:val="es-AR"/>
         </w:rPr>
       </w:pPr>
@@ -778,15 +1395,35 @@
         <w:rPr>
           <w:b/>
           <w:bCs/>
+          <w:sz w:val="24"/>
+          <w:szCs w:val="24"/>
           <w:lang w:val="es-AR"/>
         </w:rPr>
         <w:t>Gestión por Lotes:</w:t>
       </w:r>
       <w:r>
         <w:rPr>
-          <w:lang w:val="es-AR"/>
-        </w:rPr>
-        <w:t xml:space="preserve"> Permite importar una lista masiva de servidores desde archivos .txt.</w:t>
+          <w:sz w:val="24"/>
+          <w:szCs w:val="24"/>
+          <w:lang w:val="es-AR"/>
+        </w:rPr>
+        <w:t xml:space="preserve"> Permite importar una lista masiva de servidores desde archivos .</w:t>
+      </w:r>
+      <w:r>
+        <w:rPr>
+          <w:sz w:val="24"/>
+          <w:szCs w:val="24"/>
+          <w:lang w:val="es-AR"/>
+        </w:rPr>
+        <w:t>csv</w:t>
+      </w:r>
+      <w:r>
+        <w:rPr>
+          <w:sz w:val="24"/>
+          <w:szCs w:val="24"/>
+          <w:lang w:val="es-AR"/>
+        </w:rPr>
+        <w:t>.</w:t>
       </w:r>
     </w:p>
     <w:p>
@@ -795,247 +1432,18 @@
         <w:rPr>
           <w:b/>
           <w:bCs/>
+          <w:sz w:val="28"/>
+          <w:szCs w:val="28"/>
         </w:rPr>
       </w:pPr>
       <w:r>
         <w:rPr>
           <w:b/>
           <w:bCs/>
+          <w:sz w:val="28"/>
+          <w:szCs w:val="28"/>
         </w:rPr>
         <w:t>Capacidades de Actualización</w:t>
-      </w:r>
-    </w:p>
-    <w:p>
-      <w:pPr>
-        <w:numPr>
-          <w:ilvl w:val="0"/>
-          <w:numId w:val="8"/>
-        </w:numPr>
-        <w:spacing w:after="160" w:line="278" w:lineRule="auto"/>
-        <w:rPr>
-          <w:lang w:val="es-AR"/>
-        </w:rPr>
-      </w:pPr>
-      <w:r>
-        <w:rPr>
-          <w:b/>
-          <w:bCs/>
-          <w:lang w:val="es-AR"/>
-        </w:rPr>
-        <w:t>Ciclo Completo:</w:t>
-      </w:r>
-      <w:r>
-        <w:rPr>
-          <w:lang w:val="es-AR"/>
-        </w:rPr>
-        <w:t xml:space="preserve"> Capacidad de </w:t>
-      </w:r>
-      <w:r>
-        <w:rPr>
-          <w:b/>
-          <w:bCs/>
-          <w:lang w:val="es-AR"/>
-        </w:rPr>
-        <w:t>Buscar (Check)</w:t>
-      </w:r>
-      <w:r>
-        <w:rPr>
-          <w:lang w:val="es-AR"/>
-        </w:rPr>
-        <w:t xml:space="preserve">, </w:t>
-      </w:r>
-      <w:r>
-        <w:rPr>
-          <w:b/>
-          <w:bCs/>
-          <w:lang w:val="es-AR"/>
-        </w:rPr>
-        <w:t>Descargar (Download)</w:t>
-      </w:r>
-      <w:r>
-        <w:rPr>
-          <w:lang w:val="es-AR"/>
-        </w:rPr>
-        <w:t xml:space="preserve"> e </w:t>
-      </w:r>
-      <w:r>
-        <w:rPr>
-          <w:b/>
-          <w:bCs/>
-          <w:lang w:val="es-AR"/>
-        </w:rPr>
-        <w:t>Instalar (Install)</w:t>
-      </w:r>
-      <w:r>
-        <w:rPr>
-          <w:lang w:val="es-AR"/>
-        </w:rPr>
-        <w:t xml:space="preserve"> actualizaciones de forma remota.</w:t>
-      </w:r>
-    </w:p>
-    <w:p>
-      <w:pPr>
-        <w:numPr>
-          <w:ilvl w:val="0"/>
-          <w:numId w:val="8"/>
-        </w:numPr>
-        <w:spacing w:after="160" w:line="278" w:lineRule="auto"/>
-        <w:rPr>
-          <w:lang w:val="es-AR"/>
-        </w:rPr>
-      </w:pPr>
-      <w:r>
-        <w:rPr>
-          <w:b/>
-          <w:bCs/>
-          <w:lang w:val="es-AR"/>
-        </w:rPr>
-        <w:t>Detección de Reinicio:</w:t>
-      </w:r>
-      <w:r>
-        <w:rPr>
-          <w:lang w:val="es-AR"/>
-        </w:rPr>
-        <w:t xml:space="preserve"> Columna específica que identifica si el servidor requiere un reinicio tras la instalación.</w:t>
-      </w:r>
-    </w:p>
-    <w:p>
-      <w:pPr>
-        <w:numPr>
-          <w:ilvl w:val="0"/>
-          <w:numId w:val="8"/>
-        </w:numPr>
-        <w:spacing w:after="160" w:line="278" w:lineRule="auto"/>
-        <w:rPr>
-          <w:lang w:val="es-AR"/>
-        </w:rPr>
-      </w:pPr>
-      <w:r>
-        <w:rPr>
-          <w:b/>
-          <w:bCs/>
-          <w:lang w:val="es-AR"/>
-        </w:rPr>
-        <w:t>Uso de PsExec:</w:t>
-      </w:r>
-      <w:r>
-        <w:rPr>
-          <w:lang w:val="es-AR"/>
-        </w:rPr>
-        <w:t xml:space="preserve"> Implementa psexec.exe para ejecutar comandos locales en los servidores remotos, saltando las restricciones de red de Microsoft para el agente de Windows Update.</w:t>
-      </w:r>
-    </w:p>
-    <w:p>
-      <w:pPr>
-        <w:ind w:left="720"/>
-        <w:rPr>
-          <w:lang w:val="es-AR"/>
-        </w:rPr>
-      </w:pPr>
-    </w:p>
-    <w:p>
-      <w:pPr>
-        <w:rPr>
-          <w:lang w:val="es-AR"/>
-        </w:rPr>
-      </w:pPr>
-    </w:p>
-    <w:p>
-      <w:pPr>
-        <w:rPr>
-          <w:lang w:val="es-AR"/>
-        </w:rPr>
-      </w:pPr>
-    </w:p>
-    <w:p>
-      <w:pPr>
-        <w:rPr>
-          <w:lang w:val="es-AR"/>
-        </w:rPr>
-      </w:pPr>
-    </w:p>
-    <w:p>
-      <w:pPr>
-        <w:rPr>
-          <w:lang w:val="es-AR"/>
-        </w:rPr>
-      </w:pPr>
-    </w:p>
-    <w:p>
-      <w:pPr>
-        <w:rPr>
-          <w:lang w:val="es-AR"/>
-        </w:rPr>
-      </w:pPr>
-    </w:p>
-    <w:p>
-      <w:pPr>
-        <w:rPr>
-          <w:lang w:val="es-AR"/>
-        </w:rPr>
-      </w:pPr>
-    </w:p>
-    <w:p>
-      <w:pPr>
-        <w:pStyle w:val="Ttulo1"/>
-        <w:rPr>
-          <w:lang w:val="es-AR"/>
-        </w:rPr>
-      </w:pPr>
-      <w:r>
-        <w:rPr>
-          <w:lang w:val="es-AR"/>
-        </w:rPr>
-        <w:lastRenderedPageBreak/>
-        <w:t>3</w:t>
-      </w:r>
-      <w:r>
-        <w:rPr>
-          <w:lang w:val="es-AR"/>
-        </w:rPr>
-        <w:t xml:space="preserve">. </w:t>
-      </w:r>
-      <w:r>
-        <w:rPr>
-          <w:lang w:val="es-AR"/>
-        </w:rPr>
-        <w:t xml:space="preserve">Funcionamiento </w:t>
-      </w:r>
-      <w:r>
-        <w:rPr>
-          <w:lang w:val="es-AR"/>
-        </w:rPr>
-        <w:t>del Sistema de Reporte</w:t>
-      </w:r>
-    </w:p>
-    <w:p>
-      <w:pPr>
-        <w:spacing w:after="160" w:line="278" w:lineRule="auto"/>
-        <w:rPr>
-          <w:lang w:val="es-AR"/>
-        </w:rPr>
-      </w:pPr>
-      <w:r>
-        <w:rPr>
-          <w:lang w:val="es-AR"/>
-        </w:rPr>
-        <w:t>El reporte que hemos configurado no es una simple exportación de texto; realiza una auditoría activa en tiempo real.</w:t>
-      </w:r>
-    </w:p>
-    <w:p>
-      <w:pPr>
-        <w:spacing w:after="160" w:line="278" w:lineRule="auto"/>
-        <w:rPr>
-          <w:b/>
-          <w:bCs/>
-        </w:rPr>
-      </w:pPr>
-      <w:r>
-        <w:rPr>
-          <w:b/>
-          <w:bCs/>
-        </w:rPr>
-        <w:t>Proceso de Generación:</w:t>
       </w:r>
     </w:p>
     <w:p>
@@ -1046,6 +1454,8 @@
         </w:numPr>
         <w:spacing w:after="160" w:line="278" w:lineRule="auto"/>
         <w:rPr>
+          <w:sz w:val="24"/>
+          <w:szCs w:val="24"/>
           <w:lang w:val="es-AR"/>
         </w:rPr>
       </w:pPr>
@@ -1053,43 +1463,73 @@
         <w:rPr>
           <w:b/>
           <w:bCs/>
-          <w:lang w:val="es-AR"/>
-        </w:rPr>
-        <w:t>Recolección de Identidad:</w:t>
-      </w:r>
-      <w:r>
-        <w:rPr>
-          <w:lang w:val="es-AR"/>
-        </w:rPr>
-        <w:t xml:space="preserve"> El script toma el nombre del servidor de la lista y consulta el </w:t>
+          <w:sz w:val="24"/>
+          <w:szCs w:val="24"/>
+          <w:lang w:val="es-AR"/>
+        </w:rPr>
+        <w:t>Ciclo Completo:</w:t>
+      </w:r>
+      <w:r>
+        <w:rPr>
+          <w:sz w:val="24"/>
+          <w:szCs w:val="24"/>
+          <w:lang w:val="es-AR"/>
+        </w:rPr>
+        <w:t xml:space="preserve"> Capacidad de </w:t>
       </w:r>
       <w:r>
         <w:rPr>
           <w:b/>
           <w:bCs/>
-          <w:lang w:val="es-AR"/>
-        </w:rPr>
-        <w:t>DNS</w:t>
-      </w:r>
-      <w:r>
-        <w:rPr>
-          <w:lang w:val="es-AR"/>
-        </w:rPr>
-        <w:t xml:space="preserve"> para obtener la </w:t>
+          <w:sz w:val="24"/>
+          <w:szCs w:val="24"/>
+          <w:lang w:val="es-AR"/>
+        </w:rPr>
+        <w:t>Buscar (Check)</w:t>
+      </w:r>
+      <w:r>
+        <w:rPr>
+          <w:sz w:val="24"/>
+          <w:szCs w:val="24"/>
+          <w:lang w:val="es-AR"/>
+        </w:rPr>
+        <w:t xml:space="preserve">, </w:t>
       </w:r>
       <w:r>
         <w:rPr>
           <w:b/>
           <w:bCs/>
-          <w:lang w:val="es-AR"/>
-        </w:rPr>
-        <w:t>IP</w:t>
-      </w:r>
-      <w:r>
-        <w:rPr>
-          <w:lang w:val="es-AR"/>
-        </w:rPr>
-        <w:t xml:space="preserve"> activa.</w:t>
+          <w:sz w:val="24"/>
+          <w:szCs w:val="24"/>
+          <w:lang w:val="es-AR"/>
+        </w:rPr>
+        <w:t>Descargar (Download)</w:t>
+      </w:r>
+      <w:r>
+        <w:rPr>
+          <w:sz w:val="24"/>
+          <w:szCs w:val="24"/>
+          <w:lang w:val="es-AR"/>
+        </w:rPr>
+        <w:t xml:space="preserve"> e </w:t>
+      </w:r>
+      <w:r>
+        <w:rPr>
+          <w:b/>
+          <w:bCs/>
+          <w:sz w:val="24"/>
+          <w:szCs w:val="24"/>
+          <w:lang w:val="es-AR"/>
+        </w:rPr>
+        <w:t>Instalar (Install)</w:t>
+      </w:r>
+      <w:r>
+        <w:rPr>
+          <w:sz w:val="24"/>
+          <w:szCs w:val="24"/>
+          <w:lang w:val="es-AR"/>
+        </w:rPr>
+        <w:t xml:space="preserve"> actualizaciones de forma remota.</w:t>
       </w:r>
     </w:p>
     <w:p>
@@ -1099,58 +1539,29 @@
           <w:numId w:val="9"/>
         </w:numPr>
         <w:spacing w:after="160" w:line="278" w:lineRule="auto"/>
+        <w:rPr>
+          <w:sz w:val="24"/>
+          <w:szCs w:val="24"/>
+          <w:lang w:val="es-AR"/>
+        </w:rPr>
       </w:pPr>
       <w:r>
         <w:rPr>
           <w:b/>
           <w:bCs/>
-          <w:lang w:val="es-AR"/>
-        </w:rPr>
-        <w:t>Consulta WMI:</w:t>
-      </w:r>
-      <w:r>
-        <w:rPr>
-          <w:lang w:val="es-AR"/>
-        </w:rPr>
-        <w:t xml:space="preserve"> Conecta con el espacio de nombres Win32_OperatingSystem para extraer el </w:t>
-      </w:r>
-      <w:r>
-        <w:rPr>
-          <w:b/>
-          <w:bCs/>
-          <w:lang w:val="es-AR"/>
-        </w:rPr>
-        <w:t>Nombre del Dominio</w:t>
-      </w:r>
-      <w:r>
-        <w:rPr>
-          <w:lang w:val="es-AR"/>
-        </w:rPr>
-        <w:t xml:space="preserve"> y la versión exacta del </w:t>
-      </w:r>
-      <w:r>
-        <w:rPr>
-          <w:b/>
-          <w:bCs/>
-          <w:lang w:val="es-AR"/>
-        </w:rPr>
-        <w:t>Sistema Operativo</w:t>
-      </w:r>
-      <w:r>
-        <w:rPr>
-          <w:lang w:val="es-AR"/>
-        </w:rPr>
-        <w:t xml:space="preserve"> (ej. </w:t>
-      </w:r>
-      <w:r>
-        <w:rPr>
-          <w:i/>
-          <w:iCs/>
-        </w:rPr>
-        <w:t>Windows Server 2022</w:t>
-      </w:r>
-      <w:r>
-        <w:t>).</w:t>
+          <w:sz w:val="24"/>
+          <w:szCs w:val="24"/>
+          <w:lang w:val="es-AR"/>
+        </w:rPr>
+        <w:t>Detección de Reinicio:</w:t>
+      </w:r>
+      <w:r>
+        <w:rPr>
+          <w:sz w:val="24"/>
+          <w:szCs w:val="24"/>
+          <w:lang w:val="es-AR"/>
+        </w:rPr>
+        <w:t xml:space="preserve"> Columna específica que identifica si el servidor requiere un reinicio tras la instalación.</w:t>
       </w:r>
     </w:p>
     <w:p>
@@ -1161,6 +1572,8 @@
         </w:numPr>
         <w:spacing w:after="160" w:line="278" w:lineRule="auto"/>
         <w:rPr>
+          <w:sz w:val="24"/>
+          <w:szCs w:val="24"/>
           <w:lang w:val="es-AR"/>
         </w:rPr>
       </w:pPr>
@@ -1168,25 +1581,64 @@
         <w:rPr>
           <w:b/>
           <w:bCs/>
-          <w:lang w:val="es-AR"/>
-        </w:rPr>
-        <w:t>Auditoría de Parches (Hotfixes):</w:t>
-      </w:r>
-      <w:r>
-        <w:rPr>
-          <w:lang w:val="es-AR"/>
-        </w:rPr>
-        <w:t xml:space="preserve"> Ejecuta el comando Get-HotFix. Filtra las KBs cuya fecha de instalación coincida con el día de hoy, permitiendo documentar exactamente qué se aplicó durante la ventana de mantenimiento.</w:t>
-      </w:r>
-    </w:p>
-    <w:p>
-      <w:pPr>
+          <w:sz w:val="24"/>
+          <w:szCs w:val="24"/>
+          <w:lang w:val="es-AR"/>
+        </w:rPr>
+        <w:t>Uso de PsExec:</w:t>
+      </w:r>
+      <w:r>
+        <w:rPr>
+          <w:sz w:val="24"/>
+          <w:szCs w:val="24"/>
+          <w:lang w:val="es-AR"/>
+        </w:rPr>
+        <w:t xml:space="preserve"> Implementa psexec.exe para ejecutar comandos locales en los servidores remotos, saltando las restricciones de red de Microsoft para el agente de Windows Update.</w:t>
+      </w:r>
+    </w:p>
+    <w:p>
+      <w:pPr>
+        <w:spacing w:after="160" w:line="278" w:lineRule="auto"/>
+        <w:rPr>
+          <w:sz w:val="24"/>
+          <w:szCs w:val="24"/>
+          <w:lang w:val="es-AR"/>
+        </w:rPr>
+      </w:pPr>
+    </w:p>
+    <w:p>
+      <w:pPr>
+        <w:spacing w:after="160" w:line="278" w:lineRule="auto"/>
+        <w:rPr>
+          <w:b/>
+          <w:bCs/>
+          <w:sz w:val="28"/>
+          <w:szCs w:val="28"/>
+          <w:lang w:val="es-AR"/>
+        </w:rPr>
+      </w:pPr>
+      <w:r>
+        <w:rPr>
+          <w:b/>
+          <w:bCs/>
+          <w:sz w:val="28"/>
+          <w:szCs w:val="28"/>
+          <w:lang w:val="es-AR"/>
+        </w:rPr>
+        <w:t>Arquitectura funcional</w:t>
+      </w:r>
+    </w:p>
+    <w:p>
+      <w:pPr>
+        <w:pStyle w:val="Prrafodelista"/>
         <w:numPr>
           <w:ilvl w:val="0"/>
-          <w:numId w:val="9"/>
+          <w:numId w:val="21"/>
         </w:numPr>
         <w:spacing w:after="160" w:line="278" w:lineRule="auto"/>
         <w:rPr>
+          <w:sz w:val="24"/>
+          <w:szCs w:val="24"/>
           <w:lang w:val="es-AR"/>
         </w:rPr>
       </w:pPr>
@@ -1194,169 +1646,85 @@
         <w:rPr>
           <w:b/>
           <w:bCs/>
-          <w:lang w:val="es-AR"/>
-        </w:rPr>
-        <w:t>Consolidación de Errores:</w:t>
-      </w:r>
-      <w:r>
-        <w:rPr>
-          <w:lang w:val="es-AR"/>
-        </w:rPr>
-        <w:t xml:space="preserve"> Incluye el contador de fallos de instalación que el agente detectó durante el proceso.</w:t>
-      </w:r>
-    </w:p>
-    <w:p>
-      <w:pPr>
-        <w:pStyle w:val="Ttulo2"/>
-        <w:rPr>
-          <w:lang w:val="es-AR"/>
-        </w:rPr>
-      </w:pPr>
-    </w:p>
-    <w:p>
-      <w:pPr>
-        <w:rPr>
-          <w:lang w:val="es-AR"/>
-        </w:rPr>
-      </w:pPr>
-    </w:p>
-    <w:p>
-      <w:pPr>
-        <w:rPr>
-          <w:lang w:val="es-AR"/>
-        </w:rPr>
-      </w:pPr>
-    </w:p>
-    <w:p>
-      <w:pPr>
-        <w:rPr>
-          <w:lang w:val="es-AR"/>
-        </w:rPr>
-      </w:pPr>
-    </w:p>
-    <w:p>
-      <w:pPr>
-        <w:rPr>
-          <w:lang w:val="es-AR"/>
-        </w:rPr>
-      </w:pPr>
-    </w:p>
-    <w:p>
-      <w:pPr>
-        <w:rPr>
-          <w:lang w:val="es-AR"/>
-        </w:rPr>
-      </w:pPr>
-    </w:p>
-    <w:p>
-      <w:pPr>
-        <w:rPr>
-          <w:lang w:val="es-AR"/>
-        </w:rPr>
-      </w:pPr>
-    </w:p>
-    <w:p>
-      <w:pPr>
-        <w:rPr>
-          <w:lang w:val="es-AR"/>
-        </w:rPr>
-      </w:pPr>
-    </w:p>
-    <w:p>
-      <w:pPr>
-        <w:rPr>
-          <w:lang w:val="es-AR"/>
-        </w:rPr>
-      </w:pPr>
-    </w:p>
-    <w:p>
-      <w:pPr>
-        <w:rPr>
-          <w:lang w:val="es-AR"/>
-        </w:rPr>
-      </w:pPr>
-    </w:p>
-    <w:p>
-      <w:pPr>
-        <w:rPr>
-          <w:lang w:val="es-AR"/>
-        </w:rPr>
-      </w:pPr>
-    </w:p>
-    <w:p>
-      <w:pPr>
-        <w:pStyle w:val="Ttulo1"/>
-        <w:rPr>
-          <w:lang w:val="es-AR"/>
-        </w:rPr>
-      </w:pPr>
-      <w:r>
-        <w:rPr>
-          <w:lang w:val="es-AR"/>
-        </w:rPr>
-        <w:lastRenderedPageBreak/>
-        <w:t>4</w:t>
-      </w:r>
-      <w:r>
-        <w:rPr>
-          <w:lang w:val="es-AR"/>
-        </w:rPr>
-        <w:t xml:space="preserve">. </w:t>
-      </w:r>
-      <w:r>
-        <w:rPr>
-          <w:lang w:val="es-AR"/>
-        </w:rPr>
-        <w:t>Funcionamiento</w:t>
-      </w:r>
-      <w:r>
-        <w:rPr>
-          <w:lang w:val="es-AR"/>
-        </w:rPr>
-        <w:t xml:space="preserve"> del Troubleshooting (Reparación)</w:t>
-      </w:r>
-    </w:p>
-    <w:p>
-      <w:pPr>
-        <w:spacing w:after="160" w:line="278" w:lineRule="auto"/>
-        <w:rPr>
-          <w:lang w:val="es-AR"/>
-        </w:rPr>
-      </w:pPr>
-      <w:r>
-        <w:rPr>
-          <w:lang w:val="es-AR"/>
-        </w:rPr>
-        <w:t>Esta característica actúa como un "botón de pánico" para servidores cuyos agentes de actualización están corruptos o bloqueados.</w:t>
-      </w:r>
-    </w:p>
-    <w:p>
-      <w:pPr>
+          <w:sz w:val="24"/>
+          <w:szCs w:val="24"/>
+          <w:lang w:val="es-AR"/>
+        </w:rPr>
+        <w:t xml:space="preserve">Capa de </w:t>
+      </w:r>
+      <w:r>
+        <w:rPr>
+          <w:b/>
+          <w:bCs/>
+          <w:sz w:val="24"/>
+          <w:szCs w:val="24"/>
+          <w:lang w:val="es-AR"/>
+        </w:rPr>
+        <w:t>orquestación</w:t>
+      </w:r>
+      <w:r>
+        <w:rPr>
+          <w:b/>
+          <w:bCs/>
+          <w:sz w:val="24"/>
+          <w:szCs w:val="24"/>
+          <w:lang w:val="es-AR"/>
+        </w:rPr>
+        <w:t>:</w:t>
+      </w:r>
+      <w:r>
+        <w:rPr>
+          <w:sz w:val="24"/>
+          <w:szCs w:val="24"/>
+          <w:lang w:val="es-AR"/>
+        </w:rPr>
+        <w:t xml:space="preserve"> WUU.ps1.</w:t>
+      </w:r>
+    </w:p>
+    <w:p>
+      <w:pPr>
+        <w:pStyle w:val="Prrafodelista"/>
         <w:numPr>
           <w:ilvl w:val="0"/>
-          <w:numId w:val="10"/>
+          <w:numId w:val="21"/>
         </w:numPr>
         <w:spacing w:after="160" w:line="278" w:lineRule="auto"/>
+        <w:rPr>
+          <w:sz w:val="24"/>
+          <w:szCs w:val="24"/>
+          <w:lang w:val="es-AR"/>
+        </w:rPr>
       </w:pPr>
       <w:r>
         <w:rPr>
           <w:b/>
           <w:bCs/>
-        </w:rPr>
-        <w:t>Reinicio del Stack de Red:</w:t>
-      </w:r>
-      <w:r>
-        <w:t xml:space="preserve"> Detiene los servicios wuauserv (Windows Update) y bits (Background Intelligent Transfer Service).</w:t>
-      </w:r>
-    </w:p>
-    <w:p>
-      <w:pPr>
+          <w:sz w:val="24"/>
+          <w:szCs w:val="24"/>
+          <w:lang w:val="es-AR"/>
+        </w:rPr>
+        <w:t>Capa de interfaz:</w:t>
+      </w:r>
+      <w:r>
+        <w:rPr>
+          <w:sz w:val="24"/>
+          <w:szCs w:val="24"/>
+          <w:lang w:val="es-AR"/>
+        </w:rPr>
+        <w:t xml:space="preserve"> WUU.xaml y OUPicker.xaml.</w:t>
+      </w:r>
+    </w:p>
+    <w:p>
+      <w:pPr>
+        <w:pStyle w:val="Prrafodelista"/>
         <w:numPr>
           <w:ilvl w:val="0"/>
-          <w:numId w:val="10"/>
+          <w:numId w:val="21"/>
         </w:numPr>
         <w:spacing w:after="160" w:line="278" w:lineRule="auto"/>
         <w:rPr>
+          <w:sz w:val="24"/>
+          <w:szCs w:val="24"/>
           <w:lang w:val="es-AR"/>
         </w:rPr>
       </w:pPr>
@@ -1364,25 +1732,52 @@
         <w:rPr>
           <w:b/>
           <w:bCs/>
-          <w:lang w:val="es-AR"/>
-        </w:rPr>
-        <w:t>Purga de Caché:</w:t>
-      </w:r>
-      <w:r>
-        <w:rPr>
-          <w:lang w:val="es-AR"/>
-        </w:rPr>
-        <w:t xml:space="preserve"> Elimina la carpeta C:\Windows\SoftwareDistribution. Esto borra archivos de descarga temporales que suelen causar el 90% de los errores de instalación.</w:t>
-      </w:r>
-    </w:p>
-    <w:p>
-      <w:pPr>
+          <w:sz w:val="24"/>
+          <w:szCs w:val="24"/>
+          <w:lang w:val="es-AR"/>
+        </w:rPr>
+        <w:t xml:space="preserve">Capa de </w:t>
+      </w:r>
+      <w:r>
+        <w:rPr>
+          <w:b/>
+          <w:bCs/>
+          <w:sz w:val="24"/>
+          <w:szCs w:val="24"/>
+          <w:lang w:val="es-AR"/>
+        </w:rPr>
+        <w:t>ejecución</w:t>
+      </w:r>
+      <w:r>
+        <w:rPr>
+          <w:b/>
+          <w:bCs/>
+          <w:sz w:val="24"/>
+          <w:szCs w:val="24"/>
+          <w:lang w:val="es-AR"/>
+        </w:rPr>
+        <w:t xml:space="preserve"> remota:</w:t>
+      </w:r>
+      <w:r>
+        <w:rPr>
+          <w:sz w:val="24"/>
+          <w:szCs w:val="24"/>
+          <w:lang w:val="es-AR"/>
+        </w:rPr>
+        <w:t xml:space="preserve"> scripts en Scripts\.</w:t>
+      </w:r>
+    </w:p>
+    <w:p>
+      <w:pPr>
+        <w:pStyle w:val="Prrafodelista"/>
         <w:numPr>
           <w:ilvl w:val="0"/>
-          <w:numId w:val="10"/>
+          <w:numId w:val="21"/>
         </w:numPr>
         <w:spacing w:after="160" w:line="278" w:lineRule="auto"/>
         <w:rPr>
+          <w:sz w:val="24"/>
+          <w:szCs w:val="24"/>
           <w:lang w:val="es-AR"/>
         </w:rPr>
       </w:pPr>
@@ -1390,226 +1785,1572 @@
         <w:rPr>
           <w:b/>
           <w:bCs/>
-          <w:lang w:val="es-AR"/>
-        </w:rPr>
-        <w:t>Refresco de Políticas:</w:t>
-      </w:r>
-      <w:r>
-        <w:rPr>
-          <w:lang w:val="es-AR"/>
-        </w:rPr>
-        <w:t xml:space="preserve"> Ejecuta un gpupdate /force para asegurar que el servidor esté leyendo correctamente las políticas de actualización (WSUS o Local).</w:t>
-      </w:r>
-    </w:p>
-    <w:p>
-      <w:pPr>
+          <w:sz w:val="24"/>
+          <w:szCs w:val="24"/>
+          <w:lang w:val="es-AR"/>
+        </w:rPr>
+        <w:t>Capa de observabilidad:</w:t>
+      </w:r>
+      <w:r>
+        <w:rPr>
+          <w:sz w:val="24"/>
+          <w:szCs w:val="24"/>
+          <w:lang w:val="es-AR"/>
+        </w:rPr>
+        <w:t xml:space="preserve"> WUU_Log.csv + reporte CSV + </w:t>
+      </w:r>
+      <w:r>
+        <w:rPr>
+          <w:sz w:val="24"/>
+          <w:szCs w:val="24"/>
+          <w:lang w:val="es-AR"/>
+        </w:rPr>
+        <w:t>sincronización</w:t>
+      </w:r>
+      <w:r>
+        <w:rPr>
+          <w:sz w:val="24"/>
+          <w:szCs w:val="24"/>
+          <w:lang w:val="es-AR"/>
+        </w:rPr>
+        <w:t xml:space="preserve"> JSON.</w:t>
+      </w:r>
+    </w:p>
+    <w:p>
+      <w:pPr>
+        <w:spacing w:after="160" w:line="278" w:lineRule="auto"/>
+        <w:jc w:val="center"/>
+        <w:rPr>
+          <w:b/>
+          <w:sz w:val="24"/>
+          <w:szCs w:val="24"/>
+          <w:lang w:val="es-AR"/>
+        </w:rPr>
+      </w:pPr>
+      <w:r>
+        <w:rPr>
+          <w:b/>
+          <w:sz w:val="24"/>
+          <w:szCs w:val="24"/>
+          <w:lang w:val="es-AR"/>
+        </w:rPr>
+        <w:t>Consola que muestra al eje</w:t>
+      </w:r>
+      <w:r>
+        <w:rPr>
+          <w:b/>
+          <w:sz w:val="24"/>
+          <w:szCs w:val="24"/>
+          <w:lang w:val="es-AR"/>
+        </w:rPr>
+        <w:t>cutar el scrip</w:t>
+      </w:r>
+      <w:r>
+        <w:rPr>
+          <w:b/>
+          <w:sz w:val="24"/>
+          <w:szCs w:val="24"/>
+          <w:lang w:val="es-AR"/>
+        </w:rPr>
+        <w:t>t</w:t>
+      </w:r>
+      <w:r>
+        <w:rPr>
+          <w:b/>
+          <w:sz w:val="24"/>
+          <w:szCs w:val="24"/>
+          <w:lang w:val="es-AR"/>
+        </w:rPr>
+        <w:t xml:space="preserve">, con los servidores cargados </w:t>
+      </w:r>
+      <w:r>
+        <w:rPr>
+          <w:b/>
+          <w:bCs/>
+          <w:sz w:val="24"/>
+          <w:szCs w:val="24"/>
+          <w:lang w:val="es-AR"/>
+        </w:rPr>
+        <w:t>de la ventana correspondiente</w:t>
+      </w:r>
+    </w:p>
+    <w:p>
+      <w:pPr>
+        <w:spacing w:after="160" w:line="278" w:lineRule="auto"/>
+        <w:jc w:val="center"/>
+        <w:rPr>
+          <w:lang w:val="es-AR"/>
+        </w:rPr>
+      </w:pPr>
+      <w:r>
+        <w:rPr>
+          <w:lang w:val="es-AR"/>
+        </w:rPr>
+        <w:lastRenderedPageBreak/>
+        <w:drawing>
+          <wp:inline distT="0" distB="0" distL="0" distR="0" wp14:anchorId="5B8FCC36" wp14:editId="7AD4C923">
+            <wp:extent cx="6196965" cy="3296285"/>
+            <wp:effectExtent l="0" t="0" r="0" b="0"/>
+            <wp:docPr id="453061301" name="Imagen 1"/>
+            <wp:cNvGraphicFramePr>
+              <a:graphicFrameLocks xmlns:a="http://schemas.openxmlformats.org/drawingml/2006/main" noChangeAspect="1"/>
+            </wp:cNvGraphicFramePr>
+            <a:graphic xmlns:a="http://schemas.openxmlformats.org/drawingml/2006/main">
+              <a:graphicData uri="http://schemas.openxmlformats.org/drawingml/2006/picture">
+                <pic:pic xmlns:pic="http://schemas.openxmlformats.org/drawingml/2006/picture">
+                  <pic:nvPicPr>
+                    <pic:cNvPr id="453061301" name=""/>
+                    <pic:cNvPicPr/>
+                  </pic:nvPicPr>
+                  <pic:blipFill>
+                    <a:blip r:embed="rId11"/>
+                    <a:stretch>
+                      <a:fillRect/>
+                    </a:stretch>
+                  </pic:blipFill>
+                  <pic:spPr>
+                    <a:xfrm>
+                      <a:off x="0" y="0"/>
+                      <a:ext cx="6196965" cy="3296285"/>
+                    </a:xfrm>
+                    <a:prstGeom prst="rect">
+                      <a:avLst/>
+                    </a:prstGeom>
+                  </pic:spPr>
+                </pic:pic>
+              </a:graphicData>
+            </a:graphic>
+          </wp:inline>
+        </w:drawing>
+      </w:r>
+    </w:p>
+    <w:p>
+      <w:pPr>
+        <w:spacing w:after="160" w:line="278" w:lineRule="auto"/>
+        <w:jc w:val="center"/>
+        <w:rPr>
+          <w:sz w:val="24"/>
+          <w:szCs w:val="24"/>
+          <w:lang w:val="es-AR"/>
+        </w:rPr>
+      </w:pPr>
+      <w:r>
+        <w:rPr>
+          <w:sz w:val="24"/>
+          <w:szCs w:val="24"/>
+          <w:lang w:val="es-AR"/>
+        </w:rPr>
+        <w:t>Desplegable de las acciones que se pueden realizar sobre cada servidor</w:t>
+      </w:r>
+      <w:r>
+        <w:rPr>
+          <w:sz w:val="24"/>
+          <w:szCs w:val="24"/>
+          <w:lang w:val="es-AR"/>
+        </w:rPr>
+        <w:t xml:space="preserve"> al darle clic derech</w:t>
+      </w:r>
+      <w:r>
+        <w:rPr>
+          <w:sz w:val="24"/>
+          <w:szCs w:val="24"/>
+          <w:lang w:val="es-AR"/>
+        </w:rPr>
+        <w:t>o</w:t>
+      </w:r>
+      <w:r>
+        <w:rPr>
+          <w:sz w:val="24"/>
+          <w:szCs w:val="24"/>
+          <w:lang w:val="es-AR"/>
+        </w:rPr>
+        <w:t xml:space="preserve"> </w:t>
+      </w:r>
+    </w:p>
+    <w:p>
+      <w:pPr>
+        <w:spacing w:after="160" w:line="278" w:lineRule="auto"/>
+        <w:jc w:val="center"/>
+        <w:rPr>
+          <w:lang w:val="es-AR"/>
+        </w:rPr>
+      </w:pPr>
+      <w:r>
+        <w:rPr>
+          <w:sz w:val="24"/>
+          <w:szCs w:val="24"/>
+          <w:lang w:val="es-AR"/>
+        </w:rPr>
+        <w:drawing>
+          <wp:inline distT="0" distB="0" distL="0" distR="0" wp14:anchorId="249B9BF0" wp14:editId="29F948B7">
+            <wp:extent cx="2114550" cy="2810725"/>
+            <wp:effectExtent l="0" t="0" r="0" b="8890"/>
+            <wp:docPr id="161717405" name="Imagen 1"/>
+            <wp:cNvGraphicFramePr>
+              <a:graphicFrameLocks xmlns:a="http://schemas.openxmlformats.org/drawingml/2006/main" noChangeAspect="1"/>
+            </wp:cNvGraphicFramePr>
+            <a:graphic xmlns:a="http://schemas.openxmlformats.org/drawingml/2006/main">
+              <a:graphicData uri="http://schemas.openxmlformats.org/drawingml/2006/picture">
+                <pic:pic xmlns:pic="http://schemas.openxmlformats.org/drawingml/2006/picture">
+                  <pic:nvPicPr>
+                    <pic:cNvPr id="161717405" name=""/>
+                    <pic:cNvPicPr/>
+                  </pic:nvPicPr>
+                  <pic:blipFill>
+                    <a:blip r:embed="rId12"/>
+                    <a:stretch>
+                      <a:fillRect/>
+                    </a:stretch>
+                  </pic:blipFill>
+                  <pic:spPr>
+                    <a:xfrm>
+                      <a:off x="0" y="0"/>
+                      <a:ext cx="2130510" cy="2831940"/>
+                    </a:xfrm>
+                    <a:prstGeom prst="rect">
+                      <a:avLst/>
+                    </a:prstGeom>
+                  </pic:spPr>
+                </pic:pic>
+              </a:graphicData>
+            </a:graphic>
+          </wp:inline>
+        </w:drawing>
+      </w:r>
+      <w:r>
+        <w:rPr>
+          <w:lang w:val="es-AR"/>
+        </w:rPr>
+        <w:t xml:space="preserve">       </w:t>
+      </w:r>
+      <w:r>
+        <w:rPr>
+          <w:lang w:val="es-AR"/>
+        </w:rPr>
+        <w:drawing>
+          <wp:inline distT="0" distB="0" distL="0" distR="0" wp14:anchorId="2749EEEE" wp14:editId="2A78027E">
+            <wp:extent cx="2514600" cy="2818647"/>
+            <wp:effectExtent l="0" t="0" r="0" b="1270"/>
+            <wp:docPr id="206084552" name="Imagen 1"/>
+            <wp:cNvGraphicFramePr>
+              <a:graphicFrameLocks xmlns:a="http://schemas.openxmlformats.org/drawingml/2006/main" noChangeAspect="1"/>
+            </wp:cNvGraphicFramePr>
+            <a:graphic xmlns:a="http://schemas.openxmlformats.org/drawingml/2006/main">
+              <a:graphicData uri="http://schemas.openxmlformats.org/drawingml/2006/picture">
+                <pic:pic xmlns:pic="http://schemas.openxmlformats.org/drawingml/2006/picture">
+                  <pic:nvPicPr>
+                    <pic:cNvPr id="206084552" name=""/>
+                    <pic:cNvPicPr/>
+                  </pic:nvPicPr>
+                  <pic:blipFill rotWithShape="1">
+                    <a:blip r:embed="rId13"/>
+                    <a:srcRect r="4800" b="14385"/>
+                    <a:stretch>
+                      <a:fillRect/>
+                    </a:stretch>
+                  </pic:blipFill>
+                  <pic:spPr bwMode="auto">
+                    <a:xfrm>
+                      <a:off x="0" y="0"/>
+                      <a:ext cx="2532085" cy="2838247"/>
+                    </a:xfrm>
+                    <a:prstGeom prst="rect">
+                      <a:avLst/>
+                    </a:prstGeom>
+                    <a:ln>
+                      <a:noFill/>
+                    </a:ln>
+                    <a:extLst>
+                      <a:ext uri="{53640926-AAD7-44D8-BBD7-CCE9431645EC}">
+                        <a14:shadowObscured xmlns:a14="http://schemas.microsoft.com/office/drawing/2010/main"/>
+                      </a:ext>
+                    </a:extLst>
+                  </pic:spPr>
+                </pic:pic>
+              </a:graphicData>
+            </a:graphic>
+          </wp:inline>
+        </w:drawing>
+      </w:r>
+    </w:p>
+    <w:p>
+      <w:pPr>
+        <w:rPr>
+          <w:lang w:val="es-AR"/>
+        </w:rPr>
+      </w:pPr>
+    </w:p>
+    <w:p>
+      <w:pPr>
+        <w:rPr>
+          <w:lang w:val="es-AR"/>
+        </w:rPr>
+      </w:pPr>
+    </w:p>
+    <w:p>
+      <w:pPr>
+        <w:pStyle w:val="Ttulo1"/>
+        <w:rPr>
+          <w:rFonts w:asciiTheme="minorHAnsi" w:hAnsiTheme="minorHAnsi"/>
+          <w:lang w:val="es-AR"/>
+        </w:rPr>
+      </w:pPr>
+    </w:p>
+    <w:p>
+      <w:pPr>
+        <w:pStyle w:val="Ttulo1"/>
+        <w:rPr>
+          <w:rFonts w:asciiTheme="minorHAnsi" w:hAnsiTheme="minorHAnsi"/>
+          <w:lang w:val="es-AR"/>
+        </w:rPr>
+      </w:pPr>
+      <w:r>
+        <w:rPr>
+          <w:rFonts w:asciiTheme="minorHAnsi" w:hAnsiTheme="minorHAnsi"/>
+          <w:lang w:val="es-AR"/>
+        </w:rPr>
+        <w:lastRenderedPageBreak/>
+        <w:t>3</w:t>
+      </w:r>
+      <w:r>
+        <w:rPr>
+          <w:rFonts w:asciiTheme="minorHAnsi" w:hAnsiTheme="minorHAnsi"/>
+          <w:lang w:val="es-AR"/>
+        </w:rPr>
+        <w:t>. Funcionamiento de</w:t>
+      </w:r>
+      <w:r>
+        <w:rPr>
+          <w:rFonts w:asciiTheme="minorHAnsi" w:hAnsiTheme="minorHAnsi"/>
+          <w:lang w:val="es-AR"/>
+        </w:rPr>
+        <w:t xml:space="preserve"> </w:t>
+      </w:r>
+      <w:r>
+        <w:rPr>
+          <w:rFonts w:asciiTheme="minorHAnsi" w:hAnsiTheme="minorHAnsi"/>
+          <w:lang w:val="es-AR"/>
+        </w:rPr>
+        <w:t>cada</w:t>
+      </w:r>
+      <w:r>
+        <w:rPr>
+          <w:rFonts w:asciiTheme="minorHAnsi" w:hAnsiTheme="minorHAnsi"/>
+          <w:lang w:val="es-AR"/>
+        </w:rPr>
+        <w:t xml:space="preserve"> Script</w:t>
+      </w:r>
+    </w:p>
+    <w:p>
+      <w:pPr>
+        <w:pStyle w:val="Ttulo2"/>
+        <w:spacing w:before="0"/>
+        <w:ind w:firstLine="720"/>
+        <w:rPr>
+          <w:rFonts w:asciiTheme="minorHAnsi" w:hAnsiTheme="minorHAnsi" w:cs="Poppins"/>
+          <w:sz w:val="36"/>
+          <w:szCs w:val="36"/>
+          <w:lang w:val="es-AR"/>
+        </w:rPr>
+      </w:pPr>
+      <w:r>
+        <w:rPr>
+          <w:rFonts w:asciiTheme="minorHAnsi" w:hAnsiTheme="minorHAnsi" w:cs="Poppins"/>
+          <w:sz w:val="36"/>
+          <w:szCs w:val="36"/>
+          <w:lang w:val="es-AR"/>
+        </w:rPr>
+        <w:t>a</w:t>
+      </w:r>
+      <w:r>
+        <w:rPr>
+          <w:rFonts w:asciiTheme="minorHAnsi" w:hAnsiTheme="minorHAnsi" w:cs="Poppins"/>
+          <w:sz w:val="36"/>
+          <w:szCs w:val="36"/>
+          <w:lang w:val="es-AR"/>
+        </w:rPr>
+        <w:t>. WUU.ps1 (El Orquestador Principal)</w:t>
+      </w:r>
+    </w:p>
+    <w:p>
+      <w:pPr>
+        <w:pStyle w:val="NormalWeb"/>
+        <w:spacing w:before="0" w:beforeAutospacing="0"/>
+        <w:rPr>
+          <w:rFonts w:asciiTheme="minorHAnsi" w:hAnsiTheme="minorHAnsi" w:cs="Poppins"/>
+        </w:rPr>
+      </w:pPr>
+      <w:r>
+        <w:rPr>
+          <w:rFonts w:asciiTheme="minorHAnsi" w:hAnsiTheme="minorHAnsi" w:cs="Poppins"/>
+        </w:rPr>
+        <w:t>El ciclo de vida de la ejecución se divide en tres etapas críticas:</w:t>
+      </w:r>
+    </w:p>
+    <w:p>
+      <w:pPr>
+        <w:pStyle w:val="NormalWeb"/>
         <w:numPr>
           <w:ilvl w:val="0"/>
-          <w:numId w:val="10"/>
+          <w:numId w:val="11"/>
         </w:numPr>
-        <w:spacing w:after="160" w:line="278" w:lineRule="auto"/>
-        <w:rPr>
-          <w:lang w:val="es-AR"/>
-        </w:rPr>
-      </w:pPr>
-      <w:r>
-        <w:rPr>
+        <w:spacing w:before="0" w:beforeAutospacing="0"/>
+        <w:rPr>
+          <w:rFonts w:asciiTheme="minorHAnsi" w:hAnsiTheme="minorHAnsi" w:cs="Poppins"/>
+        </w:rPr>
+      </w:pPr>
+      <w:r>
+        <w:rPr>
+          <w:rFonts w:asciiTheme="minorHAnsi" w:hAnsiTheme="minorHAnsi" w:cs="Poppins"/>
           <w:b/>
           <w:bCs/>
-          <w:lang w:val="es-AR"/>
-        </w:rPr>
-        <w:t>Ejecución por Jobs:</w:t>
-      </w:r>
-      <w:r>
-        <w:rPr>
-          <w:lang w:val="es-AR"/>
-        </w:rPr>
-        <w:t xml:space="preserve"> Se dispara como un Job de PowerShell para que puedas seguir trabajando en la herramienta mientras el servidor se repara solo.</w:t>
-      </w:r>
-    </w:p>
-    <w:p>
-      <w:pPr>
-        <w:spacing w:after="160" w:line="278" w:lineRule="auto"/>
-        <w:rPr>
-          <w:lang w:val="es-AR"/>
-        </w:rPr>
-      </w:pPr>
-    </w:p>
-    <w:p>
-      <w:pPr>
-        <w:spacing w:after="160" w:line="278" w:lineRule="auto"/>
-        <w:rPr>
-          <w:lang w:val="es-AR"/>
-        </w:rPr>
-      </w:pPr>
-    </w:p>
-    <w:p>
-      <w:pPr>
-        <w:spacing w:after="160" w:line="278" w:lineRule="auto"/>
-        <w:rPr>
-          <w:lang w:val="es-AR"/>
-        </w:rPr>
-      </w:pPr>
-    </w:p>
-    <w:p>
-      <w:pPr>
-        <w:spacing w:after="160" w:line="278" w:lineRule="auto"/>
-        <w:rPr>
-          <w:lang w:val="es-AR"/>
-        </w:rPr>
-      </w:pPr>
-    </w:p>
-    <w:p>
-      <w:pPr>
-        <w:spacing w:after="160" w:line="278" w:lineRule="auto"/>
-        <w:rPr>
-          <w:lang w:val="es-AR"/>
-        </w:rPr>
-      </w:pPr>
-    </w:p>
-    <w:p>
-      <w:pPr>
-        <w:spacing w:after="160" w:line="278" w:lineRule="auto"/>
-        <w:rPr>
-          <w:lang w:val="es-AR"/>
-        </w:rPr>
-      </w:pPr>
-    </w:p>
-    <w:p>
-      <w:pPr>
-        <w:spacing w:after="160" w:line="278" w:lineRule="auto"/>
-        <w:rPr>
-          <w:lang w:val="es-AR"/>
-        </w:rPr>
-      </w:pPr>
-    </w:p>
-    <w:p>
-      <w:pPr>
-        <w:jc w:val="center"/>
-        <w:rPr>
-          <w:rFonts w:ascii="Poppins" w:hAnsi="Poppins" w:cs="Poppins"/>
+        </w:rPr>
+        <w:t>Validación de Entorno:</w:t>
+      </w:r>
+      <w:r>
+        <w:rPr>
+          <w:rFonts w:asciiTheme="minorHAnsi" w:hAnsiTheme="minorHAnsi" w:cs="Poppins"/>
+        </w:rPr>
+        <w:t xml:space="preserve"> Al iniciar, el script verifica privilegios de administrador y la existencia de dependencias </w:t>
+      </w:r>
+      <w:r>
+        <w:rPr>
+          <w:rFonts w:asciiTheme="minorHAnsi" w:hAnsiTheme="minorHAnsi" w:cs="Poppins"/>
           <w:b/>
           <w:bCs/>
-          <w:sz w:val="24"/>
-          <w:szCs w:val="24"/>
-          <w:lang w:val="es-AR"/>
-        </w:rPr>
-      </w:pPr>
-      <w:r>
-        <w:rPr>
-          <w:rFonts w:ascii="Poppins" w:hAnsi="Poppins" w:cs="Poppins"/>
+        </w:rPr>
+        <w:t>(</w:t>
+      </w:r>
+      <w:r>
+        <w:rPr>
+          <w:rStyle w:val="CdigoHTML"/>
+          <w:rFonts w:asciiTheme="minorHAnsi" w:hAnsiTheme="minorHAnsi" w:cs="Poppins"/>
           <w:b/>
           <w:bCs/>
           <w:sz w:val="24"/>
           <w:szCs w:val="24"/>
-          <w:lang w:val="es-AR"/>
-        </w:rPr>
-        <w:br/>
-      </w:r>
-    </w:p>
-    <w:p>
-      <w:pPr>
-        <w:rPr>
-          <w:lang w:val="es-AR"/>
-        </w:rPr>
-      </w:pPr>
-    </w:p>
-    <w:p>
-      <w:pPr>
-        <w:rPr>
-          <w:lang w:val="es-AR"/>
-        </w:rPr>
-      </w:pPr>
-    </w:p>
-    <w:p>
-      <w:pPr>
-        <w:rPr>
-          <w:lang w:val="es-AR"/>
-        </w:rPr>
-      </w:pPr>
-    </w:p>
-    <w:p>
-      <w:pPr>
-        <w:pStyle w:val="Ttulo1"/>
-        <w:rPr>
-          <w:lang w:val="es-AR"/>
-        </w:rPr>
-      </w:pPr>
-      <w:r>
-        <w:rPr>
+        </w:rPr>
+        <w:t>PsExec.exe</w:t>
+      </w:r>
+      <w:r>
+        <w:rPr>
+          <w:rFonts w:asciiTheme="minorHAnsi" w:hAnsiTheme="minorHAnsi" w:cs="Poppins"/>
+          <w:b/>
+          <w:bCs/>
+        </w:rPr>
+        <w:t>)</w:t>
+      </w:r>
+      <w:r>
+        <w:rPr>
+          <w:rFonts w:asciiTheme="minorHAnsi" w:hAnsiTheme="minorHAnsi" w:cs="Poppins"/>
+        </w:rPr>
+        <w:t>. Si el usuario no tiene permisos, el script solicita la elevación automáticamente.</w:t>
+      </w:r>
+    </w:p>
+    <w:p>
+      <w:pPr>
+        <w:pStyle w:val="NormalWeb"/>
+        <w:numPr>
+          <w:ilvl w:val="0"/>
+          <w:numId w:val="11"/>
+        </w:numPr>
+        <w:spacing w:before="0" w:beforeAutospacing="0"/>
+        <w:rPr>
+          <w:rFonts w:asciiTheme="minorHAnsi" w:hAnsiTheme="minorHAnsi" w:cs="Poppins"/>
+        </w:rPr>
+      </w:pPr>
+      <w:r>
+        <w:rPr>
+          <w:rFonts w:asciiTheme="minorHAnsi" w:hAnsiTheme="minorHAnsi" w:cs="Poppins"/>
+          <w:b/>
+          <w:bCs/>
+        </w:rPr>
+        <w:t>Carga de Objetivos:</w:t>
+      </w:r>
+      <w:r>
+        <w:rPr>
+          <w:rFonts w:asciiTheme="minorHAnsi" w:hAnsiTheme="minorHAnsi" w:cs="Poppins"/>
+        </w:rPr>
+        <w:t xml:space="preserve"> El script lee un archivo </w:t>
+      </w:r>
+      <w:r>
+        <w:rPr>
+          <w:rStyle w:val="CdigoHTML"/>
+          <w:rFonts w:asciiTheme="minorHAnsi" w:hAnsiTheme="minorHAnsi" w:cs="Poppins"/>
+          <w:sz w:val="24"/>
+          <w:szCs w:val="24"/>
+        </w:rPr>
+        <w:t>.csv y a</w:t>
+      </w:r>
+      <w:r>
+        <w:rPr>
+          <w:rFonts w:asciiTheme="minorHAnsi" w:hAnsiTheme="minorHAnsi" w:cs="Poppins"/>
+        </w:rPr>
+        <w:t xml:space="preserve">plica filtros de validación de nombres </w:t>
+      </w:r>
+      <w:r>
+        <w:rPr>
+          <w:rFonts w:asciiTheme="minorHAnsi" w:hAnsiTheme="minorHAnsi" w:cs="Poppins"/>
+          <w:b/>
+          <w:bCs/>
+        </w:rPr>
+        <w:t>(NetBIOS)</w:t>
+      </w:r>
+      <w:r>
+        <w:rPr>
+          <w:rFonts w:asciiTheme="minorHAnsi" w:hAnsiTheme="minorHAnsi" w:cs="Poppins"/>
+        </w:rPr>
+        <w:t xml:space="preserve"> para asegurar que los nombres de los servidores sean válidos antes de agregarlos a la cola de procesamiento.</w:t>
+      </w:r>
+    </w:p>
+    <w:p>
+      <w:pPr>
+        <w:pStyle w:val="NormalWeb"/>
+        <w:numPr>
+          <w:ilvl w:val="0"/>
+          <w:numId w:val="11"/>
+        </w:numPr>
+        <w:spacing w:before="0" w:beforeAutospacing="0"/>
+        <w:rPr>
+          <w:rFonts w:asciiTheme="minorHAnsi" w:hAnsiTheme="minorHAnsi" w:cs="Poppins"/>
+        </w:rPr>
+      </w:pPr>
+      <w:r>
+        <w:rPr>
+          <w:rFonts w:asciiTheme="minorHAnsi" w:hAnsiTheme="minorHAnsi" w:cs="Poppins"/>
+          <w:b/>
+          <w:bCs/>
+        </w:rPr>
+        <w:t>Procesamiento Remoto:</w:t>
+      </w:r>
+      <w:r>
+        <w:rPr>
+          <w:rFonts w:asciiTheme="minorHAnsi" w:hAnsiTheme="minorHAnsi" w:cs="Poppins"/>
+        </w:rPr>
+        <w:t xml:space="preserve"> Para cada servidor en la lista, se abre un canal de comunicación que ejecuta comandos locales en el destino para:</w:t>
+      </w:r>
+    </w:p>
+    <w:p>
+      <w:pPr>
+        <w:pStyle w:val="NormalWeb"/>
+        <w:numPr>
+          <w:ilvl w:val="0"/>
+          <w:numId w:val="12"/>
+        </w:numPr>
+        <w:spacing w:before="0" w:beforeAutospacing="0"/>
+        <w:rPr>
+          <w:rFonts w:asciiTheme="minorHAnsi" w:hAnsiTheme="minorHAnsi" w:cs="Poppins"/>
+        </w:rPr>
+      </w:pPr>
+      <w:r>
+        <w:rPr>
+          <w:rFonts w:asciiTheme="minorHAnsi" w:hAnsiTheme="minorHAnsi" w:cs="Poppins"/>
+        </w:rPr>
+        <w:t xml:space="preserve">Consultar parches aplicables mediante el agente </w:t>
+      </w:r>
+      <w:r>
+        <w:rPr>
+          <w:rStyle w:val="CdigoHTML"/>
+          <w:rFonts w:asciiTheme="minorHAnsi" w:hAnsiTheme="minorHAnsi" w:cs="Poppins"/>
+          <w:sz w:val="24"/>
+          <w:szCs w:val="24"/>
+        </w:rPr>
+        <w:t>Windows Update</w:t>
+      </w:r>
+      <w:r>
+        <w:rPr>
+          <w:rFonts w:asciiTheme="minorHAnsi" w:hAnsiTheme="minorHAnsi" w:cs="Poppins"/>
+        </w:rPr>
+        <w:t>.</w:t>
+      </w:r>
+    </w:p>
+    <w:p>
+      <w:pPr>
+        <w:pStyle w:val="NormalWeb"/>
+        <w:numPr>
+          <w:ilvl w:val="0"/>
+          <w:numId w:val="12"/>
+        </w:numPr>
+        <w:spacing w:before="0" w:beforeAutospacing="0"/>
+        <w:rPr>
+          <w:rFonts w:asciiTheme="minorHAnsi" w:hAnsiTheme="minorHAnsi" w:cs="Poppins"/>
+        </w:rPr>
+      </w:pPr>
+      <w:r>
+        <w:rPr>
+          <w:rFonts w:asciiTheme="minorHAnsi" w:hAnsiTheme="minorHAnsi" w:cs="Poppins"/>
+        </w:rPr>
+        <w:t>Descargar los archivos necesarios a la caché local del servidor remoto.</w:t>
+      </w:r>
+    </w:p>
+    <w:p>
+      <w:pPr>
+        <w:pStyle w:val="NormalWeb"/>
+        <w:numPr>
+          <w:ilvl w:val="0"/>
+          <w:numId w:val="12"/>
+        </w:numPr>
+        <w:spacing w:before="0" w:beforeAutospacing="0"/>
+        <w:rPr>
+          <w:rFonts w:asciiTheme="minorHAnsi" w:hAnsiTheme="minorHAnsi" w:cs="Poppins"/>
+        </w:rPr>
+      </w:pPr>
+      <w:r>
+        <w:rPr>
+          <w:rFonts w:asciiTheme="minorHAnsi" w:hAnsiTheme="minorHAnsi" w:cs="Poppins"/>
+        </w:rPr>
+        <w:t>Ejecutar la instalación y retornar el código de salida (Éxito, Error o Reinicio Pendiente).</w:t>
+      </w:r>
+    </w:p>
+    <w:p>
+      <w:pPr>
+        <w:pStyle w:val="Ttulo2"/>
+        <w:spacing w:before="0"/>
+        <w:ind w:firstLine="720"/>
+        <w:rPr>
+          <w:rFonts w:asciiTheme="minorHAnsi" w:hAnsiTheme="minorHAnsi" w:cs="Poppins"/>
+          <w:sz w:val="36"/>
+          <w:szCs w:val="36"/>
+          <w:lang w:val="es-AR"/>
+        </w:rPr>
+      </w:pPr>
+      <w:r>
+        <w:rPr>
+          <w:rFonts w:asciiTheme="minorHAnsi" w:hAnsiTheme="minorHAnsi" w:cs="Poppins"/>
+          <w:sz w:val="36"/>
+          <w:szCs w:val="36"/>
+          <w:lang w:val="es-AR"/>
+        </w:rPr>
+        <w:t>b</w:t>
+      </w:r>
+      <w:r>
+        <w:rPr>
+          <w:rFonts w:asciiTheme="minorHAnsi" w:hAnsiTheme="minorHAnsi" w:cs="Poppins"/>
+          <w:sz w:val="36"/>
+          <w:szCs w:val="36"/>
+          <w:lang w:val="es-AR"/>
+        </w:rPr>
+        <w:t xml:space="preserve">. </w:t>
+      </w:r>
+      <w:r>
+        <w:rPr>
+          <w:rFonts w:asciiTheme="minorHAnsi" w:hAnsiTheme="minorHAnsi" w:cs="Poppins"/>
+          <w:sz w:val="36"/>
+          <w:szCs w:val="36"/>
+          <w:lang w:val="es-AR"/>
+        </w:rPr>
+        <w:t>WUU.xaml (interfaz principal)</w:t>
+      </w:r>
+    </w:p>
+    <w:p>
+      <w:pPr>
+        <w:rPr>
+          <w:lang w:val="es-AR"/>
+        </w:rPr>
+      </w:pPr>
+      <w:r>
+        <w:rPr>
+          <w:lang w:val="es-AR"/>
+        </w:rPr>
+        <w:t>Define</w:t>
+      </w:r>
+      <w:r>
+        <w:rPr>
+          <w:lang w:val="es-AR"/>
+        </w:rPr>
+        <w:t xml:space="preserve"> </w:t>
+      </w:r>
+      <w:r>
+        <w:rPr>
+          <w:lang w:val="es-AR"/>
+        </w:rPr>
+        <w:t xml:space="preserve">la </w:t>
+      </w:r>
+      <w:r>
+        <w:rPr>
+          <w:lang w:val="es-AR"/>
+        </w:rPr>
+        <w:t>d</w:t>
+      </w:r>
+      <w:r>
+        <w:rPr>
+          <w:lang w:val="es-AR"/>
+        </w:rPr>
+        <w:t>isposición</w:t>
+      </w:r>
+      <w:r>
+        <w:rPr>
+          <w:lang w:val="es-AR"/>
+        </w:rPr>
+        <w:t xml:space="preserve"> de controles y columnas de grilla</w:t>
+      </w:r>
+      <w:r>
+        <w:rPr>
+          <w:lang w:val="es-AR"/>
+        </w:rPr>
+        <w:t>, los e</w:t>
+      </w:r>
+      <w:r>
+        <w:rPr>
+          <w:lang w:val="es-AR"/>
+        </w:rPr>
+        <w:t>stilos visuales por estado (Phase, IsChecked)</w:t>
+      </w:r>
+      <w:r>
+        <w:rPr>
+          <w:lang w:val="es-AR"/>
+        </w:rPr>
+        <w:t xml:space="preserve"> y la l</w:t>
+      </w:r>
+      <w:r>
+        <w:rPr>
+          <w:lang w:val="es-AR"/>
+        </w:rPr>
+        <w:t>eyenda de colores y panel de contadores operativos.</w:t>
+      </w:r>
+    </w:p>
+    <w:p>
+      <w:pPr>
+        <w:rPr>
+          <w:lang w:val="es-AR"/>
+        </w:rPr>
+      </w:pPr>
+    </w:p>
+    <w:p>
+      <w:pPr>
+        <w:pStyle w:val="Ttulo2"/>
+        <w:spacing w:before="0"/>
+        <w:ind w:firstLine="720"/>
+        <w:rPr>
+          <w:rFonts w:asciiTheme="minorHAnsi" w:hAnsiTheme="minorHAnsi" w:cs="Poppins"/>
+          <w:sz w:val="36"/>
+          <w:szCs w:val="36"/>
+        </w:rPr>
+      </w:pPr>
+      <w:r>
+        <w:rPr>
+          <w:rFonts w:asciiTheme="minorHAnsi" w:hAnsiTheme="minorHAnsi" w:cs="Poppins"/>
+          <w:sz w:val="36"/>
+          <w:szCs w:val="36"/>
+        </w:rPr>
+        <w:t>c</w:t>
+      </w:r>
+      <w:r>
+        <w:rPr>
+          <w:rFonts w:asciiTheme="minorHAnsi" w:hAnsiTheme="minorHAnsi" w:cs="Poppins"/>
+          <w:sz w:val="36"/>
+          <w:szCs w:val="36"/>
+        </w:rPr>
+        <w:t>. OUPicker.xaml (selector AD)</w:t>
+      </w:r>
+    </w:p>
+    <w:p>
+      <w:pPr>
+        <w:rPr>
+          <w:lang w:val="es-AR"/>
+        </w:rPr>
+      </w:pPr>
+      <w:r>
+        <w:rPr>
+          <w:lang w:val="es-AR"/>
+        </w:rPr>
+        <w:t>Ventana auxiliar para</w:t>
+      </w:r>
+      <w:r>
+        <w:rPr>
+          <w:lang w:val="es-AR"/>
+        </w:rPr>
+        <w:t xml:space="preserve"> n</w:t>
+      </w:r>
+      <w:r>
+        <w:rPr>
+          <w:lang w:val="es-AR"/>
+        </w:rPr>
+        <w:t>avegar OUs de Active Directory</w:t>
+      </w:r>
+      <w:r>
+        <w:rPr>
+          <w:lang w:val="es-AR"/>
+        </w:rPr>
+        <w:t xml:space="preserve"> y s</w:t>
+      </w:r>
+      <w:r>
+        <w:rPr>
+          <w:lang w:val="es-AR"/>
+        </w:rPr>
+        <w:t xml:space="preserve">eleccionar OU origen para </w:t>
+      </w:r>
+      <w:r>
+        <w:rPr>
+          <w:lang w:val="es-AR"/>
+        </w:rPr>
+        <w:t>importación</w:t>
+      </w:r>
+      <w:r>
+        <w:rPr>
+          <w:lang w:val="es-AR"/>
+        </w:rPr>
+        <w:t xml:space="preserve"> de equipos habilitados.</w:t>
+      </w:r>
+    </w:p>
+    <w:p>
+      <w:pPr>
+        <w:rPr>
+          <w:lang w:val="es-AR"/>
+        </w:rPr>
+      </w:pPr>
+    </w:p>
+    <w:p>
+      <w:pPr>
+        <w:pStyle w:val="Ttulo2"/>
+        <w:spacing w:before="0"/>
+        <w:ind w:firstLine="720"/>
+        <w:rPr>
+          <w:rFonts w:asciiTheme="minorHAnsi" w:hAnsiTheme="minorHAnsi" w:cs="Poppins"/>
+          <w:sz w:val="36"/>
+          <w:szCs w:val="36"/>
+          <w:lang w:val="es-AR"/>
+        </w:rPr>
+      </w:pPr>
+      <w:r>
+        <w:rPr>
+          <w:rFonts w:asciiTheme="minorHAnsi" w:hAnsiTheme="minorHAnsi" w:cs="Poppins"/>
+          <w:sz w:val="36"/>
+          <w:szCs w:val="36"/>
+          <w:lang w:val="es-AR"/>
+        </w:rPr>
+        <w:t>d</w:t>
+      </w:r>
+      <w:r>
+        <w:rPr>
+          <w:rFonts w:asciiTheme="minorHAnsi" w:hAnsiTheme="minorHAnsi" w:cs="Poppins"/>
+          <w:sz w:val="36"/>
+          <w:szCs w:val="36"/>
+          <w:lang w:val="es-AR"/>
+        </w:rPr>
+        <w:t xml:space="preserve">. </w:t>
+      </w:r>
+      <w:r>
+        <w:rPr>
+          <w:rFonts w:asciiTheme="minorHAnsi" w:eastAsia="Times New Roman" w:hAnsiTheme="minorHAnsi" w:cs="Poppins"/>
+          <w:sz w:val="36"/>
+          <w:szCs w:val="36"/>
+          <w:lang w:val="es-AR" w:eastAsia="es-AR"/>
+        </w:rPr>
+        <w:t>Download-Patches.ps1 (Gestor de Descargas)</w:t>
+      </w:r>
+    </w:p>
+    <w:p>
+      <w:pPr>
+        <w:pStyle w:val="NormalWeb"/>
+        <w:spacing w:before="0" w:beforeAutospacing="0"/>
+        <w:rPr>
+          <w:rFonts w:asciiTheme="minorHAnsi" w:hAnsiTheme="minorHAnsi" w:cs="Poppins"/>
+        </w:rPr>
+      </w:pPr>
+      <w:r>
+        <w:rPr>
+          <w:rFonts w:asciiTheme="minorHAnsi" w:hAnsiTheme="minorHAnsi" w:cs="Poppins"/>
+        </w:rPr>
+        <w:t>Este script es el responsable de la fase de obtención de datos. Su objetivo es asegurar que los parches estén listos para instalarse sin depender de la velocidad de red en el momento crítico del mantenimiento.</w:t>
+      </w:r>
+    </w:p>
+    <w:p>
+      <w:pPr>
+        <w:pStyle w:val="NormalWeb"/>
+        <w:numPr>
+          <w:ilvl w:val="0"/>
+          <w:numId w:val="14"/>
+        </w:numPr>
+        <w:spacing w:before="0" w:beforeAutospacing="0"/>
+        <w:rPr>
+          <w:rFonts w:asciiTheme="minorHAnsi" w:hAnsiTheme="minorHAnsi" w:cs="Poppins"/>
+        </w:rPr>
+      </w:pPr>
+      <w:r>
+        <w:rPr>
+          <w:rFonts w:asciiTheme="minorHAnsi" w:hAnsiTheme="minorHAnsi" w:cs="Poppins"/>
+          <w:b/>
+          <w:bCs/>
+        </w:rPr>
+        <w:t>Búsqueda local:</w:t>
+      </w:r>
+      <w:r>
+        <w:rPr>
+          <w:rFonts w:asciiTheme="minorHAnsi" w:hAnsiTheme="minorHAnsi" w:cs="Poppins"/>
+        </w:rPr>
+        <w:t xml:space="preserve"> Consulta al agente de Windows Update qué actualizaciones faltan (IsInstalled=0).</w:t>
+      </w:r>
+    </w:p>
+    <w:p>
+      <w:pPr>
+        <w:pStyle w:val="NormalWeb"/>
+        <w:numPr>
+          <w:ilvl w:val="0"/>
+          <w:numId w:val="14"/>
+        </w:numPr>
+        <w:spacing w:before="0" w:beforeAutospacing="0"/>
+        <w:rPr>
+          <w:rFonts w:asciiTheme="minorHAnsi" w:hAnsiTheme="minorHAnsi" w:cs="Poppins"/>
+        </w:rPr>
+      </w:pPr>
+      <w:r>
+        <w:rPr>
+          <w:rFonts w:asciiTheme="minorHAnsi" w:hAnsiTheme="minorHAnsi" w:cs="Poppins"/>
+          <w:b/>
+          <w:bCs/>
+        </w:rPr>
+        <w:t>Filtrado:</w:t>
+      </w:r>
+      <w:r>
+        <w:rPr>
+          <w:rFonts w:asciiTheme="minorHAnsi" w:hAnsiTheme="minorHAnsi" w:cs="Poppins"/>
+        </w:rPr>
+        <w:t xml:space="preserve"> Selecciona solo aquellas que aún no han sido descargadas.</w:t>
+      </w:r>
+    </w:p>
+    <w:p>
+      <w:pPr>
+        <w:pStyle w:val="NormalWeb"/>
+        <w:numPr>
+          <w:ilvl w:val="0"/>
+          <w:numId w:val="14"/>
+        </w:numPr>
+        <w:spacing w:before="0" w:beforeAutospacing="0"/>
+        <w:rPr>
+          <w:rFonts w:asciiTheme="minorHAnsi" w:hAnsiTheme="minorHAnsi" w:cs="Poppins"/>
+        </w:rPr>
+      </w:pPr>
+      <w:r>
+        <w:rPr>
+          <w:rFonts w:asciiTheme="minorHAnsi" w:hAnsiTheme="minorHAnsi" w:cs="Poppins"/>
+          <w:b/>
+          <w:bCs/>
+        </w:rPr>
+        <w:t>Descarga silenciosa:</w:t>
+      </w:r>
+      <w:r>
+        <w:rPr>
+          <w:rFonts w:asciiTheme="minorHAnsi" w:hAnsiTheme="minorHAnsi" w:cs="Poppins"/>
+        </w:rPr>
+        <w:t xml:space="preserve"> Inicia el proceso de descarga a la carpeta de caché del sistema (SoftwareDistribution).</w:t>
+      </w:r>
+    </w:p>
+    <w:p>
+      <w:pPr>
+        <w:pStyle w:val="NormalWeb"/>
+        <w:numPr>
+          <w:ilvl w:val="0"/>
+          <w:numId w:val="14"/>
+        </w:numPr>
+        <w:spacing w:before="0" w:beforeAutospacing="0"/>
+        <w:rPr>
+          <w:rFonts w:asciiTheme="minorHAnsi" w:hAnsiTheme="minorHAnsi" w:cs="Poppins"/>
+        </w:rPr>
+      </w:pPr>
+      <w:r>
+        <w:rPr>
+          <w:rFonts w:asciiTheme="minorHAnsi" w:hAnsiTheme="minorHAnsi" w:cs="Poppins"/>
+          <w:b/>
+          <w:bCs/>
+        </w:rPr>
+        <w:t>Reporte de progreso:</w:t>
+      </w:r>
+      <w:r>
+        <w:rPr>
+          <w:rFonts w:asciiTheme="minorHAnsi" w:hAnsiTheme="minorHAnsi" w:cs="Poppins"/>
+        </w:rPr>
+        <w:t xml:space="preserve"> Escribe el estado detallado (ej. "Descargando paquete 2 de 5") en un archivo de texto temporal para que la consola principal pueda leerlo.</w:t>
+      </w:r>
+    </w:p>
+    <w:p>
+      <w:pPr>
+        <w:pStyle w:val="Ttulo2"/>
+        <w:spacing w:before="0"/>
+        <w:ind w:firstLine="720"/>
+        <w:rPr>
+          <w:rFonts w:asciiTheme="minorHAnsi" w:eastAsia="Times New Roman" w:hAnsiTheme="minorHAnsi" w:cs="Poppins"/>
+          <w:sz w:val="36"/>
+          <w:szCs w:val="36"/>
+          <w:lang w:val="es-AR" w:eastAsia="es-AR"/>
+        </w:rPr>
+      </w:pPr>
+      <w:r>
+        <w:rPr>
+          <w:rFonts w:asciiTheme="minorHAnsi" w:hAnsiTheme="minorHAnsi" w:cs="Poppins"/>
+          <w:sz w:val="36"/>
+          <w:szCs w:val="36"/>
           <w:lang w:val="es-AR"/>
         </w:rPr>
         <w:lastRenderedPageBreak/>
-        <w:t>5</w:t>
-      </w:r>
-      <w:r>
-        <w:rPr>
+        <w:t>e</w:t>
+      </w:r>
+      <w:r>
+        <w:rPr>
+          <w:rFonts w:asciiTheme="minorHAnsi" w:hAnsiTheme="minorHAnsi" w:cs="Poppins"/>
+          <w:sz w:val="36"/>
+          <w:szCs w:val="36"/>
           <w:lang w:val="es-AR"/>
         </w:rPr>
         <w:t xml:space="preserve">. </w:t>
       </w:r>
       <w:r>
         <w:rPr>
-          <w:lang w:val="es-AR"/>
-        </w:rPr>
-        <w:t>Estructura de Datos del Reporte Final</w:t>
-      </w:r>
-    </w:p>
-    <w:p>
-      <w:pPr>
-        <w:spacing w:after="160" w:line="278" w:lineRule="auto"/>
-        <w:rPr>
-          <w:lang w:val="es-AR"/>
-        </w:rPr>
-      </w:pPr>
-      <w:r>
-        <w:rPr>
-          <w:lang w:val="es-AR"/>
-        </w:rPr>
-        <w:t>El archivo CSV generado tiene la siguiente jerarquía de columnas, diseñada para auditorías de cumplimiento:</w:t>
-      </w:r>
-    </w:p>
-    <w:p>
-      <w:pPr>
-        <w:rPr>
+          <w:rFonts w:asciiTheme="minorHAnsi" w:eastAsia="Times New Roman" w:hAnsiTheme="minorHAnsi" w:cs="Poppins"/>
+          <w:sz w:val="36"/>
+          <w:szCs w:val="36"/>
+          <w:lang w:val="es-AR" w:eastAsia="es-AR"/>
+        </w:rPr>
+        <w:t>Install-Patches.ps1 (Ejecutor de Instalación)</w:t>
+      </w:r>
+    </w:p>
+    <w:p>
+      <w:pPr>
+        <w:pStyle w:val="NormalWeb"/>
+        <w:spacing w:before="0" w:beforeAutospacing="0"/>
+        <w:rPr>
+          <w:rFonts w:asciiTheme="minorHAnsi" w:hAnsiTheme="minorHAnsi" w:cs="Poppins"/>
+        </w:rPr>
+      </w:pPr>
+      <w:r>
+        <w:rPr>
+          <w:rFonts w:asciiTheme="minorHAnsi" w:hAnsiTheme="minorHAnsi" w:cs="Poppins"/>
+        </w:rPr>
+        <w:t>Es el script más crítico, ya que realiza los cambios en el sistema operativo.</w:t>
+      </w:r>
+    </w:p>
+    <w:p>
+      <w:pPr>
+        <w:pStyle w:val="NormalWeb"/>
+        <w:numPr>
+          <w:ilvl w:val="0"/>
+          <w:numId w:val="15"/>
+        </w:numPr>
+        <w:spacing w:before="0" w:beforeAutospacing="0"/>
+        <w:rPr>
+          <w:rFonts w:asciiTheme="minorHAnsi" w:hAnsiTheme="minorHAnsi" w:cs="Poppins"/>
+        </w:rPr>
+      </w:pPr>
+      <w:r>
+        <w:rPr>
+          <w:rFonts w:asciiTheme="minorHAnsi" w:hAnsiTheme="minorHAnsi" w:cs="Poppins"/>
+          <w:b/>
+          <w:bCs/>
+        </w:rPr>
+        <w:t>Verificación previa:</w:t>
+      </w:r>
+      <w:r>
+        <w:rPr>
+          <w:rFonts w:asciiTheme="minorHAnsi" w:hAnsiTheme="minorHAnsi" w:cs="Poppins"/>
+        </w:rPr>
+        <w:t xml:space="preserve"> Revisa qué parches están ya descargados y listos para su aplicación.</w:t>
+      </w:r>
+    </w:p>
+    <w:p>
+      <w:pPr>
+        <w:pStyle w:val="NormalWeb"/>
+        <w:numPr>
+          <w:ilvl w:val="0"/>
+          <w:numId w:val="15"/>
+        </w:numPr>
+        <w:spacing w:before="0" w:beforeAutospacing="0"/>
+        <w:rPr>
+          <w:rFonts w:asciiTheme="minorHAnsi" w:hAnsiTheme="minorHAnsi" w:cs="Poppins"/>
+        </w:rPr>
+      </w:pPr>
+      <w:r>
+        <w:rPr>
+          <w:rFonts w:asciiTheme="minorHAnsi" w:hAnsiTheme="minorHAnsi" w:cs="Poppins"/>
+          <w:b/>
+          <w:bCs/>
+        </w:rPr>
+        <w:t>Instalación:</w:t>
+      </w:r>
+      <w:r>
+        <w:rPr>
+          <w:rFonts w:asciiTheme="minorHAnsi" w:hAnsiTheme="minorHAnsi" w:cs="Poppins"/>
+        </w:rPr>
+        <w:t xml:space="preserve"> Ejecuta el instalador de Windows Update para todos los elementos en cola.</w:t>
+      </w:r>
+    </w:p>
+    <w:p>
+      <w:pPr>
+        <w:pStyle w:val="NormalWeb"/>
+        <w:numPr>
+          <w:ilvl w:val="0"/>
+          <w:numId w:val="15"/>
+        </w:numPr>
+        <w:spacing w:before="0" w:beforeAutospacing="0"/>
+        <w:rPr>
+          <w:rFonts w:asciiTheme="minorHAnsi" w:hAnsiTheme="minorHAnsi" w:cs="Poppins"/>
+        </w:rPr>
+      </w:pPr>
+      <w:r>
+        <w:rPr>
+          <w:rFonts w:asciiTheme="minorHAnsi" w:hAnsiTheme="minorHAnsi" w:cs="Poppins"/>
+          <w:b/>
+          <w:bCs/>
+        </w:rPr>
+        <w:t>Conteo de éxito:</w:t>
+      </w:r>
+      <w:r>
+        <w:rPr>
+          <w:rFonts w:asciiTheme="minorHAnsi" w:hAnsiTheme="minorHAnsi" w:cs="Poppins"/>
+        </w:rPr>
+        <w:t xml:space="preserve"> Al finalizar, devuelve un número que indica cuántas actualizaciones se instalaron correctamente, permitiendo validar si el proceso fue exitoso.</w:t>
+      </w:r>
+    </w:p>
+    <w:p>
+      <w:pPr>
+        <w:pStyle w:val="Ttulo2"/>
+        <w:spacing w:before="0"/>
+        <w:ind w:firstLine="720"/>
+        <w:rPr>
+          <w:rFonts w:asciiTheme="minorHAnsi" w:eastAsia="Times New Roman" w:hAnsiTheme="minorHAnsi" w:cs="Poppins"/>
+          <w:sz w:val="36"/>
+          <w:szCs w:val="36"/>
+          <w:lang w:val="es-AR" w:eastAsia="es-AR"/>
+        </w:rPr>
+      </w:pPr>
+      <w:r>
+        <w:rPr>
+          <w:rFonts w:asciiTheme="minorHAnsi" w:hAnsiTheme="minorHAnsi" w:cs="Poppins"/>
+          <w:sz w:val="36"/>
+          <w:szCs w:val="36"/>
+          <w:lang w:val="es-AR"/>
+        </w:rPr>
+        <w:t>f</w:t>
+      </w:r>
+      <w:r>
+        <w:rPr>
+          <w:rFonts w:asciiTheme="minorHAnsi" w:hAnsiTheme="minorHAnsi" w:cs="Poppins"/>
+          <w:sz w:val="36"/>
+          <w:szCs w:val="36"/>
+          <w:lang w:val="es-AR"/>
+        </w:rPr>
+        <w:t xml:space="preserve">. </w:t>
+      </w:r>
+      <w:r>
+        <w:rPr>
+          <w:rFonts w:asciiTheme="minorHAnsi" w:eastAsia="Times New Roman" w:hAnsiTheme="minorHAnsi" w:cs="Poppins"/>
+          <w:sz w:val="36"/>
+          <w:szCs w:val="36"/>
+          <w:lang w:val="es-AR" w:eastAsia="es-AR"/>
+        </w:rPr>
+        <w:t>Test-WUAgent.ps1 (Diagnóstico Rápido)</w:t>
+      </w:r>
+    </w:p>
+    <w:p>
+      <w:pPr>
+        <w:pStyle w:val="NormalWeb"/>
+        <w:spacing w:before="0" w:beforeAutospacing="0"/>
+        <w:rPr>
+          <w:rFonts w:asciiTheme="minorHAnsi" w:hAnsiTheme="minorHAnsi" w:cs="Poppins"/>
+        </w:rPr>
+      </w:pPr>
+      <w:r>
+        <w:rPr>
+          <w:rFonts w:asciiTheme="minorHAnsi" w:hAnsiTheme="minorHAnsi" w:cs="Poppins"/>
+        </w:rPr>
+        <w:t>Se utiliza como una tarea de "pre-</w:t>
+      </w:r>
+      <w:r>
+        <w:rPr>
+          <w:rFonts w:asciiTheme="minorHAnsi" w:hAnsiTheme="minorHAnsi" w:cs="Poppins"/>
+        </w:rPr>
+        <w:t>parcheo</w:t>
+      </w:r>
+      <w:r>
+        <w:rPr>
+          <w:rFonts w:asciiTheme="minorHAnsi" w:hAnsiTheme="minorHAnsi" w:cs="Poppins"/>
+        </w:rPr>
+        <w:t>" antes de intentar cualquier actualización masiva para evitar fallos por servidores en mal estado.</w:t>
+      </w:r>
+    </w:p>
+    <w:p>
+      <w:pPr>
+        <w:pStyle w:val="NormalWeb"/>
+        <w:numPr>
+          <w:ilvl w:val="0"/>
+          <w:numId w:val="16"/>
+        </w:numPr>
+        <w:spacing w:before="0" w:beforeAutospacing="0"/>
+        <w:rPr>
+          <w:rFonts w:asciiTheme="minorHAnsi" w:hAnsiTheme="minorHAnsi" w:cs="Poppins"/>
+        </w:rPr>
+      </w:pPr>
+      <w:r>
+        <w:rPr>
+          <w:rFonts w:asciiTheme="minorHAnsi" w:hAnsiTheme="minorHAnsi" w:cs="Poppins"/>
+          <w:b/>
+          <w:bCs/>
+        </w:rPr>
+        <w:t>Verificación de Servicios:</w:t>
+      </w:r>
+      <w:r>
+        <w:rPr>
+          <w:rFonts w:asciiTheme="minorHAnsi" w:hAnsiTheme="minorHAnsi" w:cs="Poppins"/>
+        </w:rPr>
+        <w:t xml:space="preserve"> Comprueba que los servicios wuauserv (Windows Update) y BITS estén en ejecución.</w:t>
+      </w:r>
+    </w:p>
+    <w:p>
+      <w:pPr>
+        <w:pStyle w:val="NormalWeb"/>
+        <w:numPr>
+          <w:ilvl w:val="0"/>
+          <w:numId w:val="16"/>
+        </w:numPr>
+        <w:spacing w:before="0" w:beforeAutospacing="0"/>
+        <w:rPr>
+          <w:rFonts w:asciiTheme="minorHAnsi" w:hAnsiTheme="minorHAnsi" w:cs="Poppins"/>
+        </w:rPr>
+      </w:pPr>
+      <w:r>
+        <w:rPr>
+          <w:rFonts w:asciiTheme="minorHAnsi" w:hAnsiTheme="minorHAnsi" w:cs="Poppins"/>
+          <w:b/>
+          <w:bCs/>
+        </w:rPr>
+        <w:t>Prueba de Comunicación:</w:t>
+      </w:r>
+      <w:r>
+        <w:rPr>
+          <w:rFonts w:asciiTheme="minorHAnsi" w:hAnsiTheme="minorHAnsi" w:cs="Poppins"/>
+        </w:rPr>
+        <w:t xml:space="preserve"> Intenta una búsqueda rápida de actualizaciones para confirmar que el agente no esté bloqueado o corrupto.</w:t>
+      </w:r>
+    </w:p>
+    <w:p>
+      <w:pPr>
+        <w:pStyle w:val="NormalWeb"/>
+        <w:numPr>
+          <w:ilvl w:val="0"/>
+          <w:numId w:val="16"/>
+        </w:numPr>
+        <w:spacing w:before="0" w:beforeAutospacing="0"/>
+        <w:rPr>
+          <w:rFonts w:asciiTheme="minorHAnsi" w:hAnsiTheme="minorHAnsi" w:cs="Poppins"/>
+        </w:rPr>
+      </w:pPr>
+      <w:r>
+        <w:rPr>
+          <w:rFonts w:asciiTheme="minorHAnsi" w:hAnsiTheme="minorHAnsi" w:cs="Poppins"/>
+          <w:b/>
+          <w:bCs/>
+        </w:rPr>
+        <w:t>Códigos de Salida:</w:t>
+      </w:r>
+      <w:r>
+        <w:rPr>
+          <w:rFonts w:asciiTheme="minorHAnsi" w:hAnsiTheme="minorHAnsi" w:cs="Poppins"/>
+        </w:rPr>
+        <w:t xml:space="preserve"> Devuelve códigos específicos (0 si está sano, 2 si los servicios están detenidos, 3 si hay fallos de conexión COM).</w:t>
+      </w:r>
+    </w:p>
+    <w:p>
+      <w:pPr>
+        <w:pStyle w:val="Ttulo2"/>
+        <w:spacing w:before="0"/>
+        <w:ind w:firstLine="720"/>
+        <w:rPr>
+          <w:rFonts w:asciiTheme="minorHAnsi" w:eastAsia="Times New Roman" w:hAnsiTheme="minorHAnsi" w:cs="Poppins"/>
+          <w:sz w:val="36"/>
+          <w:szCs w:val="36"/>
+          <w:lang w:val="es-AR" w:eastAsia="es-AR"/>
+        </w:rPr>
+      </w:pPr>
+      <w:r>
+        <w:rPr>
+          <w:rFonts w:asciiTheme="minorHAnsi" w:hAnsiTheme="minorHAnsi" w:cs="Poppins"/>
+          <w:sz w:val="36"/>
+          <w:szCs w:val="36"/>
+          <w:lang w:val="es-AR"/>
+        </w:rPr>
+        <w:t>g</w:t>
+      </w:r>
+      <w:r>
+        <w:rPr>
+          <w:rFonts w:asciiTheme="minorHAnsi" w:hAnsiTheme="minorHAnsi" w:cs="Poppins"/>
+          <w:sz w:val="36"/>
+          <w:szCs w:val="36"/>
+          <w:lang w:val="es-AR"/>
+        </w:rPr>
+        <w:t xml:space="preserve">. </w:t>
+      </w:r>
+      <w:r>
+        <w:rPr>
+          <w:rFonts w:asciiTheme="minorHAnsi" w:eastAsia="Times New Roman" w:hAnsiTheme="minorHAnsi" w:cs="Poppins"/>
+          <w:sz w:val="36"/>
+          <w:szCs w:val="36"/>
+          <w:lang w:val="es-AR" w:eastAsia="es-AR"/>
+        </w:rPr>
+        <w:t>Repair-WUAgent.ps1 (Script de Autocuración)</w:t>
+      </w:r>
+    </w:p>
+    <w:p>
+      <w:pPr>
+        <w:pStyle w:val="NormalWeb"/>
+        <w:spacing w:before="0" w:beforeAutospacing="0"/>
+        <w:rPr>
+          <w:rFonts w:asciiTheme="minorHAnsi" w:hAnsiTheme="minorHAnsi" w:cs="Poppins"/>
+        </w:rPr>
+      </w:pPr>
+      <w:r>
+        <w:rPr>
+          <w:rFonts w:asciiTheme="minorHAnsi" w:hAnsiTheme="minorHAnsi" w:cs="Poppins"/>
+        </w:rPr>
+        <w:t>Este script se ejecuta automáticamente si un servidor falla en las pruebas previas o presenta errores persistentes.</w:t>
+      </w:r>
+    </w:p>
+    <w:p>
+      <w:pPr>
+        <w:pStyle w:val="NormalWeb"/>
+        <w:numPr>
+          <w:ilvl w:val="0"/>
+          <w:numId w:val="17"/>
+        </w:numPr>
+        <w:spacing w:before="0" w:beforeAutospacing="0"/>
+        <w:rPr>
+          <w:rFonts w:asciiTheme="minorHAnsi" w:hAnsiTheme="minorHAnsi" w:cs="Poppins"/>
+        </w:rPr>
+      </w:pPr>
+      <w:r>
+        <w:rPr>
+          <w:rFonts w:asciiTheme="minorHAnsi" w:hAnsiTheme="minorHAnsi" w:cs="Poppins"/>
+          <w:b/>
+          <w:bCs/>
+        </w:rPr>
+        <w:t>Reset Forzado:</w:t>
+      </w:r>
+      <w:r>
+        <w:rPr>
+          <w:rFonts w:asciiTheme="minorHAnsi" w:hAnsiTheme="minorHAnsi" w:cs="Poppins"/>
+        </w:rPr>
+        <w:t xml:space="preserve"> Detiene los servicios de actualización y criptografía de forma agresiva.</w:t>
+      </w:r>
+    </w:p>
+    <w:p>
+      <w:pPr>
+        <w:pStyle w:val="NormalWeb"/>
+        <w:numPr>
+          <w:ilvl w:val="0"/>
+          <w:numId w:val="17"/>
+        </w:numPr>
+        <w:spacing w:before="0" w:beforeAutospacing="0"/>
+        <w:rPr>
+          <w:rFonts w:asciiTheme="minorHAnsi" w:hAnsiTheme="minorHAnsi" w:cs="Poppins"/>
+        </w:rPr>
+      </w:pPr>
+      <w:r>
+        <w:rPr>
+          <w:rFonts w:asciiTheme="minorHAnsi" w:hAnsiTheme="minorHAnsi" w:cs="Poppins"/>
+          <w:b/>
+          <w:bCs/>
+        </w:rPr>
+        <w:t>Purga de Caché:</w:t>
+      </w:r>
+      <w:r>
+        <w:rPr>
+          <w:rFonts w:asciiTheme="minorHAnsi" w:hAnsiTheme="minorHAnsi" w:cs="Poppins"/>
+        </w:rPr>
+        <w:t xml:space="preserve"> Elimina físicamente la carpeta C:\Windows\SoftwareDistribution, borrando cualquier rastro de parches corruptos que impidan el funcionamiento.</w:t>
+      </w:r>
+    </w:p>
+    <w:p>
+      <w:pPr>
+        <w:pStyle w:val="NormalWeb"/>
+        <w:numPr>
+          <w:ilvl w:val="0"/>
+          <w:numId w:val="17"/>
+        </w:numPr>
+        <w:spacing w:before="0" w:beforeAutospacing="0"/>
+        <w:rPr>
+          <w:rFonts w:asciiTheme="minorHAnsi" w:hAnsiTheme="minorHAnsi" w:cs="Poppins"/>
+        </w:rPr>
+      </w:pPr>
+      <w:r>
+        <w:rPr>
+          <w:rFonts w:asciiTheme="minorHAnsi" w:hAnsiTheme="minorHAnsi" w:cs="Poppins"/>
+          <w:b/>
+          <w:bCs/>
+        </w:rPr>
+        <w:t>Re-registro en WSUS/Cloud:</w:t>
+      </w:r>
+      <w:r>
+        <w:rPr>
+          <w:rFonts w:asciiTheme="minorHAnsi" w:hAnsiTheme="minorHAnsi" w:cs="Poppins"/>
+        </w:rPr>
+        <w:t xml:space="preserve"> Reinicia los servicios y utiliza herramientas como UsoClient.exe y wuauclt.exe para forzar al servidor a presentarse nuevamente ante el servidor de actualizaciones y sincronizar políticas de grupo (gpupdate /force).</w:t>
+      </w:r>
+    </w:p>
+    <w:p>
+      <w:pPr>
+        <w:pStyle w:val="Ttulo2"/>
+        <w:spacing w:before="0"/>
+        <w:ind w:firstLine="720"/>
+        <w:rPr>
+          <w:rFonts w:asciiTheme="minorHAnsi" w:eastAsia="Times New Roman" w:hAnsiTheme="minorHAnsi" w:cs="Poppins"/>
+          <w:sz w:val="36"/>
+          <w:szCs w:val="36"/>
+          <w:lang w:val="es-AR" w:eastAsia="es-AR"/>
+        </w:rPr>
+      </w:pPr>
+      <w:r>
+        <w:rPr>
+          <w:rFonts w:asciiTheme="minorHAnsi" w:hAnsiTheme="minorHAnsi" w:cs="Poppins"/>
+          <w:sz w:val="36"/>
+          <w:szCs w:val="36"/>
+          <w:lang w:val="es-AR"/>
+        </w:rPr>
+        <w:t>h</w:t>
+      </w:r>
+      <w:r>
+        <w:rPr>
+          <w:rFonts w:asciiTheme="minorHAnsi" w:hAnsiTheme="minorHAnsi" w:cs="Poppins"/>
+          <w:sz w:val="36"/>
+          <w:szCs w:val="36"/>
+          <w:lang w:val="es-AR"/>
+        </w:rPr>
+        <w:t xml:space="preserve">. </w:t>
+      </w:r>
+      <w:r>
+        <w:rPr>
+          <w:rFonts w:asciiTheme="minorHAnsi" w:eastAsia="Times New Roman" w:hAnsiTheme="minorHAnsi" w:cs="Poppins"/>
+          <w:sz w:val="36"/>
+          <w:szCs w:val="36"/>
+          <w:lang w:val="es-AR" w:eastAsia="es-AR"/>
+        </w:rPr>
+        <w:t>Resumen de Flujo Operativo</w:t>
+      </w:r>
+    </w:p>
+    <w:p>
+      <w:pPr>
+        <w:rPr>
+          <w:lang w:val="es-AR"/>
+        </w:rPr>
+      </w:pPr>
+    </w:p>
+    <w:p>
+      <w:pPr>
+        <w:rPr>
+          <w:b/>
+          <w:bCs/>
           <w:lang w:val="es-AR"/>
         </w:rPr>
       </w:pPr>
     </w:p>
     <w:tbl>
       <w:tblPr>
-        <w:tblW w:w="0" w:type="auto"/>
+        <w:tblW w:w="9214" w:type="dxa"/>
         <w:tblCellSpacing w:w="15" w:type="dxa"/>
+        <w:tblInd w:w="563" w:type="dxa"/>
         <w:tblCellMar>
-          <w:left w:w="0" w:type="dxa"/>
-          <w:right w:w="0" w:type="dxa"/>
+          <w:top w:w="15" w:type="dxa"/>
+          <w:left w:w="15" w:type="dxa"/>
+          <w:bottom w:w="15" w:type="dxa"/>
+          <w:right w:w="15" w:type="dxa"/>
         </w:tblCellMar>
         <w:tblLook w:val="04A0" w:firstRow="1" w:lastRow="0" w:firstColumn="1" w:lastColumn="0" w:noHBand="0" w:noVBand="1"/>
       </w:tblPr>
       <w:tblGrid>
-        <w:gridCol w:w="2164"/>
-        <w:gridCol w:w="6201"/>
+        <w:gridCol w:w="1716"/>
+        <w:gridCol w:w="2615"/>
+        <w:gridCol w:w="4883"/>
       </w:tblGrid>
       <w:tr>
         <w:trPr>
+          <w:trHeight w:val="290"/>
           <w:tblHeader/>
           <w:tblCellSpacing w:w="15" w:type="dxa"/>
         </w:trPr>
         <w:tc>
           <w:tcPr>
             <w:tcW w:w="0" w:type="auto"/>
-            <w:tcBorders>
-              <w:top w:val="single" w:sz="6" w:space="0" w:color="auto"/>
-              <w:left w:val="single" w:sz="6" w:space="0" w:color="auto"/>
-              <w:bottom w:val="single" w:sz="6" w:space="0" w:color="auto"/>
-              <w:right w:val="single" w:sz="6" w:space="0" w:color="auto"/>
-            </w:tcBorders>
-            <w:tcMar>
-              <w:top w:w="240" w:type="dxa"/>
-              <w:left w:w="0" w:type="dxa"/>
-              <w:bottom w:w="240" w:type="dxa"/>
-              <w:right w:w="180" w:type="dxa"/>
-            </w:tcMar>
+            <w:vAlign w:val="center"/>
+            <w:hideMark/>
+          </w:tcPr>
+          <w:p>
+            <w:pPr>
+              <w:rPr>
+                <w:sz w:val="24"/>
+                <w:szCs w:val="24"/>
+                <w:lang w:val="es-AR"/>
+              </w:rPr>
+            </w:pPr>
+            <w:r>
+              <w:rPr>
+                <w:b/>
+                <w:bCs/>
+                <w:sz w:val="24"/>
+                <w:szCs w:val="24"/>
+                <w:lang w:val="es-AR"/>
+              </w:rPr>
+              <w:t xml:space="preserve">         Fase</w:t>
+            </w:r>
+          </w:p>
+        </w:tc>
+        <w:tc>
+          <w:tcPr>
+            <w:tcW w:w="0" w:type="auto"/>
+            <w:vAlign w:val="center"/>
+            <w:hideMark/>
+          </w:tcPr>
+          <w:p>
+            <w:pPr>
+              <w:rPr>
+                <w:sz w:val="24"/>
+                <w:szCs w:val="24"/>
+                <w:lang w:val="es-AR"/>
+              </w:rPr>
+            </w:pPr>
+            <w:r>
+              <w:rPr>
+                <w:b/>
+                <w:bCs/>
+                <w:sz w:val="24"/>
+                <w:szCs w:val="24"/>
+                <w:lang w:val="es-AR"/>
+              </w:rPr>
+              <w:t xml:space="preserve">   Script Ejecutado</w:t>
+            </w:r>
+          </w:p>
+        </w:tc>
+        <w:tc>
+          <w:tcPr>
+            <w:tcW w:w="4838" w:type="dxa"/>
+            <w:vAlign w:val="center"/>
+            <w:hideMark/>
+          </w:tcPr>
+          <w:p>
+            <w:pPr>
+              <w:rPr>
+                <w:sz w:val="24"/>
+                <w:szCs w:val="24"/>
+                <w:lang w:val="es-AR"/>
+              </w:rPr>
+            </w:pPr>
+            <w:r>
+              <w:rPr>
+                <w:b/>
+                <w:bCs/>
+                <w:sz w:val="24"/>
+                <w:szCs w:val="24"/>
+                <w:lang w:val="es-AR"/>
+              </w:rPr>
+              <w:t xml:space="preserve">             Resultado Esperado</w:t>
+            </w:r>
+          </w:p>
+        </w:tc>
+      </w:tr>
+      <w:tr>
+        <w:trPr>
+          <w:trHeight w:val="274"/>
+          <w:tblCellSpacing w:w="15" w:type="dxa"/>
+        </w:trPr>
+        <w:tc>
+          <w:tcPr>
+            <w:tcW w:w="0" w:type="auto"/>
             <w:vAlign w:val="center"/>
             <w:hideMark/>
           </w:tcPr>
@@ -1625,25 +3366,59 @@
                 <w:bCs/>
                 <w:lang w:val="es-AR"/>
               </w:rPr>
-              <w:t>Columna</w:t>
+              <w:t>1. Verificación</w:t>
             </w:r>
           </w:p>
         </w:tc>
         <w:tc>
           <w:tcPr>
             <w:tcW w:w="0" w:type="auto"/>
-            <w:tcBorders>
-              <w:top w:val="single" w:sz="6" w:space="0" w:color="auto"/>
-              <w:left w:val="single" w:sz="6" w:space="0" w:color="auto"/>
-              <w:bottom w:val="single" w:sz="6" w:space="0" w:color="auto"/>
-              <w:right w:val="single" w:sz="6" w:space="0" w:color="auto"/>
-            </w:tcBorders>
-            <w:tcMar>
-              <w:top w:w="240" w:type="dxa"/>
-              <w:left w:w="0" w:type="dxa"/>
-              <w:bottom w:w="240" w:type="dxa"/>
-              <w:right w:w="0" w:type="dxa"/>
-            </w:tcMar>
+            <w:vAlign w:val="center"/>
+            <w:hideMark/>
+          </w:tcPr>
+          <w:p>
+            <w:pPr>
+              <w:rPr>
+                <w:lang w:val="es-AR"/>
+              </w:rPr>
+            </w:pPr>
+            <w:r>
+              <w:rPr>
+                <w:lang w:val="es-AR"/>
+              </w:rPr>
+              <w:t>Test-WUAgent.ps1</w:t>
+            </w:r>
+          </w:p>
+        </w:tc>
+        <w:tc>
+          <w:tcPr>
+            <w:tcW w:w="4838" w:type="dxa"/>
+            <w:vAlign w:val="center"/>
+            <w:hideMark/>
+          </w:tcPr>
+          <w:p>
+            <w:pPr>
+              <w:rPr>
+                <w:lang w:val="es-AR"/>
+              </w:rPr>
+            </w:pPr>
+            <w:r>
+              <w:rPr>
+                <w:lang w:val="es-AR"/>
+              </w:rPr>
+              <w:t>Confirmar que el servidor responde.</w:t>
+            </w:r>
+          </w:p>
+        </w:tc>
+      </w:tr>
+      <w:tr>
+        <w:trPr>
+          <w:trHeight w:val="290"/>
+          <w:tblCellSpacing w:w="15" w:type="dxa"/>
+        </w:trPr>
+        <w:tc>
+          <w:tcPr>
+            <w:tcW w:w="0" w:type="auto"/>
             <w:vAlign w:val="center"/>
             <w:hideMark/>
           </w:tcPr>
@@ -1659,30 +3434,59 @@
                 <w:bCs/>
                 <w:lang w:val="es-AR"/>
               </w:rPr>
-              <w:t>Descripción</w:t>
+              <w:t>2. Corrección</w:t>
+            </w:r>
+          </w:p>
+        </w:tc>
+        <w:tc>
+          <w:tcPr>
+            <w:tcW w:w="0" w:type="auto"/>
+            <w:vAlign w:val="center"/>
+            <w:hideMark/>
+          </w:tcPr>
+          <w:p>
+            <w:pPr>
+              <w:rPr>
+                <w:lang w:val="es-AR"/>
+              </w:rPr>
+            </w:pPr>
+            <w:r>
+              <w:rPr>
+                <w:lang w:val="es-AR"/>
+              </w:rPr>
+              <w:t>Repair-WUAgent.ps1</w:t>
+            </w:r>
+          </w:p>
+        </w:tc>
+        <w:tc>
+          <w:tcPr>
+            <w:tcW w:w="4838" w:type="dxa"/>
+            <w:vAlign w:val="center"/>
+            <w:hideMark/>
+          </w:tcPr>
+          <w:p>
+            <w:pPr>
+              <w:rPr>
+                <w:lang w:val="es-AR"/>
+              </w:rPr>
+            </w:pPr>
+            <w:r>
+              <w:rPr>
+                <w:lang w:val="es-AR"/>
+              </w:rPr>
+              <w:t>(Opcional) Reparar el agente si la Fase 1 falló.</w:t>
             </w:r>
           </w:p>
         </w:tc>
       </w:tr>
       <w:tr>
         <w:trPr>
+          <w:trHeight w:val="274"/>
           <w:tblCellSpacing w:w="15" w:type="dxa"/>
         </w:trPr>
         <w:tc>
           <w:tcPr>
             <w:tcW w:w="0" w:type="auto"/>
-            <w:tcBorders>
-              <w:top w:val="single" w:sz="6" w:space="0" w:color="auto"/>
-              <w:left w:val="single" w:sz="6" w:space="0" w:color="auto"/>
-              <w:bottom w:val="single" w:sz="6" w:space="0" w:color="auto"/>
-              <w:right w:val="single" w:sz="6" w:space="0" w:color="auto"/>
-            </w:tcBorders>
-            <w:tcMar>
-              <w:top w:w="240" w:type="dxa"/>
-              <w:left w:w="0" w:type="dxa"/>
-              <w:bottom w:w="240" w:type="dxa"/>
-              <w:right w:w="180" w:type="dxa"/>
-            </w:tcMar>
             <w:vAlign w:val="center"/>
             <w:hideMark/>
           </w:tcPr>
@@ -1698,25 +3502,13 @@
                 <w:bCs/>
                 <w:lang w:val="es-AR"/>
               </w:rPr>
-              <w:t>Dominio</w:t>
+              <w:t>3. Preparación</w:t>
             </w:r>
           </w:p>
         </w:tc>
         <w:tc>
           <w:tcPr>
             <w:tcW w:w="0" w:type="auto"/>
-            <w:tcBorders>
-              <w:top w:val="single" w:sz="6" w:space="0" w:color="auto"/>
-              <w:left w:val="single" w:sz="6" w:space="0" w:color="auto"/>
-              <w:bottom w:val="single" w:sz="6" w:space="0" w:color="auto"/>
-              <w:right w:val="single" w:sz="6" w:space="0" w:color="auto"/>
-            </w:tcBorders>
-            <w:tcMar>
-              <w:top w:w="240" w:type="dxa"/>
-              <w:left w:w="0" w:type="dxa"/>
-              <w:bottom w:w="240" w:type="dxa"/>
-              <w:right w:w="0" w:type="dxa"/>
-            </w:tcMar>
             <w:vAlign w:val="center"/>
             <w:hideMark/>
           </w:tcPr>
@@ -1730,30 +3522,39 @@
               <w:rPr>
                 <w:lang w:val="es-AR"/>
               </w:rPr>
-              <w:t>Nombre del dominio al que pertenece el equipo.</w:t>
+              <w:t>Download-Patches.ps1</w:t>
+            </w:r>
+          </w:p>
+        </w:tc>
+        <w:tc>
+          <w:tcPr>
+            <w:tcW w:w="4838" w:type="dxa"/>
+            <w:vAlign w:val="center"/>
+            <w:hideMark/>
+          </w:tcPr>
+          <w:p>
+            <w:pPr>
+              <w:rPr>
+                <w:lang w:val="es-AR"/>
+              </w:rPr>
+            </w:pPr>
+            <w:r>
+              <w:rPr>
+                <w:lang w:val="es-AR"/>
+              </w:rPr>
+              <w:t>Parches descargados localmente en el servidor.</w:t>
             </w:r>
           </w:p>
         </w:tc>
       </w:tr>
       <w:tr>
         <w:trPr>
+          <w:trHeight w:val="290"/>
           <w:tblCellSpacing w:w="15" w:type="dxa"/>
         </w:trPr>
         <w:tc>
           <w:tcPr>
             <w:tcW w:w="0" w:type="auto"/>
-            <w:tcBorders>
-              <w:top w:val="single" w:sz="6" w:space="0" w:color="auto"/>
-              <w:left w:val="single" w:sz="6" w:space="0" w:color="auto"/>
-              <w:bottom w:val="single" w:sz="6" w:space="0" w:color="auto"/>
-              <w:right w:val="single" w:sz="6" w:space="0" w:color="auto"/>
-            </w:tcBorders>
-            <w:tcMar>
-              <w:top w:w="240" w:type="dxa"/>
-              <w:left w:w="0" w:type="dxa"/>
-              <w:bottom w:w="240" w:type="dxa"/>
-              <w:right w:w="180" w:type="dxa"/>
-            </w:tcMar>
             <w:vAlign w:val="center"/>
             <w:hideMark/>
           </w:tcPr>
@@ -1769,25 +3570,14 @@
                 <w:bCs/>
                 <w:lang w:val="es-AR"/>
               </w:rPr>
-              <w:t>Servidor</w:t>
+              <w:lastRenderedPageBreak/>
+              <w:t>4. Ejecución</w:t>
             </w:r>
           </w:p>
         </w:tc>
         <w:tc>
           <w:tcPr>
             <w:tcW w:w="0" w:type="auto"/>
-            <w:tcBorders>
-              <w:top w:val="single" w:sz="6" w:space="0" w:color="auto"/>
-              <w:left w:val="single" w:sz="6" w:space="0" w:color="auto"/>
-              <w:bottom w:val="single" w:sz="6" w:space="0" w:color="auto"/>
-              <w:right w:val="single" w:sz="6" w:space="0" w:color="auto"/>
-            </w:tcBorders>
-            <w:tcMar>
-              <w:top w:w="240" w:type="dxa"/>
-              <w:left w:w="0" w:type="dxa"/>
-              <w:bottom w:w="240" w:type="dxa"/>
-              <w:right w:w="0" w:type="dxa"/>
-            </w:tcMar>
             <w:vAlign w:val="center"/>
             <w:hideMark/>
           </w:tcPr>
@@ -1801,64 +3591,13 @@
               <w:rPr>
                 <w:lang w:val="es-AR"/>
               </w:rPr>
-              <w:t>Nombre (Hostname) del equipo gestionado.</w:t>
-            </w:r>
-          </w:p>
-        </w:tc>
-      </w:tr>
-      <w:tr>
-        <w:trPr>
-          <w:tblCellSpacing w:w="15" w:type="dxa"/>
-        </w:trPr>
-        <w:tc>
-          <w:tcPr>
-            <w:tcW w:w="0" w:type="auto"/>
-            <w:tcBorders>
-              <w:top w:val="single" w:sz="6" w:space="0" w:color="auto"/>
-              <w:left w:val="single" w:sz="6" w:space="0" w:color="auto"/>
-              <w:bottom w:val="single" w:sz="6" w:space="0" w:color="auto"/>
-              <w:right w:val="single" w:sz="6" w:space="0" w:color="auto"/>
-            </w:tcBorders>
-            <w:tcMar>
-              <w:top w:w="240" w:type="dxa"/>
-              <w:left w:w="0" w:type="dxa"/>
-              <w:bottom w:w="240" w:type="dxa"/>
-              <w:right w:w="180" w:type="dxa"/>
-            </w:tcMar>
-            <w:vAlign w:val="center"/>
-            <w:hideMark/>
-          </w:tcPr>
-          <w:p>
-            <w:pPr>
-              <w:rPr>
-                <w:lang w:val="es-AR"/>
-              </w:rPr>
-            </w:pPr>
-            <w:r>
-              <w:rPr>
-                <w:b/>
-                <w:bCs/>
-                <w:lang w:val="es-AR"/>
-              </w:rPr>
-              <w:t>IP</w:t>
+              <w:t>Install-Patches.ps1</w:t>
             </w:r>
           </w:p>
         </w:tc>
         <w:tc>
           <w:tcPr>
-            <w:tcW w:w="0" w:type="auto"/>
-            <w:tcBorders>
-              <w:top w:val="single" w:sz="6" w:space="0" w:color="auto"/>
-              <w:left w:val="single" w:sz="6" w:space="0" w:color="auto"/>
-              <w:bottom w:val="single" w:sz="6" w:space="0" w:color="auto"/>
-              <w:right w:val="single" w:sz="6" w:space="0" w:color="auto"/>
-            </w:tcBorders>
-            <w:tcMar>
-              <w:top w:w="240" w:type="dxa"/>
-              <w:left w:w="0" w:type="dxa"/>
-              <w:bottom w:w="240" w:type="dxa"/>
-              <w:right w:w="0" w:type="dxa"/>
-            </w:tcMar>
+            <w:tcW w:w="4838" w:type="dxa"/>
             <w:vAlign w:val="center"/>
             <w:hideMark/>
           </w:tcPr>
@@ -1872,7 +3611,1810 @@
               <w:rPr>
                 <w:lang w:val="es-AR"/>
               </w:rPr>
-              <w:t>Dirección IPv4 resoluble en la red.</w:t>
+              <w:t>Aplicación de parches y reporte de KBs.</w:t>
+            </w:r>
+          </w:p>
+        </w:tc>
+      </w:tr>
+    </w:tbl>
+    <w:p>
+      <w:pPr>
+        <w:rPr>
+          <w:lang w:val="es-AR"/>
+        </w:rPr>
+      </w:pPr>
+    </w:p>
+    <w:p>
+      <w:pPr>
+        <w:rPr>
+          <w:lang w:val="es-AR"/>
+        </w:rPr>
+      </w:pPr>
+    </w:p>
+    <w:p>
+      <w:pPr>
+        <w:rPr>
+          <w:lang w:val="es-AR"/>
+        </w:rPr>
+      </w:pPr>
+    </w:p>
+    <w:p>
+      <w:pPr>
+        <w:rPr>
+          <w:lang w:val="es-AR"/>
+        </w:rPr>
+      </w:pPr>
+    </w:p>
+    <w:p>
+      <w:pPr>
+        <w:rPr>
+          <w:lang w:val="es-AR"/>
+        </w:rPr>
+      </w:pPr>
+    </w:p>
+    <w:p>
+      <w:pPr>
+        <w:rPr>
+          <w:lang w:val="es-AR"/>
+        </w:rPr>
+      </w:pPr>
+    </w:p>
+    <w:p>
+      <w:pPr>
+        <w:rPr>
+          <w:lang w:val="es-AR"/>
+        </w:rPr>
+      </w:pPr>
+    </w:p>
+    <w:p>
+      <w:pPr>
+        <w:rPr>
+          <w:lang w:val="es-AR"/>
+        </w:rPr>
+      </w:pPr>
+    </w:p>
+    <w:p>
+      <w:pPr>
+        <w:rPr>
+          <w:lang w:val="es-AR"/>
+        </w:rPr>
+      </w:pPr>
+    </w:p>
+    <w:p>
+      <w:pPr>
+        <w:rPr>
+          <w:lang w:val="es-AR"/>
+        </w:rPr>
+      </w:pPr>
+    </w:p>
+    <w:p>
+      <w:pPr>
+        <w:rPr>
+          <w:lang w:val="es-AR"/>
+        </w:rPr>
+      </w:pPr>
+    </w:p>
+    <w:p>
+      <w:pPr>
+        <w:rPr>
+          <w:lang w:val="es-AR"/>
+        </w:rPr>
+      </w:pPr>
+    </w:p>
+    <w:p>
+      <w:pPr>
+        <w:rPr>
+          <w:lang w:val="es-AR"/>
+        </w:rPr>
+      </w:pPr>
+    </w:p>
+    <w:p>
+      <w:pPr>
+        <w:rPr>
+          <w:lang w:val="es-AR"/>
+        </w:rPr>
+      </w:pPr>
+    </w:p>
+    <w:p>
+      <w:pPr>
+        <w:rPr>
+          <w:lang w:val="es-AR"/>
+        </w:rPr>
+      </w:pPr>
+    </w:p>
+    <w:p>
+      <w:pPr>
+        <w:rPr>
+          <w:lang w:val="es-AR"/>
+        </w:rPr>
+      </w:pPr>
+    </w:p>
+    <w:p>
+      <w:pPr>
+        <w:rPr>
+          <w:lang w:val="es-AR"/>
+        </w:rPr>
+      </w:pPr>
+    </w:p>
+    <w:p>
+      <w:pPr>
+        <w:rPr>
+          <w:lang w:val="es-AR"/>
+        </w:rPr>
+      </w:pPr>
+    </w:p>
+    <w:p>
+      <w:pPr>
+        <w:rPr>
+          <w:lang w:val="es-AR"/>
+        </w:rPr>
+      </w:pPr>
+    </w:p>
+    <w:p>
+      <w:pPr>
+        <w:rPr>
+          <w:lang w:val="es-AR"/>
+        </w:rPr>
+      </w:pPr>
+    </w:p>
+    <w:p>
+      <w:pPr>
+        <w:rPr>
+          <w:lang w:val="es-AR"/>
+        </w:rPr>
+      </w:pPr>
+    </w:p>
+    <w:p>
+      <w:pPr>
+        <w:rPr>
+          <w:lang w:val="es-AR"/>
+        </w:rPr>
+      </w:pPr>
+    </w:p>
+    <w:p>
+      <w:pPr>
+        <w:rPr>
+          <w:lang w:val="es-AR"/>
+        </w:rPr>
+      </w:pPr>
+    </w:p>
+    <w:p>
+      <w:pPr>
+        <w:rPr>
+          <w:lang w:val="es-AR"/>
+        </w:rPr>
+      </w:pPr>
+    </w:p>
+    <w:p>
+      <w:pPr>
+        <w:rPr>
+          <w:lang w:val="es-AR"/>
+        </w:rPr>
+      </w:pPr>
+    </w:p>
+    <w:p>
+      <w:pPr>
+        <w:rPr>
+          <w:lang w:val="es-AR"/>
+        </w:rPr>
+      </w:pPr>
+    </w:p>
+    <w:p>
+      <w:pPr>
+        <w:rPr>
+          <w:lang w:val="es-AR"/>
+        </w:rPr>
+      </w:pPr>
+    </w:p>
+    <w:p>
+      <w:pPr>
+        <w:rPr>
+          <w:lang w:val="es-AR"/>
+        </w:rPr>
+      </w:pPr>
+    </w:p>
+    <w:p>
+      <w:pPr>
+        <w:rPr>
+          <w:lang w:val="es-AR"/>
+        </w:rPr>
+      </w:pPr>
+    </w:p>
+    <w:p>
+      <w:pPr>
+        <w:rPr>
+          <w:lang w:val="es-AR"/>
+        </w:rPr>
+      </w:pPr>
+    </w:p>
+    <w:p>
+      <w:pPr>
+        <w:rPr>
+          <w:lang w:val="es-AR"/>
+        </w:rPr>
+      </w:pPr>
+    </w:p>
+    <w:p>
+      <w:pPr>
+        <w:rPr>
+          <w:lang w:val="es-AR"/>
+        </w:rPr>
+      </w:pPr>
+    </w:p>
+    <w:p>
+      <w:pPr>
+        <w:rPr>
+          <w:lang w:val="es-AR"/>
+        </w:rPr>
+      </w:pPr>
+    </w:p>
+    <w:p>
+      <w:pPr>
+        <w:rPr>
+          <w:lang w:val="es-AR"/>
+        </w:rPr>
+      </w:pPr>
+    </w:p>
+    <w:p>
+      <w:pPr>
+        <w:rPr>
+          <w:lang w:val="es-AR"/>
+        </w:rPr>
+      </w:pPr>
+    </w:p>
+    <w:p>
+      <w:pPr>
+        <w:rPr>
+          <w:lang w:val="es-AR"/>
+        </w:rPr>
+      </w:pPr>
+    </w:p>
+    <w:p>
+      <w:pPr>
+        <w:rPr>
+          <w:lang w:val="es-AR"/>
+        </w:rPr>
+      </w:pPr>
+    </w:p>
+    <w:p>
+      <w:pPr>
+        <w:rPr>
+          <w:lang w:val="es-AR"/>
+        </w:rPr>
+      </w:pPr>
+    </w:p>
+    <w:p>
+      <w:pPr>
+        <w:rPr>
+          <w:lang w:val="es-AR"/>
+        </w:rPr>
+      </w:pPr>
+    </w:p>
+    <w:p>
+      <w:pPr>
+        <w:rPr>
+          <w:lang w:val="es-AR"/>
+        </w:rPr>
+      </w:pPr>
+    </w:p>
+    <w:p>
+      <w:pPr>
+        <w:pStyle w:val="Ttulo1"/>
+        <w:rPr>
+          <w:rFonts w:asciiTheme="minorHAnsi" w:hAnsiTheme="minorHAnsi"/>
+          <w:lang w:val="es-AR"/>
+        </w:rPr>
+      </w:pPr>
+      <w:r>
+        <w:rPr>
+          <w:rFonts w:asciiTheme="minorHAnsi" w:hAnsiTheme="minorHAnsi"/>
+          <w:lang w:val="es-AR"/>
+        </w:rPr>
+        <w:lastRenderedPageBreak/>
+        <w:t>4</w:t>
+      </w:r>
+      <w:r>
+        <w:rPr>
+          <w:rFonts w:asciiTheme="minorHAnsi" w:hAnsiTheme="minorHAnsi"/>
+          <w:lang w:val="es-AR"/>
+        </w:rPr>
+        <w:t xml:space="preserve">. </w:t>
+      </w:r>
+      <w:r>
+        <w:rPr>
+          <w:rFonts w:asciiTheme="minorHAnsi" w:hAnsiTheme="minorHAnsi"/>
+          <w:lang w:val="es-AR"/>
+        </w:rPr>
+        <w:t xml:space="preserve">Funcionamiento </w:t>
+      </w:r>
+      <w:r>
+        <w:rPr>
+          <w:rFonts w:asciiTheme="minorHAnsi" w:hAnsiTheme="minorHAnsi"/>
+          <w:lang w:val="es-AR"/>
+        </w:rPr>
+        <w:t>del Sistema de Reporte</w:t>
+      </w:r>
+    </w:p>
+    <w:p>
+      <w:pPr>
+        <w:spacing w:after="160" w:line="278" w:lineRule="auto"/>
+        <w:rPr>
+          <w:rFonts w:cs="Poppins"/>
+          <w:sz w:val="24"/>
+          <w:szCs w:val="24"/>
+          <w:lang w:val="es-AR"/>
+        </w:rPr>
+      </w:pPr>
+      <w:r>
+        <w:rPr>
+          <w:rFonts w:cs="Poppins"/>
+          <w:sz w:val="24"/>
+          <w:szCs w:val="24"/>
+          <w:lang w:val="es-AR"/>
+        </w:rPr>
+        <w:t>El reporte que hemos configurado realiza una auditoría activa en tiempo real.</w:t>
+      </w:r>
+    </w:p>
+    <w:p>
+      <w:pPr>
+        <w:spacing w:after="160" w:line="278" w:lineRule="auto"/>
+        <w:rPr>
+          <w:rFonts w:cs="Poppins"/>
+          <w:b/>
+          <w:bCs/>
+          <w:sz w:val="24"/>
+          <w:szCs w:val="24"/>
+          <w:lang w:val="es-AR"/>
+        </w:rPr>
+      </w:pPr>
+      <w:r>
+        <w:rPr>
+          <w:rFonts w:cs="Poppins"/>
+          <w:b/>
+          <w:bCs/>
+          <w:sz w:val="24"/>
+          <w:szCs w:val="24"/>
+          <w:lang w:val="es-AR"/>
+        </w:rPr>
+        <w:t>Proceso de Generación:</w:t>
+      </w:r>
+    </w:p>
+    <w:p>
+      <w:pPr>
+        <w:numPr>
+          <w:ilvl w:val="0"/>
+          <w:numId w:val="4"/>
+        </w:numPr>
+        <w:spacing w:after="160" w:line="278" w:lineRule="auto"/>
+        <w:rPr>
+          <w:rFonts w:cs="Poppins"/>
+          <w:sz w:val="24"/>
+          <w:szCs w:val="24"/>
+          <w:lang w:val="es-AR"/>
+        </w:rPr>
+      </w:pPr>
+      <w:r>
+        <w:rPr>
+          <w:rFonts w:cs="Poppins"/>
+          <w:b/>
+          <w:bCs/>
+          <w:sz w:val="24"/>
+          <w:szCs w:val="24"/>
+          <w:lang w:val="es-AR"/>
+        </w:rPr>
+        <w:t>Recolección de Identidad:</w:t>
+      </w:r>
+      <w:r>
+        <w:rPr>
+          <w:rFonts w:cs="Poppins"/>
+          <w:sz w:val="24"/>
+          <w:szCs w:val="24"/>
+          <w:lang w:val="es-AR"/>
+        </w:rPr>
+        <w:t xml:space="preserve"> El script toma el nombre del servidor de la lista y consulta el </w:t>
+      </w:r>
+      <w:r>
+        <w:rPr>
+          <w:rFonts w:cs="Poppins"/>
+          <w:b/>
+          <w:bCs/>
+          <w:sz w:val="24"/>
+          <w:szCs w:val="24"/>
+          <w:lang w:val="es-AR"/>
+        </w:rPr>
+        <w:t>DNS</w:t>
+      </w:r>
+      <w:r>
+        <w:rPr>
+          <w:rFonts w:cs="Poppins"/>
+          <w:sz w:val="24"/>
+          <w:szCs w:val="24"/>
+          <w:lang w:val="es-AR"/>
+        </w:rPr>
+        <w:t xml:space="preserve"> para obtener la </w:t>
+      </w:r>
+      <w:r>
+        <w:rPr>
+          <w:rFonts w:cs="Poppins"/>
+          <w:b/>
+          <w:bCs/>
+          <w:sz w:val="24"/>
+          <w:szCs w:val="24"/>
+          <w:lang w:val="es-AR"/>
+        </w:rPr>
+        <w:t>IP</w:t>
+      </w:r>
+      <w:r>
+        <w:rPr>
+          <w:rFonts w:cs="Poppins"/>
+          <w:sz w:val="24"/>
+          <w:szCs w:val="24"/>
+          <w:lang w:val="es-AR"/>
+        </w:rPr>
+        <w:t xml:space="preserve"> activa</w:t>
+      </w:r>
+      <w:r>
+        <w:rPr>
+          <w:rFonts w:cs="Poppins"/>
+          <w:sz w:val="24"/>
+          <w:szCs w:val="24"/>
+          <w:lang w:val="es-AR"/>
+        </w:rPr>
+        <w:t xml:space="preserve"> u</w:t>
+      </w:r>
+      <w:r>
+        <w:rPr>
+          <w:rFonts w:cs="Poppins"/>
+          <w:sz w:val="24"/>
+          <w:szCs w:val="24"/>
+          <w:lang w:val="es-AR"/>
+        </w:rPr>
+        <w:t>tiliza</w:t>
+      </w:r>
+      <w:r>
+        <w:rPr>
+          <w:rFonts w:cs="Poppins"/>
+          <w:sz w:val="24"/>
+          <w:szCs w:val="24"/>
+          <w:lang w:val="es-AR"/>
+        </w:rPr>
+        <w:t>ndo</w:t>
+      </w:r>
+      <w:r>
+        <w:rPr>
+          <w:rFonts w:cs="Poppins"/>
+          <w:sz w:val="24"/>
+          <w:szCs w:val="24"/>
+          <w:lang w:val="es-AR"/>
+        </w:rPr>
+        <w:t xml:space="preserve"> el comando:</w:t>
+      </w:r>
+    </w:p>
+    <w:p>
+      <w:pPr>
+        <w:pStyle w:val="Prrafodelista"/>
+        <w:ind w:left="1440"/>
+        <w:rPr>
+          <w:rFonts w:cs="Poppins"/>
+          <w:sz w:val="24"/>
+          <w:szCs w:val="24"/>
+          <w:lang w:val="es-AR"/>
+        </w:rPr>
+      </w:pPr>
+      <w:r>
+        <w:rPr>
+          <w:rFonts w:cs="Poppins"/>
+          <w:b/>
+          <w:bCs/>
+          <w:sz w:val="24"/>
+          <w:szCs w:val="24"/>
+          <w:lang w:val="es-AR"/>
+        </w:rPr>
+        <w:t>Get-NetIPAddress -AddressFamily IPv4:</w:t>
+      </w:r>
+      <w:r>
+        <w:rPr>
+          <w:rFonts w:cs="Poppins"/>
+          <w:sz w:val="24"/>
+          <w:szCs w:val="24"/>
+          <w:lang w:val="es-AR"/>
+        </w:rPr>
+        <w:t xml:space="preserve"> enumera direcciones IPv4 activas para registrar conectividad de red del host en el reporte.</w:t>
+      </w:r>
+    </w:p>
+    <w:p>
+      <w:pPr>
+        <w:spacing w:after="160" w:line="278" w:lineRule="auto"/>
+        <w:ind w:left="1440"/>
+        <w:rPr>
+          <w:rFonts w:cs="Poppins"/>
+          <w:sz w:val="24"/>
+          <w:szCs w:val="24"/>
+          <w:lang w:val="es-AR"/>
+        </w:rPr>
+      </w:pPr>
+    </w:p>
+    <w:p>
+      <w:pPr>
+        <w:numPr>
+          <w:ilvl w:val="0"/>
+          <w:numId w:val="4"/>
+        </w:numPr>
+        <w:spacing w:after="160" w:line="278" w:lineRule="auto"/>
+        <w:rPr>
+          <w:rFonts w:cs="Poppins"/>
+          <w:sz w:val="24"/>
+          <w:szCs w:val="24"/>
+        </w:rPr>
+      </w:pPr>
+      <w:r>
+        <w:rPr>
+          <w:rFonts w:cs="Poppins"/>
+          <w:b/>
+          <w:bCs/>
+          <w:sz w:val="24"/>
+          <w:szCs w:val="24"/>
+          <w:lang w:val="es-AR"/>
+        </w:rPr>
+        <w:t>Consulta WMI:</w:t>
+      </w:r>
+      <w:r>
+        <w:rPr>
+          <w:rFonts w:cs="Poppins"/>
+          <w:sz w:val="24"/>
+          <w:szCs w:val="24"/>
+          <w:lang w:val="es-AR"/>
+        </w:rPr>
+        <w:t xml:space="preserve"> Conecta con el espacio de nombres </w:t>
+      </w:r>
+      <w:r>
+        <w:rPr>
+          <w:rFonts w:cs="Poppins"/>
+          <w:b/>
+          <w:bCs/>
+          <w:sz w:val="24"/>
+          <w:szCs w:val="24"/>
+          <w:lang w:val="es-AR"/>
+        </w:rPr>
+        <w:t>Win32_OperatingSystem</w:t>
+      </w:r>
+      <w:r>
+        <w:rPr>
+          <w:rFonts w:cs="Poppins"/>
+          <w:sz w:val="24"/>
+          <w:szCs w:val="24"/>
+          <w:lang w:val="es-AR"/>
+        </w:rPr>
+        <w:t xml:space="preserve"> para extraer el </w:t>
+      </w:r>
+      <w:r>
+        <w:rPr>
+          <w:rFonts w:cs="Poppins"/>
+          <w:b/>
+          <w:bCs/>
+          <w:sz w:val="24"/>
+          <w:szCs w:val="24"/>
+          <w:lang w:val="es-AR"/>
+        </w:rPr>
+        <w:t>Nombre del Dominio</w:t>
+      </w:r>
+      <w:r>
+        <w:rPr>
+          <w:rFonts w:cs="Poppins"/>
+          <w:sz w:val="24"/>
+          <w:szCs w:val="24"/>
+          <w:lang w:val="es-AR"/>
+        </w:rPr>
+        <w:t xml:space="preserve"> y la versión exacta del </w:t>
+      </w:r>
+      <w:r>
+        <w:rPr>
+          <w:rFonts w:cs="Poppins"/>
+          <w:b/>
+          <w:bCs/>
+          <w:sz w:val="24"/>
+          <w:szCs w:val="24"/>
+          <w:lang w:val="es-AR"/>
+        </w:rPr>
+        <w:t>Sistema Operativo</w:t>
+      </w:r>
+      <w:r>
+        <w:rPr>
+          <w:rFonts w:cs="Poppins"/>
+          <w:sz w:val="24"/>
+          <w:szCs w:val="24"/>
+          <w:lang w:val="es-AR"/>
+        </w:rPr>
+        <w:t xml:space="preserve"> (ej. </w:t>
+      </w:r>
+      <w:r>
+        <w:rPr>
+          <w:rFonts w:cs="Poppins"/>
+          <w:i/>
+          <w:iCs/>
+          <w:sz w:val="24"/>
+          <w:szCs w:val="24"/>
+        </w:rPr>
+        <w:t>Windows Server 2022</w:t>
+      </w:r>
+      <w:r>
+        <w:rPr>
+          <w:rFonts w:cs="Poppins"/>
+          <w:sz w:val="24"/>
+          <w:szCs w:val="24"/>
+        </w:rPr>
+        <w:t>)</w:t>
+      </w:r>
+      <w:r>
+        <w:rPr>
+          <w:rFonts w:cs="Poppins"/>
+          <w:sz w:val="24"/>
+          <w:szCs w:val="24"/>
+        </w:rPr>
+        <w:t xml:space="preserve"> u</w:t>
+      </w:r>
+      <w:r>
+        <w:rPr>
+          <w:rFonts w:cs="Poppins"/>
+          <w:sz w:val="24"/>
+          <w:szCs w:val="24"/>
+        </w:rPr>
+        <w:t>tiliza</w:t>
+      </w:r>
+      <w:r>
+        <w:rPr>
+          <w:rFonts w:cs="Poppins"/>
+          <w:sz w:val="24"/>
+          <w:szCs w:val="24"/>
+        </w:rPr>
+        <w:t>ndo</w:t>
+      </w:r>
+      <w:r>
+        <w:rPr>
+          <w:rFonts w:cs="Poppins"/>
+          <w:sz w:val="24"/>
+          <w:szCs w:val="24"/>
+        </w:rPr>
+        <w:t xml:space="preserve"> los comandos:</w:t>
+      </w:r>
+    </w:p>
+    <w:p>
+      <w:pPr>
+        <w:spacing w:after="160" w:line="278" w:lineRule="auto"/>
+        <w:ind w:left="1440"/>
+        <w:rPr>
+          <w:rFonts w:cs="Poppins"/>
+          <w:sz w:val="24"/>
+          <w:szCs w:val="24"/>
+          <w:lang w:val="es-AR"/>
+        </w:rPr>
+      </w:pPr>
+      <w:r>
+        <w:rPr>
+          <w:rFonts w:cs="Poppins"/>
+          <w:b/>
+          <w:bCs/>
+          <w:sz w:val="24"/>
+          <w:szCs w:val="24"/>
+          <w:lang w:val="es-AR"/>
+        </w:rPr>
+        <w:t>Get-CimInstance Win32_ComputerSystem:</w:t>
+      </w:r>
+      <w:r>
+        <w:rPr>
+          <w:rFonts w:cs="Poppins"/>
+          <w:sz w:val="24"/>
+          <w:szCs w:val="24"/>
+          <w:lang w:val="es-AR"/>
+        </w:rPr>
+        <w:t xml:space="preserve"> obtiene metadatos del equipo, principalmente el </w:t>
+      </w:r>
+      <w:r>
+        <w:rPr>
+          <w:rFonts w:cs="Poppins"/>
+          <w:b/>
+          <w:bCs/>
+          <w:sz w:val="24"/>
+          <w:szCs w:val="24"/>
+          <w:lang w:val="es-AR"/>
+        </w:rPr>
+        <w:t>dominio (Domain)</w:t>
+      </w:r>
+      <w:r>
+        <w:rPr>
+          <w:rFonts w:cs="Poppins"/>
+          <w:sz w:val="24"/>
+          <w:szCs w:val="24"/>
+          <w:lang w:val="es-AR"/>
+        </w:rPr>
+        <w:t xml:space="preserve"> para identificar contexto AD/tenant.</w:t>
+      </w:r>
+    </w:p>
+    <w:p>
+      <w:pPr>
+        <w:spacing w:after="160" w:line="278" w:lineRule="auto"/>
+        <w:ind w:left="1440"/>
+        <w:rPr>
+          <w:rFonts w:cs="Poppins"/>
+          <w:sz w:val="24"/>
+          <w:szCs w:val="24"/>
+          <w:lang w:val="es-AR"/>
+        </w:rPr>
+      </w:pPr>
+      <w:r>
+        <w:rPr>
+          <w:rFonts w:cs="Poppins"/>
+          <w:b/>
+          <w:bCs/>
+          <w:sz w:val="24"/>
+          <w:szCs w:val="24"/>
+          <w:lang w:val="es-AR"/>
+        </w:rPr>
+        <w:t>Get-CimInstance Win32_OperatingSystem:</w:t>
+      </w:r>
+      <w:r>
+        <w:rPr>
+          <w:rFonts w:cs="Poppins"/>
+          <w:sz w:val="24"/>
+          <w:szCs w:val="24"/>
+          <w:lang w:val="es-AR"/>
+        </w:rPr>
+        <w:t xml:space="preserve"> obtiene </w:t>
+      </w:r>
+      <w:r>
+        <w:rPr>
+          <w:rFonts w:cs="Poppins"/>
+          <w:sz w:val="24"/>
+          <w:szCs w:val="24"/>
+          <w:lang w:val="es-AR"/>
+        </w:rPr>
+        <w:t>información</w:t>
+      </w:r>
+      <w:r>
+        <w:rPr>
+          <w:rFonts w:cs="Poppins"/>
+          <w:sz w:val="24"/>
+          <w:szCs w:val="24"/>
+          <w:lang w:val="es-AR"/>
+        </w:rPr>
+        <w:t xml:space="preserve"> del sistema operativo </w:t>
+      </w:r>
+      <w:r>
+        <w:rPr>
+          <w:rFonts w:cs="Poppins"/>
+          <w:b/>
+          <w:bCs/>
+          <w:sz w:val="24"/>
+          <w:szCs w:val="24"/>
+          <w:lang w:val="es-AR"/>
+        </w:rPr>
+        <w:t>(nombre/version)</w:t>
+      </w:r>
+      <w:r>
+        <w:rPr>
+          <w:rFonts w:cs="Poppins"/>
+          <w:sz w:val="24"/>
+          <w:szCs w:val="24"/>
+          <w:lang w:val="es-AR"/>
+        </w:rPr>
+        <w:t xml:space="preserve"> y </w:t>
+      </w:r>
+      <w:r>
+        <w:rPr>
+          <w:rFonts w:cs="Poppins"/>
+          <w:b/>
+          <w:bCs/>
+          <w:sz w:val="24"/>
+          <w:szCs w:val="24"/>
+          <w:lang w:val="es-AR"/>
+        </w:rPr>
+        <w:t>LastBootUpTime</w:t>
+      </w:r>
+      <w:r>
+        <w:rPr>
+          <w:rFonts w:cs="Poppins"/>
+          <w:sz w:val="24"/>
+          <w:szCs w:val="24"/>
+          <w:lang w:val="es-AR"/>
+        </w:rPr>
+        <w:t xml:space="preserve"> para calcular la fecha/hora del </w:t>
+      </w:r>
+      <w:r>
+        <w:rPr>
+          <w:rFonts w:cs="Poppins"/>
+          <w:sz w:val="24"/>
+          <w:szCs w:val="24"/>
+          <w:lang w:val="es-AR"/>
+        </w:rPr>
+        <w:t>último</w:t>
+      </w:r>
+      <w:r>
+        <w:rPr>
+          <w:rFonts w:cs="Poppins"/>
+          <w:sz w:val="24"/>
+          <w:szCs w:val="24"/>
+          <w:lang w:val="es-AR"/>
+        </w:rPr>
+        <w:t xml:space="preserve"> reinicio.</w:t>
+      </w:r>
+    </w:p>
+    <w:p>
+      <w:pPr>
+        <w:spacing w:after="160" w:line="278" w:lineRule="auto"/>
+        <w:ind w:left="1440"/>
+        <w:rPr>
+          <w:rFonts w:cs="Poppins"/>
+          <w:sz w:val="24"/>
+          <w:szCs w:val="24"/>
+          <w:lang w:val="es-AR"/>
+        </w:rPr>
+      </w:pPr>
+    </w:p>
+    <w:p>
+      <w:pPr>
+        <w:numPr>
+          <w:ilvl w:val="0"/>
+          <w:numId w:val="4"/>
+        </w:numPr>
+        <w:spacing w:after="160" w:line="278" w:lineRule="auto"/>
+        <w:rPr>
+          <w:rFonts w:cs="Poppins"/>
+          <w:sz w:val="24"/>
+          <w:szCs w:val="24"/>
+          <w:lang w:val="es-AR"/>
+        </w:rPr>
+      </w:pPr>
+      <w:r>
+        <w:rPr>
+          <w:rFonts w:cs="Poppins"/>
+          <w:b/>
+          <w:bCs/>
+          <w:sz w:val="24"/>
+          <w:szCs w:val="24"/>
+          <w:lang w:val="es-AR"/>
+        </w:rPr>
+        <w:t>Auditoría de Parches (Hotfixes):</w:t>
+      </w:r>
+      <w:r>
+        <w:rPr>
+          <w:rFonts w:cs="Poppins"/>
+          <w:sz w:val="24"/>
+          <w:szCs w:val="24"/>
+          <w:lang w:val="es-AR"/>
+        </w:rPr>
+        <w:t xml:space="preserve"> Ejecuta el comando Get-HotFix. Filtra las KBs cuya fecha de instalación coincida con el día de </w:t>
+      </w:r>
+      <w:r>
+        <w:rPr>
+          <w:rFonts w:cs="Poppins"/>
+          <w:sz w:val="24"/>
+          <w:szCs w:val="24"/>
+          <w:lang w:val="es-AR"/>
+        </w:rPr>
+        <w:t>la actualización</w:t>
+      </w:r>
+      <w:r>
+        <w:rPr>
+          <w:rFonts w:cs="Poppins"/>
+          <w:sz w:val="24"/>
+          <w:szCs w:val="24"/>
+          <w:lang w:val="es-AR"/>
+        </w:rPr>
+        <w:t>, permitiendo documentar exactamente qué se aplicó durante la ventana de mantenimiento.</w:t>
+      </w:r>
+    </w:p>
+    <w:p>
+      <w:pPr>
+        <w:numPr>
+          <w:ilvl w:val="0"/>
+          <w:numId w:val="4"/>
+        </w:numPr>
+        <w:spacing w:after="160" w:line="278" w:lineRule="auto"/>
+        <w:rPr>
+          <w:rFonts w:cs="Poppins"/>
+          <w:sz w:val="24"/>
+          <w:szCs w:val="24"/>
+          <w:lang w:val="es-AR"/>
+        </w:rPr>
+      </w:pPr>
+      <w:r>
+        <w:rPr>
+          <w:rFonts w:cs="Poppins"/>
+          <w:b/>
+          <w:bCs/>
+          <w:sz w:val="24"/>
+          <w:szCs w:val="24"/>
+          <w:lang w:val="es-AR"/>
+        </w:rPr>
+        <w:t>Consolidación de Errores:</w:t>
+      </w:r>
+      <w:r>
+        <w:rPr>
+          <w:rFonts w:cs="Poppins"/>
+          <w:sz w:val="24"/>
+          <w:szCs w:val="24"/>
+          <w:lang w:val="es-AR"/>
+        </w:rPr>
+        <w:t xml:space="preserve"> Incluye el </w:t>
+      </w:r>
+      <w:r>
+        <w:rPr>
+          <w:rFonts w:cs="Poppins"/>
+          <w:sz w:val="24"/>
+          <w:szCs w:val="24"/>
+          <w:lang w:val="es-AR"/>
+        </w:rPr>
+        <w:t>detalle</w:t>
+      </w:r>
+      <w:r>
+        <w:rPr>
+          <w:rFonts w:cs="Poppins"/>
+          <w:sz w:val="24"/>
+          <w:szCs w:val="24"/>
+          <w:lang w:val="es-AR"/>
+        </w:rPr>
+        <w:t xml:space="preserve"> de fallos de instalación que el agente detectó durante el proceso.</w:t>
+      </w:r>
+    </w:p>
+    <w:p>
+      <w:pPr>
+        <w:numPr>
+          <w:ilvl w:val="0"/>
+          <w:numId w:val="4"/>
+        </w:numPr>
+        <w:spacing w:after="160" w:line="278" w:lineRule="auto"/>
+        <w:rPr>
+          <w:rFonts w:cs="Poppins"/>
+          <w:sz w:val="24"/>
+          <w:szCs w:val="24"/>
+          <w:lang w:val="es-AR"/>
+        </w:rPr>
+      </w:pPr>
+      <w:r>
+        <w:rPr>
+          <w:rFonts w:cs="Poppins"/>
+          <w:b/>
+          <w:bCs/>
+          <w:sz w:val="24"/>
+          <w:szCs w:val="24"/>
+          <w:lang w:val="es-AR"/>
+        </w:rPr>
+        <w:t>Generación de CSV:</w:t>
+      </w:r>
+      <w:r>
+        <w:rPr>
+          <w:rFonts w:cs="Poppins"/>
+          <w:sz w:val="24"/>
+          <w:szCs w:val="24"/>
+          <w:lang w:val="es-AR"/>
+        </w:rPr>
+        <w:t xml:space="preserve"> Al finalizar las tareas, se crea un archivo CSV con formato compatible para Excel, utilizando punto y coma (;) o comas (,) según la configuración regional.</w:t>
+      </w:r>
+    </w:p>
+    <w:p>
+      <w:pPr>
+        <w:numPr>
+          <w:ilvl w:val="0"/>
+          <w:numId w:val="4"/>
+        </w:numPr>
+        <w:spacing w:after="160" w:line="278" w:lineRule="auto"/>
+        <w:rPr>
+          <w:rFonts w:cs="Poppins"/>
+          <w:sz w:val="24"/>
+          <w:szCs w:val="24"/>
+          <w:lang w:val="es-AR"/>
+        </w:rPr>
+      </w:pPr>
+      <w:r>
+        <w:rPr>
+          <w:rFonts w:cs="Poppins"/>
+          <w:b/>
+          <w:bCs/>
+          <w:sz w:val="24"/>
+          <w:szCs w:val="24"/>
+          <w:lang w:val="es-AR"/>
+        </w:rPr>
+        <w:t>Filtro de Relevancia:</w:t>
+      </w:r>
+      <w:r>
+        <w:rPr>
+          <w:rFonts w:cs="Poppins"/>
+          <w:sz w:val="24"/>
+          <w:szCs w:val="24"/>
+          <w:lang w:val="es-AR"/>
+        </w:rPr>
+        <w:t xml:space="preserve"> El reporte se enfoca en los parches instalados durante el mes en curso, </w:t>
+      </w:r>
+      <w:r>
+        <w:rPr>
+          <w:rFonts w:cs="Poppins"/>
+          <w:sz w:val="24"/>
+          <w:szCs w:val="24"/>
+          <w:lang w:val="es-AR"/>
+        </w:rPr>
+        <w:t>y de los</w:t>
+      </w:r>
+      <w:r>
+        <w:rPr>
+          <w:rFonts w:cs="Poppins"/>
+          <w:sz w:val="24"/>
+          <w:szCs w:val="24"/>
+          <w:lang w:val="es-AR"/>
+        </w:rPr>
+        <w:t xml:space="preserve"> registros históricos antiguos </w:t>
+      </w:r>
+      <w:r>
+        <w:rPr>
+          <w:rFonts w:cs="Poppins"/>
+          <w:sz w:val="24"/>
+          <w:szCs w:val="24"/>
+          <w:lang w:val="es-AR"/>
+        </w:rPr>
+        <w:t xml:space="preserve">toma la fecha de la </w:t>
+      </w:r>
+      <w:r>
+        <w:rPr>
+          <w:rFonts w:cs="Poppins"/>
+          <w:sz w:val="24"/>
+          <w:szCs w:val="24"/>
+          <w:lang w:val="es-AR"/>
+        </w:rPr>
+        <w:t>última</w:t>
+      </w:r>
+      <w:r>
+        <w:rPr>
+          <w:rFonts w:cs="Poppins"/>
+          <w:sz w:val="24"/>
+          <w:szCs w:val="24"/>
+          <w:lang w:val="es-AR"/>
+        </w:rPr>
+        <w:t xml:space="preserve"> </w:t>
+      </w:r>
+      <w:r>
+        <w:rPr>
+          <w:rFonts w:cs="Poppins"/>
+          <w:sz w:val="24"/>
+          <w:szCs w:val="24"/>
+          <w:lang w:val="es-AR"/>
+        </w:rPr>
+        <w:lastRenderedPageBreak/>
+        <w:t xml:space="preserve">actualización aplicada en aquellos servidores donde no se </w:t>
+      </w:r>
+      <w:r>
+        <w:rPr>
+          <w:rFonts w:cs="Poppins"/>
+          <w:sz w:val="24"/>
+          <w:szCs w:val="24"/>
+          <w:lang w:val="es-AR"/>
+        </w:rPr>
+        <w:t>detectó</w:t>
+      </w:r>
+      <w:r>
+        <w:rPr>
+          <w:rFonts w:cs="Poppins"/>
+          <w:sz w:val="24"/>
+          <w:szCs w:val="24"/>
+          <w:lang w:val="es-AR"/>
+        </w:rPr>
+        <w:t xml:space="preserve"> K</w:t>
+      </w:r>
+      <w:r>
+        <w:rPr>
+          <w:rFonts w:cs="Poppins"/>
+          <w:sz w:val="24"/>
+          <w:szCs w:val="24"/>
+          <w:lang w:val="es-AR"/>
+        </w:rPr>
+        <w:t>B</w:t>
+      </w:r>
+      <w:r>
+        <w:rPr>
+          <w:rFonts w:cs="Poppins"/>
+          <w:sz w:val="24"/>
+          <w:szCs w:val="24"/>
+          <w:lang w:val="es-AR"/>
+        </w:rPr>
+        <w:t>s para instal</w:t>
+      </w:r>
+      <w:r>
+        <w:rPr>
+          <w:rFonts w:cs="Poppins"/>
+          <w:sz w:val="24"/>
+          <w:szCs w:val="24"/>
+          <w:lang w:val="es-AR"/>
+        </w:rPr>
+        <w:t xml:space="preserve">ar y fecha de ultimo reinicio ejecutado, </w:t>
+      </w:r>
+      <w:r>
+        <w:rPr>
+          <w:rFonts w:cs="Poppins"/>
+          <w:sz w:val="24"/>
+          <w:szCs w:val="24"/>
+          <w:lang w:val="es-AR"/>
+        </w:rPr>
+        <w:t>para mantener la claridad.</w:t>
+      </w:r>
+    </w:p>
+    <w:p>
+      <w:pPr>
+        <w:numPr>
+          <w:ilvl w:val="0"/>
+          <w:numId w:val="4"/>
+        </w:numPr>
+        <w:spacing w:after="160" w:line="278" w:lineRule="auto"/>
+        <w:rPr>
+          <w:rFonts w:cs="Poppins"/>
+          <w:sz w:val="24"/>
+          <w:szCs w:val="24"/>
+          <w:lang w:val="es-AR"/>
+        </w:rPr>
+      </w:pPr>
+      <w:r>
+        <w:rPr>
+          <w:rFonts w:cs="Poppins"/>
+          <w:b/>
+          <w:bCs/>
+          <w:sz w:val="24"/>
+          <w:szCs w:val="24"/>
+          <w:lang w:val="es-AR"/>
+        </w:rPr>
+        <w:t>Sincronización Cloud:</w:t>
+      </w:r>
+      <w:r>
+        <w:rPr>
+          <w:rFonts w:cs="Poppins"/>
+          <w:sz w:val="24"/>
+          <w:szCs w:val="24"/>
+          <w:lang w:val="es-AR"/>
+        </w:rPr>
+        <w:t xml:space="preserve"> El script convierte los datos a formato JSON y realiza una petición POST a una API externa (alojada en Vercel) para alimentar un Dashboard web centralizado, permitiendo que la gerencia visualice el estado sin necesidad de abrir el archivo Excel.</w:t>
+      </w:r>
+    </w:p>
+    <w:p>
+      <w:pPr>
+        <w:jc w:val="center"/>
+        <w:rPr>
+          <w:lang w:val="es-AR"/>
+        </w:rPr>
+      </w:pPr>
+    </w:p>
+    <w:p>
+      <w:pPr>
+        <w:jc w:val="center"/>
+        <w:rPr>
+          <w:lang w:val="es-AR"/>
+        </w:rPr>
+      </w:pPr>
+    </w:p>
+    <w:p>
+      <w:pPr>
+        <w:jc w:val="center"/>
+        <w:rPr>
+          <w:lang w:val="es-AR"/>
+        </w:rPr>
+      </w:pPr>
+    </w:p>
+    <w:p>
+      <w:pPr>
+        <w:jc w:val="center"/>
+        <w:rPr>
+          <w:lang w:val="es-AR"/>
+        </w:rPr>
+      </w:pPr>
+    </w:p>
+    <w:p>
+      <w:pPr>
+        <w:jc w:val="center"/>
+        <w:rPr>
+          <w:lang w:val="es-AR"/>
+        </w:rPr>
+      </w:pPr>
+    </w:p>
+    <w:p>
+      <w:pPr>
+        <w:jc w:val="center"/>
+        <w:rPr>
+          <w:lang w:val="es-AR"/>
+        </w:rPr>
+      </w:pPr>
+    </w:p>
+    <w:p>
+      <w:pPr>
+        <w:jc w:val="center"/>
+        <w:rPr>
+          <w:lang w:val="es-AR"/>
+        </w:rPr>
+      </w:pPr>
+    </w:p>
+    <w:p>
+      <w:pPr>
+        <w:jc w:val="center"/>
+        <w:rPr>
+          <w:lang w:val="es-AR"/>
+        </w:rPr>
+      </w:pPr>
+    </w:p>
+    <w:p>
+      <w:pPr>
+        <w:jc w:val="center"/>
+        <w:rPr>
+          <w:lang w:val="es-AR"/>
+        </w:rPr>
+      </w:pPr>
+    </w:p>
+    <w:p>
+      <w:pPr>
+        <w:jc w:val="center"/>
+        <w:rPr>
+          <w:lang w:val="es-AR"/>
+        </w:rPr>
+      </w:pPr>
+    </w:p>
+    <w:p>
+      <w:pPr>
+        <w:jc w:val="center"/>
+        <w:rPr>
+          <w:lang w:val="es-AR"/>
+        </w:rPr>
+      </w:pPr>
+    </w:p>
+    <w:p>
+      <w:pPr>
+        <w:jc w:val="center"/>
+        <w:rPr>
+          <w:lang w:val="es-AR"/>
+        </w:rPr>
+      </w:pPr>
+    </w:p>
+    <w:p>
+      <w:pPr>
+        <w:jc w:val="center"/>
+        <w:rPr>
+          <w:lang w:val="es-AR"/>
+        </w:rPr>
+      </w:pPr>
+    </w:p>
+    <w:p>
+      <w:pPr>
+        <w:jc w:val="center"/>
+        <w:rPr>
+          <w:lang w:val="es-AR"/>
+        </w:rPr>
+      </w:pPr>
+    </w:p>
+    <w:p>
+      <w:pPr>
+        <w:jc w:val="center"/>
+        <w:rPr>
+          <w:lang w:val="es-AR"/>
+        </w:rPr>
+      </w:pPr>
+    </w:p>
+    <w:p>
+      <w:pPr>
+        <w:jc w:val="center"/>
+        <w:rPr>
+          <w:lang w:val="es-AR"/>
+        </w:rPr>
+      </w:pPr>
+    </w:p>
+    <w:p>
+      <w:pPr>
+        <w:jc w:val="center"/>
+        <w:rPr>
+          <w:lang w:val="es-AR"/>
+        </w:rPr>
+      </w:pPr>
+    </w:p>
+    <w:p>
+      <w:pPr>
+        <w:jc w:val="center"/>
+        <w:rPr>
+          <w:lang w:val="es-AR"/>
+        </w:rPr>
+      </w:pPr>
+    </w:p>
+    <w:p>
+      <w:pPr>
+        <w:jc w:val="center"/>
+        <w:rPr>
+          <w:lang w:val="es-AR"/>
+        </w:rPr>
+      </w:pPr>
+    </w:p>
+    <w:p>
+      <w:pPr>
+        <w:jc w:val="center"/>
+        <w:rPr>
+          <w:lang w:val="es-AR"/>
+        </w:rPr>
+      </w:pPr>
+    </w:p>
+    <w:p>
+      <w:pPr>
+        <w:jc w:val="center"/>
+        <w:rPr>
+          <w:lang w:val="es-AR"/>
+        </w:rPr>
+      </w:pPr>
+    </w:p>
+    <w:p>
+      <w:pPr>
+        <w:jc w:val="center"/>
+        <w:rPr>
+          <w:lang w:val="es-AR"/>
+        </w:rPr>
+      </w:pPr>
+    </w:p>
+    <w:p>
+      <w:pPr>
+        <w:jc w:val="center"/>
+        <w:rPr>
+          <w:lang w:val="es-AR"/>
+        </w:rPr>
+      </w:pPr>
+    </w:p>
+    <w:p>
+      <w:pPr>
+        <w:jc w:val="center"/>
+        <w:rPr>
+          <w:lang w:val="es-AR"/>
+        </w:rPr>
+      </w:pPr>
+    </w:p>
+    <w:p>
+      <w:pPr>
+        <w:jc w:val="center"/>
+        <w:rPr>
+          <w:lang w:val="es-AR"/>
+        </w:rPr>
+      </w:pPr>
+    </w:p>
+    <w:p>
+      <w:pPr>
+        <w:jc w:val="center"/>
+        <w:rPr>
+          <w:lang w:val="es-AR"/>
+        </w:rPr>
+      </w:pPr>
+    </w:p>
+    <w:p>
+      <w:pPr>
+        <w:jc w:val="center"/>
+        <w:rPr>
+          <w:lang w:val="es-AR"/>
+        </w:rPr>
+      </w:pPr>
+    </w:p>
+    <w:p>
+      <w:pPr>
+        <w:jc w:val="center"/>
+        <w:rPr>
+          <w:lang w:val="es-AR"/>
+        </w:rPr>
+      </w:pPr>
+    </w:p>
+    <w:p>
+      <w:pPr>
+        <w:jc w:val="center"/>
+        <w:rPr>
+          <w:lang w:val="es-AR"/>
+        </w:rPr>
+      </w:pPr>
+    </w:p>
+    <w:p>
+      <w:pPr>
+        <w:jc w:val="center"/>
+        <w:rPr>
+          <w:lang w:val="es-AR"/>
+        </w:rPr>
+      </w:pPr>
+    </w:p>
+    <w:p>
+      <w:pPr>
+        <w:jc w:val="center"/>
+        <w:rPr>
+          <w:lang w:val="es-AR"/>
+        </w:rPr>
+      </w:pPr>
+    </w:p>
+    <w:p>
+      <w:pPr>
+        <w:jc w:val="center"/>
+        <w:rPr>
+          <w:lang w:val="es-AR"/>
+        </w:rPr>
+      </w:pPr>
+    </w:p>
+    <w:p>
+      <w:pPr>
+        <w:jc w:val="center"/>
+        <w:rPr>
+          <w:lang w:val="es-AR"/>
+        </w:rPr>
+      </w:pPr>
+    </w:p>
+    <w:p>
+      <w:pPr>
+        <w:pStyle w:val="Ttulo1"/>
+        <w:rPr>
+          <w:rFonts w:asciiTheme="minorHAnsi" w:hAnsiTheme="minorHAnsi"/>
+          <w:lang w:val="es-AR"/>
+        </w:rPr>
+      </w:pPr>
+      <w:r>
+        <w:rPr>
+          <w:rFonts w:asciiTheme="minorHAnsi" w:hAnsiTheme="minorHAnsi"/>
+          <w:lang w:val="es-AR"/>
+        </w:rPr>
+        <w:lastRenderedPageBreak/>
+        <w:t>5</w:t>
+      </w:r>
+      <w:r>
+        <w:rPr>
+          <w:rFonts w:asciiTheme="minorHAnsi" w:hAnsiTheme="minorHAnsi"/>
+          <w:lang w:val="es-AR"/>
+        </w:rPr>
+        <w:t xml:space="preserve">. </w:t>
+      </w:r>
+      <w:r>
+        <w:rPr>
+          <w:rFonts w:asciiTheme="minorHAnsi" w:hAnsiTheme="minorHAnsi"/>
+          <w:lang w:val="es-AR"/>
+        </w:rPr>
+        <w:t>Funcionamiento</w:t>
+      </w:r>
+      <w:r>
+        <w:rPr>
+          <w:rFonts w:asciiTheme="minorHAnsi" w:hAnsiTheme="minorHAnsi"/>
+          <w:lang w:val="es-AR"/>
+        </w:rPr>
+        <w:t xml:space="preserve"> del Troubleshooting (Reparación</w:t>
+      </w:r>
+      <w:r>
+        <w:rPr>
+          <w:rFonts w:asciiTheme="minorHAnsi" w:hAnsiTheme="minorHAnsi"/>
+          <w:lang w:val="es-AR"/>
+        </w:rPr>
+        <w:t xml:space="preserve"> Windows Update</w:t>
+      </w:r>
+      <w:r>
+        <w:rPr>
+          <w:rFonts w:asciiTheme="minorHAnsi" w:hAnsiTheme="minorHAnsi"/>
+          <w:lang w:val="es-AR"/>
+        </w:rPr>
+        <w:t>)</w:t>
+      </w:r>
+    </w:p>
+    <w:p>
+      <w:pPr>
+        <w:spacing w:after="160" w:line="278" w:lineRule="auto"/>
+        <w:rPr>
+          <w:rFonts w:cs="Poppins"/>
+          <w:sz w:val="24"/>
+          <w:szCs w:val="24"/>
+          <w:lang w:val="es-AR"/>
+        </w:rPr>
+      </w:pPr>
+      <w:r>
+        <w:rPr>
+          <w:rFonts w:cs="Poppins"/>
+          <w:sz w:val="24"/>
+          <w:szCs w:val="24"/>
+          <w:lang w:val="es-AR"/>
+        </w:rPr>
+        <w:t xml:space="preserve">Esta característica actúa como un </w:t>
+      </w:r>
+      <w:r>
+        <w:rPr>
+          <w:rFonts w:cs="Poppins"/>
+          <w:b/>
+          <w:bCs/>
+          <w:sz w:val="24"/>
+          <w:szCs w:val="24"/>
+          <w:lang w:val="es-AR"/>
+        </w:rPr>
+        <w:t>"botón de pánico"</w:t>
+      </w:r>
+      <w:r>
+        <w:rPr>
+          <w:rFonts w:cs="Poppins"/>
+          <w:sz w:val="24"/>
+          <w:szCs w:val="24"/>
+          <w:lang w:val="es-AR"/>
+        </w:rPr>
+        <w:t xml:space="preserve"> para servidores cuyos agentes de actualización están corruptos o bloqueados.</w:t>
+      </w:r>
+    </w:p>
+    <w:p>
+      <w:pPr>
+        <w:numPr>
+          <w:ilvl w:val="0"/>
+          <w:numId w:val="10"/>
+        </w:numPr>
+        <w:spacing w:after="160" w:line="278" w:lineRule="auto"/>
+        <w:rPr>
+          <w:rFonts w:cs="Poppins"/>
+          <w:sz w:val="24"/>
+          <w:szCs w:val="24"/>
+        </w:rPr>
+      </w:pPr>
+      <w:r>
+        <w:rPr>
+          <w:rFonts w:cs="Poppins"/>
+          <w:b/>
+          <w:bCs/>
+          <w:sz w:val="24"/>
+          <w:szCs w:val="24"/>
+        </w:rPr>
+        <w:t>Reinicio del Stack de Red:</w:t>
+      </w:r>
+      <w:r>
+        <w:rPr>
+          <w:rFonts w:cs="Poppins"/>
+          <w:sz w:val="24"/>
+          <w:szCs w:val="24"/>
+        </w:rPr>
+        <w:t xml:space="preserve"> Detiene los servicios wuauserv (Windows Update) y bits (Background Intelligent Transfer Service).</w:t>
+      </w:r>
+    </w:p>
+    <w:p>
+      <w:pPr>
+        <w:numPr>
+          <w:ilvl w:val="0"/>
+          <w:numId w:val="10"/>
+        </w:numPr>
+        <w:spacing w:after="160" w:line="278" w:lineRule="auto"/>
+        <w:rPr>
+          <w:rFonts w:cs="Poppins"/>
+          <w:sz w:val="24"/>
+          <w:szCs w:val="24"/>
+          <w:lang w:val="es-AR"/>
+        </w:rPr>
+      </w:pPr>
+      <w:r>
+        <w:rPr>
+          <w:rFonts w:cs="Poppins"/>
+          <w:b/>
+          <w:bCs/>
+          <w:sz w:val="24"/>
+          <w:szCs w:val="24"/>
+          <w:lang w:val="es-AR"/>
+        </w:rPr>
+        <w:t>Purga de Caché:</w:t>
+      </w:r>
+      <w:r>
+        <w:rPr>
+          <w:rFonts w:cs="Poppins"/>
+          <w:sz w:val="24"/>
+          <w:szCs w:val="24"/>
+          <w:lang w:val="es-AR"/>
+        </w:rPr>
+        <w:t xml:space="preserve"> Elimina la carpeta C:\Windows\SoftwareDistribution. Esto borra archivos de descarga temporales que suelen causar el 90% de los errores de instalación.</w:t>
+      </w:r>
+    </w:p>
+    <w:p>
+      <w:pPr>
+        <w:numPr>
+          <w:ilvl w:val="0"/>
+          <w:numId w:val="10"/>
+        </w:numPr>
+        <w:spacing w:after="160" w:line="278" w:lineRule="auto"/>
+        <w:rPr>
+          <w:rFonts w:cs="Poppins"/>
+          <w:sz w:val="24"/>
+          <w:szCs w:val="24"/>
+          <w:lang w:val="es-AR"/>
+        </w:rPr>
+      </w:pPr>
+      <w:r>
+        <w:rPr>
+          <w:rFonts w:cs="Poppins"/>
+          <w:b/>
+          <w:bCs/>
+          <w:sz w:val="24"/>
+          <w:szCs w:val="24"/>
+          <w:lang w:val="es-AR"/>
+        </w:rPr>
+        <w:t>Refresco de Políticas:</w:t>
+      </w:r>
+      <w:r>
+        <w:rPr>
+          <w:rFonts w:cs="Poppins"/>
+          <w:sz w:val="24"/>
+          <w:szCs w:val="24"/>
+          <w:lang w:val="es-AR"/>
+        </w:rPr>
+        <w:t xml:space="preserve"> Ejecuta un gpupdate /force para asegurar que el servidor esté leyendo correctamente las políticas de actualización (WSUS o Local).</w:t>
+      </w:r>
+    </w:p>
+    <w:p>
+      <w:pPr>
+        <w:numPr>
+          <w:ilvl w:val="0"/>
+          <w:numId w:val="10"/>
+        </w:numPr>
+        <w:spacing w:after="160" w:line="278" w:lineRule="auto"/>
+        <w:rPr>
+          <w:lang w:val="es-AR"/>
+        </w:rPr>
+      </w:pPr>
+      <w:r>
+        <w:rPr>
+          <w:rFonts w:cs="Poppins"/>
+          <w:b/>
+          <w:bCs/>
+          <w:sz w:val="24"/>
+          <w:szCs w:val="24"/>
+          <w:lang w:val="es-AR"/>
+        </w:rPr>
+        <w:t>Ejecución por Jobs:</w:t>
+      </w:r>
+      <w:r>
+        <w:rPr>
+          <w:rFonts w:cs="Poppins"/>
+          <w:sz w:val="24"/>
+          <w:szCs w:val="24"/>
+          <w:lang w:val="es-AR"/>
+        </w:rPr>
+        <w:t xml:space="preserve"> Se dispara como un Job de PowerShell para que puedas seguir trabajando en la herramienta mientras el servidor se repara solo.</w:t>
+      </w:r>
+    </w:p>
+    <w:p>
+      <w:pPr>
+        <w:jc w:val="center"/>
+        <w:rPr>
+          <w:rFonts w:cs="Poppins"/>
+          <w:b/>
+          <w:bCs/>
+          <w:sz w:val="24"/>
+          <w:szCs w:val="24"/>
+          <w:lang w:val="es-AR"/>
+        </w:rPr>
+      </w:pPr>
+    </w:p>
+    <w:p>
+      <w:pPr>
+        <w:jc w:val="center"/>
+        <w:rPr>
+          <w:rFonts w:cs="Poppins"/>
+          <w:b/>
+          <w:bCs/>
+          <w:sz w:val="24"/>
+          <w:szCs w:val="24"/>
+          <w:lang w:val="es-AR"/>
+        </w:rPr>
+      </w:pPr>
+      <w:r>
+        <w:rPr>
+          <w:rFonts w:cs="Poppins"/>
+          <w:b/>
+          <w:bCs/>
+          <w:sz w:val="24"/>
+          <w:szCs w:val="24"/>
+          <w:lang w:val="es-AR"/>
+        </w:rPr>
+        <w:br/>
+      </w:r>
+    </w:p>
+    <w:p>
+      <w:pPr>
+        <w:pStyle w:val="Ttulo1"/>
+        <w:rPr>
+          <w:rFonts w:asciiTheme="minorHAnsi" w:hAnsiTheme="minorHAnsi"/>
+          <w:lang w:val="es-AR"/>
+        </w:rPr>
+      </w:pPr>
+      <w:r>
+        <w:rPr>
+          <w:rFonts w:asciiTheme="minorHAnsi" w:hAnsiTheme="minorHAnsi"/>
+          <w:lang w:val="es-AR"/>
+        </w:rPr>
+        <w:t>6</w:t>
+      </w:r>
+      <w:r>
+        <w:rPr>
+          <w:rFonts w:asciiTheme="minorHAnsi" w:hAnsiTheme="minorHAnsi"/>
+          <w:lang w:val="es-AR"/>
+        </w:rPr>
+        <w:t xml:space="preserve">. </w:t>
+      </w:r>
+      <w:r>
+        <w:rPr>
+          <w:rFonts w:asciiTheme="minorHAnsi" w:hAnsiTheme="minorHAnsi"/>
+          <w:lang w:val="es-AR"/>
+        </w:rPr>
+        <w:t>Estructura de Datos del Reporte Final</w:t>
+      </w:r>
+    </w:p>
+    <w:p>
+      <w:pPr>
+        <w:spacing w:after="160" w:line="278" w:lineRule="auto"/>
+        <w:rPr>
+          <w:sz w:val="24"/>
+          <w:szCs w:val="24"/>
+          <w:lang w:val="es-AR"/>
+        </w:rPr>
+      </w:pPr>
+      <w:r>
+        <w:rPr>
+          <w:sz w:val="24"/>
+          <w:szCs w:val="24"/>
+          <w:lang w:val="es-AR"/>
+        </w:rPr>
+        <w:t>El archivo CSV generado tiene la siguiente jerarquía de columnas, diseñada para auditorías de cumplimiento:</w:t>
+      </w:r>
+    </w:p>
+    <w:tbl>
+      <w:tblPr>
+        <w:tblW w:w="9776" w:type="dxa"/>
+        <w:tblCellSpacing w:w="15" w:type="dxa"/>
+        <w:tblBorders>
+          <w:top w:val="single" w:sz="4" w:space="0" w:color="auto"/>
+          <w:left w:val="single" w:sz="4" w:space="0" w:color="auto"/>
+          <w:bottom w:val="single" w:sz="4" w:space="0" w:color="auto"/>
+          <w:right w:val="single" w:sz="4" w:space="0" w:color="auto"/>
+          <w:insideH w:val="single" w:sz="4" w:space="0" w:color="auto"/>
+          <w:insideV w:val="single" w:sz="4" w:space="0" w:color="auto"/>
+        </w:tblBorders>
+        <w:tblCellMar>
+          <w:top w:w="15" w:type="dxa"/>
+          <w:left w:w="15" w:type="dxa"/>
+          <w:bottom w:w="15" w:type="dxa"/>
+          <w:right w:w="15" w:type="dxa"/>
+        </w:tblCellMar>
+        <w:tblLook w:val="04A0" w:firstRow="1" w:lastRow="0" w:firstColumn="1" w:lastColumn="0" w:noHBand="0" w:noVBand="1"/>
+      </w:tblPr>
+      <w:tblGrid>
+        <w:gridCol w:w="2268"/>
+        <w:gridCol w:w="7508"/>
+      </w:tblGrid>
+      <w:tr>
+        <w:trPr>
+          <w:tblHeader/>
+          <w:tblCellSpacing w:w="15" w:type="dxa"/>
+        </w:trPr>
+        <w:tc>
+          <w:tcPr>
+            <w:tcW w:w="2223" w:type="dxa"/>
+            <w:vAlign w:val="center"/>
+            <w:hideMark/>
+          </w:tcPr>
+          <w:p>
+            <w:pPr>
+              <w:jc w:val="center"/>
+              <w:rPr>
+                <w:rFonts w:cs="Poppins"/>
+              </w:rPr>
+            </w:pPr>
+            <w:r>
+              <w:rPr>
+                <w:rStyle w:val="Fuerte"/>
+                <w:rFonts w:cs="Poppins"/>
+              </w:rPr>
+              <w:t>Campo</w:t>
+            </w:r>
+          </w:p>
+        </w:tc>
+        <w:tc>
+          <w:tcPr>
+            <w:tcW w:w="7463" w:type="dxa"/>
+            <w:vAlign w:val="center"/>
+            <w:hideMark/>
+          </w:tcPr>
+          <w:p>
+            <w:pPr>
+              <w:jc w:val="center"/>
+              <w:rPr>
+                <w:rFonts w:cs="Poppins"/>
+              </w:rPr>
+            </w:pPr>
+            <w:r>
+              <w:rPr>
+                <w:rStyle w:val="Fuerte"/>
+                <w:rFonts w:cs="Poppins"/>
+              </w:rPr>
+              <w:t>Descripción</w:t>
             </w:r>
           </w:p>
         </w:tc>
@@ -1883,67 +5425,45 @@
         </w:trPr>
         <w:tc>
           <w:tcPr>
-            <w:tcW w:w="0" w:type="auto"/>
-            <w:tcBorders>
-              <w:top w:val="single" w:sz="6" w:space="0" w:color="auto"/>
-              <w:left w:val="single" w:sz="6" w:space="0" w:color="auto"/>
-              <w:bottom w:val="single" w:sz="6" w:space="0" w:color="auto"/>
-              <w:right w:val="single" w:sz="6" w:space="0" w:color="auto"/>
-            </w:tcBorders>
-            <w:tcMar>
-              <w:top w:w="240" w:type="dxa"/>
-              <w:left w:w="0" w:type="dxa"/>
-              <w:bottom w:w="240" w:type="dxa"/>
-              <w:right w:w="180" w:type="dxa"/>
-            </w:tcMar>
+            <w:tcW w:w="2223" w:type="dxa"/>
             <w:vAlign w:val="center"/>
             <w:hideMark/>
           </w:tcPr>
           <w:p>
             <w:pPr>
               <w:rPr>
-                <w:lang w:val="es-AR"/>
+                <w:rFonts w:cs="Poppins"/>
               </w:rPr>
             </w:pPr>
             <w:r>
               <w:rPr>
+                <w:rFonts w:cs="Poppins"/>
                 <w:b/>
                 <w:bCs/>
-                <w:lang w:val="es-AR"/>
               </w:rPr>
-              <w:t>Sistema_Operativo</w:t>
+              <w:t>Dominio</w:t>
             </w:r>
           </w:p>
         </w:tc>
         <w:tc>
           <w:tcPr>
-            <w:tcW w:w="0" w:type="auto"/>
-            <w:tcBorders>
-              <w:top w:val="single" w:sz="6" w:space="0" w:color="auto"/>
-              <w:left w:val="single" w:sz="6" w:space="0" w:color="auto"/>
-              <w:bottom w:val="single" w:sz="6" w:space="0" w:color="auto"/>
-              <w:right w:val="single" w:sz="6" w:space="0" w:color="auto"/>
-            </w:tcBorders>
-            <w:tcMar>
-              <w:top w:w="240" w:type="dxa"/>
-              <w:left w:w="0" w:type="dxa"/>
-              <w:bottom w:w="240" w:type="dxa"/>
-              <w:right w:w="0" w:type="dxa"/>
-            </w:tcMar>
+            <w:tcW w:w="7463" w:type="dxa"/>
             <w:vAlign w:val="center"/>
             <w:hideMark/>
           </w:tcPr>
           <w:p>
             <w:pPr>
               <w:rPr>
+                <w:rFonts w:cs="Poppins"/>
                 <w:lang w:val="es-AR"/>
               </w:rPr>
             </w:pPr>
             <w:r>
               <w:rPr>
+                <w:rFonts w:cs="Poppins"/>
                 <w:lang w:val="es-AR"/>
               </w:rPr>
-              <w:t>Versión y edición de Windows instalada.</w:t>
+              <w:t>Nombre del dominio AD al que pertenece el servidor.</w:t>
             </w:r>
           </w:p>
         </w:tc>
@@ -1954,67 +5474,45 @@
         </w:trPr>
         <w:tc>
           <w:tcPr>
-            <w:tcW w:w="0" w:type="auto"/>
-            <w:tcBorders>
-              <w:top w:val="single" w:sz="6" w:space="0" w:color="auto"/>
-              <w:left w:val="single" w:sz="6" w:space="0" w:color="auto"/>
-              <w:bottom w:val="single" w:sz="6" w:space="0" w:color="auto"/>
-              <w:right w:val="single" w:sz="6" w:space="0" w:color="auto"/>
-            </w:tcBorders>
-            <w:tcMar>
-              <w:top w:w="240" w:type="dxa"/>
-              <w:left w:w="0" w:type="dxa"/>
-              <w:bottom w:w="240" w:type="dxa"/>
-              <w:right w:w="180" w:type="dxa"/>
-            </w:tcMar>
+            <w:tcW w:w="2223" w:type="dxa"/>
             <w:vAlign w:val="center"/>
             <w:hideMark/>
           </w:tcPr>
           <w:p>
             <w:pPr>
               <w:rPr>
-                <w:lang w:val="es-AR"/>
+                <w:rFonts w:cs="Poppins"/>
               </w:rPr>
             </w:pPr>
             <w:r>
               <w:rPr>
+                <w:rFonts w:cs="Poppins"/>
                 <w:b/>
                 <w:bCs/>
-                <w:lang w:val="es-AR"/>
               </w:rPr>
-              <w:t>Fecha_Instalacion</w:t>
+              <w:t>Servidor</w:t>
             </w:r>
           </w:p>
         </w:tc>
         <w:tc>
           <w:tcPr>
-            <w:tcW w:w="0" w:type="auto"/>
-            <w:tcBorders>
-              <w:top w:val="single" w:sz="6" w:space="0" w:color="auto"/>
-              <w:left w:val="single" w:sz="6" w:space="0" w:color="auto"/>
-              <w:bottom w:val="single" w:sz="6" w:space="0" w:color="auto"/>
-              <w:right w:val="single" w:sz="6" w:space="0" w:color="auto"/>
-            </w:tcBorders>
-            <w:tcMar>
-              <w:top w:w="240" w:type="dxa"/>
-              <w:left w:w="0" w:type="dxa"/>
-              <w:bottom w:w="240" w:type="dxa"/>
-              <w:right w:w="0" w:type="dxa"/>
-            </w:tcMar>
+            <w:tcW w:w="7463" w:type="dxa"/>
             <w:vAlign w:val="center"/>
             <w:hideMark/>
           </w:tcPr>
           <w:p>
             <w:pPr>
               <w:rPr>
+                <w:rFonts w:cs="Poppins"/>
                 <w:lang w:val="es-AR"/>
               </w:rPr>
             </w:pPr>
             <w:r>
               <w:rPr>
+                <w:rFonts w:cs="Poppins"/>
                 <w:lang w:val="es-AR"/>
               </w:rPr>
-              <w:t>Fecha en la que se generó el reporte y se instalaron las KBs.</w:t>
+              <w:t>Nombre de host (Hostname) del equipo procesado.</w:t>
             </w:r>
           </w:p>
         </w:tc>
@@ -2025,67 +5523,45 @@
         </w:trPr>
         <w:tc>
           <w:tcPr>
-            <w:tcW w:w="0" w:type="auto"/>
-            <w:tcBorders>
-              <w:top w:val="single" w:sz="6" w:space="0" w:color="auto"/>
-              <w:left w:val="single" w:sz="6" w:space="0" w:color="auto"/>
-              <w:bottom w:val="single" w:sz="6" w:space="0" w:color="auto"/>
-              <w:right w:val="single" w:sz="6" w:space="0" w:color="auto"/>
-            </w:tcBorders>
-            <w:tcMar>
-              <w:top w:w="240" w:type="dxa"/>
-              <w:left w:w="0" w:type="dxa"/>
-              <w:bottom w:w="240" w:type="dxa"/>
-              <w:right w:w="180" w:type="dxa"/>
-            </w:tcMar>
+            <w:tcW w:w="2223" w:type="dxa"/>
             <w:vAlign w:val="center"/>
             <w:hideMark/>
           </w:tcPr>
           <w:p>
             <w:pPr>
               <w:rPr>
-                <w:lang w:val="es-AR"/>
+                <w:rFonts w:cs="Poppins"/>
               </w:rPr>
             </w:pPr>
             <w:r>
               <w:rPr>
+                <w:rFonts w:cs="Poppins"/>
                 <w:b/>
                 <w:bCs/>
-                <w:lang w:val="es-AR"/>
               </w:rPr>
-              <w:t>KBs_Instaladas</w:t>
+              <w:t>IP</w:t>
             </w:r>
           </w:p>
         </w:tc>
         <w:tc>
           <w:tcPr>
-            <w:tcW w:w="0" w:type="auto"/>
-            <w:tcBorders>
-              <w:top w:val="single" w:sz="6" w:space="0" w:color="auto"/>
-              <w:left w:val="single" w:sz="6" w:space="0" w:color="auto"/>
-              <w:bottom w:val="single" w:sz="6" w:space="0" w:color="auto"/>
-              <w:right w:val="single" w:sz="6" w:space="0" w:color="auto"/>
-            </w:tcBorders>
-            <w:tcMar>
-              <w:top w:w="240" w:type="dxa"/>
-              <w:left w:w="0" w:type="dxa"/>
-              <w:bottom w:w="240" w:type="dxa"/>
-              <w:right w:w="0" w:type="dxa"/>
-            </w:tcMar>
+            <w:tcW w:w="7463" w:type="dxa"/>
             <w:vAlign w:val="center"/>
             <w:hideMark/>
           </w:tcPr>
           <w:p>
             <w:pPr>
               <w:rPr>
+                <w:rFonts w:cs="Poppins"/>
                 <w:lang w:val="es-AR"/>
               </w:rPr>
             </w:pPr>
             <w:r>
               <w:rPr>
+                <w:rFonts w:cs="Poppins"/>
                 <w:lang w:val="es-AR"/>
               </w:rPr>
-              <w:t>Listado de números identificadores (ej: KB503412, KB503443).</w:t>
+              <w:t>Dirección IPv4 detectada durante la conexión.</w:t>
             </w:r>
           </w:p>
         </w:tc>
@@ -2096,67 +5572,279 @@
         </w:trPr>
         <w:tc>
           <w:tcPr>
-            <w:tcW w:w="0" w:type="auto"/>
-            <w:tcBorders>
-              <w:top w:val="single" w:sz="6" w:space="0" w:color="auto"/>
-              <w:left w:val="single" w:sz="6" w:space="0" w:color="auto"/>
-              <w:bottom w:val="single" w:sz="6" w:space="0" w:color="auto"/>
-              <w:right w:val="single" w:sz="6" w:space="0" w:color="auto"/>
-            </w:tcBorders>
-            <w:tcMar>
-              <w:top w:w="240" w:type="dxa"/>
-              <w:left w:w="0" w:type="dxa"/>
-              <w:bottom w:w="240" w:type="dxa"/>
-              <w:right w:w="180" w:type="dxa"/>
-            </w:tcMar>
+            <w:tcW w:w="2223" w:type="dxa"/>
             <w:vAlign w:val="center"/>
             <w:hideMark/>
           </w:tcPr>
           <w:p>
             <w:pPr>
               <w:rPr>
-                <w:lang w:val="es-AR"/>
+                <w:rFonts w:cs="Poppins"/>
               </w:rPr>
             </w:pPr>
             <w:r>
               <w:rPr>
+                <w:rFonts w:cs="Poppins"/>
                 <w:b/>
                 <w:bCs/>
-                <w:lang w:val="es-AR"/>
               </w:rPr>
-              <w:t>Errores_Instalacion</w:t>
+              <w:t>Sistema Operativo</w:t>
             </w:r>
           </w:p>
         </w:tc>
         <w:tc>
           <w:tcPr>
-            <w:tcW w:w="0" w:type="auto"/>
-            <w:tcBorders>
-              <w:top w:val="single" w:sz="6" w:space="0" w:color="auto"/>
-              <w:left w:val="single" w:sz="6" w:space="0" w:color="auto"/>
-              <w:bottom w:val="single" w:sz="6" w:space="0" w:color="auto"/>
-              <w:right w:val="single" w:sz="6" w:space="0" w:color="auto"/>
-            </w:tcBorders>
-            <w:tcMar>
-              <w:top w:w="240" w:type="dxa"/>
-              <w:left w:w="0" w:type="dxa"/>
-              <w:bottom w:w="240" w:type="dxa"/>
-              <w:right w:w="0" w:type="dxa"/>
-            </w:tcMar>
+            <w:tcW w:w="7463" w:type="dxa"/>
             <w:vAlign w:val="center"/>
             <w:hideMark/>
           </w:tcPr>
           <w:p>
             <w:pPr>
               <w:rPr>
+                <w:rFonts w:cs="Poppins"/>
                 <w:lang w:val="es-AR"/>
               </w:rPr>
             </w:pPr>
             <w:r>
               <w:rPr>
+                <w:rFonts w:cs="Poppins"/>
                 <w:lang w:val="es-AR"/>
               </w:rPr>
-              <w:t>Conteo de parches que fallaron durante la sesión.</w:t>
+              <w:t>Versión exacta de Windows detectada en el remoto.</w:t>
+            </w:r>
+          </w:p>
+        </w:tc>
+      </w:tr>
+      <w:tr>
+        <w:trPr>
+          <w:tblCellSpacing w:w="15" w:type="dxa"/>
+        </w:trPr>
+        <w:tc>
+          <w:tcPr>
+            <w:tcW w:w="2223" w:type="dxa"/>
+            <w:vAlign w:val="center"/>
+            <w:hideMark/>
+          </w:tcPr>
+          <w:p>
+            <w:pPr>
+              <w:rPr>
+                <w:rFonts w:cs="Poppins"/>
+              </w:rPr>
+            </w:pPr>
+            <w:r>
+              <w:rPr>
+                <w:rFonts w:cs="Poppins"/>
+                <w:b/>
+                <w:bCs/>
+              </w:rPr>
+              <w:t>Fecha Instalación</w:t>
+            </w:r>
+          </w:p>
+        </w:tc>
+        <w:tc>
+          <w:tcPr>
+            <w:tcW w:w="7463" w:type="dxa"/>
+            <w:vAlign w:val="center"/>
+            <w:hideMark/>
+          </w:tcPr>
+          <w:p>
+            <w:pPr>
+              <w:rPr>
+                <w:rFonts w:cs="Poppins"/>
+                <w:lang w:val="es-AR"/>
+              </w:rPr>
+            </w:pPr>
+            <w:r>
+              <w:rPr>
+                <w:rFonts w:cs="Poppins"/>
+                <w:lang w:val="es-AR"/>
+              </w:rPr>
+              <w:t>Fecha y hora del parche más reciente aplicado (Formato dd/MM/yyyy).</w:t>
+            </w:r>
+          </w:p>
+        </w:tc>
+      </w:tr>
+      <w:tr>
+        <w:trPr>
+          <w:tblCellSpacing w:w="15" w:type="dxa"/>
+        </w:trPr>
+        <w:tc>
+          <w:tcPr>
+            <w:tcW w:w="2223" w:type="dxa"/>
+            <w:vAlign w:val="center"/>
+            <w:hideMark/>
+          </w:tcPr>
+          <w:p>
+            <w:pPr>
+              <w:rPr>
+                <w:rFonts w:cs="Poppins"/>
+              </w:rPr>
+            </w:pPr>
+            <w:r>
+              <w:rPr>
+                <w:rFonts w:cs="Poppins"/>
+                <w:b/>
+                <w:bCs/>
+              </w:rPr>
+              <w:t>KBs Instalados</w:t>
+            </w:r>
+          </w:p>
+        </w:tc>
+        <w:tc>
+          <w:tcPr>
+            <w:tcW w:w="7463" w:type="dxa"/>
+            <w:vAlign w:val="center"/>
+            <w:hideMark/>
+          </w:tcPr>
+          <w:p>
+            <w:pPr>
+              <w:rPr>
+                <w:rFonts w:cs="Poppins"/>
+              </w:rPr>
+            </w:pPr>
+            <w:r>
+              <w:rPr>
+                <w:rFonts w:cs="Poppins"/>
+                <w:lang w:val="es-AR"/>
+              </w:rPr>
+              <w:t xml:space="preserve">Lista de identificadores de Knowledge Base (ej. </w:t>
+            </w:r>
+            <w:r>
+              <w:rPr>
+                <w:rFonts w:cs="Poppins"/>
+              </w:rPr>
+              <w:t>KB5034122).</w:t>
+            </w:r>
+          </w:p>
+        </w:tc>
+      </w:tr>
+      <w:tr>
+        <w:trPr>
+          <w:tblCellSpacing w:w="15" w:type="dxa"/>
+        </w:trPr>
+        <w:tc>
+          <w:tcPr>
+            <w:tcW w:w="2223" w:type="dxa"/>
+            <w:vAlign w:val="center"/>
+          </w:tcPr>
+          <w:p>
+            <w:pPr>
+              <w:rPr>
+                <w:rFonts w:cs="Poppins"/>
+                <w:b/>
+                <w:bCs/>
+              </w:rPr>
+            </w:pPr>
+            <w:r>
+              <w:rPr>
+                <w:rFonts w:cs="Poppins"/>
+                <w:b/>
+                <w:bCs/>
+              </w:rPr>
+              <w:t>Fecha Reinicio</w:t>
+            </w:r>
+          </w:p>
+        </w:tc>
+        <w:tc>
+          <w:tcPr>
+            <w:tcW w:w="7463" w:type="dxa"/>
+            <w:vAlign w:val="center"/>
+          </w:tcPr>
+          <w:p>
+            <w:pPr>
+              <w:rPr>
+                <w:rFonts w:cs="Poppins"/>
+                <w:lang w:val="es-AR"/>
+              </w:rPr>
+            </w:pPr>
+            <w:r>
+              <w:rPr>
+                <w:rFonts w:cs="Poppins"/>
+                <w:lang w:val="es-AR"/>
+              </w:rPr>
+              <w:t xml:space="preserve">Fecha y hora del </w:t>
+            </w:r>
+            <w:r>
+              <w:rPr>
+                <w:rFonts w:cs="Poppins"/>
+                <w:lang w:val="es-AR"/>
+              </w:rPr>
+              <w:t>último reinicio</w:t>
+            </w:r>
+            <w:r>
+              <w:rPr>
+                <w:rFonts w:cs="Poppins"/>
+                <w:lang w:val="es-AR"/>
+              </w:rPr>
+              <w:t xml:space="preserve"> </w:t>
+            </w:r>
+            <w:r>
+              <w:rPr>
+                <w:rFonts w:cs="Poppins"/>
+                <w:lang w:val="es-AR"/>
+              </w:rPr>
+              <w:t>ejecutado</w:t>
+            </w:r>
+            <w:r>
+              <w:rPr>
+                <w:rFonts w:cs="Poppins"/>
+                <w:lang w:val="es-AR"/>
+              </w:rPr>
+              <w:t xml:space="preserve"> (Formato dd/MM/yyyy).</w:t>
+            </w:r>
+          </w:p>
+        </w:tc>
+      </w:tr>
+      <w:tr>
+        <w:trPr>
+          <w:tblCellSpacing w:w="15" w:type="dxa"/>
+        </w:trPr>
+        <w:tc>
+          <w:tcPr>
+            <w:tcW w:w="2223" w:type="dxa"/>
+            <w:vAlign w:val="center"/>
+            <w:hideMark/>
+          </w:tcPr>
+          <w:p>
+            <w:pPr>
+              <w:rPr>
+                <w:rFonts w:cs="Poppins"/>
+              </w:rPr>
+            </w:pPr>
+            <w:r>
+              <w:rPr>
+                <w:rFonts w:cs="Poppins"/>
+                <w:b/>
+                <w:bCs/>
+              </w:rPr>
+              <w:t>Descripción Error</w:t>
+            </w:r>
+          </w:p>
+        </w:tc>
+        <w:tc>
+          <w:tcPr>
+            <w:tcW w:w="7463" w:type="dxa"/>
+            <w:vAlign w:val="center"/>
+            <w:hideMark/>
+          </w:tcPr>
+          <w:p>
+            <w:pPr>
+              <w:rPr>
+                <w:rFonts w:cs="Poppins"/>
+              </w:rPr>
+            </w:pPr>
+            <w:r>
+              <w:rPr>
+                <w:rFonts w:cs="Poppins"/>
+                <w:lang w:val="es-AR"/>
+              </w:rPr>
+              <w:t xml:space="preserve">Detalle técnico en caso de falla (ej. </w:t>
+            </w:r>
+            <w:r>
+              <w:rPr>
+                <w:rFonts w:cs="Poppins"/>
+              </w:rPr>
+              <w:t>"Access Denied", "Offline").</w:t>
             </w:r>
           </w:p>
         </w:tc>
@@ -2173,15 +5861,24 @@
       <w:pPr>
         <w:pStyle w:val="Ttulo1"/>
         <w:rPr>
-          <w:lang w:val="es-AR"/>
-        </w:rPr>
-      </w:pPr>
-      <w:r>
-        <w:rPr>
+          <w:rFonts w:asciiTheme="minorHAnsi" w:hAnsiTheme="minorHAnsi"/>
+          <w:lang w:val="es-AR"/>
+        </w:rPr>
+      </w:pPr>
+      <w:r>
+        <w:rPr>
+          <w:rFonts w:asciiTheme="minorHAnsi" w:hAnsiTheme="minorHAnsi"/>
           <w:lang w:val="es-AR"/>
         </w:rPr>
         <w:lastRenderedPageBreak/>
-        <w:t>6. Resumen técnico</w:t>
+        <w:t>7</w:t>
+      </w:r>
+      <w:r>
+        <w:rPr>
+          <w:rFonts w:asciiTheme="minorHAnsi" w:hAnsiTheme="minorHAnsi"/>
+          <w:lang w:val="es-AR"/>
+        </w:rPr>
+        <w:t>. Resumen técnico</w:t>
       </w:r>
     </w:p>
     <w:p>
@@ -2189,37 +5886,55 @@
         <w:spacing w:after="160" w:line="278" w:lineRule="auto"/>
         <w:jc w:val="both"/>
         <w:rPr>
-          <w:lang w:val="es-AR"/>
-        </w:rPr>
-      </w:pPr>
-      <w:r>
-        <w:rPr>
+          <w:rFonts w:cs="Poppins"/>
+          <w:sz w:val="24"/>
+          <w:szCs w:val="24"/>
+          <w:lang w:val="es-AR"/>
+        </w:rPr>
+      </w:pPr>
+      <w:r>
+        <w:rPr>
+          <w:rFonts w:cs="Poppins"/>
+          <w:sz w:val="24"/>
+          <w:szCs w:val="24"/>
           <w:lang w:val="es-AR"/>
         </w:rPr>
         <w:t xml:space="preserve">El script opera bajo un modelo de </w:t>
       </w:r>
       <w:r>
         <w:rPr>
+          <w:rFonts w:cs="Poppins"/>
           <w:b/>
           <w:bCs/>
+          <w:sz w:val="24"/>
+          <w:szCs w:val="24"/>
           <w:lang w:val="es-AR"/>
         </w:rPr>
         <w:t>delegación de confianza</w:t>
       </w:r>
       <w:r>
         <w:rPr>
+          <w:rFonts w:cs="Poppins"/>
+          <w:sz w:val="24"/>
+          <w:szCs w:val="24"/>
           <w:lang w:val="es-AR"/>
         </w:rPr>
         <w:t xml:space="preserve">. Al ejecutarse como Administrador, utiliza las credenciales del usuario actual para saltar a </w:t>
       </w:r>
       <w:r>
         <w:rPr>
+          <w:rFonts w:cs="Poppins"/>
+          <w:sz w:val="24"/>
+          <w:szCs w:val="24"/>
           <w:lang w:val="es-AR"/>
         </w:rPr>
         <w:t>cada</w:t>
       </w:r>
       <w:r>
         <w:rPr>
+          <w:rFonts w:cs="Poppins"/>
+          <w:sz w:val="24"/>
+          <w:szCs w:val="24"/>
           <w:lang w:val="es-AR"/>
         </w:rPr>
         <w:t xml:space="preserve"> servidor de la lista, recolectar información técnica y forzar al agente local de cada nodo a reportar su estado, centralizando todo en un solo reporte final de cumplimiento.</w:t>
@@ -2227,101 +5942,78 @@
     </w:p>
     <w:p>
       <w:pPr>
-        <w:rPr>
-          <w:lang w:val="es-AR"/>
-        </w:rPr>
-      </w:pPr>
-    </w:p>
-    <w:p>
-      <w:pPr>
-        <w:rPr>
-          <w:lang w:val="es-AR"/>
-        </w:rPr>
-      </w:pPr>
-    </w:p>
-    <w:p>
-      <w:pPr>
-        <w:rPr>
-          <w:lang w:val="es-AR"/>
-        </w:rPr>
-      </w:pPr>
-    </w:p>
-    <w:p>
-      <w:pPr>
-        <w:rPr>
-          <w:lang w:val="es-AR"/>
-        </w:rPr>
-      </w:pPr>
-    </w:p>
-    <w:p>
-      <w:pPr>
-        <w:rPr>
-          <w:lang w:val="es-AR"/>
-        </w:rPr>
-      </w:pPr>
-    </w:p>
-    <w:p>
-      <w:pPr>
-        <w:rPr>
-          <w:lang w:val="es-AR"/>
-        </w:rPr>
-      </w:pPr>
-    </w:p>
-    <w:p>
-      <w:pPr>
-        <w:rPr>
-          <w:lang w:val="es-AR"/>
-        </w:rPr>
-      </w:pPr>
-    </w:p>
-    <w:p>
-      <w:pPr>
-        <w:rPr>
-          <w:lang w:val="es-AR"/>
-        </w:rPr>
-      </w:pPr>
-    </w:p>
-    <w:p>
-      <w:pPr>
-        <w:rPr>
-          <w:lang w:val="es-AR"/>
-        </w:rPr>
-      </w:pPr>
-    </w:p>
-    <w:p>
-      <w:pPr>
-        <w:rPr>
-          <w:lang w:val="es-AR"/>
-        </w:rPr>
-      </w:pPr>
-    </w:p>
-    <w:p>
-      <w:pPr>
-        <w:rPr>
-          <w:lang w:val="es-AR"/>
-        </w:rPr>
-      </w:pPr>
-    </w:p>
-    <w:p>
-      <w:pPr>
-        <w:rPr>
-          <w:lang w:val="es-AR"/>
-        </w:rPr>
-      </w:pPr>
-    </w:p>
-    <w:p>
-      <w:pPr>
-        <w:rPr>
-          <w:lang w:val="es-AR"/>
-        </w:rPr>
-      </w:pPr>
-    </w:p>
-    <w:p>
-      <w:pPr>
-        <w:rPr>
-          <w:lang w:val="es-AR"/>
-        </w:rPr>
-      </w:pPr>
+        <w:spacing w:after="160" w:line="278" w:lineRule="auto"/>
+        <w:jc w:val="both"/>
+        <w:rPr>
+          <w:rFonts w:cs="Poppins"/>
+          <w:sz w:val="24"/>
+          <w:szCs w:val="24"/>
+          <w:lang w:val="es-AR"/>
+        </w:rPr>
+      </w:pPr>
+      <w:r>
+        <w:rPr>
+          <w:rFonts w:cs="Poppins"/>
+          <w:sz w:val="24"/>
+          <w:szCs w:val="24"/>
+          <w:lang w:val="es-AR"/>
+        </w:rPr>
+        <w:t xml:space="preserve">Quien lo ejecuta: </w:t>
+      </w:r>
+      <w:r>
+        <w:rPr>
+          <w:rFonts w:cs="Poppins"/>
+          <w:sz w:val="24"/>
+          <w:szCs w:val="24"/>
+          <w:lang w:val="es-AR"/>
+        </w:rPr>
+        <w:t>Técnico r</w:t>
+      </w:r>
+      <w:r>
+        <w:rPr>
+          <w:rFonts w:cs="Poppins"/>
+          <w:sz w:val="24"/>
+          <w:szCs w:val="24"/>
+          <w:lang w:val="es-AR"/>
+        </w:rPr>
+        <w:t xml:space="preserve">esponsable de </w:t>
+      </w:r>
+      <w:r>
+        <w:rPr>
+          <w:rFonts w:cs="Poppins"/>
+          <w:sz w:val="24"/>
+          <w:szCs w:val="24"/>
+          <w:lang w:val="es-AR"/>
+        </w:rPr>
+        <w:t xml:space="preserve">Patching, logueado con </w:t>
+      </w:r>
+      <w:r>
+        <w:rPr>
+          <w:rFonts w:cs="Poppins"/>
+          <w:sz w:val="24"/>
+          <w:szCs w:val="24"/>
+          <w:lang w:val="es-AR"/>
+        </w:rPr>
+        <w:t>las</w:t>
+      </w:r>
+      <w:r>
+        <w:rPr>
+          <w:rFonts w:cs="Poppins"/>
+          <w:sz w:val="24"/>
+          <w:szCs w:val="24"/>
+          <w:lang w:val="es-AR"/>
+        </w:rPr>
+        <w:t xml:space="preserve"> credenciales suministradas por la entidad</w:t>
+      </w:r>
+      <w:r>
+        <w:rPr>
+          <w:rFonts w:cs="Poppins"/>
+          <w:sz w:val="24"/>
+          <w:szCs w:val="24"/>
+          <w:lang w:val="es-AR"/>
+        </w:rPr>
+        <w:t>.</w:t>
+      </w:r>
     </w:p>
     <w:p>
       <w:pPr>
@@ -2355,24 +6047,27 @@
       <w:pPr>
         <w:pStyle w:val="Ttulo1"/>
         <w:rPr>
-          <w:lang w:val="es-AR"/>
-        </w:rPr>
-      </w:pPr>
-      <w:r>
-        <w:rPr>
-          <w:lang w:val="es-AR"/>
-        </w:rPr>
-        <w:lastRenderedPageBreak/>
-        <w:t>6</w:t>
-      </w:r>
-      <w:r>
-        <w:rPr>
+          <w:rFonts w:asciiTheme="minorHAnsi" w:hAnsiTheme="minorHAnsi"/>
+          <w:lang w:val="es-AR"/>
+        </w:rPr>
+      </w:pPr>
+      <w:r>
+        <w:rPr>
+          <w:rFonts w:asciiTheme="minorHAnsi" w:hAnsiTheme="minorHAnsi"/>
+          <w:lang w:val="es-AR"/>
+        </w:rPr>
+        <w:t>8</w:t>
+      </w:r>
+      <w:r>
+        <w:rPr>
+          <w:rFonts w:asciiTheme="minorHAnsi" w:hAnsiTheme="minorHAnsi"/>
           <w:lang w:val="es-AR"/>
         </w:rPr>
         <w:t>. Conclusi</w:t>
       </w:r>
       <w:r>
         <w:rPr>
+          <w:rFonts w:asciiTheme="minorHAnsi" w:hAnsiTheme="minorHAnsi"/>
           <w:lang w:val="es-AR"/>
         </w:rPr>
         <w:t>ón</w:t>
@@ -2382,21 +6077,55 @@
       <w:pPr>
         <w:jc w:val="both"/>
         <w:rPr>
-          <w:sz w:val="24"/>
-          <w:szCs w:val="24"/>
-          <w:lang w:val="es-AR"/>
-        </w:rPr>
-      </w:pPr>
-      <w:r>
-        <w:rPr>
-          <w:sz w:val="24"/>
-          <w:szCs w:val="24"/>
-          <w:lang w:val="es-AR"/>
-        </w:rPr>
-        <w:t xml:space="preserve">La implementación de este script representa una mejora sustancial en la postura de seguridad y estabilidad de cualquier infraestructura tecnológica basada en Windows Server. Al integrar funciones de auditoría detallada, como la extracción de </w:t>
-      </w:r>
-      <w:r>
-        <w:rPr>
+          <w:rFonts w:cs="Poppins"/>
+          <w:sz w:val="24"/>
+          <w:szCs w:val="24"/>
+          <w:lang w:val="es-AR"/>
+        </w:rPr>
+      </w:pPr>
+      <w:r>
+        <w:rPr>
+          <w:rFonts w:cs="Poppins"/>
+          <w:sz w:val="24"/>
+          <w:szCs w:val="24"/>
+          <w:lang w:val="es-AR"/>
+        </w:rPr>
+        <w:t>La implementación de este script representa una mejora sustancial en la postura de seguridad y estabilidad de cualquier infraestructura tecnológica basada en Windows Server.</w:t>
+      </w:r>
+    </w:p>
+    <w:p>
+      <w:pPr>
+        <w:jc w:val="both"/>
+        <w:rPr>
+          <w:rFonts w:cs="Poppins"/>
+          <w:sz w:val="24"/>
+          <w:szCs w:val="24"/>
+          <w:lang w:val="es-AR"/>
+        </w:rPr>
+      </w:pPr>
+    </w:p>
+    <w:p>
+      <w:pPr>
+        <w:jc w:val="both"/>
+        <w:rPr>
+          <w:rFonts w:cs="Poppins"/>
+          <w:sz w:val="24"/>
+          <w:szCs w:val="24"/>
+          <w:lang w:val="es-AR"/>
+        </w:rPr>
+      </w:pPr>
+      <w:r>
+        <w:rPr>
+          <w:rFonts w:cs="Poppins"/>
+          <w:sz w:val="24"/>
+          <w:szCs w:val="24"/>
+          <w:lang w:val="es-AR"/>
+        </w:rPr>
+        <w:t xml:space="preserve">Al integrar funciones de auditoría detallada, como la extracción de </w:t>
+      </w:r>
+      <w:r>
+        <w:rPr>
+          <w:rFonts w:cs="Poppins"/>
           <w:sz w:val="24"/>
           <w:szCs w:val="24"/>
           <w:lang w:val="es-AR"/>
@@ -2405,6 +6134,7 @@
       </w:r>
       <w:r>
         <w:rPr>
+          <w:rFonts w:cs="Poppins"/>
           <w:sz w:val="24"/>
           <w:szCs w:val="24"/>
           <w:lang w:val="es-AR"/>
@@ -2416,25 +6146,69 @@
       <w:pPr>
         <w:jc w:val="both"/>
         <w:rPr>
-          <w:sz w:val="24"/>
-          <w:szCs w:val="24"/>
-          <w:lang w:val="es-AR"/>
-        </w:rPr>
-      </w:pPr>
-      <w:r>
-        <w:rPr>
-          <w:sz w:val="24"/>
-          <w:szCs w:val="24"/>
-          <w:lang w:val="es-AR"/>
-        </w:rPr>
-        <w:t>El resultado final es un reporte consolidado que documenta con precisión cada KB instalada, proporcionando una trazabilidad total indispensable para procesos de auditoría interna y externa. Esta utilidad demuestra que la combinación de scripts personalizados con interfaces visuales intuitivas es el camino ideal para escalar la administración de sistemas modernos. La solidez operativa de WUU garantiza que el parque tecnológico se mantenga actualizado, minimizando vulnerabilidades y maximizando la disponibilidad de los servicios críticos de la organización.</w:t>
+          <w:rFonts w:cs="Poppins"/>
+          <w:sz w:val="24"/>
+          <w:szCs w:val="24"/>
+          <w:lang w:val="es-AR"/>
+        </w:rPr>
+      </w:pPr>
+    </w:p>
+    <w:p>
+      <w:pPr>
+        <w:jc w:val="both"/>
+        <w:rPr>
+          <w:rFonts w:cs="Poppins"/>
+          <w:sz w:val="24"/>
+          <w:szCs w:val="24"/>
+          <w:lang w:val="es-AR"/>
+        </w:rPr>
+      </w:pPr>
+      <w:r>
+        <w:rPr>
+          <w:rFonts w:cs="Poppins"/>
+          <w:sz w:val="24"/>
+          <w:szCs w:val="24"/>
+          <w:lang w:val="es-AR"/>
+        </w:rPr>
+        <w:t xml:space="preserve">El resultado final es un reporte consolidado que documenta con precisión cada KB instalada, proporcionando una trazabilidad total indispensable para procesos de auditoría interna y externa. Esta utilidad demuestra que la combinación de scripts personalizados con interfaces visuales intuitivas es el camino ideal para escalar la administración de sistemas modernos. </w:t>
+      </w:r>
+    </w:p>
+    <w:p>
+      <w:pPr>
+        <w:jc w:val="both"/>
+        <w:rPr>
+          <w:rFonts w:cs="Poppins"/>
+          <w:sz w:val="24"/>
+          <w:szCs w:val="24"/>
+          <w:lang w:val="es-AR"/>
+        </w:rPr>
+      </w:pPr>
+    </w:p>
+    <w:p>
+      <w:pPr>
+        <w:jc w:val="both"/>
+        <w:rPr>
+          <w:rFonts w:cs="Poppins"/>
+          <w:sz w:val="24"/>
+          <w:szCs w:val="24"/>
+          <w:lang w:val="es-AR"/>
+        </w:rPr>
+      </w:pPr>
+      <w:r>
+        <w:rPr>
+          <w:rFonts w:cs="Poppins"/>
+          <w:sz w:val="24"/>
+          <w:szCs w:val="24"/>
+          <w:lang w:val="es-AR"/>
+        </w:rPr>
+        <w:t>La solidez operativa de WUU garantiza que el parque tecnológico se mantenga actualizado, minimizando vulnerabilidades y maximizando la disponibilidad de los servicios críticos de la organización.</w:t>
       </w:r>
     </w:p>
     <w:sectPr>
-      <w:headerReference w:type="default" r:id="rId11"/>
-      <w:footerReference w:type="default" r:id="rId12"/>
-      <w:headerReference w:type="first" r:id="rId13"/>
-      <w:footerReference w:type="first" r:id="rId14"/>
+      <w:headerReference w:type="default" r:id="rId14"/>
+      <w:footerReference w:type="default" r:id="rId15"/>
+      <w:headerReference w:type="first" r:id="rId16"/>
+      <w:footerReference w:type="first" r:id="rId17"/>
       <w:pgSz w:w="12240" w:h="15840"/>
       <w:pgMar w:top="2269" w:right="1041" w:bottom="1276" w:left="1440" w:header="720" w:footer="720" w:gutter="0"/>
       <w:cols w:space="720"/>
@@ -2449,9 +6223,6 @@
 <w:endnotes xmlns:wpc="http://schemas.microsoft.com/office/word/2010/wordprocessingCanvas" xmlns:cx="http://schemas.microsoft.com/office/drawing/2014/chartex" xmlns:cx1="http://schemas.microsoft.com/office/drawing/2015/9/8/chartex" xmlns:cx2="http://schemas.microsoft.com/office/drawing/2015/10/21/chartex" xmlns:cx3="http://schemas.microsoft.com/office/drawing/2016/5/9/chartex" xmlns:cx4="http://schemas.microsoft.com/office/drawing/2016/5/10/chartex" xmlns:cx5="http://schemas.microsoft.com/office/drawing/2016/5/11/chartex" xmlns:cx6="http://schemas.microsoft.com/office/drawing/2016/5/12/chartex" xmlns:cx7="http://schemas.microsoft.com/office/drawing/2016/5/13/chartex" xmlns:cx8="http://schemas.microsoft.com/office/drawing/2016/5/14/chartex" xmlns:mc="http://schemas.openxmlformats.org/markup-compatibility/2006" xmlns:aink="http://schemas.microsoft.com/office/drawing/2016/ink" xmlns:am3d="http://schemas.microsoft.com/office/drawing/2017/model3d" xmlns:o="urn:schemas-microsoft-com:office:office" xmlns:oel="http://schemas.microsoft.com/office/2019/extlst" xmlns:r="http://schemas.openxmlformats.org/officeDocument/2006/relationships" xmlns:m="http://schemas.openxmlformats.org/officeDocument/2006/math" xmlns:v="urn:schemas-microsoft-com:vml" xmlns:wp14="http://schemas.microsoft.com/office/word/2010/wordprocessingDrawing" xmlns:wp="http://schemas.openxmlformats.org/drawingml/2006/wordprocessingDrawing" xmlns:w10="urn:schemas-microsoft-com:office:word" xmlns:w="http://schemas.openxmlformats.org/wordprocessingml/2006/main" xmlns:w14="http://schemas.microsoft.com/office/word/2010/wordml" xmlns:w15="http://schemas.microsoft.com/office/word/2012/wordml" xmlns:w16cex="http://schemas.microsoft.com/office/word/2018/wordml/cex" xmlns:w16cid="http://schemas.microsoft.com/office/word/2016/wordml/cid" xmlns:w16="http://schemas.microsoft.com/office/word/2018/wordml" xmlns:w16du="http://schemas.microsoft.com/office/word/2023/wordml/word16du" xmlns:w16sdtdh="http://schemas.microsoft.com/office/word/2020/wordml/sdtdatahash" xmlns:w16sdtfl="http://schemas.microsoft.com/office/word/2024/wordml/sdtformatlock" xmlns:w16se="http://schemas.microsoft.com/office/word/2015/wordml/symex" xmlns:wpg="http://schemas.microsoft.com/office/word/2010/wordprocessingGroup" xmlns:wpi="http://schemas.microsoft.com/office/word/2010/wordprocessingInk" xmlns:wne="http://schemas.microsoft.com/office/word/2006/wordml" xmlns:wps="http://schemas.microsoft.com/office/word/2010/wordprocessingShape" mc:Ignorable="w14 w15 w16se w16cid w16 w16cex w16sdtdh w16sdtfl w16du wp14">
   <w:endnote w:type="separator" w:id="-1">
     <w:p>
-      <w:pPr>
-        <w:spacing w:after="0" w:line="240" w:lineRule="auto"/>
-      </w:pPr>
       <w:r>
         <w:separator/>
       </w:r>
@@ -2459,20 +6230,13 @@
   </w:endnote>
   <w:endnote w:type="continuationSeparator" w:id="0">
     <w:p>
-      <w:pPr>
-        <w:spacing w:after="0" w:line="240" w:lineRule="auto"/>
-      </w:pPr>
       <w:r>
         <w:continuationSeparator/>
       </w:r>
     </w:p>
   </w:endnote>
   <w:endnote w:type="continuationNotice" w:id="1">
-    <w:p>
-      <w:pPr>
-        <w:spacing w:after="0" w:line="240" w:lineRule="auto"/>
-      </w:pPr>
-    </w:p>
+    <w:p/>
   </w:endnote>
 </w:endnotes>
 </file>
@@ -2480,9 +6244,6 @@
 <file path=word/footer1.xml><?xml version="1.0" encoding="utf-8"?>
 <w:ftr xmlns:wpc="http://schemas.microsoft.com/office/word/2010/wordprocessingCanvas" xmlns:cx="http://schemas.microsoft.com/office/drawing/2014/chartex" xmlns:cx1="http://schemas.microsoft.com/office/drawing/2015/9/8/chartex" xmlns:cx2="http://schemas.microsoft.com/office/drawing/2015/10/21/chartex" xmlns:cx3="http://schemas.microsoft.com/office/drawing/2016/5/9/chartex" xmlns:cx4="http://schemas.microsoft.com/office/drawing/2016/5/10/chartex" xmlns:cx5="http://schemas.microsoft.com/office/drawing/2016/5/11/chartex" xmlns:cx6="http://schemas.microsoft.com/office/drawing/2016/5/12/chartex" xmlns:cx7="http://schemas.microsoft.com/office/drawing/2016/5/13/chartex" xmlns:cx8="http://schemas.microsoft.com/office/drawing/2016/5/14/chartex" xmlns:mc="http://schemas.openxmlformats.org/markup-compatibility/2006" xmlns:aink="http://schemas.microsoft.com/office/drawing/2016/ink" xmlns:am3d="http://schemas.microsoft.com/office/drawing/2017/model3d" xmlns:o="urn:schemas-microsoft-com:office:office" xmlns:oel="http://schemas.microsoft.com/office/2019/extlst" xmlns:r="http://schemas.openxmlformats.org/officeDocument/2006/relationships" xmlns:m="http://schemas.openxmlformats.org/officeDocument/2006/math" xmlns:v="urn:schemas-microsoft-com:vml" xmlns:wp14="http://schemas.microsoft.com/office/word/2010/wordprocessingDrawing" xmlns:wp="http://schemas.openxmlformats.org/drawingml/2006/wordprocessingDrawing" xmlns:w10="urn:schemas-microsoft-com:office:word" xmlns:w="http://schemas.openxmlformats.org/wordprocessingml/2006/main" xmlns:w14="http://schemas.microsoft.com/office/word/2010/wordml" xmlns:w15="http://schemas.microsoft.com/office/word/2012/wordml" xmlns:w16cex="http://schemas.microsoft.com/office/word/2018/wordml/cex" xmlns:w16cid="http://schemas.microsoft.com/office/word/2016/wordml/cid" xmlns:w16="http://schemas.microsoft.com/office/word/2018/wordml" xmlns:w16du="http://schemas.microsoft.com/office/word/2023/wordml/word16du" xmlns:w16sdtdh="http://schemas.microsoft.com/office/word/2020/wordml/sdtdatahash" xmlns:w16sdtfl="http://schemas.microsoft.com/office/word/2024/wordml/sdtformatlock" xmlns:w16se="http://schemas.microsoft.com/office/word/2015/wordml/symex" xmlns:wpg="http://schemas.microsoft.com/office/word/2010/wordprocessingGroup" xmlns:wpi="http://schemas.microsoft.com/office/word/2010/wordprocessingInk" xmlns:wne="http://schemas.microsoft.com/office/word/2006/wordml" xmlns:wps="http://schemas.microsoft.com/office/word/2010/wordprocessingShape" mc:Ignorable="w14 w15 w16se w16cid w16 w16cex w16sdtdh w16sdtfl w16du wp14">
   <w:p>
-    <w:pPr>
-      <w:pStyle w:val="Piedepgina"/>
-    </w:pPr>
     <w:r>
       <w:rPr>
         <w:noProof/>
@@ -2490,7 +6251,7 @@
       <mc:AlternateContent>
         <mc:Choice Requires="wps">
           <w:drawing>
-            <wp:anchor distT="0" distB="0" distL="114300" distR="114300" simplePos="0" relativeHeight="251658240" behindDoc="0" locked="0" layoutInCell="1" allowOverlap="1" wp14:anchorId="201E2B7C" wp14:editId="4076F143">
+            <wp:anchor distT="0" distB="0" distL="114300" distR="114300" simplePos="0" relativeHeight="251658240" behindDoc="0" locked="0" layoutInCell="1" allowOverlap="1" wp14:anchorId="3B91A9A3" wp14:editId="5E25B8A4">
               <wp:simplePos x="0" y="0"/>
               <wp:positionH relativeFrom="margin">
                 <wp:posOffset>0</wp:posOffset>
@@ -2501,7 +6262,13 @@
               <wp:extent cx="5943600" cy="1828800"/>
               <wp:effectExtent l="0" t="0" r="0" b="3810"/>
               <wp:wrapNone/>
-              <wp:docPr id="15" name="Text Box 15"/>
+              <wp:docPr id="15" name="Text Box 15">
+                <a:extLst xmlns:a="http://schemas.openxmlformats.org/drawingml/2006/main">
+                  <a:ext uri="{FF2B5EF4-FFF2-40B4-BE49-F238E27FC236}">
+                    <a16:creationId xmlns:a16="http://schemas.microsoft.com/office/drawing/2014/main" id="{89267AE1-AE03-4C81-880F-E9D5D3C20FCC}"/>
+                  </a:ext>
+                </a:extLst>
+              </wp:docPr>
               <wp:cNvGraphicFramePr/>
               <a:graphic xmlns:a="http://schemas.openxmlformats.org/drawingml/2006/main">
                 <a:graphicData uri="http://schemas.microsoft.com/office/word/2010/wordprocessingShape">
@@ -2524,7 +6291,6 @@
                       <w:txbxContent>
                         <w:p>
                           <w:pPr>
-                            <w:pStyle w:val="Piedepgina"/>
                             <w:jc w:val="center"/>
                             <w:rPr>
                               <w:rStyle w:val="nfasissutil"/>
@@ -2554,57 +6320,7 @@
                               <w:bCs/>
                               <w:lang w:val="es-419"/>
                             </w:rPr>
-                            <w:t xml:space="preserve"> | </w:t>
-                          </w:r>
-                          <w:r>
-                            <w:rPr>
-                              <w:rStyle w:val="nfasissutil"/>
-                              <w:rFonts w:ascii="Poppins" w:hAnsi="Poppins" w:cs="Poppins"/>
-                              <w:b w:val="0"/>
-                              <w:bCs/>
-                              <w:lang w:val="es-419"/>
-                            </w:rPr>
-                            <w:t>(+54 11) 3988 5519</w:t>
-                          </w:r>
-                          <w:r>
-                            <w:rPr>
-                              <w:rStyle w:val="nfasissutil"/>
-                              <w:rFonts w:ascii="Poppins" w:hAnsi="Poppins" w:cs="Poppins"/>
-                              <w:b w:val="0"/>
-                              <w:bCs/>
-                              <w:lang w:val="es-419"/>
-                            </w:rPr>
-                            <w:t xml:space="preserve"> </w:t>
-                          </w:r>
-                          <w:r>
-                            <w:rPr>
-                              <w:rStyle w:val="nfasissutil"/>
-                              <w:rFonts w:ascii="Poppins" w:hAnsi="Poppins" w:cs="Poppins"/>
-                              <w:b w:val="0"/>
-                              <w:bCs/>
-                              <w:lang w:val="es-419"/>
-                            </w:rPr>
-                            <w:t>|</w:t>
-                          </w:r>
-                          <w:r>
-                            <w:rPr>
-                              <w:rStyle w:val="nfasissutil"/>
-                              <w:rFonts w:ascii="Poppins" w:hAnsi="Poppins" w:cs="Poppins"/>
-                              <w:b w:val="0"/>
-                              <w:bCs/>
-                              <w:lang w:val="es-419"/>
-                            </w:rPr>
-                            <w:t xml:space="preserve"> </w:t>
-                          </w:r>
-                          <w:r>
-                            <w:rPr>
-                              <w:rStyle w:val="nfasissutil"/>
-                              <w:rFonts w:ascii="Poppins" w:hAnsi="Poppins" w:cs="Poppins"/>
-                              <w:b w:val="0"/>
-                              <w:bCs/>
-                              <w:lang w:val="es-419"/>
-                            </w:rPr>
-                            <w:t>Paraná 771 piso 2 C.A.B.A</w:t>
+                            <w:t xml:space="preserve"> | (+54 11) 3988 5519 | Paraná 771 piso 2 C.A.B.A</w:t>
                           </w:r>
                         </w:p>
                       </w:txbxContent>
@@ -2626,7 +6342,7 @@
         </mc:Choice>
         <mc:Fallback>
           <w:pict>
-            <v:shapetype w14:anchorId="201E2B7C" id="_x0000_t202" coordsize="21600,21600" o:spt="202" path="m,l,21600r21600,l21600,xe">
+            <v:shapetype w14:anchorId="3B91A9A3" id="_x0000_t202" coordsize="21600,21600" o:spt="202" path="m,l,21600r21600,l21600,xe">
               <v:stroke joinstyle="miter"/>
               <v:path gradientshapeok="t" o:connecttype="rect"/>
             </v:shapetype>
@@ -2635,7 +6351,6 @@
                 <w:txbxContent>
                   <w:p>
                     <w:pPr>
-                      <w:pStyle w:val="Piedepgina"/>
                       <w:jc w:val="center"/>
                       <w:rPr>
                         <w:rStyle w:val="nfasissutil"/>
@@ -2665,57 +6380,7 @@
                         <w:bCs/>
                         <w:lang w:val="es-419"/>
                       </w:rPr>
-                      <w:t xml:space="preserve"> | </w:t>
-                    </w:r>
-                    <w:r>
-                      <w:rPr>
-                        <w:rStyle w:val="nfasissutil"/>
-                        <w:rFonts w:ascii="Poppins" w:hAnsi="Poppins" w:cs="Poppins"/>
-                        <w:b w:val="0"/>
-                        <w:bCs/>
-                        <w:lang w:val="es-419"/>
-                      </w:rPr>
-                      <w:t>(+54 11) 3988 5519</w:t>
-                    </w:r>
-                    <w:r>
-                      <w:rPr>
-                        <w:rStyle w:val="nfasissutil"/>
-                        <w:rFonts w:ascii="Poppins" w:hAnsi="Poppins" w:cs="Poppins"/>
-                        <w:b w:val="0"/>
-                        <w:bCs/>
-                        <w:lang w:val="es-419"/>
-                      </w:rPr>
-                      <w:t xml:space="preserve"> </w:t>
-                    </w:r>
-                    <w:r>
-                      <w:rPr>
-                        <w:rStyle w:val="nfasissutil"/>
-                        <w:rFonts w:ascii="Poppins" w:hAnsi="Poppins" w:cs="Poppins"/>
-                        <w:b w:val="0"/>
-                        <w:bCs/>
-                        <w:lang w:val="es-419"/>
-                      </w:rPr>
-                      <w:t>|</w:t>
-                    </w:r>
-                    <w:r>
-                      <w:rPr>
-                        <w:rStyle w:val="nfasissutil"/>
-                        <w:rFonts w:ascii="Poppins" w:hAnsi="Poppins" w:cs="Poppins"/>
-                        <w:b w:val="0"/>
-                        <w:bCs/>
-                        <w:lang w:val="es-419"/>
-                      </w:rPr>
-                      <w:t xml:space="preserve"> </w:t>
-                    </w:r>
-                    <w:r>
-                      <w:rPr>
-                        <w:rStyle w:val="nfasissutil"/>
-                        <w:rFonts w:ascii="Poppins" w:hAnsi="Poppins" w:cs="Poppins"/>
-                        <w:b w:val="0"/>
-                        <w:bCs/>
-                        <w:lang w:val="es-419"/>
-                      </w:rPr>
-                      <w:t>Paraná 771 piso 2 C.A.B.A</w:t>
+                      <w:t xml:space="preserve"> | (+54 11) 3988 5519 | Paraná 771 piso 2 C.A.B.A</w:t>
                     </w:r>
                   </w:p>
                 </w:txbxContent>
@@ -2733,9 +6398,6 @@
 <file path=word/footer2.xml><?xml version="1.0" encoding="utf-8"?>
 <w:ftr xmlns:wpc="http://schemas.microsoft.com/office/word/2010/wordprocessingCanvas" xmlns:cx="http://schemas.microsoft.com/office/drawing/2014/chartex" xmlns:cx1="http://schemas.microsoft.com/office/drawing/2015/9/8/chartex" xmlns:cx2="http://schemas.microsoft.com/office/drawing/2015/10/21/chartex" xmlns:cx3="http://schemas.microsoft.com/office/drawing/2016/5/9/chartex" xmlns:cx4="http://schemas.microsoft.com/office/drawing/2016/5/10/chartex" xmlns:cx5="http://schemas.microsoft.com/office/drawing/2016/5/11/chartex" xmlns:cx6="http://schemas.microsoft.com/office/drawing/2016/5/12/chartex" xmlns:cx7="http://schemas.microsoft.com/office/drawing/2016/5/13/chartex" xmlns:cx8="http://schemas.microsoft.com/office/drawing/2016/5/14/chartex" xmlns:mc="http://schemas.openxmlformats.org/markup-compatibility/2006" xmlns:aink="http://schemas.microsoft.com/office/drawing/2016/ink" xmlns:am3d="http://schemas.microsoft.com/office/drawing/2017/model3d" xmlns:o="urn:schemas-microsoft-com:office:office" xmlns:oel="http://schemas.microsoft.com/office/2019/extlst" xmlns:r="http://schemas.openxmlformats.org/officeDocument/2006/relationships" xmlns:m="http://schemas.openxmlformats.org/officeDocument/2006/math" xmlns:v="urn:schemas-microsoft-com:vml" xmlns:wp14="http://schemas.microsoft.com/office/word/2010/wordprocessingDrawing" xmlns:wp="http://schemas.openxmlformats.org/drawingml/2006/wordprocessingDrawing" xmlns:w10="urn:schemas-microsoft-com:office:word" xmlns:w="http://schemas.openxmlformats.org/wordprocessingml/2006/main" xmlns:w14="http://schemas.microsoft.com/office/word/2010/wordml" xmlns:w15="http://schemas.microsoft.com/office/word/2012/wordml" xmlns:w16cex="http://schemas.microsoft.com/office/word/2018/wordml/cex" xmlns:w16cid="http://schemas.microsoft.com/office/word/2016/wordml/cid" xmlns:w16="http://schemas.microsoft.com/office/word/2018/wordml" xmlns:w16du="http://schemas.microsoft.com/office/word/2023/wordml/word16du" xmlns:w16sdtdh="http://schemas.microsoft.com/office/word/2020/wordml/sdtdatahash" xmlns:w16sdtfl="http://schemas.microsoft.com/office/word/2024/wordml/sdtformatlock" xmlns:w16se="http://schemas.microsoft.com/office/word/2015/wordml/symex" xmlns:wpg="http://schemas.microsoft.com/office/word/2010/wordprocessingGroup" xmlns:wpi="http://schemas.microsoft.com/office/word/2010/wordprocessingInk" xmlns:wne="http://schemas.microsoft.com/office/word/2006/wordml" xmlns:wps="http://schemas.microsoft.com/office/word/2010/wordprocessingShape" mc:Ignorable="w14 w15 w16se w16cid w16 w16cex w16sdtdh w16sdtfl w16du wp14">
   <w:p>
-    <w:pPr>
-      <w:pStyle w:val="Piedepgina"/>
-    </w:pPr>
     <w:r>
       <w:rPr>
         <w:noProof/>
@@ -2743,18 +6405,24 @@
       <mc:AlternateContent>
         <mc:Choice Requires="wps">
           <w:drawing>
-            <wp:anchor distT="0" distB="0" distL="114300" distR="114300" simplePos="0" relativeHeight="251658244" behindDoc="0" locked="0" layoutInCell="1" allowOverlap="1" wp14:anchorId="0478ADE7" wp14:editId="182A5081">
+            <wp:anchor distT="0" distB="0" distL="114300" distR="114300" simplePos="0" relativeHeight="251658244" behindDoc="0" locked="0" layoutInCell="1" allowOverlap="1" wp14:anchorId="33366E40" wp14:editId="5EB5B47B">
               <wp:simplePos x="0" y="0"/>
               <wp:positionH relativeFrom="margin">
-                <wp:align>left</wp:align>
+                <wp:align>right</wp:align>
               </wp:positionH>
               <wp:positionV relativeFrom="paragraph">
-                <wp:posOffset>-232410</wp:posOffset>
+                <wp:posOffset>-222885</wp:posOffset>
               </wp:positionV>
-              <wp:extent cx="6461125" cy="1828800"/>
+              <wp:extent cx="6200775" cy="828675"/>
               <wp:effectExtent l="0" t="0" r="0" b="9525"/>
               <wp:wrapNone/>
-              <wp:docPr id="5" name="Text Box 15"/>
+              <wp:docPr id="5" name="Text Box 15">
+                <a:extLst xmlns:a="http://schemas.openxmlformats.org/drawingml/2006/main">
+                  <a:ext uri="{FF2B5EF4-FFF2-40B4-BE49-F238E27FC236}">
+                    <a16:creationId xmlns:a16="http://schemas.microsoft.com/office/drawing/2014/main" id="{32BC96F1-5E4D-4DFB-866C-5F2E4208779D}"/>
+                  </a:ext>
+                </a:extLst>
+              </wp:docPr>
               <wp:cNvGraphicFramePr/>
               <a:graphic xmlns:a="http://schemas.openxmlformats.org/drawingml/2006/main">
                 <a:graphicData uri="http://schemas.microsoft.com/office/word/2010/wordprocessingShape">
@@ -2763,7 +6431,7 @@
                     <wps:spPr>
                       <a:xfrm>
                         <a:off x="0" y="0"/>
-                        <a:ext cx="6461125" cy="1828800"/>
+                        <a:ext cx="6200775" cy="828675"/>
                       </a:xfrm>
                       <a:prstGeom prst="rect">
                         <a:avLst/>
@@ -2777,7 +6445,6 @@
                       <w:txbxContent>
                         <w:p>
                           <w:pPr>
-                            <w:pStyle w:val="Piedepgina"/>
                             <w:rPr>
                               <w:rStyle w:val="nfasissutil"/>
                               <w:rFonts w:cs="Poppins"/>
@@ -2808,24 +6475,11 @@
                               <w:szCs w:val="15"/>
                               <w:lang w:val="es-419"/>
                             </w:rPr>
-                            <w:t xml:space="preserve">: info@algeiba.com, Paraná 771 Piso 2, Buenos Aires, CP 1017AAO, (+5411) </w:t>
-                          </w:r>
-                          <w:r>
-                            <w:rPr>
-                              <w:rStyle w:val="nfasissutil"/>
-                              <w:rFonts w:cs="Poppins"/>
-                              <w:b w:val="0"/>
-                              <w:bCs/>
-                              <w:sz w:val="15"/>
-                              <w:szCs w:val="15"/>
-                              <w:lang w:val="es-419"/>
-                            </w:rPr>
-                            <w:t>3988 5519</w:t>
+                            <w:t>: info@algeiba.com, Paraná 771 Piso 2, Buenos Aires, CP 1017AAO, (+5411) 3988 5519</w:t>
                           </w:r>
                         </w:p>
                         <w:p>
                           <w:pPr>
-                            <w:pStyle w:val="Piedepgina"/>
                             <w:rPr>
                               <w:rStyle w:val="nfasissutil"/>
                               <w:rFonts w:cs="Poppins"/>
@@ -2861,7 +6515,6 @@
                         </w:p>
                         <w:p>
                           <w:pPr>
-                            <w:pStyle w:val="Piedepgina"/>
                             <w:rPr>
                               <w:rStyle w:val="nfasissutil"/>
                               <w:rFonts w:cs="Poppins"/>
@@ -2897,7 +6550,6 @@
                         </w:p>
                         <w:p>
                           <w:pPr>
-                            <w:pStyle w:val="Piedepgina"/>
                             <w:rPr>
                               <w:rStyle w:val="nfasissutil"/>
                               <w:rFonts w:cs="Poppins"/>
@@ -2991,7 +6643,6 @@
                         </w:p>
                         <w:p>
                           <w:pPr>
-                            <w:pStyle w:val="Piedepgina"/>
                             <w:rPr>
                               <w:rFonts w:cs="Poppins"/>
                               <w:bCs/>
@@ -3035,7 +6686,6 @@
                         </w:p>
                         <w:p>
                           <w:pPr>
-                            <w:pStyle w:val="Piedepgina"/>
                             <w:rPr>
                               <w:rFonts w:cs="Poppins"/>
                               <w:bCs/>
@@ -3048,7 +6698,6 @@
                         </w:p>
                         <w:p>
                           <w:pPr>
-                            <w:pStyle w:val="Piedepgina"/>
                             <w:rPr>
                               <w:rStyle w:val="nfasissutil"/>
                               <w:rFonts w:cs="Poppins"/>
@@ -3061,7 +6710,6 @@
                         </w:p>
                         <w:p>
                           <w:pPr>
-                            <w:pStyle w:val="Piedepgina"/>
                             <w:jc w:val="center"/>
                             <w:rPr>
                               <w:rStyle w:val="nfasissutil"/>
@@ -3077,7 +6725,7 @@
                       <a:prstTxWarp prst="textNoShape">
                         <a:avLst/>
                       </a:prstTxWarp>
-                      <a:spAutoFit/>
+                      <a:noAutofit/>
                     </wps:bodyPr>
                   </wps:wsp>
                 </a:graphicData>
@@ -3085,21 +6733,23 @@
               <wp14:sizeRelH relativeFrom="margin">
                 <wp14:pctWidth>0</wp14:pctWidth>
               </wp14:sizeRelH>
+              <wp14:sizeRelV relativeFrom="margin">
+                <wp14:pctHeight>0</wp14:pctHeight>
+              </wp14:sizeRelV>
             </wp:anchor>
           </w:drawing>
         </mc:Choice>
         <mc:Fallback>
           <w:pict>
-            <v:shapetype w14:anchorId="0478ADE7" id="_x0000_t202" coordsize="21600,21600" o:spt="202" path="m,l,21600r21600,l21600,xe">
+            <v:shapetype w14:anchorId="33366E40" id="_x0000_t202" coordsize="21600,21600" o:spt="202" path="m,l,21600r21600,l21600,xe">
               <v:stroke joinstyle="miter"/>
               <v:path gradientshapeok="t" o:connecttype="rect"/>
             </v:shapetype>
-            <v:shape id="_x0000_s1027" type="#_x0000_t202" style="position:absolute;margin-left:0;margin-top:-18.3pt;width:508.75pt;height:2in;z-index:251658244;visibility:visible;mso-wrap-style:square;mso-width-percent:0;mso-wrap-distance-left:9pt;mso-wrap-distance-top:0;mso-wrap-distance-right:9pt;mso-wrap-distance-bottom:0;mso-position-horizontal:left;mso-position-horizontal-relative:margin;mso-position-vertical:absolute;mso-position-vertical-relative:text;mso-width-percent:0;mso-width-relative:margin;v-text-anchor:top" o:gfxdata="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" filled="f" stroked="f">
-              <v:textbox style="mso-fit-shape-to-text:t">
+            <v:shape id="_x0000_s1027" type="#_x0000_t202" style="position:absolute;margin-left:437.05pt;margin-top:-17.55pt;width:488.25pt;height:65.25pt;z-index:251658244;visibility:visible;mso-wrap-style:square;mso-width-percent:0;mso-height-percent:0;mso-wrap-distance-left:9pt;mso-wrap-distance-top:0;mso-wrap-distance-right:9pt;mso-wrap-distance-bottom:0;mso-position-horizontal:right;mso-position-horizontal-relative:margin;mso-position-vertical:absolute;mso-position-vertical-relative:text;mso-width-percent:0;mso-height-percent:0;mso-width-relative:margin;mso-height-relative:margin;v-text-anchor:top" o:gfxdata="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" filled="f" stroked="f">
+              <v:textbox>
                 <w:txbxContent>
                   <w:p>
                     <w:pPr>
-                      <w:pStyle w:val="Piedepgina"/>
                       <w:rPr>
                         <w:rStyle w:val="nfasissutil"/>
                         <w:rFonts w:cs="Poppins"/>
@@ -3130,24 +6780,11 @@
                         <w:szCs w:val="15"/>
                         <w:lang w:val="es-419"/>
                       </w:rPr>
-                      <w:t xml:space="preserve">: info@algeiba.com, Paraná 771 Piso 2, Buenos Aires, CP 1017AAO, (+5411) </w:t>
-                    </w:r>
-                    <w:r>
-                      <w:rPr>
-                        <w:rStyle w:val="nfasissutil"/>
-                        <w:rFonts w:cs="Poppins"/>
-                        <w:b w:val="0"/>
-                        <w:bCs/>
-                        <w:sz w:val="15"/>
-                        <w:szCs w:val="15"/>
-                        <w:lang w:val="es-419"/>
-                      </w:rPr>
-                      <w:t>3988 5519</w:t>
+                      <w:t>: info@algeiba.com, Paraná 771 Piso 2, Buenos Aires, CP 1017AAO, (+5411) 3988 5519</w:t>
                     </w:r>
                   </w:p>
                   <w:p>
                     <w:pPr>
-                      <w:pStyle w:val="Piedepgina"/>
                       <w:rPr>
                         <w:rStyle w:val="nfasissutil"/>
                         <w:rFonts w:cs="Poppins"/>
@@ -3183,7 +6820,6 @@
                   </w:p>
                   <w:p>
                     <w:pPr>
-                      <w:pStyle w:val="Piedepgina"/>
                       <w:rPr>
                         <w:rStyle w:val="nfasissutil"/>
                         <w:rFonts w:cs="Poppins"/>
@@ -3219,7 +6855,6 @@
                   </w:p>
                   <w:p>
                     <w:pPr>
-                      <w:pStyle w:val="Piedepgina"/>
                       <w:rPr>
                         <w:rStyle w:val="nfasissutil"/>
                         <w:rFonts w:cs="Poppins"/>
@@ -3313,7 +6948,6 @@
                   </w:p>
                   <w:p>
                     <w:pPr>
-                      <w:pStyle w:val="Piedepgina"/>
                       <w:rPr>
                         <w:rFonts w:cs="Poppins"/>
                         <w:bCs/>
@@ -3357,7 +6991,6 @@
                   </w:p>
                   <w:p>
                     <w:pPr>
-                      <w:pStyle w:val="Piedepgina"/>
                       <w:rPr>
                         <w:rFonts w:cs="Poppins"/>
                         <w:bCs/>
@@ -3370,7 +7003,6 @@
                   </w:p>
                   <w:p>
                     <w:pPr>
-                      <w:pStyle w:val="Piedepgina"/>
                       <w:rPr>
                         <w:rStyle w:val="nfasissutil"/>
                         <w:rFonts w:cs="Poppins"/>
@@ -3383,7 +7015,6 @@
                   </w:p>
                   <w:p>
                     <w:pPr>
-                      <w:pStyle w:val="Piedepgina"/>
                       <w:jc w:val="center"/>
                       <w:rPr>
                         <w:rStyle w:val="nfasissutil"/>
@@ -3409,9 +7040,6 @@
 <w:footnotes xmlns:wpc="http://schemas.microsoft.com/office/word/2010/wordprocessingCanvas" xmlns:cx="http://schemas.microsoft.com/office/drawing/2014/chartex" xmlns:cx1="http://schemas.microsoft.com/office/drawing/2015/9/8/chartex" xmlns:cx2="http://schemas.microsoft.com/office/drawing/2015/10/21/chartex" xmlns:cx3="http://schemas.microsoft.com/office/drawing/2016/5/9/chartex" xmlns:cx4="http://schemas.microsoft.com/office/drawing/2016/5/10/chartex" xmlns:cx5="http://schemas.microsoft.com/office/drawing/2016/5/11/chartex" xmlns:cx6="http://schemas.microsoft.com/office/drawing/2016/5/12/chartex" xmlns:cx7="http://schemas.microsoft.com/office/drawing/2016/5/13/chartex" xmlns:cx8="http://schemas.microsoft.com/office/drawing/2016/5/14/chartex" xmlns:mc="http://schemas.openxmlformats.org/markup-compatibility/2006" xmlns:aink="http://schemas.microsoft.com/office/drawing/2016/ink" xmlns:am3d="http://schemas.microsoft.com/office/drawing/2017/model3d" xmlns:o="urn:schemas-microsoft-com:office:office" xmlns:oel="http://schemas.microsoft.com/office/2019/extlst" xmlns:r="http://schemas.openxmlformats.org/officeDocument/2006/relationships" xmlns:m="http://schemas.openxmlformats.org/officeDocument/2006/math" xmlns:v="urn:schemas-microsoft-com:vml" xmlns:wp14="http://schemas.microsoft.com/office/word/2010/wordprocessingDrawing" xmlns:wp="http://schemas.openxmlformats.org/drawingml/2006/wordprocessingDrawing" xmlns:w10="urn:schemas-microsoft-com:office:word" xmlns:w="http://schemas.openxmlformats.org/wordprocessingml/2006/main" xmlns:w14="http://schemas.microsoft.com/office/word/2010/wordml" xmlns:w15="http://schemas.microsoft.com/office/word/2012/wordml" xmlns:w16cex="http://schemas.microsoft.com/office/word/2018/wordml/cex" xmlns:w16cid="http://schemas.microsoft.com/office/word/2016/wordml/cid" xmlns:w16="http://schemas.microsoft.com/office/word/2018/wordml" xmlns:w16du="http://schemas.microsoft.com/office/word/2023/wordml/word16du" xmlns:w16sdtdh="http://schemas.microsoft.com/office/word/2020/wordml/sdtdatahash" xmlns:w16sdtfl="http://schemas.microsoft.com/office/word/2024/wordml/sdtformatlock" xmlns:w16se="http://schemas.microsoft.com/office/word/2015/wordml/symex" xmlns:wpg="http://schemas.microsoft.com/office/word/2010/wordprocessingGroup" xmlns:wpi="http://schemas.microsoft.com/office/word/2010/wordprocessingInk" xmlns:wne="http://schemas.microsoft.com/office/word/2006/wordml" xmlns:wps="http://schemas.microsoft.com/office/word/2010/wordprocessingShape" mc:Ignorable="w14 w15 w16se w16cid w16 w16cex w16sdtdh w16sdtfl w16du wp14">
   <w:footnote w:type="separator" w:id="-1">
     <w:p>
-      <w:pPr>
-        <w:spacing w:after="0" w:line="240" w:lineRule="auto"/>
-      </w:pPr>
       <w:r>
         <w:separator/>
       </w:r>
@@ -3419,20 +7047,13 @@
   </w:footnote>
   <w:footnote w:type="continuationSeparator" w:id="0">
     <w:p>
-      <w:pPr>
-        <w:spacing w:after="0" w:line="240" w:lineRule="auto"/>
-      </w:pPr>
       <w:r>
         <w:continuationSeparator/>
       </w:r>
     </w:p>
   </w:footnote>
   <w:footnote w:type="continuationNotice" w:id="1">
-    <w:p>
-      <w:pPr>
-        <w:spacing w:after="0" w:line="240" w:lineRule="auto"/>
-      </w:pPr>
-    </w:p>
+    <w:p/>
   </w:footnote>
 </w:footnotes>
 </file>
@@ -3441,7 +7062,6 @@
 <w:hdr xmlns:wpc="http://schemas.microsoft.com/office/word/2010/wordprocessingCanvas" xmlns:cx="http://schemas.microsoft.com/office/drawing/2014/chartex" xmlns:cx1="http://schemas.microsoft.com/office/drawing/2015/9/8/chartex" xmlns:cx2="http://schemas.microsoft.com/office/drawing/2015/10/21/chartex" xmlns:cx3="http://schemas.microsoft.com/office/drawing/2016/5/9/chartex" xmlns:cx4="http://schemas.microsoft.com/office/drawing/2016/5/10/chartex" xmlns:cx5="http://schemas.microsoft.com/office/drawing/2016/5/11/chartex" xmlns:cx6="http://schemas.microsoft.com/office/drawing/2016/5/12/chartex" xmlns:cx7="http://schemas.microsoft.com/office/drawing/2016/5/13/chartex" xmlns:cx8="http://schemas.microsoft.com/office/drawing/2016/5/14/chartex" xmlns:mc="http://schemas.openxmlformats.org/markup-compatibility/2006" xmlns:aink="http://schemas.microsoft.com/office/drawing/2016/ink" xmlns:am3d="http://schemas.microsoft.com/office/drawing/2017/model3d" xmlns:o="urn:schemas-microsoft-com:office:office" xmlns:oel="http://schemas.microsoft.com/office/2019/extlst" xmlns:r="http://schemas.openxmlformats.org/officeDocument/2006/relationships" xmlns:m="http://schemas.openxmlformats.org/officeDocument/2006/math" xmlns:v="urn:schemas-microsoft-com:vml" xmlns:wp14="http://schemas.microsoft.com/office/word/2010/wordprocessingDrawing" xmlns:wp="http://schemas.openxmlformats.org/drawingml/2006/wordprocessingDrawing" xmlns:w10="urn:schemas-microsoft-com:office:word" xmlns:w="http://schemas.openxmlformats.org/wordprocessingml/2006/main" xmlns:w14="http://schemas.microsoft.com/office/word/2010/wordml" xmlns:w15="http://schemas.microsoft.com/office/word/2012/wordml" xmlns:w16cex="http://schemas.microsoft.com/office/word/2018/wordml/cex" xmlns:w16cid="http://schemas.microsoft.com/office/word/2016/wordml/cid" xmlns:w16="http://schemas.microsoft.com/office/word/2018/wordml" xmlns:w16du="http://schemas.microsoft.com/office/word/2023/wordml/word16du" xmlns:w16sdtdh="http://schemas.microsoft.com/office/word/2020/wordml/sdtdatahash" xmlns:w16sdtfl="http://schemas.microsoft.com/office/word/2024/wordml/sdtformatlock" xmlns:w16se="http://schemas.microsoft.com/office/word/2015/wordml/symex" xmlns:wpg="http://schemas.microsoft.com/office/word/2010/wordprocessingGroup" xmlns:wpi="http://schemas.microsoft.com/office/word/2010/wordprocessingInk" xmlns:wne="http://schemas.microsoft.com/office/word/2006/wordml" xmlns:wps="http://schemas.microsoft.com/office/word/2010/wordprocessingShape" mc:Ignorable="w14 w15 w16se w16cid w16 w16cex w16sdtdh w16sdtfl w16du wp14">
   <w:p>
     <w:pPr>
-      <w:pStyle w:val="Encabezado"/>
       <w:rPr>
         <w:noProof/>
       </w:rPr>
@@ -3451,7 +7071,7 @@
         <w:noProof/>
       </w:rPr>
       <w:drawing>
-        <wp:anchor distT="0" distB="0" distL="114300" distR="114300" simplePos="0" relativeHeight="251658241" behindDoc="0" locked="0" layoutInCell="1" allowOverlap="1" wp14:anchorId="48759313" wp14:editId="61981385">
+        <wp:anchor distT="0" distB="0" distL="114300" distR="114300" simplePos="0" relativeHeight="251658241" behindDoc="0" locked="0" layoutInCell="1" allowOverlap="1" wp14:anchorId="3E87216A" wp14:editId="6119BC0B">
           <wp:simplePos x="0" y="0"/>
           <wp:positionH relativeFrom="column">
             <wp:posOffset>-95003</wp:posOffset>
@@ -3462,7 +7082,13 @@
           <wp:extent cx="1947554" cy="816361"/>
           <wp:effectExtent l="0" t="0" r="0" b="0"/>
           <wp:wrapNone/>
-          <wp:docPr id="1158239103" name="Imagen 1158239103"/>
+          <wp:docPr id="1158239103" name="Imagen 1158239103">
+            <a:extLst xmlns:a="http://schemas.openxmlformats.org/drawingml/2006/main">
+              <a:ext uri="{FF2B5EF4-FFF2-40B4-BE49-F238E27FC236}">
+                <a16:creationId xmlns:a16="http://schemas.microsoft.com/office/drawing/2014/main" id="{79B997BF-9CC6-435C-9A36-9F17560950FC}"/>
+              </a:ext>
+            </a:extLst>
+          </wp:docPr>
           <wp:cNvGraphicFramePr>
             <a:graphicFrameLocks xmlns:a="http://schemas.openxmlformats.org/drawingml/2006/main" noChangeAspect="1"/>
           </wp:cNvGraphicFramePr>
@@ -3513,7 +7139,7 @@
       <mc:AlternateContent>
         <mc:Choice Requires="wps">
           <w:drawing>
-            <wp:anchor distT="0" distB="0" distL="114300" distR="114300" simplePos="0" relativeHeight="251658242" behindDoc="0" locked="0" layoutInCell="1" allowOverlap="1" wp14:anchorId="2231CA6E" wp14:editId="6B2FB420">
+            <wp:anchor distT="0" distB="0" distL="114300" distR="114300" simplePos="0" relativeHeight="251658242" behindDoc="0" locked="0" layoutInCell="1" allowOverlap="1" wp14:anchorId="334FD859" wp14:editId="192BACD2">
               <wp:simplePos x="0" y="0"/>
               <wp:positionH relativeFrom="leftMargin">
                 <wp:posOffset>285750</wp:posOffset>
@@ -3524,7 +7150,13 @@
               <wp:extent cx="72000" cy="10692000"/>
               <wp:effectExtent l="0" t="0" r="4445" b="0"/>
               <wp:wrapSquare wrapText="bothSides"/>
-              <wp:docPr id="3" name="Rectángulo 3"/>
+              <wp:docPr id="3" name="Rectángulo 3">
+                <a:extLst xmlns:a="http://schemas.openxmlformats.org/drawingml/2006/main">
+                  <a:ext uri="{FF2B5EF4-FFF2-40B4-BE49-F238E27FC236}">
+                    <a16:creationId xmlns:a16="http://schemas.microsoft.com/office/drawing/2014/main" id="{53352DEE-9488-4D73-8BF3-82459F50C183}"/>
+                  </a:ext>
+                </a:extLst>
+              </wp:docPr>
               <wp:cNvGraphicFramePr/>
               <a:graphic xmlns:a="http://schemas.openxmlformats.org/drawingml/2006/main">
                 <a:graphicData uri="http://schemas.microsoft.com/office/word/2010/wordprocessingShape">
@@ -3579,9 +7211,9 @@
             </wp:anchor>
           </w:drawing>
         </mc:Choice>
-        <mc:Fallback xmlns:arto="http://schemas.microsoft.com/office/word/2006/arto">
+        <mc:Fallback>
           <w:pict>
-            <v:rect w14:anchorId="70DCFAE9" id="Rectángulo 3" o:spid="_x0000_s1026" style="position:absolute;margin-left:22.5pt;margin-top:-39pt;width:5.65pt;height:841.9pt;z-index:251658242;visibility:visible;mso-wrap-style:square;mso-width-percent:0;mso-height-percent:0;mso-wrap-distance-left:9pt;mso-wrap-distance-top:0;mso-wrap-distance-right:9pt;mso-wrap-distance-bottom:0;mso-position-horizontal:absolute;mso-position-horizontal-relative:left-margin-area;mso-position-vertical:absolute;mso-position-vertical-relative:text;mso-width-percent:0;mso-height-percent:0;mso-width-relative:margin;mso-height-relative:margin;v-text-anchor:middle" o:gfxdata="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" fillcolor="#279aed [3207]" stroked="f" strokeweight="1pt">
+            <v:rect w14:anchorId="56CBE6E2" id="Rectángulo 3" o:spid="_x0000_s1026" style="position:absolute;margin-left:22.5pt;margin-top:-39pt;width:5.65pt;height:841.9pt;z-index:251658242;visibility:visible;mso-wrap-style:square;mso-width-percent:0;mso-height-percent:0;mso-wrap-distance-left:9pt;mso-wrap-distance-top:0;mso-wrap-distance-right:9pt;mso-wrap-distance-bottom:0;mso-position-horizontal:absolute;mso-position-horizontal-relative:left-margin-area;mso-position-vertical:absolute;mso-position-vertical-relative:text;mso-width-percent:0;mso-height-percent:0;mso-width-relative:margin;mso-height-relative:margin;v-text-anchor:middle" o:gfxdata="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" fillcolor="#279aed [3207]" stroked="f" strokeweight="1pt">
               <w10:wrap type="square" anchorx="margin"/>
             </v:rect>
           </w:pict>
@@ -3595,18 +7227,21 @@
 <file path=word/header2.xml><?xml version="1.0" encoding="utf-8"?>
 <w:hdr xmlns:wpc="http://schemas.microsoft.com/office/word/2010/wordprocessingCanvas" xmlns:cx="http://schemas.microsoft.com/office/drawing/2014/chartex" xmlns:cx1="http://schemas.microsoft.com/office/drawing/2015/9/8/chartex" xmlns:cx2="http://schemas.microsoft.com/office/drawing/2015/10/21/chartex" xmlns:cx3="http://schemas.microsoft.com/office/drawing/2016/5/9/chartex" xmlns:cx4="http://schemas.microsoft.com/office/drawing/2016/5/10/chartex" xmlns:cx5="http://schemas.microsoft.com/office/drawing/2016/5/11/chartex" xmlns:cx6="http://schemas.microsoft.com/office/drawing/2016/5/12/chartex" xmlns:cx7="http://schemas.microsoft.com/office/drawing/2016/5/13/chartex" xmlns:cx8="http://schemas.microsoft.com/office/drawing/2016/5/14/chartex" xmlns:mc="http://schemas.openxmlformats.org/markup-compatibility/2006" xmlns:aink="http://schemas.microsoft.com/office/drawing/2016/ink" xmlns:am3d="http://schemas.microsoft.com/office/drawing/2017/model3d" xmlns:o="urn:schemas-microsoft-com:office:office" xmlns:oel="http://schemas.microsoft.com/office/2019/extlst" xmlns:r="http://schemas.openxmlformats.org/officeDocument/2006/relationships" xmlns:m="http://schemas.openxmlformats.org/officeDocument/2006/math" xmlns:v="urn:schemas-microsoft-com:vml" xmlns:wp14="http://schemas.microsoft.com/office/word/2010/wordprocessingDrawing" xmlns:wp="http://schemas.openxmlformats.org/drawingml/2006/wordprocessingDrawing" xmlns:w10="urn:schemas-microsoft-com:office:word" xmlns:w="http://schemas.openxmlformats.org/wordprocessingml/2006/main" xmlns:w14="http://schemas.microsoft.com/office/word/2010/wordml" xmlns:w15="http://schemas.microsoft.com/office/word/2012/wordml" xmlns:w16cex="http://schemas.microsoft.com/office/word/2018/wordml/cex" xmlns:w16cid="http://schemas.microsoft.com/office/word/2016/wordml/cid" xmlns:w16="http://schemas.microsoft.com/office/word/2018/wordml" xmlns:w16du="http://schemas.microsoft.com/office/word/2023/wordml/word16du" xmlns:w16sdtdh="http://schemas.microsoft.com/office/word/2020/wordml/sdtdatahash" xmlns:w16sdtfl="http://schemas.microsoft.com/office/word/2024/wordml/sdtformatlock" xmlns:w16se="http://schemas.microsoft.com/office/word/2015/wordml/symex" xmlns:wpg="http://schemas.microsoft.com/office/word/2010/wordprocessingGroup" xmlns:wpi="http://schemas.microsoft.com/office/word/2010/wordprocessingInk" xmlns:wne="http://schemas.microsoft.com/office/word/2006/wordml" xmlns:wps="http://schemas.microsoft.com/office/word/2010/wordprocessingShape" mc:Ignorable="w14 w15 w16se w16cid w16 w16cex w16sdtdh w16sdtfl w16du wp14">
   <w:p>
-    <w:pPr>
-      <w:pStyle w:val="Encabezado"/>
-    </w:pPr>
     <w:r>
       <w:rPr>
         <w:noProof/>
       </w:rPr>
       <w:drawing>
-        <wp:inline distT="0" distB="0" distL="0" distR="0" wp14:anchorId="2E12808A" wp14:editId="16DA08E0">
+        <wp:inline distT="0" distB="0" distL="0" distR="0" wp14:anchorId="68295107" wp14:editId="16867880">
           <wp:extent cx="1922563" cy="805647"/>
           <wp:effectExtent l="0" t="0" r="0" b="0"/>
-          <wp:docPr id="2052759185" name="Imagen 5" descr="Logotipo&#10;&#10;Descripción generada automáticamente"/>
+          <wp:docPr id="2052759185" name="Imagen 5" descr="Logotipo&#10;&#10;Descripción generada automáticamente">
+            <a:extLst xmlns:a="http://schemas.openxmlformats.org/drawingml/2006/main">
+              <a:ext uri="{FF2B5EF4-FFF2-40B4-BE49-F238E27FC236}">
+                <a16:creationId xmlns:a16="http://schemas.microsoft.com/office/drawing/2014/main" id="{AF2158BA-14EB-4842-9846-A7D9CD4C1722}"/>
+              </a:ext>
+            </a:extLst>
+          </wp:docPr>
           <wp:cNvGraphicFramePr>
             <a:graphicFrameLocks xmlns:a="http://schemas.openxmlformats.org/drawingml/2006/main" noChangeAspect="1"/>
           </wp:cNvGraphicFramePr>
@@ -3651,7 +7286,7 @@
       <mc:AlternateContent>
         <mc:Choice Requires="wps">
           <w:drawing>
-            <wp:anchor distT="0" distB="0" distL="114300" distR="114300" simplePos="0" relativeHeight="251658243" behindDoc="0" locked="0" layoutInCell="1" allowOverlap="1" wp14:anchorId="45932B94" wp14:editId="39FB9B11">
+            <wp:anchor distT="0" distB="0" distL="114300" distR="114300" simplePos="0" relativeHeight="251658243" behindDoc="0" locked="0" layoutInCell="1" allowOverlap="1" wp14:anchorId="3CF329F0" wp14:editId="579CBE1E">
               <wp:simplePos x="0" y="0"/>
               <wp:positionH relativeFrom="leftMargin">
                 <wp:posOffset>285750</wp:posOffset>
@@ -3662,7 +7297,13 @@
               <wp:extent cx="72000" cy="10692000"/>
               <wp:effectExtent l="0" t="0" r="4445" b="0"/>
               <wp:wrapSquare wrapText="bothSides"/>
-              <wp:docPr id="4" name="Rectángulo 4"/>
+              <wp:docPr id="4" name="Rectángulo 4">
+                <a:extLst xmlns:a="http://schemas.openxmlformats.org/drawingml/2006/main">
+                  <a:ext uri="{FF2B5EF4-FFF2-40B4-BE49-F238E27FC236}">
+                    <a16:creationId xmlns:a16="http://schemas.microsoft.com/office/drawing/2014/main" id="{F4BB1D23-01BA-4A4C-BD11-3E30E90320F9}"/>
+                  </a:ext>
+                </a:extLst>
+              </wp:docPr>
               <wp:cNvGraphicFramePr/>
               <a:graphic xmlns:a="http://schemas.openxmlformats.org/drawingml/2006/main">
                 <a:graphicData uri="http://schemas.microsoft.com/office/word/2010/wordprocessingShape">
@@ -3717,9 +7358,9 @@
             </wp:anchor>
           </w:drawing>
         </mc:Choice>
-        <mc:Fallback xmlns:arto="http://schemas.microsoft.com/office/word/2006/arto">
+        <mc:Fallback>
           <w:pict>
-            <v:rect w14:anchorId="2FB17060" id="Rectángulo 4" o:spid="_x0000_s1026" style="position:absolute;margin-left:22.5pt;margin-top:-36pt;width:5.65pt;height:841.9pt;z-index:251658243;visibility:visible;mso-wrap-style:square;mso-width-percent:0;mso-height-percent:0;mso-wrap-distance-left:9pt;mso-wrap-distance-top:0;mso-wrap-distance-right:9pt;mso-wrap-distance-bottom:0;mso-position-horizontal:absolute;mso-position-horizontal-relative:left-margin-area;mso-position-vertical:absolute;mso-position-vertical-relative:text;mso-width-percent:0;mso-height-percent:0;mso-width-relative:margin;mso-height-relative:margin;v-text-anchor:middle" o:gfxdata="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" fillcolor="#279aed [3207]" stroked="f" strokeweight="1pt">
+            <v:rect w14:anchorId="56EEAC00" id="Rectángulo 4" o:spid="_x0000_s1026" style="position:absolute;margin-left:22.5pt;margin-top:-36pt;width:5.65pt;height:841.9pt;z-index:251658243;visibility:visible;mso-wrap-style:square;mso-width-percent:0;mso-height-percent:0;mso-wrap-distance-left:9pt;mso-wrap-distance-top:0;mso-wrap-distance-right:9pt;mso-wrap-distance-bottom:0;mso-position-horizontal:absolute;mso-position-horizontal-relative:left-margin-area;mso-position-vertical:absolute;mso-position-vertical-relative:text;mso-width-percent:0;mso-height-percent:0;mso-width-relative:margin;mso-height-relative:margin;v-text-anchor:middle" o:gfxdata="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" fillcolor="#279aed [3207]" stroked="f" strokeweight="1pt">
               <w10:wrap type="square" anchorx="margin"/>
             </v:rect>
           </w:pict>
@@ -3867,6 +7508,476 @@
     </w:lvl>
   </w:abstractNum>
   <w:abstractNum w:abstractNumId="2" w15:restartNumberingAfterBreak="0">
+    <w:nsid w:val="06CC6D70"/>
+    <w:multiLevelType w:val="hybridMultilevel"/>
+    <w:tmpl w:val="7C66BECA"/>
+    <w:lvl w:ilvl="0" w:tplc="2C0A000F">
+      <w:start w:val="1"/>
+      <w:numFmt w:val="decimal"/>
+      <w:lvlText w:val="%1."/>
+      <w:lvlJc w:val="left"/>
+      <w:pPr>
+        <w:ind w:left="1080" w:hanging="360"/>
+      </w:pPr>
+    </w:lvl>
+    <w:lvl w:ilvl="1" w:tplc="2C0A0019" w:tentative="1">
+      <w:start w:val="1"/>
+      <w:numFmt w:val="lowerLetter"/>
+      <w:lvlText w:val="%2."/>
+      <w:lvlJc w:val="left"/>
+      <w:pPr>
+        <w:ind w:left="1800" w:hanging="360"/>
+      </w:pPr>
+    </w:lvl>
+    <w:lvl w:ilvl="2" w:tplc="2C0A001B" w:tentative="1">
+      <w:start w:val="1"/>
+      <w:numFmt w:val="lowerRoman"/>
+      <w:lvlText w:val="%3."/>
+      <w:lvlJc w:val="right"/>
+      <w:pPr>
+        <w:ind w:left="2520" w:hanging="180"/>
+      </w:pPr>
+    </w:lvl>
+    <w:lvl w:ilvl="3" w:tplc="2C0A000F" w:tentative="1">
+      <w:start w:val="1"/>
+      <w:numFmt w:val="decimal"/>
+      <w:lvlText w:val="%4."/>
+      <w:lvlJc w:val="left"/>
+      <w:pPr>
+        <w:ind w:left="3240" w:hanging="360"/>
+      </w:pPr>
+    </w:lvl>
+    <w:lvl w:ilvl="4" w:tplc="2C0A0019" w:tentative="1">
+      <w:start w:val="1"/>
+      <w:numFmt w:val="lowerLetter"/>
+      <w:lvlText w:val="%5."/>
+      <w:lvlJc w:val="left"/>
+      <w:pPr>
+        <w:ind w:left="3960" w:hanging="360"/>
+      </w:pPr>
+    </w:lvl>
+    <w:lvl w:ilvl="5" w:tplc="2C0A001B" w:tentative="1">
+      <w:start w:val="1"/>
+      <w:numFmt w:val="lowerRoman"/>
+      <w:lvlText w:val="%6."/>
+      <w:lvlJc w:val="right"/>
+      <w:pPr>
+        <w:ind w:left="4680" w:hanging="180"/>
+      </w:pPr>
+    </w:lvl>
+    <w:lvl w:ilvl="6" w:tplc="2C0A000F" w:tentative="1">
+      <w:start w:val="1"/>
+      <w:numFmt w:val="decimal"/>
+      <w:lvlText w:val="%7."/>
+      <w:lvlJc w:val="left"/>
+      <w:pPr>
+        <w:ind w:left="5400" w:hanging="360"/>
+      </w:pPr>
+    </w:lvl>
+    <w:lvl w:ilvl="7" w:tplc="2C0A0019" w:tentative="1">
+      <w:start w:val="1"/>
+      <w:numFmt w:val="lowerLetter"/>
+      <w:lvlText w:val="%8."/>
+      <w:lvlJc w:val="left"/>
+      <w:pPr>
+        <w:ind w:left="6120" w:hanging="360"/>
+      </w:pPr>
+    </w:lvl>
+    <w:lvl w:ilvl="8" w:tplc="2C0A001B" w:tentative="1">
+      <w:start w:val="1"/>
+      <w:numFmt w:val="lowerRoman"/>
+      <w:lvlText w:val="%9."/>
+      <w:lvlJc w:val="right"/>
+      <w:pPr>
+        <w:ind w:left="6840" w:hanging="180"/>
+      </w:pPr>
+    </w:lvl>
+  </w:abstractNum>
+  <w:abstractNum w:abstractNumId="3" w15:restartNumberingAfterBreak="0">
+    <w:nsid w:val="0FCF3CB6"/>
+    <w:multiLevelType w:val="hybridMultilevel"/>
+    <w:tmpl w:val="0F2C89E6"/>
+    <w:lvl w:ilvl="0" w:tplc="2C0A000F">
+      <w:start w:val="1"/>
+      <w:numFmt w:val="decimal"/>
+      <w:lvlText w:val="%1."/>
+      <w:lvlJc w:val="left"/>
+      <w:pPr>
+        <w:ind w:left="720" w:hanging="360"/>
+      </w:pPr>
+    </w:lvl>
+    <w:lvl w:ilvl="1" w:tplc="2C0A0019">
+      <w:start w:val="1"/>
+      <w:numFmt w:val="lowerLetter"/>
+      <w:lvlText w:val="%2."/>
+      <w:lvlJc w:val="left"/>
+      <w:pPr>
+        <w:ind w:left="1440" w:hanging="360"/>
+      </w:pPr>
+    </w:lvl>
+    <w:lvl w:ilvl="2" w:tplc="2C0A001B" w:tentative="1">
+      <w:start w:val="1"/>
+      <w:numFmt w:val="lowerRoman"/>
+      <w:lvlText w:val="%3."/>
+      <w:lvlJc w:val="right"/>
+      <w:pPr>
+        <w:ind w:left="2160" w:hanging="180"/>
+      </w:pPr>
+    </w:lvl>
+    <w:lvl w:ilvl="3" w:tplc="2C0A000F" w:tentative="1">
+      <w:start w:val="1"/>
+      <w:numFmt w:val="decimal"/>
+      <w:lvlText w:val="%4."/>
+      <w:lvlJc w:val="left"/>
+      <w:pPr>
+        <w:ind w:left="2880" w:hanging="360"/>
+      </w:pPr>
+    </w:lvl>
+    <w:lvl w:ilvl="4" w:tplc="2C0A0019" w:tentative="1">
+      <w:start w:val="1"/>
+      <w:numFmt w:val="lowerLetter"/>
+      <w:lvlText w:val="%5."/>
+      <w:lvlJc w:val="left"/>
+      <w:pPr>
+        <w:ind w:left="3600" w:hanging="360"/>
+      </w:pPr>
+    </w:lvl>
+    <w:lvl w:ilvl="5" w:tplc="2C0A001B" w:tentative="1">
+      <w:start w:val="1"/>
+      <w:numFmt w:val="lowerRoman"/>
+      <w:lvlText w:val="%6."/>
+      <w:lvlJc w:val="right"/>
+      <w:pPr>
+        <w:ind w:left="4320" w:hanging="180"/>
+      </w:pPr>
+    </w:lvl>
+    <w:lvl w:ilvl="6" w:tplc="2C0A000F" w:tentative="1">
+      <w:start w:val="1"/>
+      <w:numFmt w:val="decimal"/>
+      <w:lvlText w:val="%7."/>
+      <w:lvlJc w:val="left"/>
+      <w:pPr>
+        <w:ind w:left="5040" w:hanging="360"/>
+      </w:pPr>
+    </w:lvl>
+    <w:lvl w:ilvl="7" w:tplc="2C0A0019" w:tentative="1">
+      <w:start w:val="1"/>
+      <w:numFmt w:val="lowerLetter"/>
+      <w:lvlText w:val="%8."/>
+      <w:lvlJc w:val="left"/>
+      <w:pPr>
+        <w:ind w:left="5760" w:hanging="360"/>
+      </w:pPr>
+    </w:lvl>
+    <w:lvl w:ilvl="8" w:tplc="2C0A001B" w:tentative="1">
+      <w:start w:val="1"/>
+      <w:numFmt w:val="lowerRoman"/>
+      <w:lvlText w:val="%9."/>
+      <w:lvlJc w:val="right"/>
+      <w:pPr>
+        <w:ind w:left="6480" w:hanging="180"/>
+      </w:pPr>
+    </w:lvl>
+  </w:abstractNum>
+  <w:abstractNum w:abstractNumId="4" w15:restartNumberingAfterBreak="0">
+    <w:nsid w:val="1651622C"/>
+    <w:multiLevelType w:val="multilevel"/>
+    <w:tmpl w:val="F14A46FE"/>
+    <w:lvl w:ilvl="0">
+      <w:start w:val="1"/>
+      <w:numFmt w:val="bullet"/>
+      <w:lvlText w:val=""/>
+      <w:lvlJc w:val="left"/>
+      <w:pPr>
+        <w:tabs>
+          <w:tab w:val="num" w:pos="720"/>
+        </w:tabs>
+        <w:ind w:left="720" w:hanging="360"/>
+      </w:pPr>
+      <w:rPr>
+        <w:rFonts w:ascii="Symbol" w:hAnsi="Symbol" w:hint="default"/>
+        <w:sz w:val="20"/>
+      </w:rPr>
+    </w:lvl>
+    <w:lvl w:ilvl="1" w:tentative="1">
+      <w:start w:val="1"/>
+      <w:numFmt w:val="bullet"/>
+      <w:lvlText w:val="o"/>
+      <w:lvlJc w:val="left"/>
+      <w:pPr>
+        <w:tabs>
+          <w:tab w:val="num" w:pos="1440"/>
+        </w:tabs>
+        <w:ind w:left="1440" w:hanging="360"/>
+      </w:pPr>
+      <w:rPr>
+        <w:rFonts w:ascii="Courier New" w:hAnsi="Courier New" w:hint="default"/>
+        <w:sz w:val="20"/>
+      </w:rPr>
+    </w:lvl>
+    <w:lvl w:ilvl="2" w:tentative="1">
+      <w:start w:val="1"/>
+      <w:numFmt w:val="bullet"/>
+      <w:lvlText w:val=""/>
+      <w:lvlJc w:val="left"/>
+      <w:pPr>
+        <w:tabs>
+          <w:tab w:val="num" w:pos="2160"/>
+        </w:tabs>
+        <w:ind w:left="2160" w:hanging="360"/>
+      </w:pPr>
+      <w:rPr>
+        <w:rFonts w:ascii="Wingdings" w:hAnsi="Wingdings" w:hint="default"/>
+        <w:sz w:val="20"/>
+      </w:rPr>
+    </w:lvl>
+    <w:lvl w:ilvl="3" w:tentative="1">
+      <w:start w:val="1"/>
+      <w:numFmt w:val="bullet"/>
+      <w:lvlText w:val=""/>
+      <w:lvlJc w:val="left"/>
+      <w:pPr>
+        <w:tabs>
+          <w:tab w:val="num" w:pos="2880"/>
+        </w:tabs>
+        <w:ind w:left="2880" w:hanging="360"/>
+      </w:pPr>
+      <w:rPr>
+        <w:rFonts w:ascii="Wingdings" w:hAnsi="Wingdings" w:hint="default"/>
+        <w:sz w:val="20"/>
+      </w:rPr>
+    </w:lvl>
+    <w:lvl w:ilvl="4" w:tentative="1">
+      <w:start w:val="1"/>
+      <w:numFmt w:val="bullet"/>
+      <w:lvlText w:val=""/>
+      <w:lvlJc w:val="left"/>
+      <w:pPr>
+        <w:tabs>
+          <w:tab w:val="num" w:pos="3600"/>
+        </w:tabs>
+        <w:ind w:left="3600" w:hanging="360"/>
+      </w:pPr>
+      <w:rPr>
+        <w:rFonts w:ascii="Wingdings" w:hAnsi="Wingdings" w:hint="default"/>
+        <w:sz w:val="20"/>
+      </w:rPr>
+    </w:lvl>
+    <w:lvl w:ilvl="5" w:tentative="1">
+      <w:start w:val="1"/>
+      <w:numFmt w:val="bullet"/>
+      <w:lvlText w:val=""/>
+      <w:lvlJc w:val="left"/>
+      <w:pPr>
+        <w:tabs>
+          <w:tab w:val="num" w:pos="4320"/>
+        </w:tabs>
+        <w:ind w:left="4320" w:hanging="360"/>
+      </w:pPr>
+      <w:rPr>
+        <w:rFonts w:ascii="Wingdings" w:hAnsi="Wingdings" w:hint="default"/>
+        <w:sz w:val="20"/>
+      </w:rPr>
+    </w:lvl>
+    <w:lvl w:ilvl="6" w:tentative="1">
+      <w:start w:val="1"/>
+      <w:numFmt w:val="bullet"/>
+      <w:lvlText w:val=""/>
+      <w:lvlJc w:val="left"/>
+      <w:pPr>
+        <w:tabs>
+          <w:tab w:val="num" w:pos="5040"/>
+        </w:tabs>
+        <w:ind w:left="5040" w:hanging="360"/>
+      </w:pPr>
+      <w:rPr>
+        <w:rFonts w:ascii="Wingdings" w:hAnsi="Wingdings" w:hint="default"/>
+        <w:sz w:val="20"/>
+      </w:rPr>
+    </w:lvl>
+    <w:lvl w:ilvl="7" w:tentative="1">
+      <w:start w:val="1"/>
+      <w:numFmt w:val="bullet"/>
+      <w:lvlText w:val=""/>
+      <w:lvlJc w:val="left"/>
+      <w:pPr>
+        <w:tabs>
+          <w:tab w:val="num" w:pos="5760"/>
+        </w:tabs>
+        <w:ind w:left="5760" w:hanging="360"/>
+      </w:pPr>
+      <w:rPr>
+        <w:rFonts w:ascii="Wingdings" w:hAnsi="Wingdings" w:hint="default"/>
+        <w:sz w:val="20"/>
+      </w:rPr>
+    </w:lvl>
+    <w:lvl w:ilvl="8" w:tentative="1">
+      <w:start w:val="1"/>
+      <w:numFmt w:val="bullet"/>
+      <w:lvlText w:val=""/>
+      <w:lvlJc w:val="left"/>
+      <w:pPr>
+        <w:tabs>
+          <w:tab w:val="num" w:pos="6480"/>
+        </w:tabs>
+        <w:ind w:left="6480" w:hanging="360"/>
+      </w:pPr>
+      <w:rPr>
+        <w:rFonts w:ascii="Wingdings" w:hAnsi="Wingdings" w:hint="default"/>
+        <w:sz w:val="20"/>
+      </w:rPr>
+    </w:lvl>
+  </w:abstractNum>
+  <w:abstractNum w:abstractNumId="5" w15:restartNumberingAfterBreak="0">
+    <w:nsid w:val="1D6864FF"/>
+    <w:multiLevelType w:val="multilevel"/>
+    <w:tmpl w:val="A32086A2"/>
+    <w:lvl w:ilvl="0">
+      <w:start w:val="1"/>
+      <w:numFmt w:val="bullet"/>
+      <w:lvlText w:val=""/>
+      <w:lvlJc w:val="left"/>
+      <w:pPr>
+        <w:tabs>
+          <w:tab w:val="num" w:pos="720"/>
+        </w:tabs>
+        <w:ind w:left="720" w:hanging="360"/>
+      </w:pPr>
+      <w:rPr>
+        <w:rFonts w:ascii="Symbol" w:hAnsi="Symbol" w:hint="default"/>
+        <w:sz w:val="20"/>
+      </w:rPr>
+    </w:lvl>
+    <w:lvl w:ilvl="1" w:tentative="1">
+      <w:start w:val="1"/>
+      <w:numFmt w:val="bullet"/>
+      <w:lvlText w:val="o"/>
+      <w:lvlJc w:val="left"/>
+      <w:pPr>
+        <w:tabs>
+          <w:tab w:val="num" w:pos="1440"/>
+        </w:tabs>
+        <w:ind w:left="1440" w:hanging="360"/>
+      </w:pPr>
+      <w:rPr>
+        <w:rFonts w:ascii="Courier New" w:hAnsi="Courier New" w:hint="default"/>
+        <w:sz w:val="20"/>
+      </w:rPr>
+    </w:lvl>
+    <w:lvl w:ilvl="2" w:tentative="1">
+      <w:start w:val="1"/>
+      <w:numFmt w:val="bullet"/>
+      <w:lvlText w:val=""/>
+      <w:lvlJc w:val="left"/>
+      <w:pPr>
+        <w:tabs>
+          <w:tab w:val="num" w:pos="2160"/>
+        </w:tabs>
+        <w:ind w:left="2160" w:hanging="360"/>
+      </w:pPr>
+      <w:rPr>
+        <w:rFonts w:ascii="Wingdings" w:hAnsi="Wingdings" w:hint="default"/>
+        <w:sz w:val="20"/>
+      </w:rPr>
+    </w:lvl>
+    <w:lvl w:ilvl="3" w:tentative="1">
+      <w:start w:val="1"/>
+      <w:numFmt w:val="bullet"/>
+      <w:lvlText w:val=""/>
+      <w:lvlJc w:val="left"/>
+      <w:pPr>
+        <w:tabs>
+          <w:tab w:val="num" w:pos="2880"/>
+        </w:tabs>
+        <w:ind w:left="2880" w:hanging="360"/>
+      </w:pPr>
+      <w:rPr>
+        <w:rFonts w:ascii="Wingdings" w:hAnsi="Wingdings" w:hint="default"/>
+        <w:sz w:val="20"/>
+      </w:rPr>
+    </w:lvl>
+    <w:lvl w:ilvl="4" w:tentative="1">
+      <w:start w:val="1"/>
+      <w:numFmt w:val="bullet"/>
+      <w:lvlText w:val=""/>
+      <w:lvlJc w:val="left"/>
+      <w:pPr>
+        <w:tabs>
+          <w:tab w:val="num" w:pos="3600"/>
+        </w:tabs>
+        <w:ind w:left="3600" w:hanging="360"/>
+      </w:pPr>
+      <w:rPr>
+        <w:rFonts w:ascii="Wingdings" w:hAnsi="Wingdings" w:hint="default"/>
+        <w:sz w:val="20"/>
+      </w:rPr>
+    </w:lvl>
+    <w:lvl w:ilvl="5" w:tentative="1">
+      <w:start w:val="1"/>
+      <w:numFmt w:val="bullet"/>
+      <w:lvlText w:val=""/>
+      <w:lvlJc w:val="left"/>
+      <w:pPr>
+        <w:tabs>
+          <w:tab w:val="num" w:pos="4320"/>
+        </w:tabs>
+        <w:ind w:left="4320" w:hanging="360"/>
+      </w:pPr>
+      <w:rPr>
+        <w:rFonts w:ascii="Wingdings" w:hAnsi="Wingdings" w:hint="default"/>
+        <w:sz w:val="20"/>
+      </w:rPr>
+    </w:lvl>
+    <w:lvl w:ilvl="6" w:tentative="1">
+      <w:start w:val="1"/>
+      <w:numFmt w:val="bullet"/>
+      <w:lvlText w:val=""/>
+      <w:lvlJc w:val="left"/>
+      <w:pPr>
+        <w:tabs>
+          <w:tab w:val="num" w:pos="5040"/>
+        </w:tabs>
+        <w:ind w:left="5040" w:hanging="360"/>
+      </w:pPr>
+      <w:rPr>
+        <w:rFonts w:ascii="Wingdings" w:hAnsi="Wingdings" w:hint="default"/>
+        <w:sz w:val="20"/>
+      </w:rPr>
+    </w:lvl>
+    <w:lvl w:ilvl="7" w:tentative="1">
+      <w:start w:val="1"/>
+      <w:numFmt w:val="bullet"/>
+      <w:lvlText w:val=""/>
+      <w:lvlJc w:val="left"/>
+      <w:pPr>
+        <w:tabs>
+          <w:tab w:val="num" w:pos="5760"/>
+        </w:tabs>
+        <w:ind w:left="5760" w:hanging="360"/>
+      </w:pPr>
+      <w:rPr>
+        <w:rFonts w:ascii="Wingdings" w:hAnsi="Wingdings" w:hint="default"/>
+        <w:sz w:val="20"/>
+      </w:rPr>
+    </w:lvl>
+    <w:lvl w:ilvl="8" w:tentative="1">
+      <w:start w:val="1"/>
+      <w:numFmt w:val="bullet"/>
+      <w:lvlText w:val=""/>
+      <w:lvlJc w:val="left"/>
+      <w:pPr>
+        <w:tabs>
+          <w:tab w:val="num" w:pos="6480"/>
+        </w:tabs>
+        <w:ind w:left="6480" w:hanging="360"/>
+      </w:pPr>
+      <w:rPr>
+        <w:rFonts w:ascii="Wingdings" w:hAnsi="Wingdings" w:hint="default"/>
+        <w:sz w:val="20"/>
+      </w:rPr>
+    </w:lvl>
+  </w:abstractNum>
+  <w:abstractNum w:abstractNumId="6" w15:restartNumberingAfterBreak="0">
     <w:nsid w:val="294A35F4"/>
     <w:multiLevelType w:val="multilevel"/>
     <w:tmpl w:val="2D601600"/>
@@ -4015,7 +8126,93 @@
       </w:rPr>
     </w:lvl>
   </w:abstractNum>
-  <w:abstractNum w:abstractNumId="3" w15:restartNumberingAfterBreak="0">
+  <w:abstractNum w:abstractNumId="7" w15:restartNumberingAfterBreak="0">
+    <w:nsid w:val="32011673"/>
+    <w:multiLevelType w:val="hybridMultilevel"/>
+    <w:tmpl w:val="CA722718"/>
+    <w:lvl w:ilvl="0" w:tplc="2C0A000F">
+      <w:start w:val="1"/>
+      <w:numFmt w:val="decimal"/>
+      <w:lvlText w:val="%1."/>
+      <w:lvlJc w:val="left"/>
+      <w:pPr>
+        <w:ind w:left="1440" w:hanging="360"/>
+      </w:pPr>
+    </w:lvl>
+    <w:lvl w:ilvl="1" w:tplc="2C0A0019" w:tentative="1">
+      <w:start w:val="1"/>
+      <w:numFmt w:val="lowerLetter"/>
+      <w:lvlText w:val="%2."/>
+      <w:lvlJc w:val="left"/>
+      <w:pPr>
+        <w:ind w:left="2160" w:hanging="360"/>
+      </w:pPr>
+    </w:lvl>
+    <w:lvl w:ilvl="2" w:tplc="2C0A001B" w:tentative="1">
+      <w:start w:val="1"/>
+      <w:numFmt w:val="lowerRoman"/>
+      <w:lvlText w:val="%3."/>
+      <w:lvlJc w:val="right"/>
+      <w:pPr>
+        <w:ind w:left="2880" w:hanging="180"/>
+      </w:pPr>
+    </w:lvl>
+    <w:lvl w:ilvl="3" w:tplc="2C0A000F" w:tentative="1">
+      <w:start w:val="1"/>
+      <w:numFmt w:val="decimal"/>
+      <w:lvlText w:val="%4."/>
+      <w:lvlJc w:val="left"/>
+      <w:pPr>
+        <w:ind w:left="3600" w:hanging="360"/>
+      </w:pPr>
+    </w:lvl>
+    <w:lvl w:ilvl="4" w:tplc="2C0A0019" w:tentative="1">
+      <w:start w:val="1"/>
+      <w:numFmt w:val="lowerLetter"/>
+      <w:lvlText w:val="%5."/>
+      <w:lvlJc w:val="left"/>
+      <w:pPr>
+        <w:ind w:left="4320" w:hanging="360"/>
+      </w:pPr>
+    </w:lvl>
+    <w:lvl w:ilvl="5" w:tplc="2C0A001B" w:tentative="1">
+      <w:start w:val="1"/>
+      <w:numFmt w:val="lowerRoman"/>
+      <w:lvlText w:val="%6."/>
+      <w:lvlJc w:val="right"/>
+      <w:pPr>
+        <w:ind w:left="5040" w:hanging="180"/>
+      </w:pPr>
+    </w:lvl>
+    <w:lvl w:ilvl="6" w:tplc="2C0A000F" w:tentative="1">
+      <w:start w:val="1"/>
+      <w:numFmt w:val="decimal"/>
+      <w:lvlText w:val="%7."/>
+      <w:lvlJc w:val="left"/>
+      <w:pPr>
+        <w:ind w:left="5760" w:hanging="360"/>
+      </w:pPr>
+    </w:lvl>
+    <w:lvl w:ilvl="7" w:tplc="2C0A0019" w:tentative="1">
+      <w:start w:val="1"/>
+      <w:numFmt w:val="lowerLetter"/>
+      <w:lvlText w:val="%8."/>
+      <w:lvlJc w:val="left"/>
+      <w:pPr>
+        <w:ind w:left="6480" w:hanging="360"/>
+      </w:pPr>
+    </w:lvl>
+    <w:lvl w:ilvl="8" w:tplc="2C0A001B" w:tentative="1">
+      <w:start w:val="1"/>
+      <w:numFmt w:val="lowerRoman"/>
+      <w:lvlText w:val="%9."/>
+      <w:lvlJc w:val="right"/>
+      <w:pPr>
+        <w:ind w:left="7200" w:hanging="180"/>
+      </w:pPr>
+    </w:lvl>
+  </w:abstractNum>
+  <w:abstractNum w:abstractNumId="8" w15:restartNumberingAfterBreak="0">
     <w:nsid w:val="34862714"/>
     <w:multiLevelType w:val="multilevel"/>
     <w:tmpl w:val="CDEEB900"/>
@@ -4031,7 +8228,7 @@
         <w:ind w:left="720" w:hanging="360"/>
       </w:pPr>
     </w:lvl>
-    <w:lvl w:ilvl="1" w:tentative="1">
+    <w:lvl w:ilvl="1">
       <w:start w:val="1"/>
       <w:numFmt w:val="decimal"/>
       <w:lvlText w:val="%2."/>
@@ -4128,7 +8325,7 @@
       </w:pPr>
     </w:lvl>
   </w:abstractNum>
-  <w:abstractNum w:abstractNumId="4" w15:restartNumberingAfterBreak="0">
+  <w:abstractNum w:abstractNumId="9" w15:restartNumberingAfterBreak="0">
     <w:nsid w:val="34C12075"/>
     <w:multiLevelType w:val="multilevel"/>
     <w:tmpl w:val="E4923C6C"/>
@@ -4277,7 +8474,7 @@
       </w:rPr>
     </w:lvl>
   </w:abstractNum>
-  <w:abstractNum w:abstractNumId="5" w15:restartNumberingAfterBreak="0">
+  <w:abstractNum w:abstractNumId="10" w15:restartNumberingAfterBreak="0">
     <w:nsid w:val="34E97CD5"/>
     <w:multiLevelType w:val="hybridMultilevel"/>
     <w:tmpl w:val="8E805774"/>
@@ -4390,7 +8587,7 @@
       </w:rPr>
     </w:lvl>
   </w:abstractNum>
-  <w:abstractNum w:abstractNumId="6" w15:restartNumberingAfterBreak="0">
+  <w:abstractNum w:abstractNumId="11" w15:restartNumberingAfterBreak="0">
     <w:nsid w:val="38641EE7"/>
     <w:multiLevelType w:val="hybridMultilevel"/>
     <w:tmpl w:val="98DCD9D0"/>
@@ -4479,7 +8676,156 @@
       </w:pPr>
     </w:lvl>
   </w:abstractNum>
-  <w:abstractNum w:abstractNumId="7" w15:restartNumberingAfterBreak="0">
+  <w:abstractNum w:abstractNumId="12" w15:restartNumberingAfterBreak="0">
+    <w:nsid w:val="3F9D2AC6"/>
+    <w:multiLevelType w:val="multilevel"/>
+    <w:tmpl w:val="6F8CA8C2"/>
+    <w:lvl w:ilvl="0">
+      <w:start w:val="1"/>
+      <w:numFmt w:val="bullet"/>
+      <w:lvlText w:val=""/>
+      <w:lvlJc w:val="left"/>
+      <w:pPr>
+        <w:tabs>
+          <w:tab w:val="num" w:pos="720"/>
+        </w:tabs>
+        <w:ind w:left="720" w:hanging="360"/>
+      </w:pPr>
+      <w:rPr>
+        <w:rFonts w:ascii="Symbol" w:hAnsi="Symbol" w:hint="default"/>
+        <w:sz w:val="20"/>
+      </w:rPr>
+    </w:lvl>
+    <w:lvl w:ilvl="1" w:tentative="1">
+      <w:start w:val="1"/>
+      <w:numFmt w:val="bullet"/>
+      <w:lvlText w:val="o"/>
+      <w:lvlJc w:val="left"/>
+      <w:pPr>
+        <w:tabs>
+          <w:tab w:val="num" w:pos="1440"/>
+        </w:tabs>
+        <w:ind w:left="1440" w:hanging="360"/>
+      </w:pPr>
+      <w:rPr>
+        <w:rFonts w:ascii="Courier New" w:hAnsi="Courier New" w:hint="default"/>
+        <w:sz w:val="20"/>
+      </w:rPr>
+    </w:lvl>
+    <w:lvl w:ilvl="2" w:tentative="1">
+      <w:start w:val="1"/>
+      <w:numFmt w:val="bullet"/>
+      <w:lvlText w:val=""/>
+      <w:lvlJc w:val="left"/>
+      <w:pPr>
+        <w:tabs>
+          <w:tab w:val="num" w:pos="2160"/>
+        </w:tabs>
+        <w:ind w:left="2160" w:hanging="360"/>
+      </w:pPr>
+      <w:rPr>
+        <w:rFonts w:ascii="Wingdings" w:hAnsi="Wingdings" w:hint="default"/>
+        <w:sz w:val="20"/>
+      </w:rPr>
+    </w:lvl>
+    <w:lvl w:ilvl="3" w:tentative="1">
+      <w:start w:val="1"/>
+      <w:numFmt w:val="bullet"/>
+      <w:lvlText w:val=""/>
+      <w:lvlJc w:val="left"/>
+      <w:pPr>
+        <w:tabs>
+          <w:tab w:val="num" w:pos="2880"/>
+        </w:tabs>
+        <w:ind w:left="2880" w:hanging="360"/>
+      </w:pPr>
+      <w:rPr>
+        <w:rFonts w:ascii="Wingdings" w:hAnsi="Wingdings" w:hint="default"/>
+        <w:sz w:val="20"/>
+      </w:rPr>
+    </w:lvl>
+    <w:lvl w:ilvl="4" w:tentative="1">
+      <w:start w:val="1"/>
+      <w:numFmt w:val="bullet"/>
+      <w:lvlText w:val=""/>
+      <w:lvlJc w:val="left"/>
+      <w:pPr>
+        <w:tabs>
+          <w:tab w:val="num" w:pos="3600"/>
+        </w:tabs>
+        <w:ind w:left="3600" w:hanging="360"/>
+      </w:pPr>
+      <w:rPr>
+        <w:rFonts w:ascii="Wingdings" w:hAnsi="Wingdings" w:hint="default"/>
+        <w:sz w:val="20"/>
+      </w:rPr>
+    </w:lvl>
+    <w:lvl w:ilvl="5" w:tentative="1">
+      <w:start w:val="1"/>
+      <w:numFmt w:val="bullet"/>
+      <w:lvlText w:val=""/>
+      <w:lvlJc w:val="left"/>
+      <w:pPr>
+        <w:tabs>
+          <w:tab w:val="num" w:pos="4320"/>
+        </w:tabs>
+        <w:ind w:left="4320" w:hanging="360"/>
+      </w:pPr>
+      <w:rPr>
+        <w:rFonts w:ascii="Wingdings" w:hAnsi="Wingdings" w:hint="default"/>
+        <w:sz w:val="20"/>
+      </w:rPr>
+    </w:lvl>
+    <w:lvl w:ilvl="6" w:tentative="1">
+      <w:start w:val="1"/>
+      <w:numFmt w:val="bullet"/>
+      <w:lvlText w:val=""/>
+      <w:lvlJc w:val="left"/>
+      <w:pPr>
+        <w:tabs>
+          <w:tab w:val="num" w:pos="5040"/>
+        </w:tabs>
+        <w:ind w:left="5040" w:hanging="360"/>
+      </w:pPr>
+      <w:rPr>
+        <w:rFonts w:ascii="Wingdings" w:hAnsi="Wingdings" w:hint="default"/>
+        <w:sz w:val="20"/>
+      </w:rPr>
+    </w:lvl>
+    <w:lvl w:ilvl="7" w:tentative="1">
+      <w:start w:val="1"/>
+      <w:numFmt w:val="bullet"/>
+      <w:lvlText w:val=""/>
+      <w:lvlJc w:val="left"/>
+      <w:pPr>
+        <w:tabs>
+          <w:tab w:val="num" w:pos="5760"/>
+        </w:tabs>
+        <w:ind w:left="5760" w:hanging="360"/>
+      </w:pPr>
+      <w:rPr>
+        <w:rFonts w:ascii="Wingdings" w:hAnsi="Wingdings" w:hint="default"/>
+        <w:sz w:val="20"/>
+      </w:rPr>
+    </w:lvl>
+    <w:lvl w:ilvl="8" w:tentative="1">
+      <w:start w:val="1"/>
+      <w:numFmt w:val="bullet"/>
+      <w:lvlText w:val=""/>
+      <w:lvlJc w:val="left"/>
+      <w:pPr>
+        <w:tabs>
+          <w:tab w:val="num" w:pos="6480"/>
+        </w:tabs>
+        <w:ind w:left="6480" w:hanging="360"/>
+      </w:pPr>
+      <w:rPr>
+        <w:rFonts w:ascii="Wingdings" w:hAnsi="Wingdings" w:hint="default"/>
+        <w:sz w:val="20"/>
+      </w:rPr>
+    </w:lvl>
+  </w:abstractNum>
+  <w:abstractNum w:abstractNumId="13" w15:restartNumberingAfterBreak="0">
     <w:nsid w:val="3FC53408"/>
     <w:multiLevelType w:val="hybridMultilevel"/>
     <w:tmpl w:val="AD007742"/>
@@ -4592,7 +8938,120 @@
       </w:rPr>
     </w:lvl>
   </w:abstractNum>
-  <w:abstractNum w:abstractNumId="8" w15:restartNumberingAfterBreak="0">
+  <w:abstractNum w:abstractNumId="14" w15:restartNumberingAfterBreak="0">
+    <w:nsid w:val="42877D99"/>
+    <w:multiLevelType w:val="hybridMultilevel"/>
+    <w:tmpl w:val="333613A0"/>
+    <w:lvl w:ilvl="0" w:tplc="2C0A0001">
+      <w:start w:val="1"/>
+      <w:numFmt w:val="bullet"/>
+      <w:lvlText w:val=""/>
+      <w:lvlJc w:val="left"/>
+      <w:pPr>
+        <w:ind w:left="1800" w:hanging="360"/>
+      </w:pPr>
+      <w:rPr>
+        <w:rFonts w:ascii="Symbol" w:hAnsi="Symbol" w:hint="default"/>
+      </w:rPr>
+    </w:lvl>
+    <w:lvl w:ilvl="1" w:tplc="2C0A0003" w:tentative="1">
+      <w:start w:val="1"/>
+      <w:numFmt w:val="bullet"/>
+      <w:lvlText w:val="o"/>
+      <w:lvlJc w:val="left"/>
+      <w:pPr>
+        <w:ind w:left="2520" w:hanging="360"/>
+      </w:pPr>
+      <w:rPr>
+        <w:rFonts w:ascii="Courier New" w:hAnsi="Courier New" w:cs="Courier New" w:hint="default"/>
+      </w:rPr>
+    </w:lvl>
+    <w:lvl w:ilvl="2" w:tplc="2C0A0005" w:tentative="1">
+      <w:start w:val="1"/>
+      <w:numFmt w:val="bullet"/>
+      <w:lvlText w:val=""/>
+      <w:lvlJc w:val="left"/>
+      <w:pPr>
+        <w:ind w:left="3240" w:hanging="360"/>
+      </w:pPr>
+      <w:rPr>
+        <w:rFonts w:ascii="Wingdings" w:hAnsi="Wingdings" w:hint="default"/>
+      </w:rPr>
+    </w:lvl>
+    <w:lvl w:ilvl="3" w:tplc="2C0A0001" w:tentative="1">
+      <w:start w:val="1"/>
+      <w:numFmt w:val="bullet"/>
+      <w:lvlText w:val=""/>
+      <w:lvlJc w:val="left"/>
+      <w:pPr>
+        <w:ind w:left="3960" w:hanging="360"/>
+      </w:pPr>
+      <w:rPr>
+        <w:rFonts w:ascii="Symbol" w:hAnsi="Symbol" w:hint="default"/>
+      </w:rPr>
+    </w:lvl>
+    <w:lvl w:ilvl="4" w:tplc="2C0A0003" w:tentative="1">
+      <w:start w:val="1"/>
+      <w:numFmt w:val="bullet"/>
+      <w:lvlText w:val="o"/>
+      <w:lvlJc w:val="left"/>
+      <w:pPr>
+        <w:ind w:left="4680" w:hanging="360"/>
+      </w:pPr>
+      <w:rPr>
+        <w:rFonts w:ascii="Courier New" w:hAnsi="Courier New" w:cs="Courier New" w:hint="default"/>
+      </w:rPr>
+    </w:lvl>
+    <w:lvl w:ilvl="5" w:tplc="2C0A0005" w:tentative="1">
+      <w:start w:val="1"/>
+      <w:numFmt w:val="bullet"/>
+      <w:lvlText w:val=""/>
+      <w:lvlJc w:val="left"/>
+      <w:pPr>
+        <w:ind w:left="5400" w:hanging="360"/>
+      </w:pPr>
+      <w:rPr>
+        <w:rFonts w:ascii="Wingdings" w:hAnsi="Wingdings" w:hint="default"/>
+      </w:rPr>
+    </w:lvl>
+    <w:lvl w:ilvl="6" w:tplc="2C0A0001" w:tentative="1">
+      <w:start w:val="1"/>
+      <w:numFmt w:val="bullet"/>
+      <w:lvlText w:val=""/>
+      <w:lvlJc w:val="left"/>
+      <w:pPr>
+        <w:ind w:left="6120" w:hanging="360"/>
+      </w:pPr>
+      <w:rPr>
+        <w:rFonts w:ascii="Symbol" w:hAnsi="Symbol" w:hint="default"/>
+      </w:rPr>
+    </w:lvl>
+    <w:lvl w:ilvl="7" w:tplc="2C0A0003" w:tentative="1">
+      <w:start w:val="1"/>
+      <w:numFmt w:val="bullet"/>
+      <w:lvlText w:val="o"/>
+      <w:lvlJc w:val="left"/>
+      <w:pPr>
+        <w:ind w:left="6840" w:hanging="360"/>
+      </w:pPr>
+      <w:rPr>
+        <w:rFonts w:ascii="Courier New" w:hAnsi="Courier New" w:cs="Courier New" w:hint="default"/>
+      </w:rPr>
+    </w:lvl>
+    <w:lvl w:ilvl="8" w:tplc="2C0A0005" w:tentative="1">
+      <w:start w:val="1"/>
+      <w:numFmt w:val="bullet"/>
+      <w:lvlText w:val=""/>
+      <w:lvlJc w:val="left"/>
+      <w:pPr>
+        <w:ind w:left="7560" w:hanging="360"/>
+      </w:pPr>
+      <w:rPr>
+        <w:rFonts w:ascii="Wingdings" w:hAnsi="Wingdings" w:hint="default"/>
+      </w:rPr>
+    </w:lvl>
+  </w:abstractNum>
+  <w:abstractNum w:abstractNumId="15" w15:restartNumberingAfterBreak="0">
     <w:nsid w:val="5342571F"/>
     <w:multiLevelType w:val="multilevel"/>
     <w:tmpl w:val="34866FB8"/>
@@ -4741,7 +9200,237 @@
       </w:rPr>
     </w:lvl>
   </w:abstractNum>
-  <w:abstractNum w:abstractNumId="9" w15:restartNumberingAfterBreak="0">
+  <w:abstractNum w:abstractNumId="16" w15:restartNumberingAfterBreak="0">
+    <w:nsid w:val="5D9C6A80"/>
+    <w:multiLevelType w:val="hybridMultilevel"/>
+    <w:tmpl w:val="FB72DAC6"/>
+    <w:lvl w:ilvl="0" w:tplc="2C0A0001">
+      <w:start w:val="1"/>
+      <w:numFmt w:val="bullet"/>
+      <w:lvlText w:val=""/>
+      <w:lvlJc w:val="left"/>
+      <w:pPr>
+        <w:ind w:left="720" w:hanging="360"/>
+      </w:pPr>
+      <w:rPr>
+        <w:rFonts w:ascii="Symbol" w:hAnsi="Symbol" w:hint="default"/>
+      </w:rPr>
+    </w:lvl>
+    <w:lvl w:ilvl="1" w:tplc="2C0A0003" w:tentative="1">
+      <w:start w:val="1"/>
+      <w:numFmt w:val="bullet"/>
+      <w:lvlText w:val="o"/>
+      <w:lvlJc w:val="left"/>
+      <w:pPr>
+        <w:ind w:left="1440" w:hanging="360"/>
+      </w:pPr>
+      <w:rPr>
+        <w:rFonts w:ascii="Courier New" w:hAnsi="Courier New" w:cs="Courier New" w:hint="default"/>
+      </w:rPr>
+    </w:lvl>
+    <w:lvl w:ilvl="2" w:tplc="2C0A0005" w:tentative="1">
+      <w:start w:val="1"/>
+      <w:numFmt w:val="bullet"/>
+      <w:lvlText w:val=""/>
+      <w:lvlJc w:val="left"/>
+      <w:pPr>
+        <w:ind w:left="2160" w:hanging="360"/>
+      </w:pPr>
+      <w:rPr>
+        <w:rFonts w:ascii="Wingdings" w:hAnsi="Wingdings" w:hint="default"/>
+      </w:rPr>
+    </w:lvl>
+    <w:lvl w:ilvl="3" w:tplc="2C0A0001" w:tentative="1">
+      <w:start w:val="1"/>
+      <w:numFmt w:val="bullet"/>
+      <w:lvlText w:val=""/>
+      <w:lvlJc w:val="left"/>
+      <w:pPr>
+        <w:ind w:left="2880" w:hanging="360"/>
+      </w:pPr>
+      <w:rPr>
+        <w:rFonts w:ascii="Symbol" w:hAnsi="Symbol" w:hint="default"/>
+      </w:rPr>
+    </w:lvl>
+    <w:lvl w:ilvl="4" w:tplc="2C0A0003" w:tentative="1">
+      <w:start w:val="1"/>
+      <w:numFmt w:val="bullet"/>
+      <w:lvlText w:val="o"/>
+      <w:lvlJc w:val="left"/>
+      <w:pPr>
+        <w:ind w:left="3600" w:hanging="360"/>
+      </w:pPr>
+      <w:rPr>
+        <w:rFonts w:ascii="Courier New" w:hAnsi="Courier New" w:cs="Courier New" w:hint="default"/>
+      </w:rPr>
+    </w:lvl>
+    <w:lvl w:ilvl="5" w:tplc="2C0A0005" w:tentative="1">
+      <w:start w:val="1"/>
+      <w:numFmt w:val="bullet"/>
+      <w:lvlText w:val=""/>
+      <w:lvlJc w:val="left"/>
+      <w:pPr>
+        <w:ind w:left="4320" w:hanging="360"/>
+      </w:pPr>
+      <w:rPr>
+        <w:rFonts w:ascii="Wingdings" w:hAnsi="Wingdings" w:hint="default"/>
+      </w:rPr>
+    </w:lvl>
+    <w:lvl w:ilvl="6" w:tplc="2C0A0001" w:tentative="1">
+      <w:start w:val="1"/>
+      <w:numFmt w:val="bullet"/>
+      <w:lvlText w:val=""/>
+      <w:lvlJc w:val="left"/>
+      <w:pPr>
+        <w:ind w:left="5040" w:hanging="360"/>
+      </w:pPr>
+      <w:rPr>
+        <w:rFonts w:ascii="Symbol" w:hAnsi="Symbol" w:hint="default"/>
+      </w:rPr>
+    </w:lvl>
+    <w:lvl w:ilvl="7" w:tplc="2C0A0003" w:tentative="1">
+      <w:start w:val="1"/>
+      <w:numFmt w:val="bullet"/>
+      <w:lvlText w:val="o"/>
+      <w:lvlJc w:val="left"/>
+      <w:pPr>
+        <w:ind w:left="5760" w:hanging="360"/>
+      </w:pPr>
+      <w:rPr>
+        <w:rFonts w:ascii="Courier New" w:hAnsi="Courier New" w:cs="Courier New" w:hint="default"/>
+      </w:rPr>
+    </w:lvl>
+    <w:lvl w:ilvl="8" w:tplc="2C0A0005" w:tentative="1">
+      <w:start w:val="1"/>
+      <w:numFmt w:val="bullet"/>
+      <w:lvlText w:val=""/>
+      <w:lvlJc w:val="left"/>
+      <w:pPr>
+        <w:ind w:left="6480" w:hanging="360"/>
+      </w:pPr>
+      <w:rPr>
+        <w:rFonts w:ascii="Wingdings" w:hAnsi="Wingdings" w:hint="default"/>
+      </w:rPr>
+    </w:lvl>
+  </w:abstractNum>
+  <w:abstractNum w:abstractNumId="17" w15:restartNumberingAfterBreak="0">
+    <w:nsid w:val="5EE24CFE"/>
+    <w:multiLevelType w:val="multilevel"/>
+    <w:tmpl w:val="F5C64B96"/>
+    <w:lvl w:ilvl="0">
+      <w:start w:val="1"/>
+      <w:numFmt w:val="decimal"/>
+      <w:lvlText w:val="%1."/>
+      <w:lvlJc w:val="left"/>
+      <w:pPr>
+        <w:tabs>
+          <w:tab w:val="num" w:pos="720"/>
+        </w:tabs>
+        <w:ind w:left="720" w:hanging="360"/>
+      </w:pPr>
+    </w:lvl>
+    <w:lvl w:ilvl="1">
+      <w:start w:val="1"/>
+      <w:numFmt w:val="bullet"/>
+      <w:lvlText w:val="o"/>
+      <w:lvlJc w:val="left"/>
+      <w:pPr>
+        <w:tabs>
+          <w:tab w:val="num" w:pos="1440"/>
+        </w:tabs>
+        <w:ind w:left="1440" w:hanging="360"/>
+      </w:pPr>
+      <w:rPr>
+        <w:rFonts w:ascii="Courier New" w:hAnsi="Courier New" w:hint="default"/>
+        <w:sz w:val="20"/>
+      </w:rPr>
+    </w:lvl>
+    <w:lvl w:ilvl="2" w:tentative="1">
+      <w:start w:val="1"/>
+      <w:numFmt w:val="decimal"/>
+      <w:lvlText w:val="%3."/>
+      <w:lvlJc w:val="left"/>
+      <w:pPr>
+        <w:tabs>
+          <w:tab w:val="num" w:pos="2160"/>
+        </w:tabs>
+        <w:ind w:left="2160" w:hanging="360"/>
+      </w:pPr>
+    </w:lvl>
+    <w:lvl w:ilvl="3" w:tentative="1">
+      <w:start w:val="1"/>
+      <w:numFmt w:val="decimal"/>
+      <w:lvlText w:val="%4."/>
+      <w:lvlJc w:val="left"/>
+      <w:pPr>
+        <w:tabs>
+          <w:tab w:val="num" w:pos="2880"/>
+        </w:tabs>
+        <w:ind w:left="2880" w:hanging="360"/>
+      </w:pPr>
+    </w:lvl>
+    <w:lvl w:ilvl="4" w:tentative="1">
+      <w:start w:val="1"/>
+      <w:numFmt w:val="decimal"/>
+      <w:lvlText w:val="%5."/>
+      <w:lvlJc w:val="left"/>
+      <w:pPr>
+        <w:tabs>
+          <w:tab w:val="num" w:pos="3600"/>
+        </w:tabs>
+        <w:ind w:left="3600" w:hanging="360"/>
+      </w:pPr>
+    </w:lvl>
+    <w:lvl w:ilvl="5" w:tentative="1">
+      <w:start w:val="1"/>
+      <w:numFmt w:val="decimal"/>
+      <w:lvlText w:val="%6."/>
+      <w:lvlJc w:val="left"/>
+      <w:pPr>
+        <w:tabs>
+          <w:tab w:val="num" w:pos="4320"/>
+        </w:tabs>
+        <w:ind w:left="4320" w:hanging="360"/>
+      </w:pPr>
+    </w:lvl>
+    <w:lvl w:ilvl="6" w:tentative="1">
+      <w:start w:val="1"/>
+      <w:numFmt w:val="decimal"/>
+      <w:lvlText w:val="%7."/>
+      <w:lvlJc w:val="left"/>
+      <w:pPr>
+        <w:tabs>
+          <w:tab w:val="num" w:pos="5040"/>
+        </w:tabs>
+        <w:ind w:left="5040" w:hanging="360"/>
+      </w:pPr>
+    </w:lvl>
+    <w:lvl w:ilvl="7" w:tentative="1">
+      <w:start w:val="1"/>
+      <w:numFmt w:val="decimal"/>
+      <w:lvlText w:val="%8."/>
+      <w:lvlJc w:val="left"/>
+      <w:pPr>
+        <w:tabs>
+          <w:tab w:val="num" w:pos="5760"/>
+        </w:tabs>
+        <w:ind w:left="5760" w:hanging="360"/>
+      </w:pPr>
+    </w:lvl>
+    <w:lvl w:ilvl="8" w:tentative="1">
+      <w:start w:val="1"/>
+      <w:numFmt w:val="decimal"/>
+      <w:lvlText w:val="%9."/>
+      <w:lvlJc w:val="left"/>
+      <w:pPr>
+        <w:tabs>
+          <w:tab w:val="num" w:pos="6480"/>
+        </w:tabs>
+        <w:ind w:left="6480" w:hanging="360"/>
+      </w:pPr>
+    </w:lvl>
+  </w:abstractNum>
+  <w:abstractNum w:abstractNumId="18" w15:restartNumberingAfterBreak="0">
     <w:nsid w:val="65843D6E"/>
     <w:multiLevelType w:val="multilevel"/>
     <w:tmpl w:val="E9E0D04C"/>
@@ -4890,35 +9579,303 @@
       </w:rPr>
     </w:lvl>
   </w:abstractNum>
-  <w:num w:numId="1" w16cid:durableId="477722572">
-    <w:abstractNumId w:val="0"/>
+  <w:abstractNum w:abstractNumId="19" w15:restartNumberingAfterBreak="0">
+    <w:nsid w:val="756035BE"/>
+    <w:multiLevelType w:val="hybridMultilevel"/>
+    <w:tmpl w:val="EE68AFFE"/>
+    <w:lvl w:ilvl="0" w:tplc="2C0A000F">
+      <w:start w:val="1"/>
+      <w:numFmt w:val="decimal"/>
+      <w:lvlText w:val="%1."/>
+      <w:lvlJc w:val="left"/>
+      <w:pPr>
+        <w:ind w:left="1440" w:hanging="360"/>
+      </w:pPr>
+    </w:lvl>
+    <w:lvl w:ilvl="1" w:tplc="2C0A0019" w:tentative="1">
+      <w:start w:val="1"/>
+      <w:numFmt w:val="lowerLetter"/>
+      <w:lvlText w:val="%2."/>
+      <w:lvlJc w:val="left"/>
+      <w:pPr>
+        <w:ind w:left="2160" w:hanging="360"/>
+      </w:pPr>
+    </w:lvl>
+    <w:lvl w:ilvl="2" w:tplc="2C0A001B" w:tentative="1">
+      <w:start w:val="1"/>
+      <w:numFmt w:val="lowerRoman"/>
+      <w:lvlText w:val="%3."/>
+      <w:lvlJc w:val="right"/>
+      <w:pPr>
+        <w:ind w:left="2880" w:hanging="180"/>
+      </w:pPr>
+    </w:lvl>
+    <w:lvl w:ilvl="3" w:tplc="2C0A000F" w:tentative="1">
+      <w:start w:val="1"/>
+      <w:numFmt w:val="decimal"/>
+      <w:lvlText w:val="%4."/>
+      <w:lvlJc w:val="left"/>
+      <w:pPr>
+        <w:ind w:left="3600" w:hanging="360"/>
+      </w:pPr>
+    </w:lvl>
+    <w:lvl w:ilvl="4" w:tplc="2C0A0019" w:tentative="1">
+      <w:start w:val="1"/>
+      <w:numFmt w:val="lowerLetter"/>
+      <w:lvlText w:val="%5."/>
+      <w:lvlJc w:val="left"/>
+      <w:pPr>
+        <w:ind w:left="4320" w:hanging="360"/>
+      </w:pPr>
+    </w:lvl>
+    <w:lvl w:ilvl="5" w:tplc="2C0A001B" w:tentative="1">
+      <w:start w:val="1"/>
+      <w:numFmt w:val="lowerRoman"/>
+      <w:lvlText w:val="%6."/>
+      <w:lvlJc w:val="right"/>
+      <w:pPr>
+        <w:ind w:left="5040" w:hanging="180"/>
+      </w:pPr>
+    </w:lvl>
+    <w:lvl w:ilvl="6" w:tplc="2C0A000F" w:tentative="1">
+      <w:start w:val="1"/>
+      <w:numFmt w:val="decimal"/>
+      <w:lvlText w:val="%7."/>
+      <w:lvlJc w:val="left"/>
+      <w:pPr>
+        <w:ind w:left="5760" w:hanging="360"/>
+      </w:pPr>
+    </w:lvl>
+    <w:lvl w:ilvl="7" w:tplc="2C0A0019" w:tentative="1">
+      <w:start w:val="1"/>
+      <w:numFmt w:val="lowerLetter"/>
+      <w:lvlText w:val="%8."/>
+      <w:lvlJc w:val="left"/>
+      <w:pPr>
+        <w:ind w:left="6480" w:hanging="360"/>
+      </w:pPr>
+    </w:lvl>
+    <w:lvl w:ilvl="8" w:tplc="2C0A001B" w:tentative="1">
+      <w:start w:val="1"/>
+      <w:numFmt w:val="lowerRoman"/>
+      <w:lvlText w:val="%9."/>
+      <w:lvlJc w:val="right"/>
+      <w:pPr>
+        <w:ind w:left="7200" w:hanging="180"/>
+      </w:pPr>
+    </w:lvl>
+  </w:abstractNum>
+  <w:abstractNum w:abstractNumId="20" w15:restartNumberingAfterBreak="0">
+    <w:nsid w:val="7D601749"/>
+    <w:multiLevelType w:val="multilevel"/>
+    <w:tmpl w:val="157A5BF6"/>
+    <w:lvl w:ilvl="0">
+      <w:start w:val="1"/>
+      <w:numFmt w:val="bullet"/>
+      <w:lvlText w:val=""/>
+      <w:lvlJc w:val="left"/>
+      <w:pPr>
+        <w:tabs>
+          <w:tab w:val="num" w:pos="720"/>
+        </w:tabs>
+        <w:ind w:left="720" w:hanging="360"/>
+      </w:pPr>
+      <w:rPr>
+        <w:rFonts w:ascii="Symbol" w:hAnsi="Symbol" w:hint="default"/>
+        <w:sz w:val="20"/>
+      </w:rPr>
+    </w:lvl>
+    <w:lvl w:ilvl="1" w:tentative="1">
+      <w:start w:val="1"/>
+      <w:numFmt w:val="bullet"/>
+      <w:lvlText w:val="o"/>
+      <w:lvlJc w:val="left"/>
+      <w:pPr>
+        <w:tabs>
+          <w:tab w:val="num" w:pos="1440"/>
+        </w:tabs>
+        <w:ind w:left="1440" w:hanging="360"/>
+      </w:pPr>
+      <w:rPr>
+        <w:rFonts w:ascii="Courier New" w:hAnsi="Courier New" w:hint="default"/>
+        <w:sz w:val="20"/>
+      </w:rPr>
+    </w:lvl>
+    <w:lvl w:ilvl="2" w:tentative="1">
+      <w:start w:val="1"/>
+      <w:numFmt w:val="bullet"/>
+      <w:lvlText w:val=""/>
+      <w:lvlJc w:val="left"/>
+      <w:pPr>
+        <w:tabs>
+          <w:tab w:val="num" w:pos="2160"/>
+        </w:tabs>
+        <w:ind w:left="2160" w:hanging="360"/>
+      </w:pPr>
+      <w:rPr>
+        <w:rFonts w:ascii="Wingdings" w:hAnsi="Wingdings" w:hint="default"/>
+        <w:sz w:val="20"/>
+      </w:rPr>
+    </w:lvl>
+    <w:lvl w:ilvl="3" w:tentative="1">
+      <w:start w:val="1"/>
+      <w:numFmt w:val="bullet"/>
+      <w:lvlText w:val=""/>
+      <w:lvlJc w:val="left"/>
+      <w:pPr>
+        <w:tabs>
+          <w:tab w:val="num" w:pos="2880"/>
+        </w:tabs>
+        <w:ind w:left="2880" w:hanging="360"/>
+      </w:pPr>
+      <w:rPr>
+        <w:rFonts w:ascii="Wingdings" w:hAnsi="Wingdings" w:hint="default"/>
+        <w:sz w:val="20"/>
+      </w:rPr>
+    </w:lvl>
+    <w:lvl w:ilvl="4" w:tentative="1">
+      <w:start w:val="1"/>
+      <w:numFmt w:val="bullet"/>
+      <w:lvlText w:val=""/>
+      <w:lvlJc w:val="left"/>
+      <w:pPr>
+        <w:tabs>
+          <w:tab w:val="num" w:pos="3600"/>
+        </w:tabs>
+        <w:ind w:left="3600" w:hanging="360"/>
+      </w:pPr>
+      <w:rPr>
+        <w:rFonts w:ascii="Wingdings" w:hAnsi="Wingdings" w:hint="default"/>
+        <w:sz w:val="20"/>
+      </w:rPr>
+    </w:lvl>
+    <w:lvl w:ilvl="5" w:tentative="1">
+      <w:start w:val="1"/>
+      <w:numFmt w:val="bullet"/>
+      <w:lvlText w:val=""/>
+      <w:lvlJc w:val="left"/>
+      <w:pPr>
+        <w:tabs>
+          <w:tab w:val="num" w:pos="4320"/>
+        </w:tabs>
+        <w:ind w:left="4320" w:hanging="360"/>
+      </w:pPr>
+      <w:rPr>
+        <w:rFonts w:ascii="Wingdings" w:hAnsi="Wingdings" w:hint="default"/>
+        <w:sz w:val="20"/>
+      </w:rPr>
+    </w:lvl>
+    <w:lvl w:ilvl="6" w:tentative="1">
+      <w:start w:val="1"/>
+      <w:numFmt w:val="bullet"/>
+      <w:lvlText w:val=""/>
+      <w:lvlJc w:val="left"/>
+      <w:pPr>
+        <w:tabs>
+          <w:tab w:val="num" w:pos="5040"/>
+        </w:tabs>
+        <w:ind w:left="5040" w:hanging="360"/>
+      </w:pPr>
+      <w:rPr>
+        <w:rFonts w:ascii="Wingdings" w:hAnsi="Wingdings" w:hint="default"/>
+        <w:sz w:val="20"/>
+      </w:rPr>
+    </w:lvl>
+    <w:lvl w:ilvl="7" w:tentative="1">
+      <w:start w:val="1"/>
+      <w:numFmt w:val="bullet"/>
+      <w:lvlText w:val=""/>
+      <w:lvlJc w:val="left"/>
+      <w:pPr>
+        <w:tabs>
+          <w:tab w:val="num" w:pos="5760"/>
+        </w:tabs>
+        <w:ind w:left="5760" w:hanging="360"/>
+      </w:pPr>
+      <w:rPr>
+        <w:rFonts w:ascii="Wingdings" w:hAnsi="Wingdings" w:hint="default"/>
+        <w:sz w:val="20"/>
+      </w:rPr>
+    </w:lvl>
+    <w:lvl w:ilvl="8" w:tentative="1">
+      <w:start w:val="1"/>
+      <w:numFmt w:val="bullet"/>
+      <w:lvlText w:val=""/>
+      <w:lvlJc w:val="left"/>
+      <w:pPr>
+        <w:tabs>
+          <w:tab w:val="num" w:pos="6480"/>
+        </w:tabs>
+        <w:ind w:left="6480" w:hanging="360"/>
+      </w:pPr>
+      <w:rPr>
+        <w:rFonts w:ascii="Wingdings" w:hAnsi="Wingdings" w:hint="default"/>
+        <w:sz w:val="20"/>
+      </w:rPr>
+    </w:lvl>
+  </w:abstractNum>
+  <w:num w:numId="1" w16cid:durableId="1030764557">
+    <w:abstractNumId w:val="15"/>
   </w:num>
-  <w:num w:numId="2" w16cid:durableId="149446363">
-    <w:abstractNumId w:val="7"/>
+  <w:num w:numId="2" w16cid:durableId="1464276620">
+    <w:abstractNumId w:val="18"/>
   </w:num>
-  <w:num w:numId="3" w16cid:durableId="449397652">
-    <w:abstractNumId w:val="5"/>
+  <w:num w:numId="3" w16cid:durableId="149446363">
+    <w:abstractNumId w:val="13"/>
   </w:num>
-  <w:num w:numId="4" w16cid:durableId="1030764557">
+  <w:num w:numId="4" w16cid:durableId="1778253841">
     <w:abstractNumId w:val="8"/>
   </w:num>
   <w:num w:numId="5" w16cid:durableId="1867790169">
     <w:abstractNumId w:val="1"/>
   </w:num>
-  <w:num w:numId="6" w16cid:durableId="454176936">
+  <w:num w:numId="6" w16cid:durableId="449397652">
+    <w:abstractNumId w:val="10"/>
+  </w:num>
+  <w:num w:numId="7" w16cid:durableId="454176936">
+    <w:abstractNumId w:val="11"/>
+  </w:num>
+  <w:num w:numId="8" w16cid:durableId="477722572">
+    <w:abstractNumId w:val="0"/>
+  </w:num>
+  <w:num w:numId="9" w16cid:durableId="840463478">
     <w:abstractNumId w:val="6"/>
   </w:num>
-  <w:num w:numId="7" w16cid:durableId="1464276620">
+  <w:num w:numId="10" w16cid:durableId="946278332">
     <w:abstractNumId w:val="9"/>
   </w:num>
-  <w:num w:numId="8" w16cid:durableId="840463478">
+  <w:num w:numId="11" w16cid:durableId="423958984">
+    <w:abstractNumId w:val="17"/>
+  </w:num>
+  <w:num w:numId="12" w16cid:durableId="164365923">
+    <w:abstractNumId w:val="14"/>
+  </w:num>
+  <w:num w:numId="13" w16cid:durableId="11347703">
     <w:abstractNumId w:val="2"/>
   </w:num>
-  <w:num w:numId="9" w16cid:durableId="1778253841">
+  <w:num w:numId="14" w16cid:durableId="1697272623">
+    <w:abstractNumId w:val="12"/>
+  </w:num>
+  <w:num w:numId="15" w16cid:durableId="778450046">
+    <w:abstractNumId w:val="20"/>
+  </w:num>
+  <w:num w:numId="16" w16cid:durableId="2091540249">
+    <w:abstractNumId w:val="4"/>
+  </w:num>
+  <w:num w:numId="17" w16cid:durableId="1152409213">
+    <w:abstractNumId w:val="5"/>
+  </w:num>
+  <w:num w:numId="18" w16cid:durableId="110633173">
+    <w:abstractNumId w:val="7"/>
+  </w:num>
+  <w:num w:numId="19" w16cid:durableId="766732824">
+    <w:abstractNumId w:val="19"/>
+  </w:num>
+  <w:num w:numId="20" w16cid:durableId="1045108367">
     <w:abstractNumId w:val="3"/>
   </w:num>
-  <w:num w:numId="10" w16cid:durableId="946278332">
-    <w:abstractNumId w:val="4"/>
+  <w:num w:numId="21" w16cid:durableId="495075270">
+    <w:abstractNumId w:val="16"/>
   </w:num>
 </w:numbering>
 </file>
@@ -4934,11 +9891,7 @@
         <w:lang w:val="en-US" w:eastAsia="en-US" w:bidi="ar-SA"/>
       </w:rPr>
     </w:rPrDefault>
-    <w:pPrDefault>
-      <w:pPr>
-        <w:spacing w:after="200" w:line="276" w:lineRule="auto"/>
-      </w:pPr>
-    </w:pPrDefault>
+    <w:pPrDefault/>
   </w:docDefaults>
   <w:latentStyles w:defLockedState="0" w:defUIPriority="99" w:defSemiHidden="0" w:defUnhideWhenUsed="0" w:defQFormat="0" w:count="376">
     <w:lsdException w:name="Normal" w:uiPriority="0" w:qFormat="1"/>
@@ -5028,7 +9981,7 @@
     <w:lsdException w:name="Block Text" w:semiHidden="1" w:unhideWhenUsed="1"/>
     <w:lsdException w:name="Hyperlink" w:semiHidden="1" w:unhideWhenUsed="1"/>
     <w:lsdException w:name="FollowedHyperlink" w:semiHidden="1" w:unhideWhenUsed="1"/>
-    <w:lsdException w:name="Strong" w:uiPriority="22"/>
+    <w:lsdException w:name="Strong" w:uiPriority="22" w:qFormat="1"/>
     <w:lsdException w:name="Emphasis" w:uiPriority="20" w:qFormat="1"/>
     <w:lsdException w:name="Document Map" w:semiHidden="1" w:unhideWhenUsed="1"/>
     <w:lsdException w:name="Plain Text" w:semiHidden="1" w:unhideWhenUsed="1"/>
@@ -5321,29 +10274,37 @@
   <w:style w:type="paragraph" w:default="1" w:styleId="Normal">
     <w:name w:val="Normal"/>
     <w:qFormat/>
-    <w:rsid w:val="00F00CDF"/>
+    <w:rsid w:val="007D2D2E"/>
   </w:style>
   <w:style w:type="paragraph" w:styleId="Ttulo1">
     <w:name w:val="heading 1"/>
-    <w:basedOn w:val="Ttulo"/>
+    <w:basedOn w:val="Normal"/>
     <w:next w:val="Normal"/>
     <w:link w:val="Ttulo1Car"/>
     <w:uiPriority w:val="9"/>
     <w:qFormat/>
     <w:rsid w:val="001E2957"/>
     <w:pPr>
+      <w:pBdr>
+        <w:bottom w:val="single" w:sz="8" w:space="4" w:color="27EDDD" w:themeColor="accent1"/>
+      </w:pBdr>
+      <w:spacing w:after="300"/>
+      <w:contextualSpacing/>
       <w:outlineLvl w:val="0"/>
     </w:pPr>
     <w:rPr>
-      <w:rFonts w:ascii="Poppins" w:hAnsi="Poppins"/>
+      <w:rFonts w:ascii="Poppins" w:eastAsiaTheme="majorEastAsia" w:hAnsi="Poppins" w:cstheme="majorBidi"/>
       <w:b/>
+      <w:color w:val="1A1A1A" w:themeColor="text2" w:themeShade="BF"/>
+      <w:spacing w:val="5"/>
+      <w:sz w:val="52"/>
+      <w:szCs w:val="52"/>
     </w:rPr>
   </w:style>
   <w:style w:type="paragraph" w:styleId="Ttulo2">
     <w:name w:val="heading 2"/>
     <w:basedOn w:val="Normal"/>
     <w:next w:val="Normal"/>
-    <w:link w:val="Ttulo2Car"/>
     <w:uiPriority w:val="9"/>
     <w:unhideWhenUsed/>
     <w:qFormat/>
@@ -5351,7 +10312,7 @@
     <w:pPr>
       <w:keepNext/>
       <w:keepLines/>
-      <w:spacing w:before="200" w:after="0"/>
+      <w:spacing w:before="200"/>
       <w:outlineLvl w:val="1"/>
     </w:pPr>
     <w:rPr>
@@ -5367,7 +10328,6 @@
     <w:name w:val="heading 3"/>
     <w:basedOn w:val="Normal"/>
     <w:next w:val="Normal"/>
-    <w:link w:val="Ttulo3Car"/>
     <w:uiPriority w:val="9"/>
     <w:unhideWhenUsed/>
     <w:qFormat/>
@@ -5382,7 +10342,7 @@
         <w:right w:val="single" w:sz="24" w:space="4" w:color="27EDDD" w:themeColor="accent1"/>
       </w:pBdr>
       <w:shd w:val="solid" w:color="27EDDD" w:themeColor="accent1" w:fill="auto"/>
-      <w:spacing w:before="320" w:after="120" w:line="240" w:lineRule="auto"/>
+      <w:spacing w:before="320" w:after="120"/>
       <w:outlineLvl w:val="2"/>
     </w:pPr>
     <w:rPr>
@@ -5396,7 +10356,6 @@
     <w:name w:val="heading 4"/>
     <w:basedOn w:val="Normal"/>
     <w:next w:val="Normal"/>
-    <w:link w:val="Ttulo4Car"/>
     <w:uiPriority w:val="9"/>
     <w:unhideWhenUsed/>
     <w:qFormat/>
@@ -5407,7 +10366,7 @@
       <w:pBdr>
         <w:bottom w:val="single" w:sz="8" w:space="1" w:color="CCF023" w:themeColor="accent2"/>
       </w:pBdr>
-      <w:spacing w:before="200" w:after="0"/>
+      <w:spacing w:before="200"/>
       <w:outlineLvl w:val="3"/>
     </w:pPr>
     <w:rPr>
@@ -5421,7 +10380,6 @@
     <w:name w:val="heading 5"/>
     <w:basedOn w:val="Normal"/>
     <w:next w:val="Normal"/>
-    <w:link w:val="Ttulo5Car"/>
     <w:uiPriority w:val="9"/>
     <w:unhideWhenUsed/>
     <w:qFormat/>
@@ -5432,7 +10390,7 @@
       <w:pBdr>
         <w:bottom w:val="single" w:sz="8" w:space="1" w:color="27EDDD" w:themeColor="accent1"/>
       </w:pBdr>
-      <w:spacing w:before="200" w:after="0"/>
+      <w:spacing w:before="200"/>
       <w:outlineLvl w:val="4"/>
     </w:pPr>
     <w:rPr>
@@ -5445,7 +10403,6 @@
     <w:name w:val="heading 6"/>
     <w:basedOn w:val="Normal"/>
     <w:next w:val="Normal"/>
-    <w:link w:val="Ttulo6Car"/>
     <w:uiPriority w:val="9"/>
     <w:semiHidden/>
     <w:unhideWhenUsed/>
@@ -5453,7 +10410,7 @@
     <w:pPr>
       <w:keepNext/>
       <w:keepLines/>
-      <w:spacing w:before="200" w:after="0"/>
+      <w:spacing w:before="200"/>
       <w:outlineLvl w:val="5"/>
     </w:pPr>
     <w:rPr>
@@ -5467,7 +10424,6 @@
     <w:name w:val="heading 7"/>
     <w:basedOn w:val="Normal"/>
     <w:next w:val="Normal"/>
-    <w:link w:val="Ttulo7Car"/>
     <w:uiPriority w:val="9"/>
     <w:semiHidden/>
     <w:unhideWhenUsed/>
@@ -5476,7 +10432,7 @@
     <w:pPr>
       <w:keepNext/>
       <w:keepLines/>
-      <w:spacing w:before="200" w:after="0"/>
+      <w:spacing w:before="200"/>
       <w:outlineLvl w:val="6"/>
     </w:pPr>
     <w:rPr>
@@ -5490,7 +10446,6 @@
     <w:name w:val="heading 8"/>
     <w:basedOn w:val="Normal"/>
     <w:next w:val="Normal"/>
-    <w:link w:val="Ttulo8Car"/>
     <w:uiPriority w:val="9"/>
     <w:semiHidden/>
     <w:unhideWhenUsed/>
@@ -5499,7 +10454,7 @@
     <w:pPr>
       <w:keepNext/>
       <w:keepLines/>
-      <w:spacing w:before="200" w:after="0"/>
+      <w:spacing w:before="200"/>
       <w:outlineLvl w:val="7"/>
     </w:pPr>
     <w:rPr>
@@ -5513,7 +10468,6 @@
     <w:name w:val="heading 9"/>
     <w:basedOn w:val="Normal"/>
     <w:next w:val="Normal"/>
-    <w:link w:val="Ttulo9Car"/>
     <w:uiPriority w:val="9"/>
     <w:semiHidden/>
     <w:unhideWhenUsed/>
@@ -5522,7 +10476,7 @@
     <w:pPr>
       <w:keepNext/>
       <w:keepLines/>
-      <w:spacing w:before="200" w:after="0"/>
+      <w:spacing w:before="200"/>
       <w:outlineLvl w:val="8"/>
     </w:pPr>
     <w:rPr>
@@ -5537,7 +10491,6 @@
   <w:style w:type="character" w:default="1" w:styleId="Fuentedeprrafopredeter">
     <w:name w:val="Default Paragraph Font"/>
     <w:uiPriority w:val="1"/>
-    <w:semiHidden/>
     <w:unhideWhenUsed/>
   </w:style>
   <w:style w:type="table" w:default="1" w:styleId="Tablanormal">
@@ -5561,49 +10514,62 @@
     <w:semiHidden/>
     <w:unhideWhenUsed/>
   </w:style>
+  <w:style w:type="character" w:customStyle="1" w:styleId="Ttulo1Car">
+    <w:name w:val="Título 1 Car"/>
+    <w:basedOn w:val="Fuentedeprrafopredeter"/>
+    <w:link w:val="Ttulo1"/>
+    <w:uiPriority w:val="9"/>
+    <w:rsid w:val="002D4F5F"/>
+    <w:rPr>
+      <w:rFonts w:ascii="Poppins" w:eastAsiaTheme="majorEastAsia" w:hAnsi="Poppins" w:cstheme="majorBidi"/>
+      <w:b/>
+      <w:color w:val="1A1A1A" w:themeColor="text2" w:themeShade="BF"/>
+      <w:spacing w:val="5"/>
+      <w:sz w:val="52"/>
+      <w:szCs w:val="52"/>
+    </w:rPr>
+  </w:style>
   <w:style w:type="paragraph" w:styleId="Encabezado">
     <w:name w:val="header"/>
     <w:basedOn w:val="Normal"/>
-    <w:link w:val="EncabezadoCar"/>
+    <w:link w:val="EncabezadoCar1"/>
     <w:uiPriority w:val="99"/>
     <w:unhideWhenUsed/>
-    <w:rsid w:val="008B11A6"/>
+    <w:rsid w:val="007C7C54"/>
     <w:pPr>
       <w:tabs>
         <w:tab w:val="center" w:pos="4680"/>
         <w:tab w:val="right" w:pos="9360"/>
       </w:tabs>
-      <w:spacing w:after="0" w:line="240" w:lineRule="auto"/>
     </w:pPr>
   </w:style>
-  <w:style w:type="character" w:customStyle="1" w:styleId="EncabezadoCar">
-    <w:name w:val="Encabezado Car"/>
+  <w:style w:type="character" w:customStyle="1" w:styleId="EncabezadoCar1">
+    <w:name w:val="Encabezado Car1"/>
     <w:basedOn w:val="Fuentedeprrafopredeter"/>
     <w:link w:val="Encabezado"/>
     <w:uiPriority w:val="99"/>
-    <w:rsid w:val="008B11A6"/>
+    <w:rsid w:val="00C740D5"/>
   </w:style>
   <w:style w:type="paragraph" w:styleId="Piedepgina">
     <w:name w:val="footer"/>
     <w:basedOn w:val="Normal"/>
-    <w:link w:val="PiedepginaCar"/>
+    <w:link w:val="PiedepginaCar1"/>
     <w:uiPriority w:val="99"/>
     <w:unhideWhenUsed/>
-    <w:rsid w:val="008B11A6"/>
+    <w:rsid w:val="007C7C54"/>
     <w:pPr>
       <w:tabs>
         <w:tab w:val="center" w:pos="4680"/>
         <w:tab w:val="right" w:pos="9360"/>
       </w:tabs>
-      <w:spacing w:after="0" w:line="240" w:lineRule="auto"/>
     </w:pPr>
   </w:style>
-  <w:style w:type="character" w:customStyle="1" w:styleId="PiedepginaCar">
-    <w:name w:val="Pie de página Car"/>
+  <w:style w:type="character" w:customStyle="1" w:styleId="PiedepginaCar1">
+    <w:name w:val="Pie de página Car1"/>
     <w:basedOn w:val="Fuentedeprrafopredeter"/>
     <w:link w:val="Piedepgina"/>
     <w:uiPriority w:val="99"/>
-    <w:rsid w:val="008B11A6"/>
+    <w:rsid w:val="00C740D5"/>
   </w:style>
   <w:style w:type="character" w:styleId="Hipervnculo">
     <w:name w:val="Hyperlink"/>
@@ -5628,50 +10594,11 @@
       <w:shd w:val="clear" w:color="auto" w:fill="E1DFDD"/>
     </w:rPr>
   </w:style>
-  <w:style w:type="character" w:customStyle="1" w:styleId="Ttulo1Car">
-    <w:name w:val="Título 1 Car"/>
+  <w:style w:type="character" w:customStyle="1" w:styleId="TtuloCar">
+    <w:name w:val="Título Car"/>
     <w:basedOn w:val="Fuentedeprrafopredeter"/>
-    <w:link w:val="Ttulo1"/>
-    <w:uiPriority w:val="9"/>
-    <w:rsid w:val="001E2957"/>
-    <w:rPr>
-      <w:rFonts w:ascii="Poppins" w:eastAsiaTheme="majorEastAsia" w:hAnsi="Poppins" w:cstheme="majorBidi"/>
-      <w:b/>
-      <w:color w:val="1A1A1A" w:themeColor="text2" w:themeShade="BF"/>
-      <w:spacing w:val="5"/>
-      <w:sz w:val="52"/>
-      <w:szCs w:val="52"/>
-    </w:rPr>
-  </w:style>
-  <w:style w:type="character" w:customStyle="1" w:styleId="Ttulo2Car">
-    <w:name w:val="Título 2 Car"/>
-    <w:basedOn w:val="Fuentedeprrafopredeter"/>
-    <w:link w:val="Ttulo2"/>
-    <w:uiPriority w:val="9"/>
-    <w:rsid w:val="001E2957"/>
-    <w:rPr>
-      <w:rFonts w:ascii="Poppins" w:eastAsiaTheme="majorEastAsia" w:hAnsi="Poppins" w:cstheme="majorBidi"/>
-      <w:b/>
-      <w:bCs/>
-      <w:color w:val="000000" w:themeColor="text1"/>
-      <w:sz w:val="26"/>
-      <w:szCs w:val="26"/>
-    </w:rPr>
-  </w:style>
-  <w:style w:type="paragraph" w:styleId="Ttulo">
-    <w:name w:val="Title"/>
-    <w:basedOn w:val="Normal"/>
-    <w:next w:val="Normal"/>
-    <w:link w:val="TtuloCar"/>
     <w:uiPriority w:val="10"/>
-    <w:rsid w:val="00472474"/>
-    <w:pPr>
-      <w:pBdr>
-        <w:bottom w:val="single" w:sz="8" w:space="4" w:color="27EDDD" w:themeColor="accent1"/>
-      </w:pBdr>
-      <w:spacing w:after="300" w:line="240" w:lineRule="auto"/>
-      <w:contextualSpacing/>
-    </w:pPr>
+    <w:rsid w:val="00732FBB"/>
     <w:rPr>
       <w:rFonts w:asciiTheme="majorHAnsi" w:eastAsiaTheme="majorEastAsia" w:hAnsiTheme="majorHAnsi" w:cstheme="majorBidi"/>
       <w:color w:val="1A1A1A" w:themeColor="text2" w:themeShade="BF"/>
@@ -5680,18 +10607,42 @@
       <w:szCs w:val="52"/>
     </w:rPr>
   </w:style>
-  <w:style w:type="character" w:customStyle="1" w:styleId="TtuloCar">
-    <w:name w:val="Título Car"/>
+  <w:style w:type="character" w:customStyle="1" w:styleId="SubttuloCar">
+    <w:name w:val="Subtítulo Car"/>
     <w:basedOn w:val="Fuentedeprrafopredeter"/>
-    <w:link w:val="Ttulo"/>
-    <w:uiPriority w:val="10"/>
-    <w:rsid w:val="00472474"/>
+    <w:uiPriority w:val="11"/>
+    <w:rsid w:val="00732FBB"/>
     <w:rPr>
       <w:rFonts w:asciiTheme="majorHAnsi" w:eastAsiaTheme="majorEastAsia" w:hAnsiTheme="majorHAnsi" w:cstheme="majorBidi"/>
-      <w:color w:val="1A1A1A" w:themeColor="text2" w:themeShade="BF"/>
-      <w:spacing w:val="5"/>
-      <w:sz w:val="52"/>
-      <w:szCs w:val="52"/>
+      <w:i/>
+      <w:iCs/>
+      <w:color w:val="27EDDD" w:themeColor="accent1"/>
+      <w:spacing w:val="15"/>
+      <w:sz w:val="24"/>
+      <w:szCs w:val="24"/>
+    </w:rPr>
+  </w:style>
+  <w:style w:type="character" w:customStyle="1" w:styleId="CitaCar">
+    <w:name w:val="Cita Car"/>
+    <w:basedOn w:val="Fuentedeprrafopredeter"/>
+    <w:uiPriority w:val="29"/>
+    <w:rsid w:val="00732FBB"/>
+    <w:rPr>
+      <w:b/>
+      <w:iCs/>
+      <w:color w:val="279AED" w:themeColor="accent4"/>
+    </w:rPr>
+  </w:style>
+  <w:style w:type="character" w:customStyle="1" w:styleId="CitadestacadaCar">
+    <w:name w:val="Cita destacada Car"/>
+    <w:basedOn w:val="Fuentedeprrafopredeter"/>
+    <w:uiPriority w:val="30"/>
+    <w:rsid w:val="00732FBB"/>
+    <w:rPr>
+      <w:b/>
+      <w:bCs/>
+      <w:iCs/>
+      <w:color w:val="27EDDD" w:themeColor="accent1"/>
     </w:rPr>
   </w:style>
   <w:style w:type="character" w:styleId="Referenciasutil">
@@ -5706,103 +10657,6 @@
       <w:u w:val="single"/>
     </w:rPr>
   </w:style>
-  <w:style w:type="character" w:customStyle="1" w:styleId="Ttulo3Car">
-    <w:name w:val="Título 3 Car"/>
-    <w:basedOn w:val="Fuentedeprrafopredeter"/>
-    <w:link w:val="Ttulo3"/>
-    <w:uiPriority w:val="9"/>
-    <w:rsid w:val="001E2957"/>
-    <w:rPr>
-      <w:rFonts w:ascii="Poppins" w:eastAsiaTheme="majorEastAsia" w:hAnsi="Poppins" w:cstheme="majorBidi"/>
-      <w:b/>
-      <w:bCs/>
-      <w:color w:val="000000" w:themeColor="text1"/>
-      <w:shd w:val="solid" w:color="27EDDD" w:themeColor="accent1" w:fill="auto"/>
-    </w:rPr>
-  </w:style>
-  <w:style w:type="character" w:customStyle="1" w:styleId="Ttulo4Car">
-    <w:name w:val="Título 4 Car"/>
-    <w:basedOn w:val="Fuentedeprrafopredeter"/>
-    <w:link w:val="Ttulo4"/>
-    <w:uiPriority w:val="9"/>
-    <w:rsid w:val="006100CC"/>
-    <w:rPr>
-      <w:rFonts w:ascii="Poppins" w:eastAsiaTheme="majorEastAsia" w:hAnsi="Poppins" w:cstheme="majorBidi"/>
-      <w:b/>
-      <w:bCs/>
-      <w:iCs/>
-    </w:rPr>
-  </w:style>
-  <w:style w:type="character" w:customStyle="1" w:styleId="Ttulo5Car">
-    <w:name w:val="Título 5 Car"/>
-    <w:basedOn w:val="Fuentedeprrafopredeter"/>
-    <w:link w:val="Ttulo5"/>
-    <w:uiPriority w:val="9"/>
-    <w:rsid w:val="006100CC"/>
-    <w:rPr>
-      <w:rFonts w:ascii="Poppins" w:eastAsiaTheme="majorEastAsia" w:hAnsi="Poppins" w:cstheme="majorBidi"/>
-      <w:b/>
-      <w:color w:val="000000" w:themeColor="text1"/>
-    </w:rPr>
-  </w:style>
-  <w:style w:type="character" w:customStyle="1" w:styleId="Ttulo6Car">
-    <w:name w:val="Título 6 Car"/>
-    <w:basedOn w:val="Fuentedeprrafopredeter"/>
-    <w:link w:val="Ttulo6"/>
-    <w:uiPriority w:val="9"/>
-    <w:semiHidden/>
-    <w:rsid w:val="00472474"/>
-    <w:rPr>
-      <w:rFonts w:asciiTheme="majorHAnsi" w:eastAsiaTheme="majorEastAsia" w:hAnsiTheme="majorHAnsi" w:cstheme="majorBidi"/>
-      <w:i/>
-      <w:iCs/>
-      <w:color w:val="0A7E75" w:themeColor="accent1" w:themeShade="7F"/>
-    </w:rPr>
-  </w:style>
-  <w:style w:type="character" w:customStyle="1" w:styleId="Ttulo7Car">
-    <w:name w:val="Título 7 Car"/>
-    <w:basedOn w:val="Fuentedeprrafopredeter"/>
-    <w:link w:val="Ttulo7"/>
-    <w:uiPriority w:val="9"/>
-    <w:semiHidden/>
-    <w:rsid w:val="00472474"/>
-    <w:rPr>
-      <w:rFonts w:asciiTheme="majorHAnsi" w:eastAsiaTheme="majorEastAsia" w:hAnsiTheme="majorHAnsi" w:cstheme="majorBidi"/>
-      <w:i/>
-      <w:iCs/>
-      <w:color w:val="404040" w:themeColor="text1" w:themeTint="BF"/>
-    </w:rPr>
-  </w:style>
-  <w:style w:type="character" w:customStyle="1" w:styleId="Ttulo8Car">
-    <w:name w:val="Título 8 Car"/>
-    <w:basedOn w:val="Fuentedeprrafopredeter"/>
-    <w:link w:val="Ttulo8"/>
-    <w:uiPriority w:val="9"/>
-    <w:semiHidden/>
-    <w:rsid w:val="00472474"/>
-    <w:rPr>
-      <w:rFonts w:asciiTheme="majorHAnsi" w:eastAsiaTheme="majorEastAsia" w:hAnsiTheme="majorHAnsi" w:cstheme="majorBidi"/>
-      <w:color w:val="27EDDD" w:themeColor="accent1"/>
-      <w:sz w:val="20"/>
-      <w:szCs w:val="20"/>
-    </w:rPr>
-  </w:style>
-  <w:style w:type="character" w:customStyle="1" w:styleId="Ttulo9Car">
-    <w:name w:val="Título 9 Car"/>
-    <w:basedOn w:val="Fuentedeprrafopredeter"/>
-    <w:link w:val="Ttulo9"/>
-    <w:uiPriority w:val="9"/>
-    <w:semiHidden/>
-    <w:rsid w:val="00472474"/>
-    <w:rPr>
-      <w:rFonts w:asciiTheme="majorHAnsi" w:eastAsiaTheme="majorEastAsia" w:hAnsiTheme="majorHAnsi" w:cstheme="majorBidi"/>
-      <w:i/>
-      <w:iCs/>
-      <w:color w:val="404040" w:themeColor="text1" w:themeTint="BF"/>
-      <w:sz w:val="20"/>
-      <w:szCs w:val="20"/>
-    </w:rPr>
-  </w:style>
   <w:style w:type="paragraph" w:styleId="Descripcin">
     <w:name w:val="caption"/>
     <w:basedOn w:val="Normal"/>
@@ -5812,9 +10666,6 @@
     <w:unhideWhenUsed/>
     <w:qFormat/>
     <w:rsid w:val="00472474"/>
-    <w:pPr>
-      <w:spacing w:line="240" w:lineRule="auto"/>
-    </w:pPr>
     <w:rPr>
       <w:b/>
       <w:bCs/>
@@ -5823,48 +10674,11 @@
       <w:szCs w:val="18"/>
     </w:rPr>
   </w:style>
-  <w:style w:type="paragraph" w:styleId="Subttulo">
-    <w:name w:val="Subtitle"/>
-    <w:basedOn w:val="Normal"/>
-    <w:next w:val="Normal"/>
-    <w:link w:val="SubttuloCar"/>
-    <w:uiPriority w:val="11"/>
-    <w:rsid w:val="00472474"/>
-    <w:pPr>
-      <w:numPr>
-        <w:ilvl w:val="1"/>
-      </w:numPr>
-    </w:pPr>
-    <w:rPr>
-      <w:rFonts w:asciiTheme="majorHAnsi" w:eastAsiaTheme="majorEastAsia" w:hAnsiTheme="majorHAnsi" w:cstheme="majorBidi"/>
-      <w:i/>
-      <w:iCs/>
-      <w:color w:val="27EDDD" w:themeColor="accent1"/>
-      <w:spacing w:val="15"/>
-      <w:sz w:val="24"/>
-      <w:szCs w:val="24"/>
-    </w:rPr>
-  </w:style>
-  <w:style w:type="character" w:customStyle="1" w:styleId="SubttuloCar">
-    <w:name w:val="Subtítulo Car"/>
-    <w:basedOn w:val="Fuentedeprrafopredeter"/>
-    <w:link w:val="Subttulo"/>
-    <w:uiPriority w:val="11"/>
-    <w:rsid w:val="00472474"/>
-    <w:rPr>
-      <w:rFonts w:asciiTheme="majorHAnsi" w:eastAsiaTheme="majorEastAsia" w:hAnsiTheme="majorHAnsi" w:cstheme="majorBidi"/>
-      <w:i/>
-      <w:iCs/>
-      <w:color w:val="27EDDD" w:themeColor="accent1"/>
-      <w:spacing w:val="15"/>
-      <w:sz w:val="24"/>
-      <w:szCs w:val="24"/>
-    </w:rPr>
-  </w:style>
   <w:style w:type="character" w:styleId="Fuerte">
     <w:name w:val="Strong"/>
     <w:basedOn w:val="Fuentedeprrafopredeter"/>
     <w:uiPriority w:val="22"/>
+    <w:qFormat/>
     <w:rsid w:val="00472474"/>
     <w:rPr>
       <w:b/>
@@ -5890,70 +10704,6 @@
     <w:uiPriority w:val="1"/>
     <w:qFormat/>
     <w:rsid w:val="00472474"/>
-    <w:pPr>
-      <w:spacing w:after="0" w:line="240" w:lineRule="auto"/>
-    </w:pPr>
-  </w:style>
-  <w:style w:type="paragraph" w:styleId="Cita">
-    <w:name w:val="Quote"/>
-    <w:basedOn w:val="Normal"/>
-    <w:next w:val="Normal"/>
-    <w:link w:val="CitaCar"/>
-    <w:uiPriority w:val="29"/>
-    <w:qFormat/>
-    <w:rsid w:val="00D439B5"/>
-    <w:rPr>
-      <w:b/>
-      <w:iCs/>
-      <w:color w:val="279AED" w:themeColor="accent4"/>
-    </w:rPr>
-  </w:style>
-  <w:style w:type="character" w:customStyle="1" w:styleId="CitaCar">
-    <w:name w:val="Cita Car"/>
-    <w:basedOn w:val="Fuentedeprrafopredeter"/>
-    <w:link w:val="Cita"/>
-    <w:uiPriority w:val="29"/>
-    <w:rsid w:val="00D439B5"/>
-    <w:rPr>
-      <w:b/>
-      <w:iCs/>
-      <w:color w:val="279AED" w:themeColor="accent4"/>
-    </w:rPr>
-  </w:style>
-  <w:style w:type="paragraph" w:styleId="Citadestacada">
-    <w:name w:val="Intense Quote"/>
-    <w:basedOn w:val="Normal"/>
-    <w:next w:val="Normal"/>
-    <w:link w:val="CitadestacadaCar"/>
-    <w:uiPriority w:val="30"/>
-    <w:qFormat/>
-    <w:rsid w:val="00D439B5"/>
-    <w:pPr>
-      <w:pBdr>
-        <w:bottom w:val="single" w:sz="4" w:space="4" w:color="27EDDD" w:themeColor="accent1"/>
-      </w:pBdr>
-      <w:spacing w:before="200" w:after="280"/>
-      <w:ind w:left="936" w:right="936"/>
-    </w:pPr>
-    <w:rPr>
-      <w:b/>
-      <w:bCs/>
-      <w:iCs/>
-      <w:color w:val="27EDDD" w:themeColor="accent1"/>
-    </w:rPr>
-  </w:style>
-  <w:style w:type="character" w:customStyle="1" w:styleId="CitadestacadaCar">
-    <w:name w:val="Cita destacada Car"/>
-    <w:basedOn w:val="Fuentedeprrafopredeter"/>
-    <w:link w:val="Citadestacada"/>
-    <w:uiPriority w:val="30"/>
-    <w:rsid w:val="00D439B5"/>
-    <w:rPr>
-      <w:b/>
-      <w:bCs/>
-      <w:iCs/>
-      <w:color w:val="27EDDD" w:themeColor="accent1"/>
-    </w:rPr>
   </w:style>
   <w:style w:type="character" w:styleId="nfasissutil">
     <w:name w:val="Subtle Emphasis"/>
@@ -6039,6 +10789,20 @@
       <w:sz w:val="96"/>
     </w:rPr>
   </w:style>
+  <w:style w:type="character" w:customStyle="1" w:styleId="TtuloPortadaCar">
+    <w:name w:val="Título Portada Car"/>
+    <w:basedOn w:val="Fuentedeprrafopredeter"/>
+    <w:link w:val="TtuloPortada"/>
+    <w:rsid w:val="00FC7A2E"/>
+    <w:rPr>
+      <w:rFonts w:ascii="Poppins" w:eastAsiaTheme="majorEastAsia" w:hAnsi="Poppins" w:cstheme="majorBidi"/>
+      <w:b/>
+      <w:color w:val="1A1A1A" w:themeColor="text2" w:themeShade="BF"/>
+      <w:spacing w:val="5"/>
+      <w:sz w:val="96"/>
+      <w:szCs w:val="52"/>
+    </w:rPr>
+  </w:style>
   <w:style w:type="paragraph" w:styleId="TDC1">
     <w:name w:val="toc 1"/>
     <w:basedOn w:val="Normal"/>
@@ -6050,20 +10814,6 @@
     <w:pPr>
       <w:spacing w:after="100"/>
     </w:pPr>
-  </w:style>
-  <w:style w:type="character" w:customStyle="1" w:styleId="TtuloPortadaCar">
-    <w:name w:val="Título Portada Car"/>
-    <w:basedOn w:val="Ttulo1Car"/>
-    <w:link w:val="TtuloPortada"/>
-    <w:rsid w:val="00FC7A2E"/>
-    <w:rPr>
-      <w:rFonts w:ascii="Poppins" w:eastAsiaTheme="majorEastAsia" w:hAnsi="Poppins" w:cstheme="majorBidi"/>
-      <w:b/>
-      <w:color w:val="1A1A1A" w:themeColor="text2" w:themeShade="BF"/>
-      <w:spacing w:val="5"/>
-      <w:sz w:val="96"/>
-      <w:szCs w:val="52"/>
-    </w:rPr>
   </w:style>
   <w:style w:type="paragraph" w:styleId="TDC2">
     <w:name w:val="toc 2"/>
@@ -6091,7 +10841,7 @@
       <w:ind w:left="440"/>
     </w:pPr>
   </w:style>
-  <w:style w:type="paragraph" w:customStyle="1" w:styleId="citadestacada0">
+  <w:style w:type="paragraph" w:customStyle="1" w:styleId="citadestacada">
     <w:name w:val="cita destacada"/>
     <w:basedOn w:val="Normal"/>
     <w:link w:val="citadestacadaCar0"/>
@@ -6105,7 +10855,7 @@
         <w:right w:val="single" w:sz="24" w:space="4" w:color="27EDDD" w:themeColor="accent1"/>
       </w:pBdr>
       <w:shd w:val="clear" w:color="auto" w:fill="27EDDD" w:themeFill="accent1"/>
-      <w:spacing w:before="240" w:after="440" w:line="240" w:lineRule="auto"/>
+      <w:spacing w:before="240" w:after="440"/>
     </w:pPr>
     <w:rPr>
       <w:rFonts w:ascii="Poppins" w:hAnsi="Poppins"/>
@@ -6116,7 +10866,7 @@
   <w:style w:type="character" w:customStyle="1" w:styleId="citadestacadaCar0">
     <w:name w:val="cita destacada Car"/>
     <w:basedOn w:val="Fuentedeprrafopredeter"/>
-    <w:link w:val="citadestacada0"/>
+    <w:link w:val="citadestacada"/>
     <w:rsid w:val="00024E6E"/>
     <w:rPr>
       <w:rFonts w:ascii="Poppins" w:hAnsi="Poppins"/>
@@ -6133,7 +10883,7 @@
     <w:unhideWhenUsed/>
     <w:rsid w:val="00322862"/>
     <w:pPr>
-      <w:spacing w:before="100" w:beforeAutospacing="1" w:after="100" w:afterAutospacing="1" w:line="240" w:lineRule="auto"/>
+      <w:spacing w:before="100" w:beforeAutospacing="1" w:after="100" w:afterAutospacing="1"/>
     </w:pPr>
     <w:rPr>
       <w:rFonts w:ascii="Times New Roman" w:eastAsia="Times New Roman" w:hAnsi="Times New Roman" w:cs="Times New Roman"/>
@@ -6150,7 +10900,7 @@
     <w:rsid w:val="00F50658"/>
     <w:pPr>
       <w:numPr>
-        <w:numId w:val="1"/>
+        <w:numId w:val="8"/>
       </w:numPr>
       <w:contextualSpacing/>
     </w:pPr>
@@ -6165,6 +10915,135 @@
       <w:ind w:left="720"/>
       <w:contextualSpacing/>
     </w:pPr>
+  </w:style>
+  <w:style w:type="character" w:customStyle="1" w:styleId="EncabezadoCar">
+    <w:name w:val="Encabezado Car"/>
+    <w:basedOn w:val="Fuentedeprrafopredeter"/>
+    <w:uiPriority w:val="99"/>
+    <w:rsid w:val="002D4F5F"/>
+  </w:style>
+  <w:style w:type="character" w:customStyle="1" w:styleId="PiedepginaCar">
+    <w:name w:val="Pie de página Car"/>
+    <w:basedOn w:val="Fuentedeprrafopredeter"/>
+    <w:uiPriority w:val="99"/>
+    <w:rsid w:val="002D4F5F"/>
+  </w:style>
+  <w:style w:type="character" w:customStyle="1" w:styleId="Ttulo2Car">
+    <w:name w:val="Título 2 Car"/>
+    <w:basedOn w:val="Fuentedeprrafopredeter"/>
+    <w:uiPriority w:val="9"/>
+    <w:rsid w:val="002D4F5F"/>
+    <w:rPr>
+      <w:rFonts w:ascii="Poppins" w:eastAsiaTheme="majorEastAsia" w:hAnsi="Poppins" w:cstheme="majorBidi"/>
+      <w:b/>
+      <w:bCs/>
+      <w:color w:val="000000" w:themeColor="text1"/>
+      <w:sz w:val="26"/>
+      <w:szCs w:val="26"/>
+    </w:rPr>
+  </w:style>
+  <w:style w:type="character" w:customStyle="1" w:styleId="Ttulo3Car">
+    <w:name w:val="Título 3 Car"/>
+    <w:basedOn w:val="Fuentedeprrafopredeter"/>
+    <w:uiPriority w:val="9"/>
+    <w:rsid w:val="002D4F5F"/>
+    <w:rPr>
+      <w:rFonts w:ascii="Poppins" w:eastAsiaTheme="majorEastAsia" w:hAnsi="Poppins" w:cstheme="majorBidi"/>
+      <w:b/>
+      <w:bCs/>
+      <w:color w:val="000000" w:themeColor="text1"/>
+      <w:shd w:val="solid" w:color="27EDDD" w:themeColor="accent1" w:fill="auto"/>
+    </w:rPr>
+  </w:style>
+  <w:style w:type="character" w:customStyle="1" w:styleId="Ttulo4Car">
+    <w:name w:val="Título 4 Car"/>
+    <w:basedOn w:val="Fuentedeprrafopredeter"/>
+    <w:uiPriority w:val="9"/>
+    <w:rsid w:val="002D4F5F"/>
+    <w:rPr>
+      <w:rFonts w:ascii="Poppins" w:eastAsiaTheme="majorEastAsia" w:hAnsi="Poppins" w:cstheme="majorBidi"/>
+      <w:b/>
+      <w:bCs/>
+      <w:iCs/>
+    </w:rPr>
+  </w:style>
+  <w:style w:type="character" w:customStyle="1" w:styleId="Ttulo5Car">
+    <w:name w:val="Título 5 Car"/>
+    <w:basedOn w:val="Fuentedeprrafopredeter"/>
+    <w:uiPriority w:val="9"/>
+    <w:rsid w:val="002D4F5F"/>
+    <w:rPr>
+      <w:rFonts w:ascii="Poppins" w:eastAsiaTheme="majorEastAsia" w:hAnsi="Poppins" w:cstheme="majorBidi"/>
+      <w:b/>
+      <w:color w:val="000000" w:themeColor="text1"/>
+    </w:rPr>
+  </w:style>
+  <w:style w:type="character" w:customStyle="1" w:styleId="Ttulo6Car">
+    <w:name w:val="Título 6 Car"/>
+    <w:basedOn w:val="Fuentedeprrafopredeter"/>
+    <w:uiPriority w:val="9"/>
+    <w:semiHidden/>
+    <w:rsid w:val="002D4F5F"/>
+    <w:rPr>
+      <w:rFonts w:asciiTheme="majorHAnsi" w:eastAsiaTheme="majorEastAsia" w:hAnsiTheme="majorHAnsi" w:cstheme="majorBidi"/>
+      <w:i/>
+      <w:iCs/>
+      <w:color w:val="0A7E75" w:themeColor="accent1" w:themeShade="7F"/>
+    </w:rPr>
+  </w:style>
+  <w:style w:type="character" w:customStyle="1" w:styleId="Ttulo7Car">
+    <w:name w:val="Título 7 Car"/>
+    <w:basedOn w:val="Fuentedeprrafopredeter"/>
+    <w:uiPriority w:val="9"/>
+    <w:semiHidden/>
+    <w:rsid w:val="002D4F5F"/>
+    <w:rPr>
+      <w:rFonts w:asciiTheme="majorHAnsi" w:eastAsiaTheme="majorEastAsia" w:hAnsiTheme="majorHAnsi" w:cstheme="majorBidi"/>
+      <w:i/>
+      <w:iCs/>
+      <w:color w:val="404040" w:themeColor="text1" w:themeTint="BF"/>
+    </w:rPr>
+  </w:style>
+  <w:style w:type="character" w:customStyle="1" w:styleId="Ttulo8Car">
+    <w:name w:val="Título 8 Car"/>
+    <w:basedOn w:val="Fuentedeprrafopredeter"/>
+    <w:uiPriority w:val="9"/>
+    <w:semiHidden/>
+    <w:rsid w:val="002D4F5F"/>
+    <w:rPr>
+      <w:rFonts w:asciiTheme="majorHAnsi" w:eastAsiaTheme="majorEastAsia" w:hAnsiTheme="majorHAnsi" w:cstheme="majorBidi"/>
+      <w:color w:val="27EDDD" w:themeColor="accent1"/>
+      <w:sz w:val="20"/>
+      <w:szCs w:val="20"/>
+    </w:rPr>
+  </w:style>
+  <w:style w:type="character" w:customStyle="1" w:styleId="Ttulo9Car">
+    <w:name w:val="Título 9 Car"/>
+    <w:basedOn w:val="Fuentedeprrafopredeter"/>
+    <w:uiPriority w:val="9"/>
+    <w:semiHidden/>
+    <w:rsid w:val="002D4F5F"/>
+    <w:rPr>
+      <w:rFonts w:asciiTheme="majorHAnsi" w:eastAsiaTheme="majorEastAsia" w:hAnsiTheme="majorHAnsi" w:cstheme="majorBidi"/>
+      <w:i/>
+      <w:iCs/>
+      <w:color w:val="404040" w:themeColor="text1" w:themeTint="BF"/>
+      <w:sz w:val="20"/>
+      <w:szCs w:val="20"/>
+    </w:rPr>
+  </w:style>
+  <w:style w:type="character" w:styleId="CdigoHTML">
+    <w:name w:val="HTML Code"/>
+    <w:basedOn w:val="Fuentedeprrafopredeter"/>
+    <w:uiPriority w:val="99"/>
+    <w:semiHidden/>
+    <w:unhideWhenUsed/>
+    <w:rsid w:val="00CA6097"/>
+    <w:rPr>
+      <w:rFonts w:ascii="Courier New" w:eastAsia="Times New Roman" w:hAnsi="Courier New" w:cs="Courier New"/>
+      <w:sz w:val="20"/>
+      <w:szCs w:val="20"/>
+    </w:rPr>
   </w:style>
 </w:styles>
 </file>
@@ -6371,18 +11250,7 @@
 </file>
 
 <file path=customXml/item1.xml><?xml version="1.0" encoding="utf-8"?>
-<p:properties xmlns:p="http://schemas.microsoft.com/office/2006/metadata/properties" xmlns:xsi="http://www.w3.org/2001/XMLSchema-instance" xmlns:pc="http://schemas.microsoft.com/office/infopath/2007/PartnerControls">
-  <documentManagement>
-    <TaxCatchAll xmlns="e4876965-31d2-484b-a96e-feb22711763b" xsi:nil="true"/>
-    <lcf76f155ced4ddcb4097134ff3c332f xmlns="e3d48264-ae7c-4335-8846-d7548aafa03b">
-      <Terms xmlns="http://schemas.microsoft.com/office/infopath/2007/PartnerControls"/>
-    </lcf76f155ced4ddcb4097134ff3c332f>
-    <_ip_UnifiedCompliancePolicyUIAction xmlns="http://schemas.microsoft.com/sharepoint/v3" xsi:nil="true"/>
-    <_ip_UnifiedCompliancePolicyProperties xmlns="http://schemas.microsoft.com/sharepoint/v3" xsi:nil="true"/>
-    <Comentarios xmlns="e3d48264-ae7c-4335-8846-d7548aafa03b" xsi:nil="true"/>
-    <Detalles xmlns="e3d48264-ae7c-4335-8846-d7548aafa03b" xsi:nil="true"/>
-  </documentManagement>
-</p:properties>
+<b:Sources xmlns:b="http://schemas.openxmlformats.org/officeDocument/2006/bibliography" xmlns="http://schemas.openxmlformats.org/officeDocument/2006/bibliography" SelectedStyle="\APASixthEditionOfficeOnline.xsl" StyleName="APA" Version="6"/>
 </file>
 
 <file path=customXml/item2.xml><?xml version="1.0" encoding="utf-8"?>
@@ -6662,7 +11530,18 @@
 </file>
 
 <file path=customXml/item3.xml><?xml version="1.0" encoding="utf-8"?>
-<b:Sources xmlns:b="http://schemas.openxmlformats.org/officeDocument/2006/bibliography" xmlns="http://schemas.openxmlformats.org/officeDocument/2006/bibliography" SelectedStyle="\APASixthEditionOfficeOnline.xsl" StyleName="APA" Version="6"/>
+<p:properties xmlns:p="http://schemas.microsoft.com/office/2006/metadata/properties" xmlns:xsi="http://www.w3.org/2001/XMLSchema-instance" xmlns:pc="http://schemas.microsoft.com/office/infopath/2007/PartnerControls">
+  <documentManagement>
+    <TaxCatchAll xmlns="e4876965-31d2-484b-a96e-feb22711763b" xsi:nil="true"/>
+    <lcf76f155ced4ddcb4097134ff3c332f xmlns="e3d48264-ae7c-4335-8846-d7548aafa03b">
+      <Terms xmlns="http://schemas.microsoft.com/office/infopath/2007/PartnerControls"/>
+    </lcf76f155ced4ddcb4097134ff3c332f>
+    <_ip_UnifiedCompliancePolicyUIAction xmlns="http://schemas.microsoft.com/sharepoint/v3" xsi:nil="true"/>
+    <_ip_UnifiedCompliancePolicyProperties xmlns="http://schemas.microsoft.com/sharepoint/v3" xsi:nil="true"/>
+    <Comentarios xmlns="e3d48264-ae7c-4335-8846-d7548aafa03b" xsi:nil="true"/>
+    <Detalles xmlns="e3d48264-ae7c-4335-8846-d7548aafa03b" xsi:nil="true"/>
+  </documentManagement>
+</p:properties>
 </file>
 
 <file path=customXml/item4.xml><?xml version="1.0" encoding="utf-8"?>
@@ -6675,19 +11554,15 @@
 </file>
 
 <file path=customXml/itemProps1.xml><?xml version="1.0" encoding="utf-8"?>
-<ds:datastoreItem xmlns:ds="http://schemas.openxmlformats.org/officeDocument/2006/customXml" ds:itemID="{3981A447-F09F-4E65-9BF9-512F753C117B}">
+<ds:datastoreItem xmlns:ds="http://schemas.openxmlformats.org/officeDocument/2006/customXml" ds:itemID="{6CDD72E1-B983-439D-8A6F-CD28C4519B2A}">
   <ds:schemaRefs>
-    <ds:schemaRef ds:uri="http://schemas.microsoft.com/office/2006/metadata/properties"/>
-    <ds:schemaRef ds:uri="http://schemas.microsoft.com/office/infopath/2007/PartnerControls"/>
-    <ds:schemaRef ds:uri="e4876965-31d2-484b-a96e-feb22711763b"/>
-    <ds:schemaRef ds:uri="e3d48264-ae7c-4335-8846-d7548aafa03b"/>
-    <ds:schemaRef ds:uri="http://schemas.microsoft.com/sharepoint/v3"/>
+    <ds:schemaRef ds:uri="http://schemas.openxmlformats.org/officeDocument/2006/bibliography"/>
   </ds:schemaRefs>
 </ds:datastoreItem>
 </file>
 
 <file path=customXml/itemProps2.xml><?xml version="1.0" encoding="utf-8"?>
-<ds:datastoreItem xmlns:ds="http://schemas.openxmlformats.org/officeDocument/2006/customXml" ds:itemID="{052BBBB0-7C80-4324-BB6E-31CC6EB6BE78}">
+<ds:datastoreItem xmlns:ds="http://schemas.openxmlformats.org/officeDocument/2006/customXml" ds:itemID="{649D3F4C-710A-4ACC-B19A-B56D38CB44D3}">
   <ds:schemaRefs>
     <ds:schemaRef ds:uri="http://schemas.microsoft.com/office/2006/metadata/contentType"/>
     <ds:schemaRef ds:uri="http://schemas.microsoft.com/office/2006/metadata/properties/metaAttributes"/>
@@ -6707,9 +11582,13 @@
 </file>
 
 <file path=customXml/itemProps3.xml><?xml version="1.0" encoding="utf-8"?>
-<ds:datastoreItem xmlns:ds="http://schemas.openxmlformats.org/officeDocument/2006/customXml" ds:itemID="{6CDD72E1-B983-439D-8A6F-CD28C4519B2A}">
+<ds:datastoreItem xmlns:ds="http://schemas.openxmlformats.org/officeDocument/2006/customXml" ds:itemID="{3981A447-F09F-4E65-9BF9-512F753C117B}">
   <ds:schemaRefs>
-    <ds:schemaRef ds:uri="http://schemas.openxmlformats.org/officeDocument/2006/bibliography"/>
+    <ds:schemaRef ds:uri="http://schemas.microsoft.com/office/2006/metadata/properties"/>
+    <ds:schemaRef ds:uri="http://schemas.microsoft.com/office/infopath/2007/PartnerControls"/>
+    <ds:schemaRef ds:uri="e4876965-31d2-484b-a96e-feb22711763b"/>
+    <ds:schemaRef ds:uri="e3d48264-ae7c-4335-8846-d7548aafa03b"/>
+    <ds:schemaRef ds:uri="http://schemas.microsoft.com/sharepoint/v3"/>
   </ds:schemaRefs>
 </ds:datastoreItem>
 </file>
